--- a/docs/dar/Utsav_eClaims_DAR_Compute.docx
+++ b/docs/dar/Utsav_eClaims_DAR_Compute.docx
@@ -1,6 +1,6 @@
 
 <file path=word/document.xml><?xml version="1.0" encoding="utf-8"?>
-<w:document xmlns:wpc="http://schemas.microsoft.com/office/word/2010/wordprocessingCanvas" xmlns:cx="http://schemas.microsoft.com/office/drawing/2014/chartex" xmlns:cx1="http://schemas.microsoft.com/office/drawing/2015/9/8/chartex" xmlns:cx2="http://schemas.microsoft.com/office/drawing/2015/10/21/chartex" xmlns:cx3="http://schemas.microsoft.com/office/drawing/2016/5/9/chartex" xmlns:cx4="http://schemas.microsoft.com/office/drawing/2016/5/10/chartex" xmlns:cx5="http://schemas.microsoft.com/office/drawing/2016/5/11/chartex" xmlns:cx6="http://schemas.microsoft.com/office/drawing/2016/5/12/chartex" xmlns:cx7="http://schemas.microsoft.com/office/drawing/2016/5/13/chartex" xmlns:cx8="http://schemas.microsoft.com/office/drawing/2016/5/14/chartex" xmlns:mc="http://schemas.openxmlformats.org/markup-compatibility/2006" xmlns:aink="http://schemas.microsoft.com/office/drawing/2016/ink" xmlns:am3d="http://schemas.microsoft.com/office/drawing/2017/model3d" xmlns:o="urn:schemas-microsoft-com:office:office" xmlns:oel="http://schemas.microsoft.com/office/2019/extlst" xmlns:r="http://schemas.openxmlformats.org/officeDocument/2006/relationships" xmlns:m="http://schemas.openxmlformats.org/officeDocument/2006/math" xmlns:v="urn:schemas-microsoft-com:vml" xmlns:wp14="http://schemas.microsoft.com/office/word/2010/wordprocessingDrawing" xmlns:wp="http://schemas.openxmlformats.org/drawingml/2006/wordprocessingDrawing" xmlns:w10="urn:schemas-microsoft-com:office:word" xmlns:w="http://schemas.openxmlformats.org/wordprocessingml/2006/main" xmlns:w14="http://schemas.microsoft.com/office/word/2010/wordml" xmlns:w15="http://schemas.microsoft.com/office/word/2012/wordml" xmlns:w16cei="http://schemas.microsoft.com/office/word/2026/wordml/cei" xmlns:w16cex="http://schemas.microsoft.com/office/word/2018/wordml/cex" xmlns:w16cid="http://schemas.microsoft.com/office/word/2016/wordml/cid" xmlns:w16="http://schemas.microsoft.com/office/word/2018/wordml" xmlns:w16du="http://schemas.microsoft.com/office/word/2023/wordml/word16du" xmlns:w16sdtdh="http://schemas.microsoft.com/office/word/2020/wordml/sdtdatahash" xmlns:w16sdtfl="http://schemas.microsoft.com/office/word/2024/wordml/sdtformatlock" xmlns:w16se="http://schemas.microsoft.com/office/word/2015/wordml/symex" xmlns:wpg="http://schemas.microsoft.com/office/word/2010/wordprocessingGroup" xmlns:wpi="http://schemas.microsoft.com/office/word/2010/wordprocessingInk" xmlns:wne="http://schemas.microsoft.com/office/word/2006/wordml" xmlns:wps="http://schemas.microsoft.com/office/word/2010/wordprocessingShape" mc:Ignorable="w14 w15 w16se w16cid w16 w16cex w16sdtdh w16sdtfl w16du wp14">
+<w:document xmlns:wpc="http://schemas.microsoft.com/office/word/2010/wordprocessingCanvas" xmlns:cx="http://schemas.microsoft.com/office/drawing/2014/chartex" xmlns:cx1="http://schemas.microsoft.com/office/drawing/2015/9/8/chartex" xmlns:cx2="http://schemas.microsoft.com/office/drawing/2015/10/21/chartex" xmlns:cx3="http://schemas.microsoft.com/office/drawing/2016/5/9/chartex" xmlns:cx4="http://schemas.microsoft.com/office/drawing/2016/5/10/chartex" xmlns:cx5="http://schemas.microsoft.com/office/drawing/2016/5/11/chartex" xmlns:cx6="http://schemas.microsoft.com/office/drawing/2016/5/12/chartex" xmlns:cx7="http://schemas.microsoft.com/office/drawing/2016/5/13/chartex" xmlns:cx8="http://schemas.microsoft.com/office/drawing/2016/5/14/chartex" xmlns:mc="http://schemas.openxmlformats.org/markup-compatibility/2006" xmlns:aink="http://schemas.microsoft.com/office/drawing/2016/ink" xmlns:am3d="http://schemas.microsoft.com/office/drawing/2017/model3d" xmlns:o="urn:schemas-microsoft-com:office:office" xmlns:oel="http://schemas.microsoft.com/office/2019/extlst" xmlns:r="http://schemas.openxmlformats.org/officeDocument/2006/relationships" xmlns:m="http://schemas.openxmlformats.org/officeDocument/2006/math" xmlns:v="urn:schemas-microsoft-com:vml" xmlns:wp14="http://schemas.microsoft.com/office/word/2010/wordprocessingDrawing" xmlns:wp="http://schemas.openxmlformats.org/drawingml/2006/wordprocessingDrawing" xmlns:w10="urn:schemas-microsoft-com:office:word" xmlns:w="http://schemas.openxmlformats.org/wordprocessingml/2006/main" xmlns:w14="http://schemas.microsoft.com/office/word/2010/wordml" xmlns:w15="http://schemas.microsoft.com/office/word/2012/wordml" xmlns:w16cei="http://schemas.microsoft.com/office/word/2026/wordml/cei" xmlns:w16cex="http://schemas.microsoft.com/office/word/2018/wordml/cex" xmlns:w16cid="http://schemas.microsoft.com/office/word/2016/wordml/cid" xmlns:w16="http://schemas.microsoft.com/office/word/2018/wordml" xmlns:w16du="http://schemas.microsoft.com/office/word/2023/wordml/word16du" xmlns:w16sdtdh="http://schemas.microsoft.com/office/word/2020/wordml/sdtdatahash" xmlns:w16sdtfl="http://schemas.microsoft.com/office/word/2024/wordml/sdtformatlock" xmlns:w16se="http://schemas.microsoft.com/office/word/2015/wordml/symex" xmlns:wpg="http://schemas.microsoft.com/office/word/2010/wordprocessingGroup" xmlns:wpi="http://schemas.microsoft.com/office/word/2010/wordprocessingInk" xmlns:wne="http://schemas.microsoft.com/office/word/2006/wordml" xmlns:wps="http://schemas.microsoft.com/office/word/2010/wordprocessingShape" xmlns:a="http://schemas.openxmlformats.org/drawingml/2006/main" xmlns:a14="http://schemas.microsoft.com/office/drawing/2010/main" xmlns:pic="http://schemas.openxmlformats.org/drawingml/2006/picture" mc:Ignorable="w14 w15 w16se w16cid w16 w16cex w16sdtdh w16sdtfl w16du wp14">
   <w:body>
     <w:sdt>
       <w:sdtPr>
@@ -37,10 +37,10 @@
             </w:sdtPr>
             <w:sdtContent>
               <w:r>
-                <w:t>Nagarro</w:t>
+                <w:t>YCompany – eClaims</w:t>
               </w:r>
               <w:r>
-                <w:t xml:space="preserve"> – eClaims</w:t>
+                <w:t xml:space="preserve"/>
               </w:r>
             </w:sdtContent>
           </w:sdt>
@@ -77,9 +77,9 @@
                     <wp:wrapNone/>
                     <wp:docPr id="18" name="Rectangle 2"/>
                     <wp:cNvGraphicFramePr>
-                      <a:graphicFrameLocks xmlns:a="http://schemas.openxmlformats.org/drawingml/2006/main"/>
+                      <a:graphicFrameLocks/>
                     </wp:cNvGraphicFramePr>
-                    <a:graphic xmlns:a="http://schemas.openxmlformats.org/drawingml/2006/main">
+                    <a:graphic>
                       <a:graphicData uri="http://schemas.microsoft.com/office/word/2010/wordprocessingShape">
                         <wps:wsp>
                           <wps:cNvSpPr>
@@ -156,9 +156,9 @@
                     <wp:wrapNone/>
                     <wp:docPr id="17" name="Rectangle 5"/>
                     <wp:cNvGraphicFramePr>
-                      <a:graphicFrameLocks xmlns:a="http://schemas.openxmlformats.org/drawingml/2006/main"/>
+                      <a:graphicFrameLocks/>
                     </wp:cNvGraphicFramePr>
-                    <a:graphic xmlns:a="http://schemas.openxmlformats.org/drawingml/2006/main">
+                    <a:graphic>
                       <a:graphicData uri="http://schemas.microsoft.com/office/word/2010/wordprocessingShape">
                         <wps:wsp>
                           <wps:cNvSpPr>
@@ -238,9 +238,9 @@
                     <wp:wrapNone/>
                     <wp:docPr id="16" name="Rectangle 4"/>
                     <wp:cNvGraphicFramePr>
-                      <a:graphicFrameLocks xmlns:a="http://schemas.openxmlformats.org/drawingml/2006/main"/>
+                      <a:graphicFrameLocks/>
                     </wp:cNvGraphicFramePr>
-                    <a:graphic xmlns:a="http://schemas.openxmlformats.org/drawingml/2006/main">
+                    <a:graphic>
                       <a:graphicData uri="http://schemas.microsoft.com/office/word/2010/wordprocessingShape">
                         <wps:wsp>
                           <wps:cNvSpPr>
@@ -320,9 +320,9 @@
                     <wp:wrapNone/>
                     <wp:docPr id="14" name="Rectangle 3"/>
                     <wp:cNvGraphicFramePr>
-                      <a:graphicFrameLocks xmlns:a="http://schemas.openxmlformats.org/drawingml/2006/main"/>
+                      <a:graphicFrameLocks/>
                     </wp:cNvGraphicFramePr>
-                    <a:graphic xmlns:a="http://schemas.openxmlformats.org/drawingml/2006/main">
+                    <a:graphic>
                       <a:graphicData uri="http://schemas.microsoft.com/office/word/2010/wordprocessingShape">
                         <wps:wsp>
                           <wps:cNvSpPr>
@@ -575,9 +575,9 @@
                 <wp:effectExtent l="0" t="0" r="0" b="0"/>
                 <wp:docPr id="1" name="Picture 1"/>
                 <wp:cNvGraphicFramePr/>
-                <a:graphic xmlns:a="http://schemas.openxmlformats.org/drawingml/2006/main">
+                <a:graphic>
                   <a:graphicData uri="http://schemas.openxmlformats.org/drawingml/2006/picture">
-                    <pic:pic xmlns:pic="http://schemas.openxmlformats.org/drawingml/2006/picture">
+                    <pic:pic>
                       <pic:nvPicPr>
                         <pic:cNvPr id="3" name="Picture 3"/>
                         <pic:cNvPicPr/>
@@ -586,7 +586,7 @@
                         <a:blip r:embed="rId8" cstate="print">
                           <a:extLst>
                             <a:ext uri="{28A0092B-C50C-407E-A947-70E740481C1C}">
-                              <a14:useLocalDpi xmlns:a14="http://schemas.microsoft.com/office/drawing/2010/main" val="0"/>
+                              <a14:useLocalDpi val="0"/>
                             </a:ext>
                           </a:extLst>
                         </a:blip>
@@ -882,100 +882,82 @@
               <w:rPr>
                 <w:rFonts w:asciiTheme="majorHAnsi" w:hAnsiTheme="majorHAnsi"/>
               </w:rPr>
-              <w:t>1</w:t>
-            </w:r>
-            <w:r>
+              <w:t xml:space="preserve">1.0</w:t>
+            </w:r>
+          </w:p>
+        </w:tc>
+        <w:tc>
+          <w:tcPr>
+            <w:tcW w:w="1648" w:type="dxa"/>
+            <w:tcBorders>
+              <w:top w:val="dotted" w:sz="4" w:space="0" w:color="auto"/>
+              <w:left w:val="dotted" w:sz="4" w:space="0" w:color="auto"/>
+              <w:bottom w:val="dotted" w:sz="4" w:space="0" w:color="auto"/>
+              <w:right w:val="dotted" w:sz="4" w:space="0" w:color="auto"/>
+            </w:tcBorders>
+          </w:tcPr>
+          <w:p>
+            <w:pPr>
+              <w:pStyle w:val="NoSpacing"/>
               <w:rPr>
                 <w:rFonts w:asciiTheme="majorHAnsi" w:hAnsiTheme="majorHAnsi"/>
               </w:rPr>
-              <w:t>.0</w:t>
-            </w:r>
-          </w:p>
-        </w:tc>
-        <w:tc>
-          <w:tcPr>
-            <w:tcW w:w="1648" w:type="dxa"/>
-            <w:tcBorders>
-              <w:top w:val="dotted" w:sz="4" w:space="0" w:color="auto"/>
-              <w:left w:val="dotted" w:sz="4" w:space="0" w:color="auto"/>
-              <w:bottom w:val="dotted" w:sz="4" w:space="0" w:color="auto"/>
-              <w:right w:val="dotted" w:sz="4" w:space="0" w:color="auto"/>
-            </w:tcBorders>
-          </w:tcPr>
-          <w:p>
-            <w:pPr>
-              <w:pStyle w:val="NoSpacing"/>
+            </w:pPr>
+            <w:r>
               <w:rPr>
                 <w:rFonts w:asciiTheme="majorHAnsi" w:hAnsiTheme="majorHAnsi"/>
               </w:rPr>
-            </w:pPr>
-            <w:r>
+              <w:t>30-09-2026</w:t>
+            </w:r>
+          </w:p>
+        </w:tc>
+        <w:tc>
+          <w:tcPr>
+            <w:tcW w:w="2295" w:type="dxa"/>
+            <w:tcBorders>
+              <w:top w:val="dotted" w:sz="4" w:space="0" w:color="auto"/>
+              <w:left w:val="dotted" w:sz="4" w:space="0" w:color="auto"/>
+              <w:bottom w:val="dotted" w:sz="4" w:space="0" w:color="auto"/>
+              <w:right w:val="dotted" w:sz="4" w:space="0" w:color="auto"/>
+            </w:tcBorders>
+          </w:tcPr>
+          <w:p>
+            <w:pPr>
+              <w:pStyle w:val="NoSpacing"/>
               <w:rPr>
                 <w:rFonts w:asciiTheme="majorHAnsi" w:hAnsiTheme="majorHAnsi"/>
               </w:rPr>
-              <w:t>20-08-2026</w:t>
-            </w:r>
-          </w:p>
-        </w:tc>
-        <w:tc>
-          <w:tcPr>
-            <w:tcW w:w="2295" w:type="dxa"/>
-            <w:tcBorders>
-              <w:top w:val="dotted" w:sz="4" w:space="0" w:color="auto"/>
-              <w:left w:val="dotted" w:sz="4" w:space="0" w:color="auto"/>
-              <w:bottom w:val="dotted" w:sz="4" w:space="0" w:color="auto"/>
-              <w:right w:val="dotted" w:sz="4" w:space="0" w:color="auto"/>
-            </w:tcBorders>
-          </w:tcPr>
-          <w:p>
-            <w:pPr>
-              <w:pStyle w:val="NoSpacing"/>
+            </w:pPr>
+            <w:r>
               <w:rPr>
                 <w:rFonts w:asciiTheme="majorHAnsi" w:hAnsiTheme="majorHAnsi"/>
               </w:rPr>
-            </w:pPr>
-            <w:r>
+              <w:t>Utsav Verma</w:t>
+            </w:r>
+          </w:p>
+        </w:tc>
+        <w:tc>
+          <w:tcPr>
+            <w:tcW w:w="3897" w:type="dxa"/>
+            <w:tcBorders>
+              <w:top w:val="dotted" w:sz="4" w:space="0" w:color="auto"/>
+              <w:left w:val="dotted" w:sz="4" w:space="0" w:color="auto"/>
+              <w:bottom w:val="dotted" w:sz="4" w:space="0" w:color="auto"/>
+              <w:right w:val="dotted" w:sz="4" w:space="0" w:color="auto"/>
+            </w:tcBorders>
+          </w:tcPr>
+          <w:p>
+            <w:pPr>
+              <w:pStyle w:val="NoSpacing"/>
               <w:rPr>
                 <w:rFonts w:asciiTheme="majorHAnsi" w:hAnsiTheme="majorHAnsi"/>
               </w:rPr>
-              <w:t>Utsav Verma</w:t>
-            </w:r>
-          </w:p>
-        </w:tc>
-        <w:tc>
-          <w:tcPr>
-            <w:tcW w:w="3897" w:type="dxa"/>
-            <w:tcBorders>
-              <w:top w:val="dotted" w:sz="4" w:space="0" w:color="auto"/>
-              <w:left w:val="dotted" w:sz="4" w:space="0" w:color="auto"/>
-              <w:bottom w:val="dotted" w:sz="4" w:space="0" w:color="auto"/>
-              <w:right w:val="dotted" w:sz="4" w:space="0" w:color="auto"/>
-            </w:tcBorders>
-          </w:tcPr>
-          <w:p>
-            <w:pPr>
-              <w:pStyle w:val="NoSpacing"/>
+            </w:pPr>
+            <w:r>
               <w:rPr>
                 <w:rFonts w:asciiTheme="majorHAnsi" w:hAnsiTheme="majorHAnsi"/>
               </w:rPr>
-            </w:pPr>
-            <w:r>
-              <w:rPr>
-                <w:rFonts w:asciiTheme="majorHAnsi" w:hAnsiTheme="majorHAnsi"/>
-              </w:rPr>
-              <w:t xml:space="preserve">Retargeted to </w:t>
-            </w:r>
-            <w:r>
-              <w:rPr>
-                <w:rFonts w:asciiTheme="majorHAnsi" w:hAnsiTheme="majorHAnsi"/>
-              </w:rPr>
-              <w:t>Nagarro</w:t>
-            </w:r>
-            <w:r>
-              <w:rPr>
-                <w:rFonts w:asciiTheme="majorHAnsi" w:hAnsiTheme="majorHAnsi"/>
-              </w:rPr>
-              <w:t xml:space="preserve"> eClaims; added serverless-containers candidate;</w:t>
+              <w:t xml:space="preserve">Issued for review</w:t>
             </w:r>
           </w:p>
         </w:tc>
@@ -3922,13 +3904,7 @@
         <w:pStyle w:val="Body"/>
       </w:pPr>
       <w:r>
-        <w:t xml:space="preserve">This Decision Analysis and Recommendation (DAR) document records the evaluation behind the choice of compute and deployment platform for the </w:t>
-      </w:r>
-      <w:r>
-        <w:t>Nagarro</w:t>
-      </w:r>
-      <w:r>
-        <w:t xml:space="preserve"> eClaims platform — the runtime on which every backend microservice is deployed, scaled, restarted and operated.</w:t>
+        <w:t xml:space="preserve">This Decision Analysis and Recommendation (DAR) document records the evaluation behind the choice of compute and deployment platform for the YCompany eClaims platform — the runtime on which every backend microservice is deployed, scaled, restarted and operated.</w:t>
       </w:r>
     </w:p>
     <w:p>
@@ -3944,7 +3920,7 @@
         <w:pStyle w:val="Body"/>
       </w:pPr>
       <w:r>
-        <w:t>This document supersedes, for eClaims, two prior-cycle DARs prepared for a different case study: one comparing serverless functions with Kubernetes, which recommended Kubernetes, and one comparing Amazon ECS with Amazon EKS, which recommended ECS. Their tool descriptions and, in the case of the ECS-versus-EKS analysis, its comparison and reasoning are reused here. Their overall framing is not, for two reasons. The first analysis considered only two options and omitted serverless containers entirely — the middle ground between them, and the option eClaims selects. The second was conducted on the assumption of the EC2 launch type, which eClaims does not use. Section 4.5 records that correction, and Section 8.2 records how the weighting changed and why.</w:t>
+        <w:t xml:space="preserve">The choice between the two AWS orchestrators for serverless containers, Amazon ECS and Amazon EKS, is summarised in Section 4.5 and analysed in full in the companion DAR Utsav_eClaims_DAR_ECS_vs_EKS.docx.</w:t>
       </w:r>
     </w:p>
     <w:p>
@@ -3988,13 +3964,7 @@
         <w:t>Candidate identification</w:t>
       </w:r>
       <w:r>
-        <w:t xml:space="preserve"> — the compute models that are credible for a containerised microservices platform at </w:t>
-      </w:r>
-      <w:r>
-        <w:t>Nagarro</w:t>
-      </w:r>
-      <w:r>
-        <w:t>’s scale, including the model the prior-cycle analysis did not consider.</w:t>
+        <w:t xml:space="preserve"> — the compute models that are credible for a containerised microservices platform at YCompany’s scale.</w:t>
       </w:r>
     </w:p>
     <w:p>
@@ -4689,7 +4659,7 @@
         <w:pStyle w:val="Body"/>
       </w:pPr>
       <w:r>
-        <w:t>The first two options in the prior-cycle analysis are carried forward unchanged in substance; the third row is the addition. The earlier document framed the decision as a binary between functions and Kubernetes and concluded, correctly on that framing, that functions were unsuited to complex long-running applications and that Kubernetes was therefore the answer. Serverless containers occupy the ground between the two: the operational model of a managed service with the execution model of a container. Because that option was not on the table, the earlier conclusion was reached without it having to be ruled out.</w:t>
+        <w:t xml:space="preserve">Serverless containers occupy the ground between the other two: the operational model of a managed service with the execution model of a container. A comparison framed only as functions against Kubernetes would leave that option unexamined, so all three are compared on the same attributes.</w:t>
       </w:r>
     </w:p>
     <w:p>
@@ -4701,7 +4671,7 @@
       </w:r>
       <w:r>
         <w:lastRenderedPageBreak/>
-        <w:t>constrains networking and release control in ways the blue-green requirement does not tolerate. A self-managed Kubernetes cluster on EC2 is represented adequately by the managed Kubernetes option, of which it is a strictly higher-effort variant. Amazon EKS on Fargate is a hybrid of options two and three and is addressed within the ECS-versus-EKS sub-decision in Section 4.5 rather than as a separate candidate.</w:t>
+        <w:t xml:space="preserve">constrains networking and release control in ways the blue-green requirement does not tolerate. A self-managed Kubernetes cluster on EC2 is represented adequately by the managed Kubernetes option, of which it is a strictly higher-effort variant. Amazon EKS on Fargate is a hybrid of options two and three. It is addressed within the ECS-versus-EKS sub-decision in Section 4.5 and in the companion DAR, rather than as a separate candidate.</w:t>
       </w:r>
     </w:p>
     <w:p>
@@ -5277,7 +5247,7 @@
         <w:pStyle w:val="Body"/>
       </w:pPr>
       <w:r>
-        <w:t>This is the option the prior-cycle analysis did not consider, and it answers the objection on which that analysis turned. Serverless functions were rejected there as unsuitable for complex, long-running applications; that objection does not apply here, because a Fargate task is an ordinary long-lived process running an ordinary container image. It holds a connection pool, serves requests continuously, keeps its cache warm and exceeds any function time limit, while requiring no more infrastructure ownership than a function does.</w:t>
+        <w:t xml:space="preserve">This option answers the principal objection to serverless functions — that they are unsuited to complex, long-running applications — because a Fargate task is an ordinary long-lived process running an ordinary container image. It holds a connection pool, serves requests continuously, keeps its cache warm and exceeds any function time limit, while requiring no more infrastructure ownership than a function does.</w:t>
       </w:r>
     </w:p>
     <w:p>
@@ -5520,7 +5490,7 @@
         <w:pStyle w:val="Body"/>
       </w:pPr>
       <w:r>
-        <w:t>The analysis proceeds in five steps. Section 4.1 fixes the evaluation attributes and their weights, each traced to a requirement from Section 2. Section 4.2 scores the three options. Section 4.3 records native capability separately, consolidating what the prior-cycle analysis split across two partial tables. Section 4.4 gives an indicative cost comparison at eClaims scale. Section 4.5 then narrows within the recommended model: given containers, which orchestrator. That sub-decision is not a second major decision; it is the final step of this one.</w:t>
+        <w:t xml:space="preserve">The analysis proceeds in five steps. Section 4.1 fixes the evaluation attributes and their weights, each traced to a requirement from Section 2. Section 4.2 scores the three options. Section 4.3 records native capability separately. Section 4.4 gives an indicative cost comparison at eClaims scale. Section 4.5 then narrows within the recommended model: given containers, which orchestrator. That sub-decision is not a second major decision; it is the final step of this one.</w:t>
       </w:r>
     </w:p>
     <w:p>
@@ -6332,7 +6302,7 @@
         <w:pStyle w:val="Body"/>
       </w:pPr>
       <w:r>
-        <w:t>Portability and on-premise support carries weight 5 and is the attribute on which the recommended option is weakest. It is weighted at 5 deliberately, because the requirement states it plainly, and it is not quietly discounted to protect the conclusion. Sections 5 and 7 argue the reversal on that attribute explicitly instead.</w:t>
+        <w:t xml:space="preserve">Portability and on-premise support carries weight 5 and is the attribute on which the recommended option is weakest. It is weighted at 5 deliberately, because the requirement states it plainly, and it is not quietly discounted to protect the conclusion. Sections 5 and 7 address that weakness explicitly instead.</w:t>
       </w:r>
     </w:p>
     <w:p>
@@ -6467,13 +6437,7 @@
               <w:rPr>
                 <w:b/>
               </w:rPr>
-              <w:t>Serverless containers (ECS Fargate)</w:t>
-            </w:r>
-            <w:r>
-              <w:rPr>
-                <w:b/>
-              </w:rPr>
-              <w:t xml:space="preserve"> </w:t>
+              <w:t xml:space="preserve">Serverless containers (ECS Fargate) </w:t>
             </w:r>
             <w:r>
               <w:rPr>
@@ -7646,7 +7610,7 @@
         <w:pStyle w:val="Body"/>
       </w:pPr>
       <w:r>
-        <w:t>Serverless functions fail on execution model. They score 1 on long-running stateful services and 2 on latency predictability, against weights of 5 apiece: a function that is created per invocation cannot hold a database connection pool, and cold-start latency lands on a request path already bounded at 5,000 ms. They also score 1 on portability, being the most provider-specific of the three. Where they are strong — operational overhead, autoscaling, security isolation — ECS Fargate matches them, which is why the option adds nothing that survives its weaknesses. This is substantially the conclusion the prior-cycle analysis reached, and it is unchanged.</w:t>
+        <w:t xml:space="preserve">Serverless functions fail on execution model. They score 1 on long-running stateful services and 2 on latency predictability, against weights of 5 apiece: a function that is created per invocation cannot hold a database connection pool, and cold-start latency lands on a request path already bounded at 5,000 ms. They also score 1 on portability, being the most provider-specific of the three. Where they are strong — operational overhead, autoscaling, security isolation — ECS Fargate matches them, which is why the option adds nothing that survives its weaknesses.</w:t>
       </w:r>
     </w:p>
     <w:p>
@@ -7654,7 +7618,7 @@
         <w:pStyle w:val="Body"/>
       </w:pPr>
       <w:r>
-        <w:t>Kubernetes fails on nothing and wins outright on one attribute: portability and on-premise support, scoring 5 against Fargate’s 3, at weight 5. It equals Fargate on long-running services, latency predictability, self-healing and concurrency headroom. Its total is lower for one reason, expressed in three rows: operational overhead scored 2 against 5 at weight 5, complexity 2 against 5, and cost 2 against 4. The gap between 3.88 and 4.66 is almost entirely the cost of owning a cluster.</w:t>
+        <w:t xml:space="preserve">Kubernetes fails on nothing and wins outright on one attribute: portability and on-premise support, scoring 5 against Fargate’s 3, at weight 5. It equals Fargate on long-running services, latency predictability, self-healing and concurrency headroom. Its total is lower because it loses five rows, three of them heavily: operational overhead scored 2 against 5 at weight 5, complexity 2 against 5, and cost 2 against 4, with smaller losses on security and IAM integration (3 against 5) and autoscaling (4 against 5). The gap between 3.88 and 4.66 is almost entirely the cost of owning a cluster.</w:t>
       </w:r>
     </w:p>
     <w:p>
@@ -7662,7 +7626,7 @@
         <w:pStyle w:val="Body"/>
       </w:pPr>
       <w:r>
-        <w:t>That is worth stating without softening, because it is the reason the prior-cycle analysis chose Kubernetes and this one does not. On a cloud-agnostic mandate, portability outranks operational cost and Kubernetes wins — as it did there. Under the eClaims assumption set, where the SAD adopts AWS as the cloud provider and the portable unit is the container image, the same rows produce the opposite answer. The reversal follows from a changed premise, not from a changed opinion about Kubernetes. Section 5 sets out why the portability gap is narrower than the score suggests, and Section 7 records the residual exposure as a named risk.</w:t>
+        <w:t xml:space="preserve">That is worth stating without softening. On a cloud-agnostic mandate, portability would outrank operational cost and Kubernetes would win. Under the eClaims assumption set — YCompany will adopt AWS as its cloud provider (SAD Section 10, Assumption 1), and the portable unit is the container image — the same rows favour ECS Fargate. Section 5 sets out why the portability gap is narrower than the score suggests, and Section 7 records the residual exposure as a named risk.</w:t>
       </w:r>
     </w:p>
     <w:p>
@@ -7680,7 +7644,7 @@
         <w:pStyle w:val="Body"/>
       </w:pPr>
       <w:r>
-        <w:t>Native means the capability is provided by the option itself. Partial means it is achievable but requires the team to build, integrate or operate something. No means the capability is absent. The prior-cycle analysis split this comparison across two tables covering different attributes, with neither scoring the full set; they are consolidated here into one.</w:t>
+        <w:t xml:space="preserve">Native means the capability is provided by the option itself. Partial means it is achievable but requires the team to build, integrate or operate something. No means the capability is absent.</w:t>
       </w:r>
     </w:p>
     <w:tbl>
@@ -7773,13 +7737,7 @@
               <w:rPr>
                 <w:b/>
               </w:rPr>
-              <w:t>ECS Fargate</w:t>
-            </w:r>
-            <w:r>
-              <w:rPr>
-                <w:b/>
-              </w:rPr>
-              <w:t xml:space="preserve"> </w:t>
+              <w:t xml:space="preserve">ECS Fargate </w:t>
             </w:r>
             <w:r>
               <w:rPr>
@@ -9565,7 +9523,7 @@
               <w:pStyle w:val="NoSpacing"/>
             </w:pPr>
             <w:r>
-              <w:t>≈ USD 700 infrastructure, plus ≈ USD 73 control plane, plus 0.5-1.0 FTE</w:t>
+              <w:t xml:space="preserve">≈ USD 1,540 infrastructure, plus ≈ USD 73 control plane, plus 0.5–1.0 FTE</w:t>
             </w:r>
           </w:p>
         </w:tc>
@@ -9584,7 +9542,7 @@
               <w:pStyle w:val="NoSpacing"/>
             </w:pPr>
             <w:r>
-              <w:t>Six m6i.large nodes across three Availability Zones at ≈ USD 70 each ≈ USD 420 on demand, sized for headroom and rolling upgrades rather than for average load, plus node storage and add-on capacity ≈ USD 280; USD 0.10 per cluster-hour ≈ USD 73. The standing platform-operations effort is the dominant term and does not appear on the invoice.</w:t>
+              <w:t xml:space="preserve">Nine m6i.xlarge nodes (4 vCPU, 16 GiB), three in each Availability Zone, at ≈ USD 140 each ≈ USD 1,260 on demand — 36 vCPU for the 24 vCPU the tasks reserve, sized for headroom and rolling upgrades rather than for average load — plus node storage and add-on capacity ≈ USD 280; USD 0.10 per cluster-hour ≈ USD 73. The standing platform-operations effort is the dominant term and does not appear on the invoice.</w:t>
             </w:r>
           </w:p>
         </w:tc>
@@ -9600,7 +9558,7 @@
         <w:pStyle w:val="Body"/>
       </w:pPr>
       <w:r>
-        <w:t>All figures are indicative public list prices as at the document date and are not quotations. Two observations follow, and they are the reason cost is scored 4 for Fargate and 2 for Kubernetes rather than the reverse. On the invoice alone the two container options are close, and at high sustained utilisation a well-packed EC2 node pool under Savings Plans would be cheaper per unit of compute than Fargate — that is a genuine advantage of the Kubernetes option and is not disputed. But the comparison is not decided on the invoice: the fractional full-time engineer required to keep a cluster patched, upgraded and tuned exceeds the entire compute bill for a fleet this size, and it is a cost that arrives every month whether or not the platform changes.</w:t>
+        <w:t xml:space="preserve">All figures are indicative public list prices as at the document date and are not quotations. Two observations follow, and they are the reason cost is scored 4 for Fargate and 2 for Kubernetes rather than the reverse. On the invoice alone Fargate is the cheaper option at this fleet size, because a node pool is sized for headroom, rolling upgrades and three Availability Zones rather than for average load; at high sustained utilisation, however, a well-packed EC2 node pool under Savings Plans would be cheaper per unit of compute than Fargate — that is a genuine advantage of the Kubernetes option and is not disputed. But the comparison is not decided on the invoice: the fractional full-time engineer required to keep a cluster patched, upgraded and tuned exceeds the entire compute bill for a fleet this size, and it is a cost that arrives every month whether or not the platform changes.</w:t>
       </w:r>
     </w:p>
     <w:p>
@@ -9627,7 +9585,7 @@
         <w:pStyle w:val="Body"/>
       </w:pPr>
       <w:r>
-        <w:t>Sections 4.1 to 4.4 answer the major decision: which compute model. The answer is serverless containers. One narrowing question remains inside that answer, because serverless containers on AWS can be orchestrated in two ways — by Amazon ECS or by Amazon EKS, both of which support the Fargate capacity model. This is a sub-decision within the recommended option rather than a second major decision, which is why it is resolved here and not in a separate document.</w:t>
+        <w:t xml:space="preserve">Sections 4.1 to 4.4 answer the major decision: which compute model. The answer is serverless containers. One narrowing question remains inside that answer, because serverless containers on AWS can be orchestrated in two ways — by Amazon ECS or by Amazon EKS, both of which support the Fargate capacity model. This is a sub-decision within the recommended option rather than a second major decision. It is summarised here so that this document is complete. The full analysis — requirements, features and pricing, on-premise options, sensitivity, assumptions and risks — is in the companion DAR, Container Orchestrator (Amazon ECS vs Amazon EKS), file Utsav_eClaims_DAR_ECS_vs_EKS.docx. Its point matrix is identical to the one below.</w:t>
       </w:r>
     </w:p>
     <w:p>
@@ -9635,7 +9593,7 @@
         <w:pStyle w:val="Body"/>
       </w:pPr>
       <w:r>
-        <w:t>The comparison, the weights and the scores below are carried over from a prior-cycle analysis of ECS against EKS. That analysis is reused because its reasoning is not case-study-specific: it compares two AWS services on cost, maintainability, flexibility, security, portability, control and complexity, and none of those comparisons depends on the application. One element of it does not carry over, and is corrected below.</w:t>
+        <w:t xml:space="preserve">The attributes, weights and scores below are those of the companion DAR. Its Section 4.1 defines each attribute, traces each weight to an eClaims requirement and explains each score. The two services are compared on cost, maintainability, flexibility, security, portability, control and complexity. The execution requirements — self-restart, autoscaling and latency — do not separate them, because both run the same tasks on the same Fargate capacity.</w:t>
       </w:r>
     </w:p>
     <w:tbl>
@@ -10481,7 +10439,7 @@
         <w:pStyle w:val="Body"/>
       </w:pPr>
       <w:r>
-        <w:t>Scoring the same attributes on the 1 to 5 scale used throughout this document:</w:t>
+        <w:t xml:space="preserve">Scoring seven of these attributes on the 1 to 5 scale used throughout this document:</w:t>
       </w:r>
     </w:p>
     <w:tbl>
@@ -10575,13 +10533,7 @@
               <w:rPr>
                 <w:b/>
               </w:rPr>
-              <w:t>Amazon ECS</w:t>
-            </w:r>
-            <w:r>
-              <w:rPr>
-                <w:b/>
-              </w:rPr>
-              <w:t xml:space="preserve"> </w:t>
+              <w:t xml:space="preserve">Amazon ECS </w:t>
             </w:r>
             <w:r>
               <w:rPr>
@@ -11290,7 +11242,7 @@
         <w:pStyle w:val="Body"/>
       </w:pPr>
       <w:r>
-        <w:t>ECS leads at 4.45 against 3.97. The verdict is the same as the prior-cycle one and for the same reasons: lower cost, less to maintain, simpler to operate, and no capability eClaims needs that it lacks. EKS wins on portability and on control, which is consistent with the main comparison in Section 4.2 — the same trade-off appears at both levels of the decision, and is resolved the same way for the same reason.</w:t>
+        <w:t xml:space="preserve">ECS leads at 4.45 against 3.97. The reasons are lower cost, less to maintain, simpler operation, and no capability that eClaims needs and ECS lacks. EKS wins on portability and on control, which is consistent with the main comparison in Section 4.2 — the same trade-off appears at both levels of the decision, and is resolved the same way for the same reason.</w:t>
       </w:r>
     </w:p>
     <w:p>
@@ -11298,13 +11250,7 @@
         <w:pStyle w:val="Body"/>
       </w:pPr>
       <w:r>
-        <w:rPr>
-          <w:b/>
-        </w:rPr>
-        <w:t>One correction is required in reusing that analysis.</w:t>
-      </w:r>
-      <w:r>
-        <w:t xml:space="preserve"> The prior-cycle document stated that, for its case study, the EC2 launch type would have to be used, and its pricing section was developed on that basis — On-Demand, Savings Plans and Spot purchase models for the instances behind the cluster. eClaims uses the Fargate launch type, so that pricing analysis does not apply and is replaced by the Fargate basis in Sections 3.3 and 4.4. The cost comparison between ECS and EKS survives the correction and becomes cleaner rather than weaker: on Fargate capacity, both services are billed at the same per-vCPU and per-GB rates, so the compute term is identical and the difference reduces to the EKS control-plane charge of USD 0.10 per cluster-hour — approximately USD 73 per month per cluster, which ECS does not levy at all — plus the operational effort of owning a Kubernetes version lifecycle. The ECS-over-EKS conclusion therefore carries, on a narrower and more defensible basis than the original.</w:t>
+        <w:t xml:space="preserve">The cost comparison is made on Fargate capacity, which both services support. Fargate bills ECS tasks and EKS pods at the same per-vCPU and per-GB rates, so the compute term is identical. The difference reduces to two items. The first is the EKS control-plane charge of USD 0.10 per cluster-hour: approximately USD 73 per cluster per month, or USD 219 across development, staging and production, which ECS does not charge at all. The second is the effort of keeping each cluster on a supported Kubernetes version, which Section 4.2 of the companion DAR quantifies. The companion DAR also shows that the Portability weight would have to exceed 12, against its current 5, for EKS to overtake ECS. It also sets out the on-premise path through Kubernetes.</w:t>
       </w:r>
     </w:p>
     <w:p>
@@ -11342,19 +11288,7 @@
         <w:pStyle w:val="Body"/>
       </w:pPr>
       <w:r>
-        <w:rPr>
-          <w:b/>
-        </w:rPr>
-        <w:t>The Kubernetes conclusion in the prior-cycle analysis was correct on its own premises, and it is not being repudiated.</w:t>
-      </w:r>
-      <w:r>
-        <w:t xml:space="preserve"> That document was written for a case study whose stated assumption was that deployment must be cloud-agnostic. Under that constraint, Kubernetes is the right answer, and the same rows of this document’s matrix would produce it: Kubernetes scores 5 on portability where Fargate scores 3, and no amount of operational convenience outweighs a mandate the platform cannot otherwise meet. What has changed is the premise. Assumption 1 of the eClaims SAD is that </w:t>
-      </w:r>
-      <w:r>
-        <w:t>Nagarro</w:t>
-      </w:r>
-      <w:r>
-        <w:t xml:space="preserve"> adopts AWS as its cloud provider. Once the target cloud is settled, the portability premium buys optionality rather than compliance, and it is paid for monthly in operational effort. This is a reversal on changed premises, and it is recorded as such rather than presented as a correction of the earlier work.</w:t>
+        <w:t xml:space="preserve">Kubernetes would be the right answer under a cloud-agnostic or on-premise mandate: it scores 5 on portability where Fargate scores 3, and no amount of operational convenience outweighs a mandate the platform cannot otherwise meet. That is not the eClaims premise. Assumption 1 of the eClaims SAD (Section 10) is that YCompany will adopt AWS as its cloud provider. Once the target cloud is settled, the portability premium buys optionality rather than compliance, and it is paid for monthly in operational effort.</w:t>
       </w:r>
     </w:p>
     <w:p>
@@ -11368,7 +11302,7 @@
         <w:t>The on-premise requirement needs to be addressed plainly, because the recommended option does not satisfy it directly.</w:t>
       </w:r>
       <w:r>
-        <w:t xml:space="preserve"> The eClaims requirement set calls for both on-premise and cloud deployment, and the SAD answers it with Terraform as a multi-target infrastructure-as-code layer. AWS Fargate is an AWS-only service. There is no on-premise Fargate; ECS Anywhere extends the ECS control plane to externally managed instances but is not the Fargate capacity model, and it still depends on an AWS-hosted control plane. Terraform delivers portability of infrastructure definition, not equivalence of runtime, and it should not be presented as though it did.</w:t>
+        <w:t xml:space="preserve"> The eClaims requirement set calls for both on-premise and cloud deployment, and the SAD answers it with portable container images and a designed on-premise deployment profile (SAD Section 4, Deployment Options), with Terraform versioning the infrastructure for every environment. AWS Fargate is an AWS-only service. There is no on-premise Fargate; ECS Anywhere extends the ECS control plane to externally managed instances but is not the Fargate capacity model, and it still depends on an AWS-hosted control plane. Terraform delivers portability of infrastructure definition, not equivalence of runtime.</w:t>
       </w:r>
     </w:p>
     <w:p>
@@ -11385,13 +11319,7 @@
         <w:t>if on-premise deployment is mandated, Kubernetes is the named fallback</w:t>
       </w:r>
       <w:r>
-        <w:t xml:space="preserve">: the same images run as pods under any conformant Kubernetes distribution in a </w:t>
-      </w:r>
-      <w:r>
-        <w:t>Nagarro</w:t>
-      </w:r>
-      <w:r>
-        <w:t xml:space="preserve"> data centre, and the ECS service definitions — task definition, autoscaling policy, load-balancer binding — are re-expressed as Kubernetes manifests. That is real work, and Section 7 records it as risk R1 with the scope of the change named, but it is a bounded infrastructure exercise and not an application rewrite. The Section 4.5 sub-decision keeps this affordable: ECS was preferred over EKS on the explicit basis that migration effort away from ECS is low, which is the same property being relied on here. This is the same posture the workflow analysis takes in naming Camunda as its on-premise fallback, and it is deliberately consistent across the DAR set.</w:t>
+        <w:t xml:space="preserve">: the same images run as pods under any conformant Kubernetes distribution in a YCompany data centre, and the ECS service definitions — task definition, autoscaling policy, load-balancer binding — are re-expressed as Kubernetes manifests. That is real work, and Section 7 records it as risk R1 with the scope of the change named, but it is a bounded infrastructure exercise and not an application rewrite. The Section 4.5 sub-decision keeps this affordable: ECS was preferred over EKS on the explicit basis that migration effort away from ECS is low, which is the same property being relied on here. This is the same posture the Workflow Orchestration Engine Selection DAR takes in naming Camunda as its on-premise fallback, and it matches the on-premise deployment profile in SAD Section 4.</w:t>
       </w:r>
     </w:p>
     <w:p>
@@ -11411,13 +11339,7 @@
         <w:pStyle w:val="Body"/>
       </w:pPr>
       <w:r>
-        <w:t xml:space="preserve">Kubernetes on EKS at 3.88 is the credible runner-up and would be the recommendation under any of three conditions: an on-premise or multi-cloud mandate; an existing </w:t>
-      </w:r>
-      <w:r>
-        <w:t>Nagarro</w:t>
-      </w:r>
-      <w:r>
-        <w:t xml:space="preserve"> Kubernetes platform and the team that operates it, making the marginal cost of another workload near zero; or a workload estate large and diverse enough that a general-purpose scheduler earns its operational cost. None of the three holds for eClaims Phase 1. Serverless functions at 3.15 are not recommended for the service fleet on the grounds set out in Section 4.2, but they remain the right tool for genuinely event-driven glue — S3-triggered document processing, scheduled housekeeping, EventBridge handlers — and the SAD uses them there. The two models are complementary at the edges; the recommendation concerns the platform that hosts the services.</w:t>
+        <w:t xml:space="preserve">Kubernetes on EKS at 3.88 is the credible runner-up and would be the recommendation under any of three conditions: an on-premise or multi-cloud mandate; an existing YCompany Kubernetes platform and the team that operates it, making the marginal cost of another workload near zero; or a workload estate large and diverse enough that a general-purpose scheduler earns its operational cost. None of the three holds for eClaims Phase 1. Serverless functions at 3.15 are not recommended for the service fleet on the grounds set out in Section 4.2, but they remain the right tool for genuinely event-driven glue — S3-triggered document processing, scheduled housekeeping, EventBridge handlers — and the SAD uses them there. The two models are complementary at the edges; the recommendation concerns the platform that hosts the services.</w:t>
       </w:r>
     </w:p>
     <w:p>
@@ -11453,13 +11375,7 @@
         <w:t>AWS is the target cloud</w:t>
       </w:r>
       <w:r>
-        <w:t xml:space="preserve"> — per assumption 1 of the eClaims SAD, </w:t>
-      </w:r>
-      <w:r>
-        <w:t>Nagarro</w:t>
-      </w:r>
-      <w:r>
-        <w:t xml:space="preserve"> adopts AWS as its cloud provider. This is the assumption on which the recommendation most depends: withdrawing it restores the cloud-agnostic mandate under which Kubernetes is the stronger option.</w:t>
+        <w:t xml:space="preserve"> — per assumption 1 of the eClaims SAD (Section 10), YCompany will adopt AWS as its cloud provider. This is the assumption on which the recommendation most depends: withdrawing it restores the cloud-agnostic mandate under which Kubernetes is the stronger option.</w:t>
       </w:r>
     </w:p>
     <w:p>
@@ -11549,13 +11465,7 @@
         <w:t>No existing Kubernetes capability is assumed</w:t>
       </w:r>
       <w:r>
-        <w:t xml:space="preserve"> — </w:t>
-      </w:r>
-      <w:r>
-        <w:t>Nagarro</w:t>
-      </w:r>
-      <w:r>
-        <w:t xml:space="preserve"> is not assumed to operate a Kubernetes platform or to employ a team that does. If either is already in place, the operational-overhead scores that decide the comparison change.</w:t>
+        <w:t xml:space="preserve"> — YCompany is not assumed to operate a Kubernetes platform or to employ a team that does. If either is already in place, the operational-overhead scores that decide the comparison change.</w:t>
       </w:r>
     </w:p>
     <w:p>
@@ -11633,10 +11543,14 @@
     </w:p>
     <w:p>
       <w:pPr>
-        <w:pStyle w:val="Body"/>
-      </w:pPr>
-      <w:r>
-        <w:t>One assumption from the prior-cycle analysis is deliberately not carried forward: that adequate cost is not an issue. Operational effort is treated here as a real and recurring cost, and it is one of the grounds on which the candidates separate.</w:t>
+        <w:pStyle w:val="ListParagraph"/>
+        <w:numPr>
+          <w:ilvl w:val="0"/>
+          <w:numId w:val="8"/>
+        </w:numPr>
+      </w:pPr>
+      <w:r>
+        <w:t xml:space="preserve">Operational effort is a cost — the standing effort to operate the platform is treated as a real and recurring cost rather than as negligible, and it is one of the grounds on which the candidates separate.</w:t>
       </w:r>
     </w:p>
     <w:p>
@@ -12176,7 +12090,7 @@
               <w:pStyle w:val="NoSpacing"/>
             </w:pPr>
             <w:r>
-              <w:t>A resting floor of at least two tasks per service per Availability Zone; target-tracking autoscaling on request count with deliberately conservative thresholds so scaling begins before saturation; slim container images to shorten pull time; and Redis caching and SQS-based decoupling to absorb the spike while capacity arrives.</w:t>
+              <w:t xml:space="preserve">A resting floor of at least two tasks per service, spread across Availability Zones (SAD Section 9.3), with scheduled pre-scaling for known peaks; target-tracking autoscaling on request count with deliberately conservative thresholds so scaling begins before saturation; slim container images to shorten pull time; and Redis caching and SQS-based decoupling to absorb the spike while capacity arrives.</w:t>
             </w:r>
           </w:p>
         </w:tc>
@@ -12387,7 +12301,7 @@
         </w:numPr>
       </w:pPr>
       <w:r>
-        <w:t>eClaims Solution Approach Document — docs/sad/solution-approach-document.md (v1.0, Final), Section 4 Layer 3 and Layer 6, Section 7 Non-Functional Requirements, Section 8 Technology Stack, Section 9 Assumptions</w:t>
+        <w:t xml:space="preserve">eClaims Solution Approach Document (SAD) v1.1 — docs/sad/solution-approach-document.md, Section 4 Layer 3, Layer 6 and Deployment Options, Section 7 Non-Functional Requirements, Section 8 Technology Stack, Section 9 Performance &amp; Scalability, Section 10 Assumptions &amp; Scope</w:t>
       </w:r>
     </w:p>
     <w:p>
@@ -12423,7 +12337,7 @@
         </w:numPr>
       </w:pPr>
       <w:r>
-        <w:t>DAR — Backend Framework Selection (companion document, FastAPI recommendation)</w:t>
+        <w:t xml:space="preserve">DAR — Backend Framework Selection — docs/dar/Utsav_eClaims_DAR_Backend.docx (companion document: FastAPI recommendation)</w:t>
       </w:r>
     </w:p>
     <w:p>
@@ -12567,7 +12481,7 @@
         </w:numPr>
       </w:pPr>
       <w:r>
-        <w:t>Prior-cycle DAR — Deployment Options (different case study; superseded for eClaims by this document)</w:t>
+        <w:t xml:space="preserve">DAR — Container Orchestrator (Amazon ECS vs Amazon EKS) — docs/dar/Utsav_eClaims_DAR_ECS_vs_EKS.docx (companion document: full analysis of the Section 4.5 sub-decision)</w:t>
       </w:r>
     </w:p>
     <w:p>
@@ -12579,8 +12493,7 @@
         </w:numPr>
       </w:pPr>
       <w:r>
-        <w:lastRenderedPageBreak/>
-        <w:t>Prior-cycle DAR — ECS versus EKS (different case study; its sub-decision reused in Section 4.5, with its EC2 launch-type pricing analysis replaced)</w:t>
+        <w:t xml:space="preserve">DAR — Workflow Orchestration Engine Selection — docs/dar/Utsav_eClaims_DAR_Orchestration_Engine.docx (companion document: Camunda named as the on-premise fallback)</w:t>
       </w:r>
     </w:p>
     <w:p>
@@ -12662,13 +12575,7 @@
         <w:pStyle w:val="Body"/>
       </w:pPr>
       <w:r>
-        <w:rPr>
-          <w:b/>
-        </w:rPr>
-        <w:t>Why this analysis differs from the prior-cycle one, stated plainly.</w:t>
-      </w:r>
-      <w:r>
-        <w:t xml:space="preserve"> A previous DAR compared serverless functions with Kubernetes for a different case study and recommended Kubernetes. This document recommends serverless containers. Three things changed, and they are set out here rather than left for a reader to reconstruct.</w:t>
+        <w:t xml:space="preserve">Portability is weighted 5, and Kubernetes scores 5 on it against Fargate’s 3; the gap is not discounted. Under a settled target cloud it buys optionality rather than compliance, and the residual exposure is carried as risk R1 with Kubernetes named as the fallback. On the Section 4.2 matrix, Kubernetes would overtake ECS Fargate only if portability carried a weight above 21 — more than four times the highest weight used — which is equivalent to treating an on-premise or cloud-agnostic mandate as decisive.</w:t>
       </w:r>
     </w:p>
     <w:p>
@@ -12676,32 +12583,7 @@
         <w:pStyle w:val="Body"/>
       </w:pPr>
       <w:r>
-        <w:t>First, the candidate set. The earlier analysis compared two options and did not consider serverless containers at all. Its reasoning against serverless functions — unsuited to complex, long-running applications — is sound and is reproduced in this document. But that reasoning does not transfer to serverless containers, which run an ordinary long-lived process from an ordinary container image. The earlier conclusion followed from a binary in which the middle option was absent, so it never had to be ruled out. Adding it is a correction of coverage, not of judgement.</w:t>
-      </w:r>
-    </w:p>
-    <w:p>
-      <w:pPr>
-        <w:pStyle w:val="Body"/>
-      </w:pPr>
-      <w:r>
-        <w:t>Second, the premise on portability. The earlier case study assumed that deployment must be cloud-agnostic, and portability accordingly decided the outcome. The eClaims SAD assumes AWS as the cloud provider. The attribute is still weighted 5 here and Kubernetes still scores 5 on it against Fargate’s 3 — the gap is not discounted — but under a settled target cloud it buys optionality rather than compliance, and the residual exposure is carried as risk R1 with Kubernetes named as the fallback. Had portability been weighted as decisive rather than as one attribute among ten, Kubernetes would win, and that is precisely what happened in the earlier document.</w:t>
-      </w:r>
-    </w:p>
-    <w:p>
-      <w:pPr>
-        <w:pStyle w:val="Body"/>
-      </w:pPr>
-      <w:r>
-        <w:lastRenderedPageBreak/>
-        <w:t>Third, the structure of the comparison. The earlier analysis split its scoring across two tables covering different, non-overlapping attributes, so no option was scored against the full set and no total was produced. Those attributes are consolidated here into one matrix in Section 4.2 with a single weighted total per option, and the capability detail is recorded separately in Section 4.3. Four attributes are new relative to the earlier tables — long-running and stateful support, cold-start and latency predictability, self-healing, and security and IAM integration — each traced to a stated eClaims requirement in Section 4.1. Two of the four favour the recommended option decisively, and both are the direct expression of requirements the earlier case study did not have in this form: a 5,000 ms latency ceiling and a system that must restart itself unattended.</w:t>
-      </w:r>
-    </w:p>
-    <w:p>
-      <w:pPr>
-        <w:pStyle w:val="Body"/>
-      </w:pPr>
-      <w:r>
-        <w:t>The matrix is not constructed to produce this answer. Kubernetes wins outright on the highest-weighted attribute on which the options differ, and ties with the recommended option on four more — long-running services, latency predictability, self-healing and concurrency headroom. Serverless functions tie the recommended option on operational overhead, autoscaling and security integration. ECS Fargate wins on operational overhead, cost, complexity and the execution-model attributes, and it loses the portability row that the prior-cycle analysis treated as decisive.</w:t>
+        <w:t xml:space="preserve">The matrix is not constructed to produce this answer. Kubernetes wins outright on portability, one of the four attributes weighted 5, and ties with the recommended option on four more — long-running services, latency predictability, self-healing and concurrency headroom. Serverless functions tie the recommended option on operational overhead, autoscaling and security integration. ECS Fargate wins on operational overhead, cost, complexity and the execution-model attributes, and it loses the portability row.</w:t>
       </w:r>
     </w:p>
     <w:p>
@@ -13209,7 +13091,7 @@
 </file>
 
 <file path=word/header2.xml><?xml version="1.0" encoding="utf-8"?>
-<w:hdr xmlns:wpc="http://schemas.microsoft.com/office/word/2010/wordprocessingCanvas" xmlns:cx="http://schemas.microsoft.com/office/drawing/2014/chartex" xmlns:cx1="http://schemas.microsoft.com/office/drawing/2015/9/8/chartex" xmlns:cx2="http://schemas.microsoft.com/office/drawing/2015/10/21/chartex" xmlns:cx3="http://schemas.microsoft.com/office/drawing/2016/5/9/chartex" xmlns:cx4="http://schemas.microsoft.com/office/drawing/2016/5/10/chartex" xmlns:cx5="http://schemas.microsoft.com/office/drawing/2016/5/11/chartex" xmlns:cx6="http://schemas.microsoft.com/office/drawing/2016/5/12/chartex" xmlns:cx7="http://schemas.microsoft.com/office/drawing/2016/5/13/chartex" xmlns:cx8="http://schemas.microsoft.com/office/drawing/2016/5/14/chartex" xmlns:mc="http://schemas.openxmlformats.org/markup-compatibility/2006" xmlns:aink="http://schemas.microsoft.com/office/drawing/2016/ink" xmlns:am3d="http://schemas.microsoft.com/office/drawing/2017/model3d" xmlns:o="urn:schemas-microsoft-com:office:office" xmlns:oel="http://schemas.microsoft.com/office/2019/extlst" xmlns:r="http://schemas.openxmlformats.org/officeDocument/2006/relationships" xmlns:m="http://schemas.openxmlformats.org/officeDocument/2006/math" xmlns:v="urn:schemas-microsoft-com:vml" xmlns:wp14="http://schemas.microsoft.com/office/word/2010/wordprocessingDrawing" xmlns:wp="http://schemas.openxmlformats.org/drawingml/2006/wordprocessingDrawing" xmlns:w10="urn:schemas-microsoft-com:office:word" xmlns:w="http://schemas.openxmlformats.org/wordprocessingml/2006/main" xmlns:w14="http://schemas.microsoft.com/office/word/2010/wordml" xmlns:w15="http://schemas.microsoft.com/office/word/2012/wordml" xmlns:w16cei="http://schemas.microsoft.com/office/word/2026/wordml/cei" xmlns:w16cex="http://schemas.microsoft.com/office/word/2018/wordml/cex" xmlns:w16cid="http://schemas.microsoft.com/office/word/2016/wordml/cid" xmlns:w16="http://schemas.microsoft.com/office/word/2018/wordml" xmlns:w16du="http://schemas.microsoft.com/office/word/2023/wordml/word16du" xmlns:w16sdtdh="http://schemas.microsoft.com/office/word/2020/wordml/sdtdatahash" xmlns:w16sdtfl="http://schemas.microsoft.com/office/word/2024/wordml/sdtformatlock" xmlns:w16se="http://schemas.microsoft.com/office/word/2015/wordml/symex" xmlns:wpg="http://schemas.microsoft.com/office/word/2010/wordprocessingGroup" xmlns:wpi="http://schemas.microsoft.com/office/word/2010/wordprocessingInk" xmlns:wne="http://schemas.microsoft.com/office/word/2006/wordml" xmlns:wps="http://schemas.microsoft.com/office/word/2010/wordprocessingShape" mc:Ignorable="w14 w15 w16se w16cid w16 w16cex w16sdtdh w16sdtfl w16du wp14">
+<w:hdr xmlns:wpc="http://schemas.microsoft.com/office/word/2010/wordprocessingCanvas" xmlns:cx="http://schemas.microsoft.com/office/drawing/2014/chartex" xmlns:cx1="http://schemas.microsoft.com/office/drawing/2015/9/8/chartex" xmlns:cx2="http://schemas.microsoft.com/office/drawing/2015/10/21/chartex" xmlns:cx3="http://schemas.microsoft.com/office/drawing/2016/5/9/chartex" xmlns:cx4="http://schemas.microsoft.com/office/drawing/2016/5/10/chartex" xmlns:cx5="http://schemas.microsoft.com/office/drawing/2016/5/11/chartex" xmlns:cx6="http://schemas.microsoft.com/office/drawing/2016/5/12/chartex" xmlns:cx7="http://schemas.microsoft.com/office/drawing/2016/5/13/chartex" xmlns:cx8="http://schemas.microsoft.com/office/drawing/2016/5/14/chartex" xmlns:mc="http://schemas.openxmlformats.org/markup-compatibility/2006" xmlns:aink="http://schemas.microsoft.com/office/drawing/2016/ink" xmlns:am3d="http://schemas.microsoft.com/office/drawing/2017/model3d" xmlns:o="urn:schemas-microsoft-com:office:office" xmlns:oel="http://schemas.microsoft.com/office/2019/extlst" xmlns:r="http://schemas.openxmlformats.org/officeDocument/2006/relationships" xmlns:m="http://schemas.openxmlformats.org/officeDocument/2006/math" xmlns:v="urn:schemas-microsoft-com:vml" xmlns:wp14="http://schemas.microsoft.com/office/word/2010/wordprocessingDrawing" xmlns:wp="http://schemas.openxmlformats.org/drawingml/2006/wordprocessingDrawing" xmlns:w10="urn:schemas-microsoft-com:office:word" xmlns:w="http://schemas.openxmlformats.org/wordprocessingml/2006/main" xmlns:w14="http://schemas.microsoft.com/office/word/2010/wordml" xmlns:w15="http://schemas.microsoft.com/office/word/2012/wordml" xmlns:w16cei="http://schemas.microsoft.com/office/word/2026/wordml/cei" xmlns:w16cex="http://schemas.microsoft.com/office/word/2018/wordml/cex" xmlns:w16cid="http://schemas.microsoft.com/office/word/2016/wordml/cid" xmlns:w16="http://schemas.microsoft.com/office/word/2018/wordml" xmlns:w16du="http://schemas.microsoft.com/office/word/2023/wordml/word16du" xmlns:w16sdtdh="http://schemas.microsoft.com/office/word/2020/wordml/sdtdatahash" xmlns:w16sdtfl="http://schemas.microsoft.com/office/word/2024/wordml/sdtformatlock" xmlns:w16se="http://schemas.microsoft.com/office/word/2015/wordml/symex" xmlns:wpg="http://schemas.microsoft.com/office/word/2010/wordprocessingGroup" xmlns:wpi="http://schemas.microsoft.com/office/word/2010/wordprocessingInk" xmlns:wne="http://schemas.microsoft.com/office/word/2006/wordml" xmlns:wps="http://schemas.microsoft.com/office/word/2010/wordprocessingShape" xmlns:a="http://schemas.openxmlformats.org/drawingml/2006/main" xmlns:a14="http://schemas.microsoft.com/office/drawing/2010/main" mc:Ignorable="w14 w15 w16se w16cid w16 w16cex w16sdtdh w16sdtfl w16du wp14">
   <w:p>
     <w:pPr>
       <w:pStyle w:val="Header"/>
@@ -13242,7 +13124,7 @@
           <w:rPr>
             <w:rFonts w:asciiTheme="majorHAnsi" w:hAnsiTheme="majorHAnsi"/>
           </w:rPr>
-          <w:t>Nagarro – eClaims</w:t>
+          <w:t>YCompany – eClaims</w:t>
         </w:r>
       </w:sdtContent>
     </w:sdt>
@@ -13298,9 +13180,9 @@
               <wp:wrapNone/>
               <wp:docPr id="11" name="Group 3"/>
               <wp:cNvGraphicFramePr>
-                <a:graphicFrameLocks xmlns:a="http://schemas.openxmlformats.org/drawingml/2006/main"/>
+                <a:graphicFrameLocks/>
               </wp:cNvGraphicFramePr>
-              <a:graphic xmlns:a="http://schemas.openxmlformats.org/drawingml/2006/main">
+              <a:graphic>
                 <a:graphicData uri="http://schemas.microsoft.com/office/word/2010/wordprocessingGroup">
                   <wpg:wgp>
                     <wpg:cNvGrpSpPr>
@@ -13341,7 +13223,7 @@
                         </a:ln>
                         <a:extLst>
                           <a:ext uri="{909E8E84-426E-40DD-AFC4-6F175D3DCCD1}">
-                            <a14:hiddenFill xmlns:a14="http://schemas.microsoft.com/office/drawing/2010/main">
+                            <a14:hiddenFill>
                               <a:noFill/>
                             </a14:hiddenFill>
                           </a:ext>
@@ -13368,14 +13250,14 @@
                         </a:ln>
                         <a:extLst>
                           <a:ext uri="{909E8E84-426E-40DD-AFC4-6F175D3DCCD1}">
-                            <a14:hiddenFill xmlns:a14="http://schemas.microsoft.com/office/drawing/2010/main">
+                            <a14:hiddenFill>
                               <a:solidFill>
                                 <a:srgbClr val="FFFFFF"/>
                               </a:solidFill>
                             </a14:hiddenFill>
                           </a:ext>
                           <a:ext uri="{91240B29-F687-4F45-9708-019B960494DF}">
-                            <a14:hiddenLine xmlns:a14="http://schemas.microsoft.com/office/drawing/2010/main" w="9525">
+                            <a14:hiddenLine w="9525">
                               <a:solidFill>
                                 <a:srgbClr val="000000"/>
                               </a:solidFill>
@@ -13438,9 +13320,9 @@
               <wp:wrapNone/>
               <wp:docPr id="10" name="Rectangle 2"/>
               <wp:cNvGraphicFramePr>
-                <a:graphicFrameLocks xmlns:a="http://schemas.openxmlformats.org/drawingml/2006/main"/>
+                <a:graphicFrameLocks/>
               </wp:cNvGraphicFramePr>
-              <a:graphic xmlns:a="http://schemas.openxmlformats.org/drawingml/2006/main">
+              <a:graphic>
                 <a:graphicData uri="http://schemas.microsoft.com/office/word/2010/wordprocessingShape">
                   <wps:wsp>
                     <wps:cNvSpPr>
@@ -13517,9 +13399,9 @@
               <wp:wrapNone/>
               <wp:docPr id="9" name="Rectangle 1"/>
               <wp:cNvGraphicFramePr>
-                <a:graphicFrameLocks xmlns:a="http://schemas.openxmlformats.org/drawingml/2006/main"/>
+                <a:graphicFrameLocks/>
               </wp:cNvGraphicFramePr>
-              <a:graphic xmlns:a="http://schemas.openxmlformats.org/drawingml/2006/main">
+              <a:graphic>
                 <a:graphicData uri="http://schemas.microsoft.com/office/word/2010/wordprocessingShape">
                   <wps:wsp>
                     <wps:cNvSpPr>

--- a/docs/dar/Utsav_eClaims_DAR_Compute.docx
+++ b/docs/dar/Utsav_eClaims_DAR_Compute.docx
@@ -1,6 +1,6 @@
 
 <file path=word/document.xml><?xml version="1.0" encoding="utf-8"?>
-<w:document xmlns:wpc="http://schemas.microsoft.com/office/word/2010/wordprocessingCanvas" xmlns:cx="http://schemas.microsoft.com/office/drawing/2014/chartex" xmlns:cx1="http://schemas.microsoft.com/office/drawing/2015/9/8/chartex" xmlns:cx2="http://schemas.microsoft.com/office/drawing/2015/10/21/chartex" xmlns:cx3="http://schemas.microsoft.com/office/drawing/2016/5/9/chartex" xmlns:cx4="http://schemas.microsoft.com/office/drawing/2016/5/10/chartex" xmlns:cx5="http://schemas.microsoft.com/office/drawing/2016/5/11/chartex" xmlns:cx6="http://schemas.microsoft.com/office/drawing/2016/5/12/chartex" xmlns:cx7="http://schemas.microsoft.com/office/drawing/2016/5/13/chartex" xmlns:cx8="http://schemas.microsoft.com/office/drawing/2016/5/14/chartex" xmlns:mc="http://schemas.openxmlformats.org/markup-compatibility/2006" xmlns:aink="http://schemas.microsoft.com/office/drawing/2016/ink" xmlns:am3d="http://schemas.microsoft.com/office/drawing/2017/model3d" xmlns:o="urn:schemas-microsoft-com:office:office" xmlns:oel="http://schemas.microsoft.com/office/2019/extlst" xmlns:r="http://schemas.openxmlformats.org/officeDocument/2006/relationships" xmlns:m="http://schemas.openxmlformats.org/officeDocument/2006/math" xmlns:v="urn:schemas-microsoft-com:vml" xmlns:wp14="http://schemas.microsoft.com/office/word/2010/wordprocessingDrawing" xmlns:wp="http://schemas.openxmlformats.org/drawingml/2006/wordprocessingDrawing" xmlns:w10="urn:schemas-microsoft-com:office:word" xmlns:w="http://schemas.openxmlformats.org/wordprocessingml/2006/main" xmlns:w14="http://schemas.microsoft.com/office/word/2010/wordml" xmlns:w15="http://schemas.microsoft.com/office/word/2012/wordml" xmlns:w16cei="http://schemas.microsoft.com/office/word/2026/wordml/cei" xmlns:w16cex="http://schemas.microsoft.com/office/word/2018/wordml/cex" xmlns:w16cid="http://schemas.microsoft.com/office/word/2016/wordml/cid" xmlns:w16="http://schemas.microsoft.com/office/word/2018/wordml" xmlns:w16du="http://schemas.microsoft.com/office/word/2023/wordml/word16du" xmlns:w16sdtdh="http://schemas.microsoft.com/office/word/2020/wordml/sdtdatahash" xmlns:w16sdtfl="http://schemas.microsoft.com/office/word/2024/wordml/sdtformatlock" xmlns:w16se="http://schemas.microsoft.com/office/word/2015/wordml/symex" xmlns:wpg="http://schemas.microsoft.com/office/word/2010/wordprocessingGroup" xmlns:wpi="http://schemas.microsoft.com/office/word/2010/wordprocessingInk" xmlns:wne="http://schemas.microsoft.com/office/word/2006/wordml" xmlns:wps="http://schemas.microsoft.com/office/word/2010/wordprocessingShape" xmlns:a="http://schemas.openxmlformats.org/drawingml/2006/main" xmlns:a14="http://schemas.microsoft.com/office/drawing/2010/main" xmlns:pic="http://schemas.openxmlformats.org/drawingml/2006/picture" mc:Ignorable="w14 w15 w16se w16cid w16 w16cex w16sdtdh w16sdtfl w16du wp14">
+<w:document xmlns:wpc="http://schemas.microsoft.com/office/word/2010/wordprocessingCanvas" xmlns:cx="http://schemas.microsoft.com/office/drawing/2014/chartex" xmlns:cx1="http://schemas.microsoft.com/office/drawing/2015/9/8/chartex" xmlns:cx2="http://schemas.microsoft.com/office/drawing/2015/10/21/chartex" xmlns:cx3="http://schemas.microsoft.com/office/drawing/2016/5/9/chartex" xmlns:cx4="http://schemas.microsoft.com/office/drawing/2016/5/10/chartex" xmlns:cx5="http://schemas.microsoft.com/office/drawing/2016/5/11/chartex" xmlns:cx6="http://schemas.microsoft.com/office/drawing/2016/5/12/chartex" xmlns:cx7="http://schemas.microsoft.com/office/drawing/2016/5/13/chartex" xmlns:cx8="http://schemas.microsoft.com/office/drawing/2016/5/14/chartex" xmlns:mc="http://schemas.openxmlformats.org/markup-compatibility/2006" xmlns:aink="http://schemas.microsoft.com/office/drawing/2016/ink" xmlns:am3d="http://schemas.microsoft.com/office/drawing/2017/model3d" xmlns:o="urn:schemas-microsoft-com:office:office" xmlns:oel="http://schemas.microsoft.com/office/2019/extlst" xmlns:r="http://schemas.openxmlformats.org/officeDocument/2006/relationships" xmlns:m="http://schemas.openxmlformats.org/officeDocument/2006/math" xmlns:v="urn:schemas-microsoft-com:vml" xmlns:wp14="http://schemas.microsoft.com/office/word/2010/wordprocessingDrawing" xmlns:wp="http://schemas.openxmlformats.org/drawingml/2006/wordprocessingDrawing" xmlns:w10="urn:schemas-microsoft-com:office:word" xmlns:w="http://schemas.openxmlformats.org/wordprocessingml/2006/main" xmlns:w14="http://schemas.microsoft.com/office/word/2010/wordml" xmlns:w15="http://schemas.microsoft.com/office/word/2012/wordml" xmlns:w16cex="http://schemas.microsoft.com/office/word/2018/wordml/cex" xmlns:w16cid="http://schemas.microsoft.com/office/word/2016/wordml/cid" xmlns:w16="http://schemas.microsoft.com/office/word/2018/wordml" xmlns:w16du="http://schemas.microsoft.com/office/word/2023/wordml/word16du" xmlns:w16sdtdh="http://schemas.microsoft.com/office/word/2020/wordml/sdtdatahash" xmlns:w16sdtfl="http://schemas.microsoft.com/office/word/2024/wordml/sdtformatlock" xmlns:w16se="http://schemas.microsoft.com/office/word/2015/wordml/symex" xmlns:wpg="http://schemas.microsoft.com/office/word/2010/wordprocessingGroup" xmlns:wpi="http://schemas.microsoft.com/office/word/2010/wordprocessingInk" xmlns:wne="http://schemas.microsoft.com/office/word/2006/wordml" xmlns:wps="http://schemas.microsoft.com/office/word/2010/wordprocessingShape" mc:Ignorable="w14 w15 w16se w16cid w16 w16cex w16sdtdh w16sdtfl w16du wp14">
   <w:body>
     <w:sdt>
       <w:sdtPr>
@@ -35,13 +35,21 @@
               <w:dataBinding w:prefixMappings="xmlns:ns0='http://schemas.openxmlformats.org/package/2006/metadata/core-properties' xmlns:ns1='http://purl.org/dc/elements/1.1/'" w:xpath="/ns0:coreProperties[1]/ns1:title[1]" w:storeItemID="{6C3C8BC8-F283-45AE-878A-BAB7291924A1}"/>
               <w:text/>
             </w:sdtPr>
+            <w:sdtEndPr/>
             <w:sdtContent>
+              <w:proofErr w:type="spellStart"/>
               <w:r>
-                <w:t>YCompany – eClaims</w:t>
+                <w:t>YCompany</w:t>
               </w:r>
+              <w:proofErr w:type="spellEnd"/>
               <w:r>
-                <w:t xml:space="preserve"/>
+                <w:t xml:space="preserve"> – </w:t>
               </w:r>
+              <w:proofErr w:type="spellStart"/>
+              <w:r>
+                <w:t>eClaims</w:t>
+              </w:r>
+              <w:proofErr w:type="spellEnd"/>
             </w:sdtContent>
           </w:sdt>
         </w:p>
@@ -77,9 +85,9 @@
                     <wp:wrapNone/>
                     <wp:docPr id="18" name="Rectangle 2"/>
                     <wp:cNvGraphicFramePr>
-                      <a:graphicFrameLocks/>
+                      <a:graphicFrameLocks xmlns:a="http://schemas.openxmlformats.org/drawingml/2006/main"/>
                     </wp:cNvGraphicFramePr>
-                    <a:graphic>
+                    <a:graphic xmlns:a="http://schemas.openxmlformats.org/drawingml/2006/main">
                       <a:graphicData uri="http://schemas.microsoft.com/office/word/2010/wordprocessingShape">
                         <wps:wsp>
                           <wps:cNvSpPr>
@@ -123,7 +131,7 @@
                   </wp:anchor>
                 </w:drawing>
               </mc:Choice>
-              <mc:Fallback>
+              <mc:Fallback xmlns:pic="http://schemas.openxmlformats.org/drawingml/2006/picture" xmlns:a14="http://schemas.microsoft.com/office/drawing/2010/main" xmlns:a="http://schemas.openxmlformats.org/drawingml/2006/main" xmlns:w16cei="http://schemas.microsoft.com/office/word/2026/wordml/cei">
                 <w:pict>
                   <v:rect w14:anchorId="612C2001" id="Rectangle 2" o:spid="_x0000_s1026" style="position:absolute;margin-left:0;margin-top:0;width:640.85pt;height:63.55pt;z-index:251660288;visibility:visible;mso-wrap-style:square;mso-width-percent:1050;mso-height-percent:900;mso-wrap-distance-left:9pt;mso-wrap-distance-top:0;mso-wrap-distance-right:9pt;mso-wrap-distance-bottom:0;mso-position-horizontal:center;mso-position-horizontal-relative:page;mso-position-vertical:bottom;mso-position-vertical-relative:page;mso-width-percent:1050;mso-height-percent:900;mso-width-relative:page;mso-height-relative:top-margin-area;v-text-anchor:top" o:gfxdata="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" o:allowincell="f" fillcolor="#5b9bd5 [3204]" strokecolor="#2f5496 [2408]">
                     <w10:wrap anchorx="page" anchory="page"/>
@@ -156,9 +164,9 @@
                     <wp:wrapNone/>
                     <wp:docPr id="17" name="Rectangle 5"/>
                     <wp:cNvGraphicFramePr>
-                      <a:graphicFrameLocks/>
+                      <a:graphicFrameLocks xmlns:a="http://schemas.openxmlformats.org/drawingml/2006/main"/>
                     </wp:cNvGraphicFramePr>
-                    <a:graphic>
+                    <a:graphic xmlns:a="http://schemas.openxmlformats.org/drawingml/2006/main">
                       <a:graphicData uri="http://schemas.microsoft.com/office/word/2010/wordprocessingShape">
                         <wps:wsp>
                           <wps:cNvSpPr>
@@ -205,7 +213,7 @@
                   </wp:anchor>
                 </w:drawing>
               </mc:Choice>
-              <mc:Fallback>
+              <mc:Fallback xmlns:pic="http://schemas.openxmlformats.org/drawingml/2006/picture" xmlns:a14="http://schemas.microsoft.com/office/drawing/2010/main" xmlns:a="http://schemas.openxmlformats.org/drawingml/2006/main" xmlns:w16cei="http://schemas.microsoft.com/office/word/2026/wordml/cei">
                 <w:pict>
                   <v:rect w14:anchorId="3D2228B1" id="Rectangle 5" o:spid="_x0000_s1026" style="position:absolute;margin-left:0;margin-top:0;width:7.15pt;height:829.85pt;z-index:251663360;visibility:visible;mso-wrap-style:square;mso-width-percent:0;mso-height-percent:1050;mso-wrap-distance-left:9pt;mso-wrap-distance-top:0;mso-wrap-distance-right:9pt;mso-wrap-distance-bottom:0;mso-position-horizontal:center;mso-position-horizontal-relative:left-margin-area;mso-position-vertical:center;mso-position-vertical-relative:page;mso-width-percent:0;mso-height-percent:1050;mso-width-relative:page;mso-height-relative:page;v-text-anchor:top" o:gfxdata="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" o:allowincell="f" fillcolor="white [3212]" strokecolor="#2f5496 [2408]">
                     <w10:wrap anchorx="margin" anchory="page"/>
@@ -238,9 +246,9 @@
                     <wp:wrapNone/>
                     <wp:docPr id="16" name="Rectangle 4"/>
                     <wp:cNvGraphicFramePr>
-                      <a:graphicFrameLocks/>
+                      <a:graphicFrameLocks xmlns:a="http://schemas.openxmlformats.org/drawingml/2006/main"/>
                     </wp:cNvGraphicFramePr>
-                    <a:graphic>
+                    <a:graphic xmlns:a="http://schemas.openxmlformats.org/drawingml/2006/main">
                       <a:graphicData uri="http://schemas.microsoft.com/office/word/2010/wordprocessingShape">
                         <wps:wsp>
                           <wps:cNvSpPr>
@@ -287,7 +295,7 @@
                   </wp:anchor>
                 </w:drawing>
               </mc:Choice>
-              <mc:Fallback>
+              <mc:Fallback xmlns:pic="http://schemas.openxmlformats.org/drawingml/2006/picture" xmlns:a14="http://schemas.microsoft.com/office/drawing/2010/main" xmlns:a="http://schemas.openxmlformats.org/drawingml/2006/main" xmlns:w16cei="http://schemas.microsoft.com/office/word/2026/wordml/cei">
                 <w:pict>
                   <v:rect w14:anchorId="698A9FCE" id="Rectangle 4" o:spid="_x0000_s1026" style="position:absolute;margin-left:0;margin-top:0;width:7.15pt;height:829.85pt;z-index:251662336;visibility:visible;mso-wrap-style:square;mso-width-percent:0;mso-height-percent:1050;mso-wrap-distance-left:9pt;mso-wrap-distance-top:0;mso-wrap-distance-right:9pt;mso-wrap-distance-bottom:0;mso-position-horizontal:center;mso-position-horizontal-relative:right-margin-area;mso-position-vertical:center;mso-position-vertical-relative:page;mso-width-percent:0;mso-height-percent:1050;mso-width-relative:page;mso-height-relative:page;v-text-anchor:top" o:gfxdata="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" o:allowincell="f" fillcolor="white [3212]" strokecolor="#2f5496 [2408]">
                     <w10:wrap anchorx="margin" anchory="page"/>
@@ -320,9 +328,9 @@
                     <wp:wrapNone/>
                     <wp:docPr id="14" name="Rectangle 3"/>
                     <wp:cNvGraphicFramePr>
-                      <a:graphicFrameLocks/>
+                      <a:graphicFrameLocks xmlns:a="http://schemas.openxmlformats.org/drawingml/2006/main"/>
                     </wp:cNvGraphicFramePr>
-                    <a:graphic>
+                    <a:graphic xmlns:a="http://schemas.openxmlformats.org/drawingml/2006/main">
                       <a:graphicData uri="http://schemas.microsoft.com/office/word/2010/wordprocessingShape">
                         <wps:wsp>
                           <wps:cNvSpPr>
@@ -366,7 +374,7 @@
                   </wp:anchor>
                 </w:drawing>
               </mc:Choice>
-              <mc:Fallback>
+              <mc:Fallback xmlns:pic="http://schemas.openxmlformats.org/drawingml/2006/picture" xmlns:a14="http://schemas.microsoft.com/office/drawing/2010/main" xmlns:a="http://schemas.openxmlformats.org/drawingml/2006/main" xmlns:w16cei="http://schemas.microsoft.com/office/word/2026/wordml/cei">
                 <w:pict>
                   <v:rect w14:anchorId="62BDE170" id="Rectangle 3" o:spid="_x0000_s1026" style="position:absolute;margin-left:0;margin-top:0;width:640.85pt;height:63.55pt;z-index:251661312;visibility:visible;mso-wrap-style:square;mso-width-percent:1050;mso-height-percent:900;mso-wrap-distance-left:9pt;mso-wrap-distance-top:0;mso-wrap-distance-right:9pt;mso-wrap-distance-bottom:0;mso-position-horizontal:center;mso-position-horizontal-relative:page;mso-position-vertical:top;mso-position-vertical-relative:top-margin-area;mso-width-percent:1050;mso-height-percent:900;mso-width-relative:page;mso-height-relative:top-margin-area;v-text-anchor:top" o:gfxdata="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" o:allowincell="f" fillcolor="#5b9bd5 [3204]" strokecolor="#2f5496 [2408]">
                     <w10:wrap anchorx="page" anchory="margin"/>
@@ -386,6 +394,7 @@
               <w:dataBinding w:prefixMappings="xmlns:ns0='http://schemas.openxmlformats.org/package/2006/metadata/core-properties' xmlns:ns1='http://purl.org/dc/elements/1.1/'" w:xpath="/ns0:coreProperties[1]/ns1:subject[1]" w:storeItemID="{6C3C8BC8-F283-45AE-878A-BAB7291924A1}"/>
               <w:text/>
             </w:sdtPr>
+            <w:sdtEndPr/>
             <w:sdtContent>
               <w:r>
                 <w:rPr>
@@ -575,9 +584,9 @@
                 <wp:effectExtent l="0" t="0" r="0" b="0"/>
                 <wp:docPr id="1" name="Picture 1"/>
                 <wp:cNvGraphicFramePr/>
-                <a:graphic>
+                <a:graphic xmlns:a="http://schemas.openxmlformats.org/drawingml/2006/main">
                   <a:graphicData uri="http://schemas.openxmlformats.org/drawingml/2006/picture">
-                    <pic:pic>
+                    <pic:pic xmlns:pic="http://schemas.openxmlformats.org/drawingml/2006/picture">
                       <pic:nvPicPr>
                         <pic:cNvPr id="3" name="Picture 3"/>
                         <pic:cNvPicPr/>
@@ -586,7 +595,7 @@
                         <a:blip r:embed="rId8" cstate="print">
                           <a:extLst>
                             <a:ext uri="{28A0092B-C50C-407E-A947-70E740481C1C}">
-                              <a14:useLocalDpi val="0"/>
+                              <a14:useLocalDpi xmlns:a14="http://schemas.microsoft.com/office/drawing/2010/main" val="0"/>
                             </a:ext>
                           </a:extLst>
                         </a:blip>
@@ -625,6 +634,7 @@
             <w:dataBinding w:prefixMappings="xmlns:ns0='http://schemas.openxmlformats.org/officeDocument/2006/extended-properties'" w:xpath="/ns0:Properties[1]/ns0:Company[1]" w:storeItemID="{6668398D-A668-4E3E-A5EB-62B293D839F1}"/>
             <w:text/>
           </w:sdtPr>
+          <w:sdtEndPr/>
           <w:sdtContent>
             <w:p>
               <w:pPr>
@@ -652,6 +662,7 @@
             <w:dataBinding w:prefixMappings="xmlns:ns0='http://schemas.openxmlformats.org/package/2006/metadata/core-properties' xmlns:ns1='http://purl.org/dc/elements/1.1/'" w:xpath="/ns0:coreProperties[1]/ns1:creator[1]" w:storeItemID="{6C3C8BC8-F283-45AE-878A-BAB7291924A1}"/>
             <w:text/>
           </w:sdtPr>
+          <w:sdtEndPr/>
           <w:sdtContent>
             <w:p>
               <w:pPr>
@@ -882,7 +893,7 @@
               <w:rPr>
                 <w:rFonts w:asciiTheme="majorHAnsi" w:hAnsiTheme="majorHAnsi"/>
               </w:rPr>
-              <w:t xml:space="preserve">1.0</w:t>
+              <w:t>1.0</w:t>
             </w:r>
           </w:p>
         </w:tc>
@@ -957,7 +968,7 @@
               <w:rPr>
                 <w:rFonts w:asciiTheme="majorHAnsi" w:hAnsiTheme="majorHAnsi"/>
               </w:rPr>
-              <w:t xml:space="preserve">Issued for review</w:t>
+              <w:t>Issued for review</w:t>
             </w:r>
           </w:p>
         </w:tc>
@@ -2172,7 +2183,7 @@
                 <w:noProof/>
                 <w:webHidden/>
               </w:rPr>
-              <w:t>8</w:t>
+              <w:t>7</w:t>
             </w:r>
             <w:r>
               <w:rPr>
@@ -2736,7 +2747,7 @@
                 <w:noProof/>
                 <w:webHidden/>
               </w:rPr>
-              <w:t>11</w:t>
+              <w:t>10</w:t>
             </w:r>
             <w:r>
               <w:rPr>
@@ -3202,7 +3213,7 @@
                 <w:noProof/>
                 <w:webHidden/>
               </w:rPr>
-              <w:t>15</w:t>
+              <w:t>14</w:t>
             </w:r>
             <w:r>
               <w:rPr>
@@ -3296,7 +3307,7 @@
                 <w:noProof/>
                 <w:webHidden/>
               </w:rPr>
-              <w:t>16</w:t>
+              <w:t>15</w:t>
             </w:r>
             <w:r>
               <w:rPr>
@@ -3844,7 +3855,7 @@
                 <w:noProof/>
                 <w:webHidden/>
               </w:rPr>
-              <w:t>23</w:t>
+              <w:t>22</w:t>
             </w:r>
             <w:r>
               <w:rPr>
@@ -3904,7 +3915,23 @@
         <w:pStyle w:val="Body"/>
       </w:pPr>
       <w:r>
-        <w:t xml:space="preserve">This Decision Analysis and Recommendation (DAR) document records the evaluation behind the choice of compute and deployment platform for the YCompany eClaims platform — the runtime on which every backend microservice is deployed, scaled, restarted and operated.</w:t>
+        <w:t xml:space="preserve">This Decision Analysis and Recommendation (DAR) document records the evaluation behind the choice of compute and deployment platform for the </w:t>
+      </w:r>
+      <w:proofErr w:type="spellStart"/>
+      <w:r>
+        <w:t>YCompany</w:t>
+      </w:r>
+      <w:proofErr w:type="spellEnd"/>
+      <w:r>
+        <w:t xml:space="preserve"> </w:t>
+      </w:r>
+      <w:proofErr w:type="spellStart"/>
+      <w:r>
+        <w:t>eClaims</w:t>
+      </w:r>
+      <w:proofErr w:type="spellEnd"/>
+      <w:r>
+        <w:t xml:space="preserve"> platform — the runtime on which every backend microservice is deployed, scaled, restarted and operated.</w:t>
       </w:r>
     </w:p>
     <w:p>
@@ -3912,7 +3939,23 @@
         <w:pStyle w:val="Body"/>
       </w:pPr>
       <w:r>
-        <w:t>The eClaims Solution Approach Document (SAD) names AWS ECS Fargate as the container orchestration platform. That document states the conclusion; this DAR supplies the evidence for it — the candidates considered, the evaluation attributes and their weights, the scoring, the indicative cost at eClaims scale, and the assumptions and risks that the recommendation carries with it.</w:t>
+        <w:t xml:space="preserve">The </w:t>
+      </w:r>
+      <w:proofErr w:type="spellStart"/>
+      <w:r>
+        <w:t>eClaims</w:t>
+      </w:r>
+      <w:proofErr w:type="spellEnd"/>
+      <w:r>
+        <w:t xml:space="preserve"> Solution Approach Document (SAD) names AWS ECS Fargate as the container orchestration platform. That document states the conclusion; this DAR supplies the evidence for it — the candidates considered, the evaluation attributes and their weights, the scoring, the indicative cost at </w:t>
+      </w:r>
+      <w:proofErr w:type="spellStart"/>
+      <w:r>
+        <w:t>eClaims</w:t>
+      </w:r>
+      <w:proofErr w:type="spellEnd"/>
+      <w:r>
+        <w:t xml:space="preserve"> scale, and the assumptions and risks that the recommendation carries with it.</w:t>
       </w:r>
     </w:p>
     <w:p>
@@ -3920,7 +3963,23 @@
         <w:pStyle w:val="Body"/>
       </w:pPr>
       <w:r>
-        <w:t xml:space="preserve">The choice between the two AWS orchestrators for serverless containers, Amazon ECS and Amazon EKS, is summarised in Section 4.5 and analysed in full in the companion DAR Utsav_eClaims_DAR_ECS_vs_EKS.docx.</w:t>
+        <w:t xml:space="preserve">The choice between the two AWS orchestrators for serverless containers, Amazon ECS and Amazon EKS, is </w:t>
+      </w:r>
+      <w:proofErr w:type="spellStart"/>
+      <w:r>
+        <w:t>summarised</w:t>
+      </w:r>
+      <w:proofErr w:type="spellEnd"/>
+      <w:r>
+        <w:t xml:space="preserve"> in Section 4.5 and </w:t>
+      </w:r>
+      <w:proofErr w:type="spellStart"/>
+      <w:r>
+        <w:t>analysed</w:t>
+      </w:r>
+      <w:proofErr w:type="spellEnd"/>
+      <w:r>
+        <w:t xml:space="preserve"> in full in the companion DAR Utsav_eClaims_DAR_ECS_vs_EKS.docx.</w:t>
       </w:r>
     </w:p>
     <w:p>
@@ -3938,7 +3997,15 @@
         <w:pStyle w:val="Body"/>
       </w:pPr>
       <w:r>
-        <w:t>The objective of this document is to identify the viable compute and deployment models for the eClaims microservices, compare them objectively against requirement-derived criteria, and recommend one for the target production architecture.</w:t>
+        <w:t xml:space="preserve">The objective of this document is to identify the viable compute and deployment models for the </w:t>
+      </w:r>
+      <w:proofErr w:type="spellStart"/>
+      <w:r>
+        <w:t>eClaims</w:t>
+      </w:r>
+      <w:proofErr w:type="spellEnd"/>
+      <w:r>
+        <w:t xml:space="preserve"> microservices, compare them objectively against requirement-derived criteria, and recommend one for the target production architecture.</w:t>
       </w:r>
     </w:p>
     <w:p>
@@ -3964,7 +4031,31 @@
         <w:t>Candidate identification</w:t>
       </w:r>
       <w:r>
-        <w:t xml:space="preserve"> — the compute models that are credible for a containerised microservices platform at YCompany’s scale.</w:t>
+        <w:t xml:space="preserve"> — the </w:t>
+      </w:r>
+      <w:proofErr w:type="spellStart"/>
+      <w:r>
+        <w:t>compute</w:t>
+      </w:r>
+      <w:proofErr w:type="spellEnd"/>
+      <w:r>
+        <w:t xml:space="preserve"> models that are credible for a </w:t>
+      </w:r>
+      <w:proofErr w:type="spellStart"/>
+      <w:r>
+        <w:t>containerised</w:t>
+      </w:r>
+      <w:proofErr w:type="spellEnd"/>
+      <w:r>
+        <w:t xml:space="preserve"> microservices platform at </w:t>
+      </w:r>
+      <w:proofErr w:type="spellStart"/>
+      <w:r>
+        <w:t>YCompany’s</w:t>
+      </w:r>
+      <w:proofErr w:type="spellEnd"/>
+      <w:r>
+        <w:t xml:space="preserve"> scale.</w:t>
       </w:r>
     </w:p>
     <w:p>
@@ -4000,7 +4091,15 @@
         <w:t>Comparative analysis</w:t>
       </w:r>
       <w:r>
-        <w:t xml:space="preserve"> — a weighted point matrix, a native-capability comparison, an indicative cost comparison at eClaims scale, and a narrowing sub-decision on the orchestrator within the recommended model.</w:t>
+        <w:t xml:space="preserve"> — a weighted point matrix, a native-capability comparison, an indicative cost comparison at </w:t>
+      </w:r>
+      <w:proofErr w:type="spellStart"/>
+      <w:r>
+        <w:t>eClaims</w:t>
+      </w:r>
+      <w:proofErr w:type="spellEnd"/>
+      <w:r>
+        <w:t xml:space="preserve"> scale, and a narrowing sub-decision on the orchestrator within the recommended model.</w:t>
       </w:r>
     </w:p>
     <w:p>
@@ -4044,11 +4143,26 @@
         <w:pStyle w:val="Body"/>
       </w:pPr>
       <w:r>
-        <w:t xml:space="preserve">The following are out of scope. This document does not restate the eClaims solution architecture and does not specify the network topology, subnet layout, sizing, task counts or release pipeline, all of which the SAD covers. It does not evaluate the backend framework, the data stores or the </w:t>
-      </w:r>
-      <w:r>
-        <w:lastRenderedPageBreak/>
-        <w:t>workflow engine, each of which is the subject of its own analysis. Cost figures are indicative public list prices as at the document date and are not quotations.</w:t>
+        <w:t xml:space="preserve">The following are out of scope. This document does not restate the </w:t>
+      </w:r>
+      <w:proofErr w:type="spellStart"/>
+      <w:r>
+        <w:t>eClaims</w:t>
+      </w:r>
+      <w:proofErr w:type="spellEnd"/>
+      <w:r>
+        <w:t xml:space="preserve"> solution architecture and does not specify the network topology, subnet layout, sizing, task counts or release pipeline, all of which the SAD covers. It does not evaluate the backend framework, the data stores or the </w:t>
+      </w:r>
+      <w:r>
+        <w:t xml:space="preserve">workflow engine, each of which is the subject of its own analysis. Cost figures are </w:t>
+      </w:r>
+      <w:proofErr w:type="gramStart"/>
+      <w:r>
+        <w:t>indicative</w:t>
+      </w:r>
+      <w:proofErr w:type="gramEnd"/>
+      <w:r>
+        <w:t xml:space="preserve"> public list prices as at the document date and are not quotations.</w:t>
       </w:r>
     </w:p>
     <w:p>
@@ -4057,16 +4171,46 @@
       </w:pPr>
       <w:bookmarkStart w:id="2" w:name="_Toc238142307"/>
       <w:r>
-        <w:t>Requirements at a Glance</w:t>
+        <w:lastRenderedPageBreak/>
+        <w:t xml:space="preserve">Requirements </w:t>
+      </w:r>
+      <w:proofErr w:type="gramStart"/>
+      <w:r>
+        <w:t>at a Glance</w:t>
       </w:r>
       <w:bookmarkEnd w:id="2"/>
+      <w:proofErr w:type="gramEnd"/>
     </w:p>
     <w:p>
       <w:pPr>
         <w:pStyle w:val="Body"/>
       </w:pPr>
       <w:r>
-        <w:t>This section summarises only those requirements that discriminate between the compute models. It is deliberately not a restatement of the full eClaims requirement set; requirements that every candidate satisfies equally cannot influence the decision and are omitted.</w:t>
+        <w:t xml:space="preserve">This section </w:t>
+      </w:r>
+      <w:proofErr w:type="spellStart"/>
+      <w:r>
+        <w:t>summarises</w:t>
+      </w:r>
+      <w:proofErr w:type="spellEnd"/>
+      <w:r>
+        <w:t xml:space="preserve"> only those requirements that discriminate between the </w:t>
+      </w:r>
+      <w:proofErr w:type="spellStart"/>
+      <w:r>
+        <w:t>compute</w:t>
+      </w:r>
+      <w:proofErr w:type="spellEnd"/>
+      <w:r>
+        <w:t xml:space="preserve"> models. It is deliberately not a restatement of the full </w:t>
+      </w:r>
+      <w:proofErr w:type="spellStart"/>
+      <w:r>
+        <w:t>eClaims</w:t>
+      </w:r>
+      <w:proofErr w:type="spellEnd"/>
+      <w:r>
+        <w:t xml:space="preserve"> requirement set; requirements that every candidate satisfies equally cannot influence the decision and are omitted.</w:t>
       </w:r>
     </w:p>
     <w:p>
@@ -4074,7 +4218,18 @@
         <w:pStyle w:val="Body"/>
       </w:pPr>
       <w:r>
-        <w:t>The decisive characteristic of eClaims is the shape of its workload. It is not a set of short, event-triggered functions and it is not a large estate of heterogeneous workloads needing a general-purpose scheduler. It is a modest fleet of long-lived HTTP services — Claims, Auth, Policy, Incident Management, Payment, Document, Notification and Reporting — that hold pooled database and cache connections, must answer within a fixed latency budget, and must run unattended around the clock. That shape is what the evaluation measures the three models against.</w:t>
+        <w:t xml:space="preserve">The decisive characteristic of </w:t>
+      </w:r>
+      <w:proofErr w:type="spellStart"/>
+      <w:r>
+        <w:t>eClaims</w:t>
+      </w:r>
+      <w:proofErr w:type="spellEnd"/>
+      <w:r>
+        <w:t xml:space="preserve"> is the shape of its workload. It is not a set of short, event-triggered functions and it is not a large estate of heterogeneous workloads needing a general-purpose scheduler. It is a modest fleet of long-lived HTTP services — Claims, Auth, Policy, Incident Management, Payment, Document, Notification and Reporting — that hold pooled database and cache connections, must answer within a fixed latency budget, and must run unattended around the clock. That shape is what the evaluation measures the three </w:t>
+      </w:r>
+      <w:r>
+        <w:t>models against.</w:t>
       </w:r>
     </w:p>
     <w:p>
@@ -4102,7 +4257,15 @@
         <w:t>Service-oriented decomposition</w:t>
       </w:r>
       <w:r>
-        <w:t xml:space="preserve"> — functionality is componentized as independently deployable services, each scalable and releasable on its own without coordinated deployment of the rest.</w:t>
+        <w:t xml:space="preserve"> — functionality is componentized as independently deployable services, each scalable and releasable on </w:t>
+      </w:r>
+      <w:proofErr w:type="gramStart"/>
+      <w:r>
+        <w:t>its</w:t>
+      </w:r>
+      <w:proofErr w:type="gramEnd"/>
+      <w:r>
+        <w:t xml:space="preserve"> own without coordinated deployment of the rest.</w:t>
       </w:r>
     </w:p>
     <w:p>
@@ -4217,10 +4380,21 @@
         <w:rPr>
           <w:b/>
         </w:rPr>
-        <w:t>Availability and self-healing</w:t>
-      </w:r>
-      <w:r>
-        <w:t xml:space="preserve"> — 24×7 operation; in the event of a crash the system must restart on its own, without operator intervention, across at least three Availability Zones.</w:t>
+        <w:t>Availability and self-</w:t>
+      </w:r>
+      <w:proofErr w:type="gramStart"/>
+      <w:r>
+        <w:rPr>
+          <w:b/>
+        </w:rPr>
+        <w:t>healing</w:t>
+      </w:r>
+      <w:r>
+        <w:t xml:space="preserve"> — 24×7</w:t>
+      </w:r>
+      <w:proofErr w:type="gramEnd"/>
+      <w:r>
+        <w:t xml:space="preserve"> operation; in the event of a crash the system must restart on its own, without operator intervention, across at least three Availability Zones.</w:t>
       </w:r>
     </w:p>
     <w:p>
@@ -4238,7 +4412,15 @@
         <w:t>Autoscaling to demand</w:t>
       </w:r>
       <w:r>
-        <w:t xml:space="preserve"> — capacity must follow load automatically, from a resting floor to peak claim volume, per service rather than for the platform as a whole.</w:t>
+        <w:t xml:space="preserve"> — capacity must follow load automatically, from a resting floor to peak claim volume, per service rather than for the </w:t>
+      </w:r>
+      <w:proofErr w:type="gramStart"/>
+      <w:r>
+        <w:t>platform as a whole</w:t>
+      </w:r>
+      <w:proofErr w:type="gramEnd"/>
+      <w:r>
+        <w:t>.</w:t>
       </w:r>
     </w:p>
     <w:p>
@@ -4253,11 +4435,18 @@
         <w:rPr>
           <w:b/>
         </w:rPr>
-        <w:lastRenderedPageBreak/>
         <w:t>Performance</w:t>
       </w:r>
       <w:r>
-        <w:t xml:space="preserve"> — 99% of service calls must complete in under 5,000 ms at peak and non-peak load. Latency added by the compute platform itself, including any start-up delay on the request path, consumes that budget directly.</w:t>
+        <w:t xml:space="preserve"> — 99% of service calls must complete in under 5,000 </w:t>
+      </w:r>
+      <w:proofErr w:type="spellStart"/>
+      <w:r>
+        <w:t>ms</w:t>
+      </w:r>
+      <w:proofErr w:type="spellEnd"/>
+      <w:r>
+        <w:t xml:space="preserve"> at peak and non-peak load. Latency added by the compute platform itself, including any start-up delay on the request path, consumes that budget directly.</w:t>
       </w:r>
     </w:p>
     <w:p>
@@ -4272,6 +4461,7 @@
         <w:rPr>
           <w:b/>
         </w:rPr>
+        <w:lastRenderedPageBreak/>
         <w:t>Scalability</w:t>
       </w:r>
       <w:r>
@@ -4293,7 +4483,15 @@
         <w:t>Deployment flexibility</w:t>
       </w:r>
       <w:r>
-        <w:t xml:space="preserve"> — the platform must support both on-premise and cloud-based deployment. This is the requirement on which the candidates differ most, and Sections 5 and 7 address it directly rather than in passing.</w:t>
+        <w:t xml:space="preserve"> — the platform must support both </w:t>
+      </w:r>
+      <w:proofErr w:type="gramStart"/>
+      <w:r>
+        <w:t>on-premise</w:t>
+      </w:r>
+      <w:proofErr w:type="gramEnd"/>
+      <w:r>
+        <w:t xml:space="preserve"> and cloud-based deployment. This is the requirement on which the candidates differ most, and Sections 5 and 7 address it directly rather than in passing.</w:t>
       </w:r>
     </w:p>
     <w:p>
@@ -4659,7 +4857,15 @@
         <w:pStyle w:val="Body"/>
       </w:pPr>
       <w:r>
-        <w:t xml:space="preserve">Serverless containers occupy the ground between the other two: the operational model of a managed service with the execution model of a container. A comparison framed only as functions against Kubernetes would leave that option unexamined, so all three are compared on the same attributes.</w:t>
+        <w:t xml:space="preserve">Serverless containers occupy the ground between the other two: the operational model of a managed service with the execution model of a container. A comparison framed only as functions against Kubernetes would leave that option unexamined, so all three are compared </w:t>
+      </w:r>
+      <w:proofErr w:type="gramStart"/>
+      <w:r>
+        <w:t>on</w:t>
+      </w:r>
+      <w:proofErr w:type="gramEnd"/>
+      <w:r>
+        <w:t xml:space="preserve"> the same attributes.</w:t>
       </w:r>
     </w:p>
     <w:p>
@@ -4667,11 +4873,18 @@
         <w:pStyle w:val="Body"/>
       </w:pPr>
       <w:r>
-        <w:t xml:space="preserve">Options considered and not carried forward are recorded for completeness. Deploying directly onto EC2 instances with an auto-scaling group and no orchestrator would require the team to build placement, health management and rolling release itself, which is work all three candidates supply. AWS App Runner is a credible simplification of the serverless-container model but </w:t>
-      </w:r>
-      <w:r>
-        <w:lastRenderedPageBreak/>
-        <w:t xml:space="preserve">constrains networking and release control in ways the blue-green requirement does not tolerate. A self-managed Kubernetes cluster on EC2 is represented adequately by the managed Kubernetes option, of which it is a strictly higher-effort variant. Amazon EKS on Fargate is a hybrid of options two and three. It is addressed within the ECS-versus-EKS sub-decision in Section 4.5 and in the companion DAR, rather than as a separate candidate.</w:t>
+        <w:t xml:space="preserve">Options considered and not carried forward are recorded for completeness. Deploying directly onto EC2 instances with an auto-scaling group and no orchestrator would require the team to build placement, health management and rolling release itself, which is work all three </w:t>
+      </w:r>
+      <w:proofErr w:type="gramStart"/>
+      <w:r>
+        <w:t>candidates</w:t>
+      </w:r>
+      <w:proofErr w:type="gramEnd"/>
+      <w:r>
+        <w:t xml:space="preserve"> supply. AWS App Runner is a credible simplification of the serverless-container model but </w:t>
+      </w:r>
+      <w:r>
+        <w:t>constrains networking and release control in ways the blue-green requirement does not tolerate. A self-managed Kubernetes cluster on EC2 is represented adequately by the managed Kubernetes option, of which it is a strictly higher-effort variant. Amazon EKS on Fargate is a hybrid of options two and three. It is addressed within the ECS-versus-EKS sub-decision in Section 4.5 and in the companion DAR, rather than as a separate candidate.</w:t>
       </w:r>
     </w:p>
     <w:p>
@@ -4680,6 +4893,7 @@
       </w:pPr>
       <w:bookmarkStart w:id="6" w:name="_Toc238142311"/>
       <w:r>
+        <w:lastRenderedPageBreak/>
         <w:t>Serverless Architecture (Functions as a Service)</w:t>
       </w:r>
       <w:bookmarkEnd w:id="6"/>
@@ -4705,7 +4919,15 @@
         <w:pStyle w:val="Body"/>
       </w:pPr>
       <w:r>
-        <w:t>The consequence that matters for eClaims is that the function, not the team, owns the process lifecycle. An instance may be created for one request and discarded after it, so anything expensive to establish — a database connection pool, a cache client, a warmed model — is either re-established on a cold start or held outside the function. On AWS the reference implementation of this model is Lambda, which is what the scoring reflects.</w:t>
+        <w:t xml:space="preserve">The consequence that matters for </w:t>
+      </w:r>
+      <w:proofErr w:type="spellStart"/>
+      <w:r>
+        <w:t>eClaims</w:t>
+      </w:r>
+      <w:proofErr w:type="spellEnd"/>
+      <w:r>
+        <w:t xml:space="preserve"> is that the function, not the team, owns the process lifecycle. An instance may be created for one request and discarded after it, so anything expensive to establish — a database connection pool, a cache client, a warmed model — is either re-established on a cold start or held outside the function. On AWS the reference implementation of this model is Lambda, which is what the scoring reflects.</w:t>
       </w:r>
     </w:p>
     <w:p>
@@ -4874,8 +5096,16 @@
         <w:rPr>
           <w:b/>
         </w:rPr>
-        <w:t>Microservices and modularisation</w:t>
-      </w:r>
+        <w:t xml:space="preserve">Microservices and </w:t>
+      </w:r>
+      <w:proofErr w:type="spellStart"/>
+      <w:r>
+        <w:rPr>
+          <w:b/>
+        </w:rPr>
+        <w:t>modularisation</w:t>
+      </w:r>
+      <w:proofErr w:type="spellEnd"/>
       <w:r>
         <w:t xml:space="preserve"> — encourages small, single-purpose units of deployment.</w:t>
       </w:r>
@@ -4892,7 +5122,6 @@
         <w:rPr>
           <w:b/>
         </w:rPr>
-        <w:lastRenderedPageBreak/>
         <w:t>Constraints to note</w:t>
       </w:r>
       <w:r>
@@ -4914,7 +5143,11 @@
         <w:pStyle w:val="Body"/>
       </w:pPr>
       <w:r>
-        <w:t>Serverless functions are billed per use, with no reserved capacity and no minimum fee. The bill is a function of the number of invocations and of execution duration multiplied by allocated memory, with a monthly free allowance. There is no charge while a function is idle, which is the model’s strongest cost characteristic: an intermittent workload pays close to nothing between events.</w:t>
+        <w:t xml:space="preserve">Serverless functions are billed per use, with no reserved capacity and no minimum fee. The bill is a function of the number of invocations and of execution duration multiplied by allocated </w:t>
+      </w:r>
+      <w:r>
+        <w:lastRenderedPageBreak/>
+        <w:t>memory, with a monthly free allowance. There is no charge while a function is idle, which is the model’s strongest cost characteristic: an intermittent workload pays close to nothing between events.</w:t>
       </w:r>
     </w:p>
     <w:p>
@@ -4922,7 +5155,18 @@
         <w:pStyle w:val="Body"/>
       </w:pPr>
       <w:r>
-        <w:t>Several factors drive the total, and they are worth naming because they behave differently from a container platform: execution time, invocation count, allocated memory, provisioned concurrency where cold starts must be eliminated, the cost of the API front end and any other services in the request path, data transfer, and region. The model inverts the usual cost curve — cheapest at low and intermittent volume, and progressively less economical as a workload approaches continuous execution, because a function running all the time is paying per-invocation rates for what is effectively a server.</w:t>
+        <w:t>Several factors drive the total, and they are worth naming because they behave differently from a container platform: execution time, invocation count, allocated memory, provisioned concurrency where cold starts must be eliminated, the cost of the API front end and any other services in the request path, data transfer, and region. The model inverts the usual cost curve — cheapest at low and intermittent volume, and progressively less economical as a workload approaches continuous execution, because a functi</w:t>
+      </w:r>
+      <w:r>
+        <w:t xml:space="preserve">on running all the time </w:t>
+      </w:r>
+      <w:proofErr w:type="gramStart"/>
+      <w:r>
+        <w:t>is paying</w:t>
+      </w:r>
+      <w:proofErr w:type="gramEnd"/>
+      <w:r>
+        <w:t xml:space="preserve"> per-invocation rates for what is effectively a server.</w:t>
       </w:r>
     </w:p>
     <w:p>
@@ -4940,7 +5184,31 @@
         <w:pStyle w:val="Body"/>
       </w:pPr>
       <w:r>
-        <w:t>Kubernetes is an open-source container orchestration platform for the deployment, scaling and management of containerised applications. It provides a framework for running containers across a cluster of nodes, abstracting the underlying infrastructure and managing workloads at scale. The name derives from the Greek for helmsman, which describes its role: it steers containerised applications across a distributed cluster.</w:t>
+        <w:t xml:space="preserve">Kubernetes is an open-source container orchestration platform for the deployment, scaling and management of </w:t>
+      </w:r>
+      <w:proofErr w:type="spellStart"/>
+      <w:r>
+        <w:t>containerised</w:t>
+      </w:r>
+      <w:proofErr w:type="spellEnd"/>
+      <w:r>
+        <w:t xml:space="preserve"> applications. It provides a framework for running containers across a cluster of nodes, abstracting the underlying infrastructure and managing </w:t>
+      </w:r>
+      <w:proofErr w:type="gramStart"/>
+      <w:r>
+        <w:t>workloads at</w:t>
+      </w:r>
+      <w:proofErr w:type="gramEnd"/>
+      <w:r>
+        <w:t xml:space="preserve"> scale. The name derives from the Greek for helmsman, which describes its role: it steers </w:t>
+      </w:r>
+      <w:proofErr w:type="spellStart"/>
+      <w:r>
+        <w:t>containerised</w:t>
+      </w:r>
+      <w:proofErr w:type="spellEnd"/>
+      <w:r>
+        <w:t xml:space="preserve"> applications across a distributed cluster.</w:t>
       </w:r>
     </w:p>
     <w:p>
@@ -4956,7 +5224,31 @@
         <w:pStyle w:val="Body"/>
       </w:pPr>
       <w:r>
-        <w:t>Kubernetes is the most capable and the most portable of the three options. A conformant cluster presents the same API whether it runs in one cloud, in another, or in a data centre, which makes it the only candidate that satisfies a cloud-agnostic or on-premise mandate directly. That capability is inseparable from its cost: the cluster, its version lifecycle, its networking and storage integration, its add-ons and its node pools are all objects the team owns and operates. On AWS the managed form is EKS, which runs the control plane on the team’s behalf while leaving the cluster, its add-ons and — outside Fargate — its nodes to be managed.</w:t>
+        <w:t xml:space="preserve">Kubernetes is the most capable and the most portable of the three options. A conformant cluster presents the same API whether it runs in one cloud, in another, or in a data </w:t>
+      </w:r>
+      <w:proofErr w:type="spellStart"/>
+      <w:r>
+        <w:t>centre</w:t>
+      </w:r>
+      <w:proofErr w:type="spellEnd"/>
+      <w:r>
+        <w:t xml:space="preserve">, which makes it the only candidate that satisfies a cloud-agnostic or </w:t>
+      </w:r>
+      <w:proofErr w:type="gramStart"/>
+      <w:r>
+        <w:t>on-premise</w:t>
+      </w:r>
+      <w:proofErr w:type="gramEnd"/>
+      <w:r>
+        <w:t xml:space="preserve"> mandate directly. That capability is inseparable from its cost: the cluster, its </w:t>
+      </w:r>
+      <w:proofErr w:type="gramStart"/>
+      <w:r>
+        <w:t>version</w:t>
+      </w:r>
+      <w:proofErr w:type="gramEnd"/>
+      <w:r>
+        <w:t xml:space="preserve"> lifecycle, its networking and storage integration, its add-ons and its node pools are all objects the team owns and operates. On AWS the managed form is EKS, which runs the control plane on the team’s behalf while leaving the cluster, its add-ons and — outside Fargate — its nodes to be managed.</w:t>
       </w:r>
     </w:p>
     <w:p>
@@ -4999,7 +5291,6 @@
         <w:rPr>
           <w:b/>
         </w:rPr>
-        <w:lastRenderedPageBreak/>
         <w:t>Declarative configuration</w:t>
       </w:r>
       <w:r>
@@ -5057,7 +5348,15 @@
         <w:t>Automatic bin packing</w:t>
       </w:r>
       <w:r>
-        <w:t xml:space="preserve"> — workloads placed according to declared resource requests and limits, which raises utilisation on shared nodes.</w:t>
+        <w:t xml:space="preserve"> — workloads placed according to declared resource requests and limits, which raises </w:t>
+      </w:r>
+      <w:proofErr w:type="spellStart"/>
+      <w:r>
+        <w:t>utilisation</w:t>
+      </w:r>
+      <w:proofErr w:type="spellEnd"/>
+      <w:r>
+        <w:t xml:space="preserve"> on shared nodes.</w:t>
       </w:r>
     </w:p>
     <w:p>
@@ -5072,6 +5371,7 @@
         <w:rPr>
           <w:b/>
         </w:rPr>
+        <w:lastRenderedPageBreak/>
         <w:t>Service discovery and load balancing</w:t>
       </w:r>
       <w:r>
@@ -5147,7 +5447,15 @@
         <w:t>Multi-cloud and hybrid support</w:t>
       </w:r>
       <w:r>
-        <w:t xml:space="preserve"> — the same API and the same manifests across clouds and on-premise, which is the platform’s distinctive advantage.</w:t>
+        <w:t xml:space="preserve"> — the same API and the same manifests across clouds and </w:t>
+      </w:r>
+      <w:proofErr w:type="gramStart"/>
+      <w:r>
+        <w:t>on-premise</w:t>
+      </w:r>
+      <w:proofErr w:type="gramEnd"/>
+      <w:r>
+        <w:t>, which is the platform’s distinctive advantage.</w:t>
       </w:r>
     </w:p>
     <w:p>
@@ -5201,7 +5509,18 @@
         <w:pStyle w:val="Body"/>
       </w:pPr>
       <w:r>
-        <w:t>The cost of Kubernetes has three parts, and only the first is a line item on an invoice. There is a control-plane charge — on Amazon EKS, USD 0.10 per hour per cluster, approximately USD 73 per month, rising to USD 0.60 per hour for a cluster kept on a Kubernetes version under extended support. There is the compute and infrastructure beneath it: EC2 instances or Fargate capacity for the worker nodes, storage volumes, load balancers, NAT gateways and data transfer, and on a node-based cluster that capacity is paid for whether or not the workloads are using it.</w:t>
+        <w:t>The cost of Kubernetes has three parts, and only the first is a line item on an invoice. There is a control-plane charge — on Amazon EKS, USD 0.10 per hour per cluster, approximately USD 73 per month, rising to USD 0.60 per hour for a cluster kept on a Kubernetes version under extended support. There is the compute and infrastructure beneath it: EC2 instances or Fargate capacity for the worker nodes, storage volumes, load balancers, NAT gateways and data transfer, and on a node-based cluster that capacity i</w:t>
+      </w:r>
+      <w:r>
+        <w:t xml:space="preserve">s paid for </w:t>
+      </w:r>
+      <w:proofErr w:type="gramStart"/>
+      <w:r>
+        <w:t>whether or not</w:t>
+      </w:r>
+      <w:proofErr w:type="gramEnd"/>
+      <w:r>
+        <w:t xml:space="preserve"> the workloads are using it.</w:t>
       </w:r>
     </w:p>
     <w:p>
@@ -5209,7 +5528,15 @@
         <w:pStyle w:val="Body"/>
       </w:pPr>
       <w:r>
-        <w:t>The third part is the one that dominates and does not appear on the invoice: the standing engineering effort to operate the platform. Cluster version upgrades, add-on compatibility, node image patching, capacity and utilisation tuning, and the on-call capability to diagnose the cluster as well as the application are a continuing commitment. For a small number of services operated by a small team, that effort is the largest component of the total cost of the option.</w:t>
+        <w:t xml:space="preserve">The third part is the one that dominates and does not appear on the invoice: the standing engineering effort to operate the platform. Cluster version upgrades, add-on compatibility, node image patching, capacity and </w:t>
+      </w:r>
+      <w:proofErr w:type="spellStart"/>
+      <w:r>
+        <w:t>utilisation</w:t>
+      </w:r>
+      <w:proofErr w:type="spellEnd"/>
+      <w:r>
+        <w:t xml:space="preserve"> tuning, and the on-call capability to diagnose the cluster as well as the application are a continuing commitment. For a small number of services operated by a small team, that effort is the largest component of the total cost of the option.</w:t>
       </w:r>
     </w:p>
     <w:p>
@@ -5230,7 +5557,6 @@
         <w:t xml:space="preserve">Serverless containers combine the deployment unit of the container-orchestration model with the operating model of a serverless service. The team supplies a container image and a declaration of how much CPU and memory a task needs; the provider places it, runs it, monitors </w:t>
       </w:r>
       <w:r>
-        <w:lastRenderedPageBreak/>
         <w:t>it, replaces it when it fails and bills for the resources the task reserves while it runs. There is no cluster of hosts to size, patch, scale or secure, because there are no hosts the team can see.</w:t>
       </w:r>
     </w:p>
@@ -5239,7 +5565,10 @@
         <w:pStyle w:val="Body"/>
       </w:pPr>
       <w:r>
-        <w:t>Amazon ECS is AWS’s container orchestration service. It defines the objects — task definitions, services, clusters, load-balancer integration, autoscaling policies, health checks and deployment controllers — and it can run them on EC2 instances the team owns or on AWS Fargate. On the Fargate launch type each task is placed on capacity AWS provisions and manages, with its own elastic network interface, its own IAM task role and its own isolation boundary. The combination is what the SAD selects: ECS as the orchestrator, Fargate as the capacity model.</w:t>
+        <w:t>Amazon ECS is AWS’s container orchestration service. It defines the objects — task definitions, services, clusters, load-balancer integration, autoscaling policies, health checks and deployment controllers — and it can run them on EC2 instances the team owns or on AWS Fargate. On the Fargate launch type each task is placed on capacity AWS provisions and manages, with its own elastic network interface, its own IAM task role and its own isolation boundary. The combination is what the SAD selects: ECS as the o</w:t>
+      </w:r>
+      <w:r>
+        <w:t>rchestrator, Fargate as the capacity model.</w:t>
       </w:r>
     </w:p>
     <w:p>
@@ -5247,7 +5576,8 @@
         <w:pStyle w:val="Body"/>
       </w:pPr>
       <w:r>
-        <w:t xml:space="preserve">This option answers the principal objection to serverless functions — that they are unsuited to complex, long-running applications — because a Fargate task is an ordinary long-lived process running an ordinary container image. It holds a connection pool, serves requests continuously, keeps its cache warm and exceeds any function time limit, while requiring no more infrastructure ownership than a function does.</w:t>
+        <w:lastRenderedPageBreak/>
+        <w:t>This option answers the principal objection to serverless functions — that they are unsuited to complex, long-running applications — because a Fargate task is an ordinary long-lived process running an ordinary container image. It holds a connection pool, serves requests continuously, keeps its cache warm and exceeds any function time limit, while requiring no more infrastructure ownership than a function does.</w:t>
       </w:r>
     </w:p>
     <w:p>
@@ -5293,7 +5623,15 @@
         <w:t>Long-lived tasks</w:t>
       </w:r>
       <w:r>
-        <w:t xml:space="preserve"> — a task runs as long as it is healthy, with no maximum execution duration, so connection pools, caches and background loops behave as they do on a server.</w:t>
+        <w:t xml:space="preserve"> — a task runs </w:t>
+      </w:r>
+      <w:proofErr w:type="gramStart"/>
+      <w:r>
+        <w:t>as long as</w:t>
+      </w:r>
+      <w:proofErr w:type="gramEnd"/>
+      <w:r>
+        <w:t xml:space="preserve"> it is healthy, with no maximum execution duration, so connection pools, caches and background loops behave as they do on a server.</w:t>
       </w:r>
     </w:p>
     <w:p>
@@ -5311,7 +5649,15 @@
         <w:t>Predictable start-up</w:t>
       </w:r>
       <w:r>
-        <w:t xml:space="preserve"> — a task starts once and then serves many requests, so image pull and initialisation happen off the request path rather than on it.</w:t>
+        <w:t xml:space="preserve"> — a task starts once and then serves many requests, so image pull and </w:t>
+      </w:r>
+      <w:proofErr w:type="spellStart"/>
+      <w:r>
+        <w:t>initialisation</w:t>
+      </w:r>
+      <w:proofErr w:type="spellEnd"/>
+      <w:r>
+        <w:t xml:space="preserve"> happen off the request path rather than on it.</w:t>
       </w:r>
     </w:p>
     <w:p>
@@ -5365,7 +5711,15 @@
         <w:t>Blue-green and rolling deployment</w:t>
       </w:r>
       <w:r>
-        <w:t xml:space="preserve"> — native integration with CodeDeploy and weighted ALB target groups, including automatic rollback on a CloudWatch alarm.</w:t>
+        <w:t xml:space="preserve"> — native integration with </w:t>
+      </w:r>
+      <w:proofErr w:type="spellStart"/>
+      <w:r>
+        <w:t>CodeDeploy</w:t>
+      </w:r>
+      <w:proofErr w:type="spellEnd"/>
+      <w:r>
+        <w:t xml:space="preserve"> and weighted ALB target groups, including automatic rollback on a CloudWatch alarm.</w:t>
       </w:r>
     </w:p>
     <w:p>
@@ -5437,7 +5791,15 @@
         <w:t>Constraints to note</w:t>
       </w:r>
       <w:r>
-        <w:t xml:space="preserve"> — Fargate is available only on AWS; task sizes come from a fixed set of CPU and memory combinations; there is no GPU support and no privileged container access; and per-unit compute cost is higher than an equivalently sized, fully utilised EC2 instance.</w:t>
+        <w:t xml:space="preserve"> — Fargate is available only on AWS; task sizes come from a fixed set of CPU and memory combinations; there is no GPU support and no privileged container access; and per-unit compute cost is higher than an equivalently sized, fully </w:t>
+      </w:r>
+      <w:proofErr w:type="spellStart"/>
+      <w:r>
+        <w:t>utilised</w:t>
+      </w:r>
+      <w:proofErr w:type="spellEnd"/>
+      <w:r>
+        <w:t xml:space="preserve"> EC2 instance.</w:t>
       </w:r>
     </w:p>
     <w:p>
@@ -5446,7 +5808,6 @@
       </w:pPr>
       <w:bookmarkStart w:id="14" w:name="_Toc238142319"/>
       <w:r>
-        <w:lastRenderedPageBreak/>
         <w:t>Pricing Model</w:t>
       </w:r>
       <w:bookmarkEnd w:id="14"/>
@@ -5456,7 +5817,10 @@
         <w:pStyle w:val="Body"/>
       </w:pPr>
       <w:r>
-        <w:t>There is no charge for Amazon ECS itself and no control-plane fee. On the Fargate launch type, billing is for the vCPU and memory a task reserves, calculated from the start of the container image pull until the task terminates, rounded up to the nearest second with a one-minute minimum. Public list price in the US East region is approximately USD 0.04048 per vCPU-hour and USD 0.004445 per GB-hour. Storage beyond the included ephemeral allocation, data transfer, the load balancer, NAT gateways and CloudWatch Logs are billed under those services, as they would be under any of the three options.</w:t>
+        <w:t>There is no charge for Amazon ECS itself and no control-plane fee. On the Fargate launch type, billing is for the vCPU and memory a task reserves, calculated from the start of the container image pull until the task terminates, rounded up to the nearest second with a one-minute minimum. Public list price in the US East region is approximately USD 0.04048 per vCPU-hour and USD 0.004445 per GB-hour. Storage beyond the included ephemeral allocation, data transfer, the load balancer, NAT gateways and CloudWatch</w:t>
+      </w:r>
+      <w:r>
+        <w:t xml:space="preserve"> Logs are billed under those services, as they would be under any of the three options.</w:t>
       </w:r>
     </w:p>
     <w:p>
@@ -5464,7 +5828,19 @@
         <w:pStyle w:val="Body"/>
       </w:pPr>
       <w:r>
-        <w:t>Two characteristics distinguish this model from the other two. Against Kubernetes on EC2 nodes, there is no control-plane fee and no unused node capacity: the billable unit is the task, so utilisation is a property of task sizing rather than of bin packing. Against functions, cost is proportional to running time rather than to invocation count, which is more economical for a service that receives continuous traffic and less economical for one that is mostly idle. Savings Plans apply to Fargate usage, which reduces the rate for the steady-state floor of capacity, and Fargate Spot is available for interruption-tolerant work.</w:t>
+        <w:t xml:space="preserve">Two characteristics distinguish this model from the other two. Against Kubernetes on EC2 nodes, there is no control-plane fee and no unused node capacity: the billable unit is the task, so </w:t>
+      </w:r>
+      <w:proofErr w:type="spellStart"/>
+      <w:r>
+        <w:t>utilisation</w:t>
+      </w:r>
+      <w:proofErr w:type="spellEnd"/>
+      <w:r>
+        <w:t xml:space="preserve"> is a property of task sizing rather than of bin packing. Against functions, cost is </w:t>
+      </w:r>
+      <w:r>
+        <w:lastRenderedPageBreak/>
+        <w:t>proportional to running time rather than to invocation count, which is more economical for a service that receives continuous traffic and less economical for one that is mostly idle. Savings Plans apply to Fargate usage, which reduces the rate for the steady-state floor of capacity, and Fargate Spot is available for interruption-tolerant work.</w:t>
       </w:r>
     </w:p>
     <w:p>
@@ -5482,7 +5858,39 @@
         <w:pStyle w:val="Body"/>
       </w:pPr>
       <w:r>
-        <w:t>All three models can run the eClaims services in some form. The comparison is therefore about fit: how much of what eClaims requires each model supplies natively, how much the workload has to be reshaped to suit it, and what the team must own and operate as a consequence.</w:t>
+        <w:t xml:space="preserve">All three models can run the </w:t>
+      </w:r>
+      <w:proofErr w:type="spellStart"/>
+      <w:r>
+        <w:t>eClaims</w:t>
+      </w:r>
+      <w:proofErr w:type="spellEnd"/>
+      <w:r>
+        <w:t xml:space="preserve"> services in some form. The comparison is therefore about fit: how much of what </w:t>
+      </w:r>
+      <w:proofErr w:type="spellStart"/>
+      <w:r>
+        <w:t>eClaims</w:t>
+      </w:r>
+      <w:proofErr w:type="spellEnd"/>
+      <w:r>
+        <w:t xml:space="preserve"> requires each model supplies natively, how much the workload </w:t>
+      </w:r>
+      <w:proofErr w:type="gramStart"/>
+      <w:r>
+        <w:t>has to</w:t>
+      </w:r>
+      <w:proofErr w:type="gramEnd"/>
+      <w:r>
+        <w:t xml:space="preserve"> be reshaped to suit it, and what the team must own and operate </w:t>
+      </w:r>
+      <w:proofErr w:type="gramStart"/>
+      <w:r>
+        <w:t>as a consequence</w:t>
+      </w:r>
+      <w:proofErr w:type="gramEnd"/>
+      <w:r>
+        <w:t>.</w:t>
       </w:r>
     </w:p>
     <w:p>
@@ -5490,7 +5898,31 @@
         <w:pStyle w:val="Body"/>
       </w:pPr>
       <w:r>
-        <w:t xml:space="preserve">The analysis proceeds in five steps. Section 4.1 fixes the evaluation attributes and their weights, each traced to a requirement from Section 2. Section 4.2 scores the three options. Section 4.3 records native capability separately. Section 4.4 gives an indicative cost comparison at eClaims scale. Section 4.5 then narrows within the recommended model: given containers, which orchestrator. That sub-decision is not a second major decision; it is the final step of this one.</w:t>
+        <w:t xml:space="preserve">The analysis proceeds in five steps. Section 4.1 fixes the evaluation attributes and their </w:t>
+      </w:r>
+      <w:proofErr w:type="gramStart"/>
+      <w:r>
+        <w:t>weights,</w:t>
+      </w:r>
+      <w:proofErr w:type="gramEnd"/>
+      <w:r>
+        <w:t xml:space="preserve"> each traced to a requirement from Section 2. Section 4.2 scores the three options. Section 4.3 records native capability separately. Section 4.4 gives an indicative cost comparison at </w:t>
+      </w:r>
+      <w:proofErr w:type="spellStart"/>
+      <w:r>
+        <w:t>eClaims</w:t>
+      </w:r>
+      <w:proofErr w:type="spellEnd"/>
+      <w:r>
+        <w:t xml:space="preserve"> scale. Section 4.5 then narrows within the recommended model: given containers, which </w:t>
+      </w:r>
+      <w:proofErr w:type="gramStart"/>
+      <w:r>
+        <w:t>orchestrator</w:t>
+      </w:r>
+      <w:proofErr w:type="gramEnd"/>
+      <w:r>
+        <w:t>. That sub-decision is not a second major decision; it is the final step of this one.</w:t>
       </w:r>
     </w:p>
     <w:p>
@@ -5724,7 +6156,15 @@
               <w:pStyle w:val="NoSpacing"/>
             </w:pPr>
             <w:r>
-              <w:t>NFR: 99% of requests under 5,000 ms, peak and non-peak</w:t>
+              <w:t xml:space="preserve">NFR: 99% of requests under 5,000 </w:t>
+            </w:r>
+            <w:proofErr w:type="spellStart"/>
+            <w:r>
+              <w:t>ms</w:t>
+            </w:r>
+            <w:proofErr w:type="spellEnd"/>
+            <w:r>
+              <w:t>, peak and non-peak</w:t>
             </w:r>
           </w:p>
         </w:tc>
@@ -5810,7 +6250,6 @@
               <w:pStyle w:val="NoSpacing"/>
             </w:pPr>
             <w:r>
-              <w:lastRenderedPageBreak/>
               <w:t>Self-healing and automatic restart</w:t>
             </w:r>
           </w:p>
@@ -5873,7 +6312,15 @@
               <w:pStyle w:val="NoSpacing"/>
             </w:pPr>
             <w:r>
-              <w:t>Portability and cloud / on-premise support</w:t>
+              <w:t xml:space="preserve">Portability and cloud / </w:t>
+            </w:r>
+            <w:proofErr w:type="gramStart"/>
+            <w:r>
+              <w:t>on-premise</w:t>
+            </w:r>
+            <w:proofErr w:type="gramEnd"/>
+            <w:r>
+              <w:t xml:space="preserve"> support</w:t>
             </w:r>
           </w:p>
         </w:tc>
@@ -5911,7 +6358,15 @@
               <w:pStyle w:val="NoSpacing"/>
             </w:pPr>
             <w:r>
-              <w:t>NFR: support both on-premise and cloud deployment</w:t>
+              <w:t xml:space="preserve">NFR: support both </w:t>
+            </w:r>
+            <w:proofErr w:type="gramStart"/>
+            <w:r>
+              <w:t>on-premise</w:t>
+            </w:r>
+            <w:proofErr w:type="gramEnd"/>
+            <w:r>
+              <w:t xml:space="preserve"> and cloud deployment</w:t>
             </w:r>
           </w:p>
         </w:tc>
@@ -5997,7 +6452,15 @@
               <w:pStyle w:val="NoSpacing"/>
             </w:pPr>
             <w:r>
-              <w:t>Cost at eClaims scale</w:t>
+              <w:t xml:space="preserve">Cost at </w:t>
+            </w:r>
+            <w:proofErr w:type="spellStart"/>
+            <w:r>
+              <w:t>eClaims</w:t>
+            </w:r>
+            <w:proofErr w:type="spellEnd"/>
+            <w:r>
+              <w:t xml:space="preserve"> scale</w:t>
             </w:r>
           </w:p>
         </w:tc>
@@ -6302,7 +6765,23 @@
         <w:pStyle w:val="Body"/>
       </w:pPr>
       <w:r>
-        <w:t xml:space="preserve">Portability and on-premise support carries weight 5 and is the attribute on which the recommended option is weakest. It is weighted at 5 deliberately, because the requirement states it plainly, and it is not quietly discounted to protect the conclusion. Sections 5 and 7 address that weakness explicitly instead.</w:t>
+        <w:t xml:space="preserve">Portability and </w:t>
+      </w:r>
+      <w:proofErr w:type="gramStart"/>
+      <w:r>
+        <w:t>on-premise</w:t>
+      </w:r>
+      <w:proofErr w:type="gramEnd"/>
+      <w:r>
+        <w:t xml:space="preserve"> support carries weight 5 and is the attribute on which the recommended option is weakest. It is </w:t>
+      </w:r>
+      <w:proofErr w:type="gramStart"/>
+      <w:r>
+        <w:t>weighted</w:t>
+      </w:r>
+      <w:proofErr w:type="gramEnd"/>
+      <w:r>
+        <w:t xml:space="preserve"> at 5 deliberately, because the requirement states it plainly, and it is not quietly discounted to protect the conclusion. Sections 5 and 7 address that weakness explicitly instead.</w:t>
       </w:r>
     </w:p>
     <w:p>
@@ -6320,7 +6799,15 @@
         <w:pStyle w:val="Body"/>
       </w:pPr>
       <w:r>
-        <w:t>Scoring legend: 5 = excellent, 4 = strong, 3 = adequate, 2 = limited, 1 = minimal. Scores reflect native capability relative to the eClaims requirement, not absolute product quality. For the operational-overhead and complexity attributes, a score of 5 denotes the lowest overhead and the simplest option respectively.</w:t>
+        <w:t xml:space="preserve">Scoring legend: 5 = excellent, 4 = strong, 3 = adequate, 2 = limited, 1 = minimal. Scores reflect native capability relative to the </w:t>
+      </w:r>
+      <w:proofErr w:type="spellStart"/>
+      <w:r>
+        <w:t>eClaims</w:t>
+      </w:r>
+      <w:proofErr w:type="spellEnd"/>
+      <w:r>
+        <w:t xml:space="preserve"> requirement, not absolute product quality. For the operational-overhead and complexity attributes, a score of 5 denotes the lowest overhead and the simplest option respectively.</w:t>
       </w:r>
     </w:p>
     <w:tbl>
@@ -6894,7 +7381,15 @@
               <w:pStyle w:val="NoSpacing"/>
             </w:pPr>
             <w:r>
-              <w:t>Portability and cloud / on-premise support</w:t>
+              <w:t xml:space="preserve">Portability and cloud / </w:t>
+            </w:r>
+            <w:proofErr w:type="gramStart"/>
+            <w:r>
+              <w:t>on-premise</w:t>
+            </w:r>
+            <w:proofErr w:type="gramEnd"/>
+            <w:r>
+              <w:t xml:space="preserve"> support</w:t>
             </w:r>
           </w:p>
         </w:tc>
@@ -7094,7 +7589,15 @@
               <w:pStyle w:val="NoSpacing"/>
             </w:pPr>
             <w:r>
-              <w:t>Cost at eClaims scale</w:t>
+              <w:t xml:space="preserve">Cost at </w:t>
+            </w:r>
+            <w:proofErr w:type="spellStart"/>
+            <w:r>
+              <w:t>eClaims</w:t>
+            </w:r>
+            <w:proofErr w:type="spellEnd"/>
+            <w:r>
+              <w:t xml:space="preserve"> scale</w:t>
             </w:r>
           </w:p>
         </w:tc>
@@ -7601,7 +8104,6 @@
         <w:pStyle w:val="Body"/>
       </w:pPr>
       <w:r>
-        <w:lastRenderedPageBreak/>
         <w:t>Serverless containers lead at 4.66, ahead of Kubernetes at 3.88 and serverless functions at 3.15. The shape of the result is more informative than the ranking. ECS Fargate does not win by being better at everything; it wins by being the only option that is strong on both of the two dimensions the requirements pull in opposite directions on — the execution model a long-lived stateful service needs, and the operational model a lean team running 24×7 can sustain.</w:t>
       </w:r>
     </w:p>
@@ -7610,7 +8112,26 @@
         <w:pStyle w:val="Body"/>
       </w:pPr>
       <w:r>
-        <w:t xml:space="preserve">Serverless functions fail on execution model. They score 1 on long-running stateful services and 2 on latency predictability, against weights of 5 apiece: a function that is created per invocation cannot hold a database connection pool, and cold-start latency lands on a request path already bounded at 5,000 ms. They also score 1 on portability, being the most provider-specific of the three. Where they are strong — operational overhead, autoscaling, security isolation — ECS Fargate matches them, which is why the option adds nothing that survives its weaknesses.</w:t>
+        <w:t xml:space="preserve">Serverless functions fail on execution </w:t>
+      </w:r>
+      <w:proofErr w:type="gramStart"/>
+      <w:r>
+        <w:t>model</w:t>
+      </w:r>
+      <w:proofErr w:type="gramEnd"/>
+      <w:r>
+        <w:t xml:space="preserve">. They score 1 on long-running stateful services and 2 on latency predictability, against weights of 5 apiece: a function that is created per invocation cannot hold a database connection pool, and cold-start latency lands on a request path already bounded at 5,000 </w:t>
+      </w:r>
+      <w:proofErr w:type="spellStart"/>
+      <w:r>
+        <w:t>ms.</w:t>
+      </w:r>
+      <w:proofErr w:type="spellEnd"/>
+      <w:r>
+        <w:t xml:space="preserve"> They also score 1 on portability, being the most provider-specific of the three. Where they are strong — operational overhead, autoscaling, security isolation — ECS Fargate matches them, which is why the option adds nothing that survives </w:t>
+      </w:r>
+      <w:r>
+        <w:t>its weaknesses.</w:t>
       </w:r>
     </w:p>
     <w:p>
@@ -7618,7 +8139,30 @@
         <w:pStyle w:val="Body"/>
       </w:pPr>
       <w:r>
-        <w:t xml:space="preserve">Kubernetes fails on nothing and wins outright on one attribute: portability and on-premise support, scoring 5 against Fargate’s 3, at weight 5. It equals Fargate on long-running services, latency predictability, self-healing and concurrency headroom. Its total is lower because it loses five rows, three of them heavily: operational overhead scored 2 against 5 at weight 5, complexity 2 against 5, and cost 2 against 4, with smaller losses on security and IAM integration (3 against 5) and autoscaling (4 against 5). The gap between 3.88 and 4.66 is almost entirely the cost of owning a cluster.</w:t>
+        <w:t xml:space="preserve">Kubernetes fails on nothing and wins outright </w:t>
+      </w:r>
+      <w:proofErr w:type="gramStart"/>
+      <w:r>
+        <w:t>on</w:t>
+      </w:r>
+      <w:proofErr w:type="gramEnd"/>
+      <w:r>
+        <w:t xml:space="preserve"> one attribute: portability and </w:t>
+      </w:r>
+      <w:proofErr w:type="gramStart"/>
+      <w:r>
+        <w:t>on-premise</w:t>
+      </w:r>
+      <w:proofErr w:type="gramEnd"/>
+      <w:r>
+        <w:t xml:space="preserve"> support, scoring 5 against Fargate’s 3, at weight 5. It equals Fargate on long-running services, </w:t>
+      </w:r>
+      <w:r>
+        <w:lastRenderedPageBreak/>
+        <w:t>latency predictability, self-healing and concurrency headroom. Its total is lower because it loses five rows, three of them heavily: operational overhead scored 2 against 5 at weight 5, complexity 2 against 5, and cost 2 against 4, with smaller losses on security and IAM integration (3 against 5) and autoscaling (4 against 5). The gap between 3.88 and 4.66 is almost e</w:t>
+      </w:r>
+      <w:r>
+        <w:t>ntirely the cost of owning a cluster.</w:t>
       </w:r>
     </w:p>
     <w:p>
@@ -7626,7 +8170,31 @@
         <w:pStyle w:val="Body"/>
       </w:pPr>
       <w:r>
-        <w:t xml:space="preserve">That is worth stating without softening. On a cloud-agnostic mandate, portability would outrank operational cost and Kubernetes would win. Under the eClaims assumption set — YCompany will adopt AWS as its cloud provider (SAD Section 10, Assumption 1), and the portable unit is the container image — the same rows favour ECS Fargate. Section 5 sets out why the portability gap is narrower than the score suggests, and Section 7 records the residual exposure as a named risk.</w:t>
+        <w:t xml:space="preserve">That is worth stating without softening. On a cloud-agnostic mandate, portability would outrank operational cost and Kubernetes would win. Under the </w:t>
+      </w:r>
+      <w:proofErr w:type="spellStart"/>
+      <w:r>
+        <w:t>eClaims</w:t>
+      </w:r>
+      <w:proofErr w:type="spellEnd"/>
+      <w:r>
+        <w:t xml:space="preserve"> assumption set — </w:t>
+      </w:r>
+      <w:proofErr w:type="spellStart"/>
+      <w:r>
+        <w:t>YCompany</w:t>
+      </w:r>
+      <w:proofErr w:type="spellEnd"/>
+      <w:r>
+        <w:t xml:space="preserve"> will adopt AWS as its cloud provider (SAD Section 10, Assumption 1), and the portable unit is the container image — the same rows </w:t>
+      </w:r>
+      <w:proofErr w:type="spellStart"/>
+      <w:r>
+        <w:t>favour</w:t>
+      </w:r>
+      <w:proofErr w:type="spellEnd"/>
+      <w:r>
+        <w:t xml:space="preserve"> ECS Fargate. Section 5 sets out why the portability gap is narrower than the score suggests, and Section 7 records the residual exposure as a named risk.</w:t>
       </w:r>
     </w:p>
     <w:p>
@@ -7644,7 +8212,7 @@
         <w:pStyle w:val="Body"/>
       </w:pPr>
       <w:r>
-        <w:t xml:space="preserve">Native means the capability is provided by the option itself. Partial means it is achievable but requires the team to build, integrate or operate something. No means the capability is absent.</w:t>
+        <w:t>Native means the capability is provided by the option itself. Partial means it is achievable but requires the team to build, integrate or operate something. No means the capability is absent.</w:t>
       </w:r>
     </w:p>
     <w:tbl>
@@ -8118,7 +8686,6 @@
               <w:pStyle w:val="NoSpacing"/>
             </w:pPr>
             <w:r>
-              <w:lastRenderedPageBreak/>
               <w:t>Host fleet to manage</w:t>
             </w:r>
           </w:p>
@@ -8419,7 +8986,15 @@
               <w:pStyle w:val="NoSpacing"/>
             </w:pPr>
             <w:r>
-              <w:t>Native — pod and cluster autoscalers, two layers</w:t>
+              <w:t xml:space="preserve">Native — pod and cluster </w:t>
+            </w:r>
+            <w:proofErr w:type="spellStart"/>
+            <w:r>
+              <w:t>autoscalers</w:t>
+            </w:r>
+            <w:proofErr w:type="spellEnd"/>
+            <w:r>
+              <w:t>, two layers</w:t>
             </w:r>
           </w:p>
         </w:tc>
@@ -8523,8 +9098,13 @@
             <w:pPr>
               <w:pStyle w:val="NoSpacing"/>
             </w:pPr>
-            <w:r>
-              <w:t>Blue-green with automatic rollback</w:t>
+            <w:proofErr w:type="gramStart"/>
+            <w:r>
+              <w:t>Blue-green</w:t>
+            </w:r>
+            <w:proofErr w:type="gramEnd"/>
+            <w:r>
+              <w:t xml:space="preserve"> with automatic rollback</w:t>
             </w:r>
           </w:p>
         </w:tc>
@@ -8562,7 +9142,15 @@
               <w:pStyle w:val="NoSpacing"/>
             </w:pPr>
             <w:r>
-              <w:t>Native — CodeDeploy and weighted ALB target groups</w:t>
+              <w:t xml:space="preserve">Native — </w:t>
+            </w:r>
+            <w:proofErr w:type="spellStart"/>
+            <w:r>
+              <w:t>CodeDeploy</w:t>
+            </w:r>
+            <w:proofErr w:type="spellEnd"/>
+            <w:r>
+              <w:t xml:space="preserve"> and weighted ALB target groups</w:t>
             </w:r>
           </w:p>
         </w:tc>
@@ -8847,8 +9435,14 @@
             <w:pPr>
               <w:pStyle w:val="NoSpacing"/>
             </w:pPr>
-            <w:r>
-              <w:t>On-premise deployment</w:t>
+            <w:proofErr w:type="gramStart"/>
+            <w:r>
+              <w:lastRenderedPageBreak/>
+              <w:t>On-premise</w:t>
+            </w:r>
+            <w:proofErr w:type="gramEnd"/>
+            <w:r>
+              <w:t xml:space="preserve"> deployment</w:t>
             </w:r>
           </w:p>
         </w:tc>
@@ -9148,7 +9742,15 @@
               <w:pStyle w:val="NoSpacing"/>
             </w:pPr>
             <w:r>
-              <w:t>Partial — jobs and cron jobs</w:t>
+              <w:t xml:space="preserve">Partial — jobs and </w:t>
+            </w:r>
+            <w:proofErr w:type="spellStart"/>
+            <w:r>
+              <w:t>cron</w:t>
+            </w:r>
+            <w:proofErr w:type="spellEnd"/>
+            <w:r>
+              <w:t xml:space="preserve"> jobs</w:t>
             </w:r>
           </w:p>
         </w:tc>
@@ -9245,7 +9847,31 @@
         <w:pStyle w:val="Body"/>
       </w:pPr>
       <w:r>
-        <w:t>Read down the ECS Fargate column, the row that decides the comparison is the pairing of no host fleet and no control plane with native support for long-running services. No other option has both: functions have the operational model without the execution model, and Kubernetes has the execution model at the price of a cluster. Read across, the row where Fargate is alone in its weakness is on-premise deployment — recorded here without qualification, and answered in Sections 5 and 7 rather than in a footnote.</w:t>
+        <w:t xml:space="preserve">Read down the ECS Fargate column, the row that decides the comparison is the pairing of no host fleet and no control plane with native support for long-running services. No other option has </w:t>
+      </w:r>
+      <w:proofErr w:type="gramStart"/>
+      <w:r>
+        <w:t>both</w:t>
+      </w:r>
+      <w:proofErr w:type="gramEnd"/>
+      <w:r>
+        <w:t xml:space="preserve">: functions have the operational model without the execution model, and Kubernetes has the execution model at the price of a cluster. Read across, the row where Fargate is alone in its weakness is </w:t>
+      </w:r>
+      <w:proofErr w:type="gramStart"/>
+      <w:r>
+        <w:t>on-premise</w:t>
+      </w:r>
+      <w:proofErr w:type="gramEnd"/>
+      <w:r>
+        <w:t xml:space="preserve"> deployment — recorded here without </w:t>
+      </w:r>
+      <w:proofErr w:type="gramStart"/>
+      <w:r>
+        <w:t>qualification, and</w:t>
+      </w:r>
+      <w:proofErr w:type="gramEnd"/>
+      <w:r>
+        <w:t xml:space="preserve"> answered in Sections 5 and 7 rather than in a footnote.</w:t>
       </w:r>
     </w:p>
     <w:p>
@@ -9254,8 +9880,15 @@
       </w:pPr>
       <w:bookmarkStart w:id="19" w:name="_Toc238142324"/>
       <w:r>
-        <w:lastRenderedPageBreak/>
-        <w:t>Comparison 3 — Indicative Cost at eClaims Scale</w:t>
+        <w:t xml:space="preserve">Comparison 3 — Indicative Cost at </w:t>
+      </w:r>
+      <w:proofErr w:type="spellStart"/>
+      <w:r>
+        <w:t>eClaims</w:t>
+      </w:r>
+      <w:proofErr w:type="spellEnd"/>
+      <w:r>
+        <w:t xml:space="preserve"> Scale</w:t>
       </w:r>
       <w:bookmarkEnd w:id="19"/>
     </w:p>
@@ -9263,8 +9896,13 @@
       <w:pPr>
         <w:pStyle w:val="Body"/>
       </w:pPr>
-      <w:r>
-        <w:t>Basis, stated so that the figures can be recalculated if the assumption changes: eight backend services, each resting at 2 tasks and averaging 3 concurrently running tasks across the day, each task sized at 1 vCPU and 2 GB of memory, running continuously. That is approximately 24 running tasks, or about 17,500 task-hours per month. Load-balancer, NAT gateway, data-transfer, logging and data-store costs are excluded throughout: they are common to all three options and therefore do not discriminate.</w:t>
+      <w:proofErr w:type="gramStart"/>
+      <w:r>
+        <w:t>Basis,</w:t>
+      </w:r>
+      <w:proofErr w:type="gramEnd"/>
+      <w:r>
+        <w:t xml:space="preserve"> stated so that the figures can be recalculated if the assumption changes: eight backend services, each resting at 2 tasks and averaging 3 concurrently running tasks across the day, each task sized at 1 vCPU and 2 GB of memory, running continuously. That is approximately 24 running tasks, or about 17,500 task-hours per month. Load-balancer, NAT gateway, data-transfer, logging and data-store costs are excluded throughout: they are common to all three options and therefore do not discriminate.</w:t>
       </w:r>
     </w:p>
     <w:tbl>
@@ -9504,6 +10142,7 @@
               <w:pStyle w:val="NoSpacing"/>
             </w:pPr>
             <w:r>
+              <w:lastRenderedPageBreak/>
               <w:t>Kubernetes (EKS on EC2 nodes)</w:t>
             </w:r>
           </w:p>
@@ -9523,7 +10162,7 @@
               <w:pStyle w:val="NoSpacing"/>
             </w:pPr>
             <w:r>
-              <w:t xml:space="preserve">≈ USD 1,540 infrastructure, plus ≈ USD 73 control plane, plus 0.5–1.0 FTE</w:t>
+              <w:t>≈ USD 1,540 infrastructure, plus ≈ USD 73 control plane, plus 0.5–1.0 FTE</w:t>
             </w:r>
           </w:p>
         </w:tc>
@@ -9542,7 +10181,7 @@
               <w:pStyle w:val="NoSpacing"/>
             </w:pPr>
             <w:r>
-              <w:t xml:space="preserve">Nine m6i.xlarge nodes (4 vCPU, 16 GiB), three in each Availability Zone, at ≈ USD 140 each ≈ USD 1,260 on demand — 36 vCPU for the 24 vCPU the tasks reserve, sized for headroom and rolling upgrades rather than for average load — plus node storage and add-on capacity ≈ USD 280; USD 0.10 per cluster-hour ≈ USD 73. The standing platform-operations effort is the dominant term and does not appear on the invoice.</w:t>
+              <w:t>Nine m6i.xlarge nodes (4 vCPU, 16 GiB), three in each Availability Zone, at ≈ USD 140 each ≈ USD 1,260 on demand — 36 vCPU for the 24 vCPU the tasks reserve, sized for headroom and rolling upgrades rather than for average load — plus node storage and add-on capacity ≈ USD 280; USD 0.10 per cluster-hour ≈ USD 73. The standing platform-operations effort is the dominant term and does not appear on the invoice.</w:t>
             </w:r>
           </w:p>
         </w:tc>
@@ -9558,7 +10197,23 @@
         <w:pStyle w:val="Body"/>
       </w:pPr>
       <w:r>
-        <w:t xml:space="preserve">All figures are indicative public list prices as at the document date and are not quotations. Two observations follow, and they are the reason cost is scored 4 for Fargate and 2 for Kubernetes rather than the reverse. On the invoice alone Fargate is the cheaper option at this fleet size, because a node pool is sized for headroom, rolling upgrades and three Availability Zones rather than for average load; at high sustained utilisation, however, a well-packed EC2 node pool under Savings Plans would be cheaper per unit of compute than Fargate — that is a genuine advantage of the Kubernetes option and is not disputed. But the comparison is not decided on the invoice: the fractional full-time engineer required to keep a cluster patched, upgraded and tuned exceeds the entire compute bill for a fleet this size, and it is a cost that arrives every month whether or not the platform changes.</w:t>
+        <w:t xml:space="preserve">All figures are indicative public list prices as at the document date and are not quotations. Two observations follow, and they are the reason cost is scored 4 for Fargate and 2 for Kubernetes rather than the reverse. On the invoice alone Fargate is the cheaper option at this fleet size, because a node pool is sized for headroom, rolling upgrades and three Availability Zones rather than for average load; at high sustained </w:t>
+      </w:r>
+      <w:proofErr w:type="spellStart"/>
+      <w:r>
+        <w:t>utilisation</w:t>
+      </w:r>
+      <w:proofErr w:type="spellEnd"/>
+      <w:r>
+        <w:t xml:space="preserve">, however, a well-packed EC2 node pool under Savings Plans would be cheaper per unit of compute than Fargate — that is a genuine advantage of the Kubernetes option and is not disputed. But the comparison is not decided on the invoice: the fractional full-time engineer required to keep a cluster patched, upgraded and tuned exceeds the entire compute bill for a fleet this size, and it is a cost that arrives every month </w:t>
+      </w:r>
+      <w:proofErr w:type="gramStart"/>
+      <w:r>
+        <w:t>whether or not</w:t>
+      </w:r>
+      <w:proofErr w:type="gramEnd"/>
+      <w:r>
+        <w:t xml:space="preserve"> the platform changes.</w:t>
       </w:r>
     </w:p>
     <w:p>
@@ -9566,7 +10221,39 @@
         <w:pStyle w:val="Body"/>
       </w:pPr>
       <w:r>
-        <w:t>The crossover is worth naming for the record. At substantially larger scale — many more services, or sustained high utilisation across a large node pool — the per-unit premium on Fargate would eventually outweigh the operational saving, and the economics would favour a node-based cluster. eClaims Phase 1 is not near that point, and the migration path is open, because both options run the same container images.</w:t>
+        <w:t xml:space="preserve">The crossover is worth naming for the record. At substantially larger scale — many more </w:t>
+      </w:r>
+      <w:proofErr w:type="gramStart"/>
+      <w:r>
+        <w:t>services, or</w:t>
+      </w:r>
+      <w:proofErr w:type="gramEnd"/>
+      <w:r>
+        <w:t xml:space="preserve"> sustained high </w:t>
+      </w:r>
+      <w:proofErr w:type="spellStart"/>
+      <w:r>
+        <w:t>utilisation</w:t>
+      </w:r>
+      <w:proofErr w:type="spellEnd"/>
+      <w:r>
+        <w:t xml:space="preserve"> across a large node pool — the per-unit premium on Fargate would eventually outweigh the operational saving, and the economics would </w:t>
+      </w:r>
+      <w:proofErr w:type="spellStart"/>
+      <w:r>
+        <w:t>favour</w:t>
+      </w:r>
+      <w:proofErr w:type="spellEnd"/>
+      <w:r>
+        <w:t xml:space="preserve"> a node-based cluster. </w:t>
+      </w:r>
+      <w:proofErr w:type="spellStart"/>
+      <w:r>
+        <w:t>eClaims</w:t>
+      </w:r>
+      <w:proofErr w:type="spellEnd"/>
+      <w:r>
+        <w:t xml:space="preserve"> Phase 1 is not near that point, and the migration path is open, because both options run the same container images.</w:t>
       </w:r>
     </w:p>
     <w:p>
@@ -9575,7 +10262,6 @@
       </w:pPr>
       <w:bookmarkStart w:id="20" w:name="_Toc238142325"/>
       <w:r>
-        <w:lastRenderedPageBreak/>
         <w:t>Sub-decision — which orchestrator for containers</w:t>
       </w:r>
       <w:bookmarkEnd w:id="20"/>
@@ -9585,7 +10271,23 @@
         <w:pStyle w:val="Body"/>
       </w:pPr>
       <w:r>
-        <w:t xml:space="preserve">Sections 4.1 to 4.4 answer the major decision: which compute model. The answer is serverless containers. One narrowing question remains inside that answer, because serverless containers on AWS can be orchestrated in two ways — by Amazon ECS or by Amazon EKS, both of which support the Fargate capacity model. This is a sub-decision within the recommended option rather than a second major decision. It is summarised here so that this document is complete. The full analysis — requirements, features and pricing, on-premise options, sensitivity, assumptions and risks — is in the companion DAR, Container Orchestrator (Amazon ECS vs Amazon EKS), file Utsav_eClaims_DAR_ECS_vs_EKS.docx. Its point matrix is identical to the one below.</w:t>
+        <w:t xml:space="preserve">Sections 4.1 to 4.4 answer the major decision: which compute model. The answer is serverless containers. One narrowing question remains inside that answer, because serverless containers on AWS can be orchestrated in two ways — by Amazon ECS or by Amazon EKS, both of which support the Fargate capacity model. This is a sub-decision within the recommended option rather than a second major decision. It is </w:t>
+      </w:r>
+      <w:proofErr w:type="spellStart"/>
+      <w:r>
+        <w:t>summarised</w:t>
+      </w:r>
+      <w:proofErr w:type="spellEnd"/>
+      <w:r>
+        <w:t xml:space="preserve"> here so that this document is complete. The full analysis — requirements, features and pricing, </w:t>
+      </w:r>
+      <w:proofErr w:type="gramStart"/>
+      <w:r>
+        <w:t>on-premise</w:t>
+      </w:r>
+      <w:proofErr w:type="gramEnd"/>
+      <w:r>
+        <w:t xml:space="preserve"> options, sensitivity, assumptions and risks — is in the companion DAR, Container Orchestrator (Amazon ECS vs Amazon EKS), file Utsav_eClaims_DAR_ECS_vs_EKS.docx. Its point matrix is identical to the one below.</w:t>
       </w:r>
     </w:p>
     <w:p>
@@ -9593,7 +10295,23 @@
         <w:pStyle w:val="Body"/>
       </w:pPr>
       <w:r>
-        <w:t xml:space="preserve">The attributes, weights and scores below are those of the companion DAR. Its Section 4.1 defines each attribute, traces each weight to an eClaims requirement and explains each score. The two services are compared on cost, maintainability, flexibility, security, portability, control and complexity. The execution requirements — self-restart, autoscaling and latency — do not separate them, because both run the same tasks on the same Fargate capacity.</w:t>
+        <w:t xml:space="preserve">The attributes, weights and scores below are those of the companion DAR. </w:t>
+      </w:r>
+      <w:proofErr w:type="gramStart"/>
+      <w:r>
+        <w:t>Its Section</w:t>
+      </w:r>
+      <w:proofErr w:type="gramEnd"/>
+      <w:r>
+        <w:t xml:space="preserve"> 4.1 defines each attribute, traces each weight to an </w:t>
+      </w:r>
+      <w:proofErr w:type="spellStart"/>
+      <w:r>
+        <w:t>eClaims</w:t>
+      </w:r>
+      <w:proofErr w:type="spellEnd"/>
+      <w:r>
+        <w:t xml:space="preserve"> requirement and explains each score. The two services are compared on cost, maintainability, flexibility, security, portability, control and complexity. The execution requirements — self-restart, autoscaling and latency — do not separate them, because both run the same tasks on the same Fargate capacity.</w:t>
       </w:r>
     </w:p>
     <w:tbl>
@@ -9865,7 +10583,15 @@
               <w:pStyle w:val="NoSpacing"/>
             </w:pPr>
             <w:r>
-              <w:t>Managed control plane, but cluster and add-on versions are the team’s to keep current</w:t>
+              <w:t xml:space="preserve">Managed control plane, but cluster and add-on versions are the </w:t>
+            </w:r>
+            <w:proofErr w:type="gramStart"/>
+            <w:r>
+              <w:t>team’s</w:t>
+            </w:r>
+            <w:proofErr w:type="gramEnd"/>
+            <w:r>
+              <w:t xml:space="preserve"> to keep current</w:t>
             </w:r>
           </w:p>
         </w:tc>
@@ -10032,7 +10758,15 @@
               <w:pStyle w:val="NoSpacing"/>
             </w:pPr>
             <w:r>
-              <w:t>Can be ported with a modest migration effort; the image is portable, the service definition is not</w:t>
+              <w:t xml:space="preserve">Can be ported with a modest migration effort; the image is </w:t>
+            </w:r>
+            <w:proofErr w:type="gramStart"/>
+            <w:r>
+              <w:t>portable,</w:t>
+            </w:r>
+            <w:proofErr w:type="gramEnd"/>
+            <w:r>
+              <w:t xml:space="preserve"> the service definition is not</w:t>
             </w:r>
           </w:p>
         </w:tc>
@@ -10113,7 +10847,23 @@
               <w:pStyle w:val="NoSpacing"/>
             </w:pPr>
             <w:r>
-              <w:t>Horizontal pod autoscaler, with a cluster autoscaler beneath it</w:t>
+              <w:t xml:space="preserve">Horizontal pod </w:t>
+            </w:r>
+            <w:proofErr w:type="spellStart"/>
+            <w:r>
+              <w:t>autoscaler</w:t>
+            </w:r>
+            <w:proofErr w:type="spellEnd"/>
+            <w:r>
+              <w:t xml:space="preserve">, with a cluster </w:t>
+            </w:r>
+            <w:proofErr w:type="spellStart"/>
+            <w:r>
+              <w:t>autoscaler</w:t>
+            </w:r>
+            <w:proofErr w:type="spellEnd"/>
+            <w:r>
+              <w:t xml:space="preserve"> beneath it</w:t>
             </w:r>
           </w:p>
         </w:tc>
@@ -10156,8 +10906,13 @@
               <w:pStyle w:val="NoSpacing"/>
             </w:pPr>
             <w:r>
-              <w:t>Growing, AWS-centred</w:t>
-            </w:r>
+              <w:t>Growing, AWS-</w:t>
+            </w:r>
+            <w:proofErr w:type="spellStart"/>
+            <w:r>
+              <w:t>centred</w:t>
+            </w:r>
+            <w:proofErr w:type="spellEnd"/>
           </w:p>
         </w:tc>
         <w:tc>
@@ -10261,8 +11016,13 @@
               <w:pStyle w:val="NoSpacing"/>
             </w:pPr>
             <w:r>
-              <w:t>Resource utilisation</w:t>
-            </w:r>
+              <w:t xml:space="preserve">Resource </w:t>
+            </w:r>
+            <w:proofErr w:type="spellStart"/>
+            <w:r>
+              <w:t>utilisation</w:t>
+            </w:r>
+            <w:proofErr w:type="spellEnd"/>
           </w:p>
         </w:tc>
         <w:tc>
@@ -10439,7 +11199,7 @@
         <w:pStyle w:val="Body"/>
       </w:pPr>
       <w:r>
-        <w:t xml:space="preserve">Scoring seven of these attributes on the 1 to 5 scale used throughout this document:</w:t>
+        <w:t>Scoring seven of these attributes on the 1 to 5 scale used throughout this document:</w:t>
       </w:r>
     </w:p>
     <w:tbl>
@@ -10486,7 +11246,6 @@
               <w:rPr>
                 <w:b/>
               </w:rPr>
-              <w:lastRenderedPageBreak/>
               <w:t>Feature</w:t>
             </w:r>
           </w:p>
@@ -11242,7 +12001,19 @@
         <w:pStyle w:val="Body"/>
       </w:pPr>
       <w:r>
-        <w:t xml:space="preserve">ECS leads at 4.45 against 3.97. The reasons are lower cost, less to maintain, simpler operation, and no capability that eClaims needs and ECS lacks. EKS wins on portability and on control, which is consistent with the main comparison in Section 4.2 — the same trade-off appears at both levels of the decision, and is resolved the same way for the same reason.</w:t>
+        <w:t xml:space="preserve">ECS leads at 4.45 against 3.97. The reasons are lower cost, less to maintain, simpler operation, and no capability that </w:t>
+      </w:r>
+      <w:proofErr w:type="spellStart"/>
+      <w:r>
+        <w:t>eClaims</w:t>
+      </w:r>
+      <w:proofErr w:type="spellEnd"/>
+      <w:r>
+        <w:t xml:space="preserve"> needs and ECS lacks. EKS wins on portability and on control, which </w:t>
+      </w:r>
+      <w:r>
+        <w:lastRenderedPageBreak/>
+        <w:t>is consistent with the main comparison in Section 4.2 — the same trade-off appears at both levels of the decision, and is resolved the same way for the same reason.</w:t>
       </w:r>
     </w:p>
     <w:p>
@@ -11250,7 +12021,26 @@
         <w:pStyle w:val="Body"/>
       </w:pPr>
       <w:r>
-        <w:t xml:space="preserve">The cost comparison is made on Fargate capacity, which both services support. Fargate bills ECS tasks and EKS pods at the same per-vCPU and per-GB rates, so the compute term is identical. The difference reduces to two items. The first is the EKS control-plane charge of USD 0.10 per cluster-hour: approximately USD 73 per cluster per month, or USD 219 across development, staging and production, which ECS does not charge at all. The second is the effort of keeping each cluster on a supported Kubernetes version, which Section 4.2 of the companion DAR quantifies. The companion DAR also shows that the Portability weight would have to exceed 12, against its current 5, for EKS to overtake ECS. It also sets out the on-premise path through Kubernetes.</w:t>
+        <w:t xml:space="preserve">The cost comparison is made on Fargate capacity, which both services support. Fargate bills ECS tasks and EKS pods at the same per-vCPU and per-GB rates, so the compute term is identical. The difference </w:t>
+      </w:r>
+      <w:proofErr w:type="gramStart"/>
+      <w:r>
+        <w:t>reduces</w:t>
+      </w:r>
+      <w:proofErr w:type="gramEnd"/>
+      <w:r>
+        <w:t xml:space="preserve"> to two items. The first is the EKS control-plane charge of USD 0.10 per cluster-hour: approximately USD 73 per cluster per month, or USD 219 across development, staging and production, which ECS does not charge at all. The second is the effort of keeping each cluster on a supported Kubernetes version, which Section 4.2 of the companion DAR quantifies. The companion DAR also shows that the Portability weight would have to exceed 12, against its current 5, for EKS to overtake ECS. It also sets out the</w:t>
+      </w:r>
+      <w:r>
+        <w:t xml:space="preserve"> </w:t>
+      </w:r>
+      <w:proofErr w:type="gramStart"/>
+      <w:r>
+        <w:t>on-premise</w:t>
+      </w:r>
+      <w:proofErr w:type="gramEnd"/>
+      <w:r>
+        <w:t xml:space="preserve"> path through Kubernetes.</w:t>
       </w:r>
     </w:p>
     <w:p>
@@ -11268,7 +12058,23 @@
         <w:pStyle w:val="Recommend"/>
       </w:pPr>
       <w:r>
-        <w:t>Amazon ECS on AWS Fargate is recommended as the compute and deployment platform for the eClaims microservices: each service deployed as a long-lived Fargate task, spread across three Availability Zones behind an Application Load Balancer, with service autoscaling on request and resource metrics and blue-green release through CodeDeploy with automatic rollback.</w:t>
+        <w:t xml:space="preserve">Amazon ECS on AWS Fargate is recommended as the compute and deployment platform for the </w:t>
+      </w:r>
+      <w:proofErr w:type="spellStart"/>
+      <w:r>
+        <w:t>eClaims</w:t>
+      </w:r>
+      <w:proofErr w:type="spellEnd"/>
+      <w:r>
+        <w:t xml:space="preserve"> microservices: each service deployed as a long-lived Fargate task, spread across three Availability Zones behind an Application Load Balancer, with service autoscaling on request and resource metrics and blue-green release through </w:t>
+      </w:r>
+      <w:proofErr w:type="spellStart"/>
+      <w:r>
+        <w:t>CodeDeploy</w:t>
+      </w:r>
+      <w:proofErr w:type="spellEnd"/>
+      <w:r>
+        <w:t xml:space="preserve"> with automatic rollback.</w:t>
       </w:r>
     </w:p>
     <w:p>
@@ -11276,10 +12082,36 @@
         <w:pStyle w:val="Body"/>
       </w:pPr>
       <w:r>
-        <w:t xml:space="preserve">The recommendation follows the analysis in Section 4. ECS Fargate scores highest at 4.66 out of 5, and it is the only option strong on both of the dimensions the requirements pull apart. On execution model it behaves as a server: a task holds its PostgreSQL pool and Redis client for its lifetime, starts once rather than per request, and has no maximum duration, so the 5,000 ms latency budget is not spent on cold starts and long-running reporting and document work needs no separate home. On operating model it behaves as a managed service: there is no instance to patch, no node group to scale, no cluster version to track and no control plane to own, which is </w:t>
-      </w:r>
-      <w:r>
-        <w:lastRenderedPageBreak/>
+        <w:t xml:space="preserve">The recommendation follows the analysis in Section 4. ECS Fargate scores highest at 4.66 out of 5, and it is the only option strong on </w:t>
+      </w:r>
+      <w:proofErr w:type="gramStart"/>
+      <w:r>
+        <w:t>both of the dimensions</w:t>
+      </w:r>
+      <w:proofErr w:type="gramEnd"/>
+      <w:r>
+        <w:t xml:space="preserve"> the requirements pull apart. On execution model it behaves as a server: a task holds its PostgreSQL pool and Redis client for its lifetime, starts once rather than per request, and has no maximum duration, so the 5,000 </w:t>
+      </w:r>
+      <w:proofErr w:type="spellStart"/>
+      <w:r>
+        <w:t>ms</w:t>
+      </w:r>
+      <w:proofErr w:type="spellEnd"/>
+      <w:r>
+        <w:t xml:space="preserve"> latency budget is not spent on cold starts and long-running reporting and document work needs no separate home. On operating </w:t>
+      </w:r>
+      <w:proofErr w:type="gramStart"/>
+      <w:r>
+        <w:t>model</w:t>
+      </w:r>
+      <w:proofErr w:type="gramEnd"/>
+      <w:r>
+        <w:t xml:space="preserve"> it behaves as a managed service: there is no instance to patch, no node group to scale, no cluster version to track and no control plane</w:t>
+      </w:r>
+      <w:r>
+        <w:t xml:space="preserve"> to own, which is </w:t>
+      </w:r>
+      <w:r>
         <w:t>what makes 24×7 operation by a lean team sustainable. Health checks replace a failed task automatically across three Availability Zones, answering the self-restart requirement directly, and an IAM role per task gives least-privilege identity per service rather than per host.</w:t>
       </w:r>
     </w:p>
@@ -11288,7 +12120,52 @@
         <w:pStyle w:val="Body"/>
       </w:pPr>
       <w:r>
-        <w:t xml:space="preserve">Kubernetes would be the right answer under a cloud-agnostic or on-premise mandate: it scores 5 on portability where Fargate scores 3, and no amount of operational convenience outweighs a mandate the platform cannot otherwise meet. That is not the eClaims premise. Assumption 1 of the eClaims SAD (Section 10) is that YCompany will adopt AWS as its cloud provider. Once the target cloud is settled, the portability premium buys optionality rather than compliance, and it is paid for monthly in operational effort.</w:t>
+        <w:t xml:space="preserve">Kubernetes would be the right answer under a cloud-agnostic or </w:t>
+      </w:r>
+      <w:proofErr w:type="gramStart"/>
+      <w:r>
+        <w:t>on-premise</w:t>
+      </w:r>
+      <w:proofErr w:type="gramEnd"/>
+      <w:r>
+        <w:t xml:space="preserve"> mandate: it scores 5 on portability where Fargate scores 3, and no amount of operational convenience outweighs </w:t>
+      </w:r>
+      <w:proofErr w:type="gramStart"/>
+      <w:r>
+        <w:t>a mandate</w:t>
+      </w:r>
+      <w:proofErr w:type="gramEnd"/>
+      <w:r>
+        <w:t xml:space="preserve"> the platform cannot otherwise meet. That is not the </w:t>
+      </w:r>
+      <w:proofErr w:type="spellStart"/>
+      <w:r>
+        <w:t>eClaims</w:t>
+      </w:r>
+      <w:proofErr w:type="spellEnd"/>
+      <w:r>
+        <w:t xml:space="preserve"> premise. Assumption 1 of </w:t>
+      </w:r>
+      <w:proofErr w:type="gramStart"/>
+      <w:r>
+        <w:t xml:space="preserve">the </w:t>
+      </w:r>
+      <w:proofErr w:type="spellStart"/>
+      <w:r>
+        <w:t>eClaims</w:t>
+      </w:r>
+      <w:proofErr w:type="spellEnd"/>
+      <w:proofErr w:type="gramEnd"/>
+      <w:r>
+        <w:t xml:space="preserve"> SAD (Section 10) is that </w:t>
+      </w:r>
+      <w:proofErr w:type="spellStart"/>
+      <w:r>
+        <w:t>YCompany</w:t>
+      </w:r>
+      <w:proofErr w:type="spellEnd"/>
+      <w:r>
+        <w:t xml:space="preserve"> will adopt AWS as its cloud provider. Once the target cloud is settled, the portability premium buys optionality rather than compliance, and it is paid for monthly in operational effort.</w:t>
       </w:r>
     </w:p>
     <w:p>
@@ -11299,27 +12176,63 @@
         <w:rPr>
           <w:b/>
         </w:rPr>
-        <w:t>The on-premise requirement needs to be addressed plainly, because the recommended option does not satisfy it directly.</w:t>
-      </w:r>
-      <w:r>
-        <w:t xml:space="preserve"> The eClaims requirement set calls for both on-premise and cloud deployment, and the SAD answers it with portable container images and a designed on-premise deployment profile (SAD Section 4, Deployment Options), with Terraform versioning the infrastructure for every environment. AWS Fargate is an AWS-only service. There is no on-premise Fargate; ECS Anywhere extends the ECS control plane to externally managed instances but is not the Fargate capacity model, and it still depends on an AWS-hosted control plane. Terraform delivers portability of infrastructure definition, not equivalence of runtime.</w:t>
-      </w:r>
-    </w:p>
-    <w:p>
-      <w:pPr>
-        <w:pStyle w:val="Body"/>
-      </w:pPr>
-      <w:r>
-        <w:t xml:space="preserve">What eClaims does deliver against that requirement is a portable artefact and a pre-analysed path. Every service is built as a standard OCI container image that starts Uvicorn internally and depends on nothing Fargate-specific; the container image, not the orchestrator, is the portable unit. Configuration reaches the service through environment and secret references rather than being baked in. Consequently, </w:t>
-      </w:r>
+        <w:t xml:space="preserve">The </w:t>
+      </w:r>
+      <w:proofErr w:type="gramStart"/>
       <w:r>
         <w:rPr>
           <w:b/>
         </w:rPr>
-        <w:t>if on-premise deployment is mandated, Kubernetes is the named fallback</w:t>
-      </w:r>
-      <w:r>
-        <w:t xml:space="preserve">: the same images run as pods under any conformant Kubernetes distribution in a YCompany data centre, and the ECS service definitions — task definition, autoscaling policy, load-balancer binding — are re-expressed as Kubernetes manifests. That is real work, and Section 7 records it as risk R1 with the scope of the change named, but it is a bounded infrastructure exercise and not an application rewrite. The Section 4.5 sub-decision keeps this affordable: ECS was preferred over EKS on the explicit basis that migration effort away from ECS is low, which is the same property being relied on here. This is the same posture the Workflow Orchestration Engine Selection DAR takes in naming Camunda as its on-premise fallback, and it matches the on-premise deployment profile in SAD Section 4.</w:t>
+        <w:t>on-premise</w:t>
+      </w:r>
+      <w:proofErr w:type="gramEnd"/>
+      <w:r>
+        <w:rPr>
+          <w:b/>
+        </w:rPr>
+        <w:t xml:space="preserve"> requirement needs to be addressed plainly, because the recommended option does not satisfy it directly.</w:t>
+      </w:r>
+      <w:r>
+        <w:t xml:space="preserve"> The </w:t>
+      </w:r>
+      <w:proofErr w:type="spellStart"/>
+      <w:r>
+        <w:t>eClaims</w:t>
+      </w:r>
+      <w:proofErr w:type="spellEnd"/>
+      <w:r>
+        <w:t xml:space="preserve"> requirement set calls for both </w:t>
+      </w:r>
+      <w:proofErr w:type="gramStart"/>
+      <w:r>
+        <w:t>on-premise</w:t>
+      </w:r>
+      <w:proofErr w:type="gramEnd"/>
+      <w:r>
+        <w:t xml:space="preserve"> and cloud deployment, and the SAD answers it with portable container images and a designed </w:t>
+      </w:r>
+      <w:proofErr w:type="gramStart"/>
+      <w:r>
+        <w:t>on-premise</w:t>
+      </w:r>
+      <w:proofErr w:type="gramEnd"/>
+      <w:r>
+        <w:t xml:space="preserve"> deployment profile (SAD Section 4, Deployment Options), with Terraform versioning the </w:t>
+      </w:r>
+      <w:r>
+        <w:lastRenderedPageBreak/>
+        <w:t xml:space="preserve">infrastructure for every environment. AWS Fargate is an AWS-only service. There is no </w:t>
+      </w:r>
+      <w:proofErr w:type="gramStart"/>
+      <w:r>
+        <w:t>on-premise</w:t>
+      </w:r>
+      <w:proofErr w:type="gramEnd"/>
+      <w:r>
+        <w:t xml:space="preserve"> Fargate; ECS Anywhere extends the ECS control plane to externally managed instances but is not the Fargate capacity model, and it still depends on an AWS-hosted control pla</w:t>
+      </w:r>
+      <w:r>
+        <w:t>ne. Terraform delivers portability of infrastructure definition, not equivalence of runtime.</w:t>
       </w:r>
     </w:p>
     <w:p>
@@ -11327,11 +12240,97 @@
         <w:pStyle w:val="Body"/>
       </w:pPr>
       <w:r>
-        <w:t xml:space="preserve">The recommendation is made with its remaining weaknesses on the record. Fargate’s per-unit compute cost is higher than a fully utilised EC2 instance of the same size, so the option trades infrastructure efficiency for operational simplicity — a trade that is favourable at eClaims Phase 1 scale and would need revisiting at substantially larger scale, as Section 4.4 sets out. Task sizing is constrained to a fixed set of CPU and memory combinations. There is no GPU support and no </w:t>
-      </w:r>
-      <w:r>
-        <w:lastRenderedPageBreak/>
-        <w:t>privileged container access, neither of which eClaims requires. And scale-to-zero is not available in the way it is for functions, so a resting floor of capacity is always paid for.</w:t>
+        <w:t xml:space="preserve">What </w:t>
+      </w:r>
+      <w:proofErr w:type="spellStart"/>
+      <w:r>
+        <w:t>eClaims</w:t>
+      </w:r>
+      <w:proofErr w:type="spellEnd"/>
+      <w:r>
+        <w:t xml:space="preserve"> does deliver against that requirement is a portable artefact and a pre-</w:t>
+      </w:r>
+      <w:proofErr w:type="spellStart"/>
+      <w:r>
+        <w:t>analysed</w:t>
+      </w:r>
+      <w:proofErr w:type="spellEnd"/>
+      <w:r>
+        <w:t xml:space="preserve"> path. Every service is built as a standard OCI container image that starts </w:t>
+      </w:r>
+      <w:proofErr w:type="spellStart"/>
+      <w:r>
+        <w:t>Uvicorn</w:t>
+      </w:r>
+      <w:proofErr w:type="spellEnd"/>
+      <w:r>
+        <w:t xml:space="preserve"> internally and depends on nothing Fargate-specific; the container image, not the orchestrator, is the portable unit. Configuration reaches the service through environment and secret references rather than being baked in. Consequently, </w:t>
+      </w:r>
+      <w:r>
+        <w:rPr>
+          <w:b/>
+        </w:rPr>
+        <w:t xml:space="preserve">if </w:t>
+      </w:r>
+      <w:proofErr w:type="gramStart"/>
+      <w:r>
+        <w:rPr>
+          <w:b/>
+        </w:rPr>
+        <w:t>on-premise</w:t>
+      </w:r>
+      <w:proofErr w:type="gramEnd"/>
+      <w:r>
+        <w:rPr>
+          <w:b/>
+        </w:rPr>
+        <w:t xml:space="preserve"> deployment is mandated, Kubernetes is the named fallback</w:t>
+      </w:r>
+      <w:r>
+        <w:t xml:space="preserve">: the same images run as pods under any conformant Kubernetes distribution in a </w:t>
+      </w:r>
+      <w:proofErr w:type="spellStart"/>
+      <w:r>
+        <w:t>YCompany</w:t>
+      </w:r>
+      <w:proofErr w:type="spellEnd"/>
+      <w:r>
+        <w:t xml:space="preserve"> data </w:t>
+      </w:r>
+      <w:proofErr w:type="spellStart"/>
+      <w:r>
+        <w:t>centre</w:t>
+      </w:r>
+      <w:proofErr w:type="spellEnd"/>
+      <w:r>
+        <w:t xml:space="preserve">, and the ECS service definitions — task definition, autoscaling policy, load-balancer binding — are re-expressed as Kubernetes manifests. That is real work, and Section 7 records it as risk R1 with the scope of the change named, but it is a bounded infrastructure exercise and not an application rewrite. The Section 4.5 sub-decision keeps this affordable: ECS was preferred over EKS on the explicit basis that </w:t>
+      </w:r>
+      <w:r>
+        <w:t xml:space="preserve">migration effort away from ECS is low, which is the same property being relied on here. This is the same </w:t>
+      </w:r>
+      <w:proofErr w:type="gramStart"/>
+      <w:r>
+        <w:t>posture</w:t>
+      </w:r>
+      <w:proofErr w:type="gramEnd"/>
+      <w:r>
+        <w:t xml:space="preserve"> the Workflow Orchestration Engine Selection DAR takes in naming Camunda as its </w:t>
+      </w:r>
+      <w:proofErr w:type="gramStart"/>
+      <w:r>
+        <w:t>on-premise</w:t>
+      </w:r>
+      <w:proofErr w:type="gramEnd"/>
+      <w:r>
+        <w:t xml:space="preserve"> fallback, and it matches the </w:t>
+      </w:r>
+      <w:proofErr w:type="gramStart"/>
+      <w:r>
+        <w:t>on-premise</w:t>
+      </w:r>
+      <w:proofErr w:type="gramEnd"/>
+      <w:r>
+        <w:t xml:space="preserve"> deployment profile in SAD Section 4.</w:t>
       </w:r>
     </w:p>
     <w:p>
@@ -11339,15 +12338,99 @@
         <w:pStyle w:val="Body"/>
       </w:pPr>
       <w:r>
-        <w:t xml:space="preserve">Kubernetes on EKS at 3.88 is the credible runner-up and would be the recommendation under any of three conditions: an on-premise or multi-cloud mandate; an existing YCompany Kubernetes platform and the team that operates it, making the marginal cost of another workload near zero; or a workload estate large and diverse enough that a general-purpose scheduler earns its operational cost. None of the three holds for eClaims Phase 1. Serverless functions at 3.15 are not recommended for the service fleet on the grounds set out in Section 4.2, but they remain the right tool for genuinely event-driven glue — S3-triggered document processing, scheduled housekeeping, EventBridge handlers — and the SAD uses them there. The two models are complementary at the edges; the recommendation concerns the platform that hosts the services.</w:t>
+        <w:t xml:space="preserve">The recommendation is made with its remaining weaknesses on the record. Fargate’s per-unit compute cost is higher than a fully </w:t>
+      </w:r>
+      <w:proofErr w:type="spellStart"/>
+      <w:r>
+        <w:t>utilised</w:t>
+      </w:r>
+      <w:proofErr w:type="spellEnd"/>
+      <w:r>
+        <w:t xml:space="preserve"> EC2 instance of the same size, so the option trades infrastructure efficiency for operational simplicity — a trade that is </w:t>
+      </w:r>
+      <w:proofErr w:type="spellStart"/>
+      <w:r>
+        <w:t>favourable</w:t>
+      </w:r>
+      <w:proofErr w:type="spellEnd"/>
+      <w:r>
+        <w:t xml:space="preserve"> at </w:t>
+      </w:r>
+      <w:proofErr w:type="spellStart"/>
+      <w:r>
+        <w:t>eClaims</w:t>
+      </w:r>
+      <w:proofErr w:type="spellEnd"/>
+      <w:r>
+        <w:t xml:space="preserve"> Phase 1 scale and would need revisiting at substantially larger scale, as Section 4.4 sets out. Task sizing is constrained to a fixed set of CPU and memory combinations. There is no GPU support and no </w:t>
+      </w:r>
+      <w:r>
+        <w:t xml:space="preserve">privileged container access, neither of which </w:t>
+      </w:r>
+      <w:proofErr w:type="spellStart"/>
+      <w:r>
+        <w:t>eClaims</w:t>
+      </w:r>
+      <w:proofErr w:type="spellEnd"/>
+      <w:r>
+        <w:t xml:space="preserve"> requires. And scale-to-zero is not available in the way it is for functions, so a resting floor of capacity is always paid for.</w:t>
       </w:r>
     </w:p>
     <w:p>
       <w:pPr>
+        <w:pStyle w:val="Body"/>
+      </w:pPr>
+      <w:r>
+        <w:t xml:space="preserve">Kubernetes on EKS at 3.88 is the credible runner-up and would be the recommendation under any of three conditions: an </w:t>
+      </w:r>
+      <w:proofErr w:type="gramStart"/>
+      <w:r>
+        <w:t>on-premise</w:t>
+      </w:r>
+      <w:proofErr w:type="gramEnd"/>
+      <w:r>
+        <w:t xml:space="preserve"> or multi-cloud mandate; an existing </w:t>
+      </w:r>
+      <w:proofErr w:type="spellStart"/>
+      <w:r>
+        <w:t>YCompany</w:t>
+      </w:r>
+      <w:proofErr w:type="spellEnd"/>
+      <w:r>
+        <w:t xml:space="preserve"> Kubernetes platform and the team that operates it, making the marginal cost of another workload near zero; or a workload estate large and diverse enough that a general-purpose scheduler earns its operational cost. None of the three holds for </w:t>
+      </w:r>
+      <w:proofErr w:type="spellStart"/>
+      <w:r>
+        <w:t>eClaims</w:t>
+      </w:r>
+      <w:proofErr w:type="spellEnd"/>
+      <w:r>
+        <w:t xml:space="preserve"> Phase 1. Serverless functions at 3.15 are not recommended for the service fleet on the grounds set out in Section 4.2, but they remain the right tool for genuinely event-driven glue — S3-triggered document </w:t>
+      </w:r>
+      <w:r>
+        <w:t xml:space="preserve">processing, scheduled housekeeping, </w:t>
+      </w:r>
+      <w:proofErr w:type="spellStart"/>
+      <w:r>
+        <w:t>EventBridge</w:t>
+      </w:r>
+      <w:proofErr w:type="spellEnd"/>
+      <w:r>
+        <w:t xml:space="preserve"> handlers — and the SAD uses them there. The two models are complementary at the edges; the recommendation concerns the platform that hosts the services.</w:t>
+      </w:r>
+    </w:p>
+    <w:p>
+      <w:pPr>
+        <w:pStyle w:val="Body"/>
+      </w:pPr>
+    </w:p>
+    <w:p>
+      <w:pPr>
         <w:pStyle w:val="Heading1"/>
       </w:pPr>
       <w:bookmarkStart w:id="22" w:name="_Toc238142327"/>
       <w:r>
+        <w:lastRenderedPageBreak/>
         <w:t>Assumptions</w:t>
       </w:r>
       <w:bookmarkEnd w:id="22"/>
@@ -11375,7 +12458,23 @@
         <w:t>AWS is the target cloud</w:t>
       </w:r>
       <w:r>
-        <w:t xml:space="preserve"> — per assumption 1 of the eClaims SAD (Section 10), YCompany will adopt AWS as its cloud provider. This is the assumption on which the recommendation most depends: withdrawing it restores the cloud-agnostic mandate under which Kubernetes is the stronger option.</w:t>
+        <w:t xml:space="preserve"> — per assumption 1 of the </w:t>
+      </w:r>
+      <w:proofErr w:type="spellStart"/>
+      <w:r>
+        <w:t>eClaims</w:t>
+      </w:r>
+      <w:proofErr w:type="spellEnd"/>
+      <w:r>
+        <w:t xml:space="preserve"> SAD (Section 10), </w:t>
+      </w:r>
+      <w:proofErr w:type="spellStart"/>
+      <w:r>
+        <w:t>YCompany</w:t>
+      </w:r>
+      <w:proofErr w:type="spellEnd"/>
+      <w:r>
+        <w:t xml:space="preserve"> will adopt AWS as its cloud provider. This is the assumption on which the recommendation most depends: withdrawing it restores the cloud-agnostic mandate under which Kubernetes is the stronger option.</w:t>
       </w:r>
     </w:p>
     <w:p>
@@ -11393,7 +12492,15 @@
         <w:t>The container image is the portable unit</w:t>
       </w:r>
       <w:r>
-        <w:t xml:space="preserve"> — services are standard OCI images with no dependency on Fargate-specific behaviour, so portability is a property of the artefact rather than of the orchestrator.</w:t>
+        <w:t xml:space="preserve"> — services are standard OCI images with no dependency on Fargate-specific </w:t>
+      </w:r>
+      <w:proofErr w:type="spellStart"/>
+      <w:r>
+        <w:t>behaviour</w:t>
+      </w:r>
+      <w:proofErr w:type="spellEnd"/>
+      <w:r>
+        <w:t>, so portability is a property of the artefact rather than of the orchestrator.</w:t>
       </w:r>
     </w:p>
     <w:p>
@@ -11447,7 +12554,23 @@
         <w:t>Scale basis</w:t>
       </w:r>
       <w:r>
-        <w:t xml:space="preserve"> — approximately eight backend services averaging three concurrent tasks each at 1 vCPU and 2 GB, as derived in Section 4.4. Costs scale with task-hours.</w:t>
+        <w:t xml:space="preserve"> — approximately eight backend services averaging three concurrent tasks each at 1 vCPU and 2 GB, as derived in Section 4.4. Costs </w:t>
+      </w:r>
+      <w:proofErr w:type="gramStart"/>
+      <w:r>
+        <w:t>scale</w:t>
+      </w:r>
+      <w:proofErr w:type="gramEnd"/>
+      <w:r>
+        <w:t xml:space="preserve"> with </w:t>
+      </w:r>
+      <w:proofErr w:type="gramStart"/>
+      <w:r>
+        <w:t>task-hours</w:t>
+      </w:r>
+      <w:proofErr w:type="gramEnd"/>
+      <w:r>
+        <w:t>.</w:t>
       </w:r>
     </w:p>
     <w:p>
@@ -11465,7 +12588,15 @@
         <w:t>No existing Kubernetes capability is assumed</w:t>
       </w:r>
       <w:r>
-        <w:t xml:space="preserve"> — YCompany is not assumed to operate a Kubernetes platform or to employ a team that does. If either is already in place, the operational-overhead scores that decide the comparison change.</w:t>
+        <w:t xml:space="preserve"> — </w:t>
+      </w:r>
+      <w:proofErr w:type="spellStart"/>
+      <w:r>
+        <w:t>YCompany</w:t>
+      </w:r>
+      <w:proofErr w:type="spellEnd"/>
+      <w:r>
+        <w:t xml:space="preserve"> is not assumed to operate a Kubernetes platform or to employ a team that does. If either is already in place, the operational-overhead scores that decide the comparison change.</w:t>
       </w:r>
     </w:p>
     <w:p>
@@ -11483,7 +12614,15 @@
         <w:t>Data persists outside the compute tier</w:t>
       </w:r>
       <w:r>
-        <w:t xml:space="preserve"> — state lives in RDS, ElastiCache, S3, MongoDB Atlas and OpenSearch, so tasks are disposable and no option is required to provide persistent local volumes.</w:t>
+        <w:t xml:space="preserve"> — state lives in RDS, </w:t>
+      </w:r>
+      <w:proofErr w:type="spellStart"/>
+      <w:r>
+        <w:t>ElastiCache</w:t>
+      </w:r>
+      <w:proofErr w:type="spellEnd"/>
+      <w:r>
+        <w:t>, S3, MongoDB Atlas and OpenSearch, so tasks are disposable and no option is required to provide persistent local volumes.</w:t>
       </w:r>
     </w:p>
     <w:p>
@@ -11516,7 +12655,6 @@
         <w:rPr>
           <w:b/>
         </w:rPr>
-        <w:lastRenderedPageBreak/>
         <w:t>Concurrent request volume is high</w:t>
       </w:r>
       <w:r>
@@ -11550,16 +12688,22 @@
         </w:numPr>
       </w:pPr>
       <w:r>
-        <w:t xml:space="preserve">Operational effort is a cost — the standing effort to operate the platform is treated as a real and recurring cost rather than as negligible, and it is one of the grounds on which the candidates separate.</w:t>
+        <w:t>Operational effort is a cost — the standing effort to operate the platform is treated as a real and recurring cost rather than as negligible, and it is one of the grounds on which the candidates separate.</w:t>
       </w:r>
     </w:p>
+    <w:p/>
+    <w:p/>
     <w:p>
       <w:pPr>
         <w:pStyle w:val="Heading1"/>
       </w:pPr>
       <w:bookmarkStart w:id="23" w:name="_Toc238142328"/>
       <w:r>
-        <w:t>Risks</w:t>
+        <w:lastRenderedPageBreak/>
+        <w:t>R</w:t>
+      </w:r>
+      <w:r>
+        <w:t>isks</w:t>
       </w:r>
       <w:bookmarkEnd w:id="23"/>
     </w:p>
@@ -11568,7 +12712,15 @@
         <w:pStyle w:val="Body"/>
       </w:pPr>
       <w:r>
-        <w:t>The following risks arise from the recommended option, with the mitigation carried in the architecture rather than deferred to implementation.</w:t>
+        <w:t xml:space="preserve">The following risks arise from the recommended option, with the mitigation </w:t>
+      </w:r>
+      <w:proofErr w:type="gramStart"/>
+      <w:r>
+        <w:t>carried</w:t>
+      </w:r>
+      <w:proofErr w:type="gramEnd"/>
+      <w:r>
+        <w:t xml:space="preserve"> in the architecture rather than deferred to implementation.</w:t>
       </w:r>
     </w:p>
     <w:tbl>
@@ -11726,8 +12878,13 @@
             <w:pPr>
               <w:pStyle w:val="NoSpacing"/>
             </w:pPr>
-            <w:r>
-              <w:t>On-premise deployment cannot be met by Fargate</w:t>
+            <w:proofErr w:type="gramStart"/>
+            <w:r>
+              <w:t>On-premise</w:t>
+            </w:r>
+            <w:proofErr w:type="gramEnd"/>
+            <w:r>
+              <w:t xml:space="preserve"> deployment cannot be met by Fargate</w:t>
             </w:r>
           </w:p>
         </w:tc>
@@ -11746,7 +12903,39 @@
               <w:pStyle w:val="NoSpacing"/>
             </w:pPr>
             <w:r>
-              <w:t>The requirement set calls for on-premise as well as cloud deployment, and AWS Fargate is AWS-only. ECS Anywhere runs on externally managed instances rather than on Fargate and still depends on an AWS-hosted control plane. If an on-premise mandate arrives, the recommended runtime cannot satisfy it. This is the option’s single largest weakness and it is stated as such in Section 5.</w:t>
+              <w:t xml:space="preserve">The requirement </w:t>
+            </w:r>
+            <w:proofErr w:type="gramStart"/>
+            <w:r>
+              <w:t>set</w:t>
+            </w:r>
+            <w:proofErr w:type="gramEnd"/>
+            <w:r>
+              <w:t xml:space="preserve"> calls for </w:t>
+            </w:r>
+            <w:proofErr w:type="gramStart"/>
+            <w:r>
+              <w:t>on-premise</w:t>
+            </w:r>
+            <w:proofErr w:type="gramEnd"/>
+            <w:r>
+              <w:t xml:space="preserve"> as well as cloud deployment, and AWS Fargate is AWS-only. ECS Anywhere runs on externally managed instances rather than on Fargate and still depends on an AWS-hosted control plane. If an </w:t>
+            </w:r>
+            <w:proofErr w:type="gramStart"/>
+            <w:r>
+              <w:t>on-premise</w:t>
+            </w:r>
+            <w:proofErr w:type="gramEnd"/>
+            <w:r>
+              <w:t xml:space="preserve"> mandate arrives, the recommended runtime cannot satisfy it. This is the option’s single largest </w:t>
+            </w:r>
+            <w:proofErr w:type="gramStart"/>
+            <w:r>
+              <w:t>weakness</w:t>
+            </w:r>
+            <w:proofErr w:type="gramEnd"/>
+            <w:r>
+              <w:t xml:space="preserve"> and it is stated as such in Section 5.</w:t>
             </w:r>
           </w:p>
         </w:tc>
@@ -11765,7 +12954,23 @@
               <w:pStyle w:val="NoSpacing"/>
             </w:pPr>
             <w:r>
-              <w:t>Kubernetes is the named on-premise fallback. Services are standard OCI images with no Fargate-specific dependency, so the same images run as pods under any conformant distribution; configuration is externalised; and the migration is confined to re-expressing task definitions, autoscaling policies and load-balancer bindings as Kubernetes manifests, with no application change. Terraform is relied on for infrastructure-as-code portability and explicitly not for runtime equivalence.</w:t>
+              <w:t xml:space="preserve">Kubernetes is the named </w:t>
+            </w:r>
+            <w:proofErr w:type="gramStart"/>
+            <w:r>
+              <w:t>on-premise</w:t>
+            </w:r>
+            <w:proofErr w:type="gramEnd"/>
+            <w:r>
+              <w:t xml:space="preserve"> fallback. Services are standard OCI images with no Fargate-specific dependency, so the same images run as pods under any conformant distribution; configuration is </w:t>
+            </w:r>
+            <w:proofErr w:type="spellStart"/>
+            <w:r>
+              <w:t>externalised</w:t>
+            </w:r>
+            <w:proofErr w:type="spellEnd"/>
+            <w:r>
+              <w:t>; and the migration is confined to re-expressing task definitions, autoscaling policies and load-balancer bindings as Kubernetes manifests, with no application change. Terraform is relied on for infrastructure-as-code portability and explicitly not for runtime equivalence.</w:t>
             </w:r>
           </w:p>
         </w:tc>
@@ -11827,7 +13032,15 @@
               <w:pStyle w:val="NoSpacing"/>
             </w:pPr>
             <w:r>
-              <w:t>ECS service definitions, the Fargate capacity model and the CodeDeploy release path are AWS-specific, so a move to another cloud would require the deployment layer to be rebuilt.</w:t>
+              <w:t xml:space="preserve">ECS service definitions, the Fargate capacity model and the </w:t>
+            </w:r>
+            <w:proofErr w:type="spellStart"/>
+            <w:r>
+              <w:t>CodeDeploy</w:t>
+            </w:r>
+            <w:proofErr w:type="spellEnd"/>
+            <w:r>
+              <w:t xml:space="preserve"> release path are AWS-specific, so a move to another cloud would require the deployment layer to be rebuilt.</w:t>
             </w:r>
           </w:p>
         </w:tc>
@@ -11870,7 +13083,6 @@
               <w:pStyle w:val="NoSpacing"/>
             </w:pPr>
             <w:r>
-              <w:lastRenderedPageBreak/>
               <w:t>R3</w:t>
             </w:r>
           </w:p>
@@ -11909,7 +13121,23 @@
               <w:pStyle w:val="NoSpacing"/>
             </w:pPr>
             <w:r>
-              <w:t>Fargate’s per-vCPU and per-GB rates exceed the equivalent cost of a fully utilised EC2 instance, so at substantially higher sustained utilisation the option becomes less economical than a node-based cluster.</w:t>
+              <w:t xml:space="preserve">Fargate’s per-vCPU and per-GB rates exceed the equivalent cost of a fully </w:t>
+            </w:r>
+            <w:proofErr w:type="spellStart"/>
+            <w:r>
+              <w:t>utilised</w:t>
+            </w:r>
+            <w:proofErr w:type="spellEnd"/>
+            <w:r>
+              <w:t xml:space="preserve"> EC2 instance, so at substantially higher sustained </w:t>
+            </w:r>
+            <w:proofErr w:type="spellStart"/>
+            <w:r>
+              <w:t>utilisation</w:t>
+            </w:r>
+            <w:proofErr w:type="spellEnd"/>
+            <w:r>
+              <w:t xml:space="preserve"> the option becomes less economical than a node-based cluster.</w:t>
             </w:r>
           </w:p>
         </w:tc>
@@ -11928,7 +13156,23 @@
               <w:pStyle w:val="NoSpacing"/>
             </w:pPr>
             <w:r>
-              <w:t>Task sizing is right-sized against observed utilisation rather than provisioned for peak; a Compute Savings Plan is applied to the steady-state floor; Fargate Spot is used for interruption-tolerant batch work. Cost per service is monitored with budget alarms, and the crossover point identified in Section 4.4 is a review trigger, not a surprise.</w:t>
+              <w:t xml:space="preserve">Task sizing is right-sized against observed </w:t>
+            </w:r>
+            <w:proofErr w:type="spellStart"/>
+            <w:r>
+              <w:t>utilisation</w:t>
+            </w:r>
+            <w:proofErr w:type="spellEnd"/>
+            <w:r>
+              <w:t xml:space="preserve"> rather than provisioned for peak; a Compute Savings Plan is applied to the steady-state floor; Fargate Spot is used for interruption-tolerant batch work. Cost per service is monitored with budget alarms, and the crossover point identified in Section 4.4 is </w:t>
+            </w:r>
+            <w:proofErr w:type="gramStart"/>
+            <w:r>
+              <w:t>a review</w:t>
+            </w:r>
+            <w:proofErr w:type="gramEnd"/>
+            <w:r>
+              <w:t xml:space="preserve"> trigger, not a surprise.</w:t>
             </w:r>
           </w:p>
         </w:tc>
@@ -11952,6 +13196,7 @@
               <w:pStyle w:val="NoSpacing"/>
             </w:pPr>
             <w:r>
+              <w:lastRenderedPageBreak/>
               <w:t>R4</w:t>
             </w:r>
           </w:p>
@@ -12009,7 +13254,15 @@
               <w:pStyle w:val="NoSpacing"/>
             </w:pPr>
             <w:r>
-              <w:t>Task sizes are selected from the supported combinations during performance testing rather than assumed; concurrent-task and ENI quotas are reviewed against the 100-task-per-service ceiling before go-live and raised through AWS Support where required; scaling is load tested at peak volume and quota utilisation is alarmed in CloudWatch.</w:t>
+              <w:t xml:space="preserve">Task sizes are selected from the supported combinations during performance testing rather than assumed; concurrent-task and ENI quotas are reviewed against the 100-task-per-service ceiling before go-live and raised through AWS Support where required; scaling is load tested at peak volume and quota </w:t>
+            </w:r>
+            <w:proofErr w:type="spellStart"/>
+            <w:r>
+              <w:t>utilisation</w:t>
+            </w:r>
+            <w:proofErr w:type="spellEnd"/>
+            <w:r>
+              <w:t xml:space="preserve"> is alarmed in CloudWatch.</w:t>
             </w:r>
           </w:p>
         </w:tc>
@@ -12071,7 +13324,15 @@
               <w:pStyle w:val="NoSpacing"/>
             </w:pPr>
             <w:r>
-              <w:t>A Fargate task takes tens of seconds to pull its image and become healthy, so a sharp spike can arrive faster than new capacity, putting the 5,000 ms latency target at risk during the scale-out window.</w:t>
+              <w:t xml:space="preserve">A Fargate task takes tens of seconds to pull its image and become healthy, so a sharp spike can arrive faster than new capacity, putting the 5,000 </w:t>
+            </w:r>
+            <w:proofErr w:type="spellStart"/>
+            <w:r>
+              <w:t>ms</w:t>
+            </w:r>
+            <w:proofErr w:type="spellEnd"/>
+            <w:r>
+              <w:t xml:space="preserve"> latency target at risk during the scale-out window.</w:t>
             </w:r>
           </w:p>
         </w:tc>
@@ -12090,7 +13351,7 @@
               <w:pStyle w:val="NoSpacing"/>
             </w:pPr>
             <w:r>
-              <w:t xml:space="preserve">A resting floor of at least two tasks per service, spread across Availability Zones (SAD Section 9.3), with scheduled pre-scaling for known peaks; target-tracking autoscaling on request count with deliberately conservative thresholds so scaling begins before saturation; slim container images to shorten pull time; and Redis caching and SQS-based decoupling to absorb the spike while capacity arrives.</w:t>
+              <w:t>A resting floor of at least two tasks per service, spread across Availability Zones (SAD Section 9.3), with scheduled pre-scaling for known peaks; target-tracking autoscaling on request count with deliberately conservative thresholds so scaling begins before saturation; slim container images to shorten pull time; and Redis caching and SQS-based decoupling to absorb the spike while capacity arrives.</w:t>
             </w:r>
           </w:p>
         </w:tc>
@@ -12195,7 +13456,6 @@
               <w:pStyle w:val="NoSpacing"/>
             </w:pPr>
             <w:r>
-              <w:lastRenderedPageBreak/>
               <w:t>R7</w:t>
             </w:r>
           </w:p>
@@ -12270,6 +13530,7 @@
       </w:pPr>
       <w:bookmarkStart w:id="24" w:name="_Toc238142329"/>
       <w:r>
+        <w:lastRenderedPageBreak/>
         <w:t>Appendix</w:t>
       </w:r>
       <w:bookmarkEnd w:id="24"/>
@@ -12300,8 +13561,13 @@
           <w:numId w:val="8"/>
         </w:numPr>
       </w:pPr>
-      <w:r>
-        <w:t xml:space="preserve">eClaims Solution Approach Document (SAD) v1.1 — docs/sad/solution-approach-document.md, Section 4 Layer 3, Layer 6 and Deployment Options, Section 7 Non-Functional Requirements, Section 8 Technology Stack, Section 9 Performance &amp; Scalability, Section 10 Assumptions &amp; Scope</w:t>
+      <w:proofErr w:type="spellStart"/>
+      <w:r>
+        <w:t>eClaims</w:t>
+      </w:r>
+      <w:proofErr w:type="spellEnd"/>
+      <w:r>
+        <w:t xml:space="preserve"> Solution Approach Document (SAD) v1.1 — docs/sad/solution-approach-document.md, Section 4 Layer 3, Layer 6 and Deployment Options, Section 7 Non-Functional Requirements, Section 8 Technology Stack, Section 9 Performance &amp; Scalability, Section 10 Assumptions &amp; Scope</w:t>
       </w:r>
     </w:p>
     <w:p>
@@ -12312,8 +13578,21 @@
           <w:numId w:val="8"/>
         </w:numPr>
       </w:pPr>
-      <w:r>
-        <w:t>eClaims Case Study — requirements/eClaims - Insurance - Senior Staff Engineer.pdf</w:t>
+      <w:proofErr w:type="spellStart"/>
+      <w:r>
+        <w:t>eClaims</w:t>
+      </w:r>
+      <w:proofErr w:type="spellEnd"/>
+      <w:r>
+        <w:t xml:space="preserve"> Case Study — requirements/</w:t>
+      </w:r>
+      <w:proofErr w:type="spellStart"/>
+      <w:r>
+        <w:t>eClaims</w:t>
+      </w:r>
+      <w:proofErr w:type="spellEnd"/>
+      <w:r>
+        <w:t xml:space="preserve"> - Insurance - Senior Staff Engineer.pdf</w:t>
       </w:r>
     </w:p>
     <w:p>
@@ -12324,8 +13603,37 @@
           <w:numId w:val="8"/>
         </w:numPr>
       </w:pPr>
-      <w:r>
-        <w:t>eClaims Proof-of-Concept implementation — src/backend/claims-service and src/backend/auth-service (container images started by Uvicorn)</w:t>
+      <w:proofErr w:type="spellStart"/>
+      <w:r>
+        <w:t>eClaims</w:t>
+      </w:r>
+      <w:proofErr w:type="spellEnd"/>
+      <w:r>
+        <w:t xml:space="preserve"> Proof-of-Concept implementation — </w:t>
+      </w:r>
+      <w:proofErr w:type="spellStart"/>
+      <w:r>
+        <w:t>src</w:t>
+      </w:r>
+      <w:proofErr w:type="spellEnd"/>
+      <w:r>
+        <w:t xml:space="preserve">/backend/claims-service and </w:t>
+      </w:r>
+      <w:proofErr w:type="spellStart"/>
+      <w:r>
+        <w:t>src</w:t>
+      </w:r>
+      <w:proofErr w:type="spellEnd"/>
+      <w:r>
+        <w:t xml:space="preserve">/backend/auth-service (container images started by </w:t>
+      </w:r>
+      <w:proofErr w:type="spellStart"/>
+      <w:r>
+        <w:t>Uvicorn</w:t>
+      </w:r>
+      <w:proofErr w:type="spellEnd"/>
+      <w:r>
+        <w:t>)</w:t>
       </w:r>
     </w:p>
     <w:p>
@@ -12337,7 +13645,23 @@
         </w:numPr>
       </w:pPr>
       <w:r>
-        <w:t xml:space="preserve">DAR — Backend Framework Selection — docs/dar/Utsav_eClaims_DAR_Backend.docx (companion document: FastAPI recommendation)</w:t>
+        <w:t>DAR — Backend Framework Selection — docs/</w:t>
+      </w:r>
+      <w:proofErr w:type="spellStart"/>
+      <w:r>
+        <w:t>dar</w:t>
+      </w:r>
+      <w:proofErr w:type="spellEnd"/>
+      <w:r>
+        <w:t xml:space="preserve">/Utsav_eClaims_DAR_Backend.docx (companion document: </w:t>
+      </w:r>
+      <w:proofErr w:type="spellStart"/>
+      <w:r>
+        <w:t>FastAPI</w:t>
+      </w:r>
+      <w:proofErr w:type="spellEnd"/>
+      <w:r>
+        <w:t xml:space="preserve"> recommendation)</w:t>
       </w:r>
     </w:p>
     <w:p>
@@ -12481,7 +13805,15 @@
         </w:numPr>
       </w:pPr>
       <w:r>
-        <w:t xml:space="preserve">DAR — Container Orchestrator (Amazon ECS vs Amazon EKS) — docs/dar/Utsav_eClaims_DAR_ECS_vs_EKS.docx (companion document: full analysis of the Section 4.5 sub-decision)</w:t>
+        <w:t>DAR — Container Orchestrator (Amazon ECS vs Amazon EKS) — docs/</w:t>
+      </w:r>
+      <w:proofErr w:type="spellStart"/>
+      <w:r>
+        <w:t>dar</w:t>
+      </w:r>
+      <w:proofErr w:type="spellEnd"/>
+      <w:r>
+        <w:t>/Utsav_eClaims_DAR_ECS_vs_EKS.docx (companion document: full analysis of the Section 4.5 sub-decision)</w:t>
       </w:r>
     </w:p>
     <w:p>
@@ -12493,7 +13825,23 @@
         </w:numPr>
       </w:pPr>
       <w:r>
-        <w:t xml:space="preserve">DAR — Workflow Orchestration Engine Selection — docs/dar/Utsav_eClaims_DAR_Orchestration_Engine.docx (companion document: Camunda named as the on-premise fallback)</w:t>
+        <w:t>DAR — Workflow Orchestration Engine Selection — docs/</w:t>
+      </w:r>
+      <w:proofErr w:type="spellStart"/>
+      <w:r>
+        <w:t>dar</w:t>
+      </w:r>
+      <w:proofErr w:type="spellEnd"/>
+      <w:r>
+        <w:t xml:space="preserve">/Utsav_eClaims_DAR_Orchestration_Engine.docx (companion document: Camunda named as the </w:t>
+      </w:r>
+      <w:proofErr w:type="gramStart"/>
+      <w:r>
+        <w:t>on-premise</w:t>
+      </w:r>
+      <w:proofErr w:type="gramEnd"/>
+      <w:r>
+        <w:t xml:space="preserve"> fallback)</w:t>
       </w:r>
     </w:p>
     <w:p>
@@ -12511,7 +13859,15 @@
         <w:pStyle w:val="Body"/>
       </w:pPr>
       <w:r>
-        <w:t>The method was fixed before scoring, in this order, so that the weighting could not be chosen to favour a conclusion:</w:t>
+        <w:t xml:space="preserve">The method was fixed before scoring, in this order, so that the weighting could not be chosen to </w:t>
+      </w:r>
+      <w:proofErr w:type="spellStart"/>
+      <w:r>
+        <w:t>favour</w:t>
+      </w:r>
+      <w:proofErr w:type="spellEnd"/>
+      <w:r>
+        <w:t xml:space="preserve"> a conclusion:</w:t>
       </w:r>
     </w:p>
     <w:p>
@@ -12523,7 +13879,23 @@
         </w:numPr>
       </w:pPr>
       <w:r>
-        <w:t>Evaluation attributes were derived from the eClaims functional and non-functional requirements summarised in Section 2, and each attribute is traced back to the requirement that justifies it in Section 4.1.</w:t>
+        <w:t xml:space="preserve">Evaluation attributes were derived from the </w:t>
+      </w:r>
+      <w:proofErr w:type="spellStart"/>
+      <w:r>
+        <w:t>eClaims</w:t>
+      </w:r>
+      <w:proofErr w:type="spellEnd"/>
+      <w:r>
+        <w:t xml:space="preserve"> functional and non-functional requirements </w:t>
+      </w:r>
+      <w:proofErr w:type="spellStart"/>
+      <w:r>
+        <w:t>summarised</w:t>
+      </w:r>
+      <w:proofErr w:type="spellEnd"/>
+      <w:r>
+        <w:t xml:space="preserve"> in Section 2, and each attribute is traced back to the requirement that justifies it in Section 4.1.</w:t>
       </w:r>
     </w:p>
     <w:p>
@@ -12535,6 +13907,7 @@
         </w:numPr>
       </w:pPr>
       <w:r>
+        <w:lastRenderedPageBreak/>
         <w:t>Weights were assigned on consequence of failure: 5 where the absence of the attribute would defeat a stated requirement outright, 4 where it would degrade operation or cost, and 3 where it affects cost of ownership or headroom rather than compliance with a requirement.</w:t>
       </w:r>
     </w:p>
@@ -12547,7 +13920,15 @@
         </w:numPr>
       </w:pPr>
       <w:r>
-        <w:t>Each option was then scored 1 to 5 against every attribute on native capability relative to the eClaims requirement — not absolute product quality — with 5 denoting the lowest operational overhead and the simplest option where those are the attributes.</w:t>
+        <w:t xml:space="preserve">Each option was then scored 1 to 5 against every attribute on native capability relative to the </w:t>
+      </w:r>
+      <w:proofErr w:type="spellStart"/>
+      <w:r>
+        <w:t>eClaims</w:t>
+      </w:r>
+      <w:proofErr w:type="spellEnd"/>
+      <w:r>
+        <w:t xml:space="preserve"> requirement — not absolute product quality — with 5 denoting the lowest operational overhead and the simplest option where those are the attributes.</w:t>
       </w:r>
     </w:p>
     <w:p>
@@ -12575,7 +13956,31 @@
         <w:pStyle w:val="Body"/>
       </w:pPr>
       <w:r>
-        <w:t xml:space="preserve">Portability is weighted 5, and Kubernetes scores 5 on it against Fargate’s 3; the gap is not discounted. Under a settled target cloud it buys optionality rather than compliance, and the residual exposure is carried as risk R1 with Kubernetes named as the fallback. On the Section 4.2 matrix, Kubernetes would overtake ECS Fargate only if portability carried a weight above 21 — more than four times the highest weight used — which is equivalent to treating an on-premise or cloud-agnostic mandate as decisive.</w:t>
+        <w:t xml:space="preserve">Portability is </w:t>
+      </w:r>
+      <w:proofErr w:type="gramStart"/>
+      <w:r>
+        <w:t>weighted</w:t>
+      </w:r>
+      <w:proofErr w:type="gramEnd"/>
+      <w:r>
+        <w:t xml:space="preserve"> 5, and Kubernetes scores 5 on it against Fargate’s 3; the gap is not discounted. Under a settled target </w:t>
+      </w:r>
+      <w:proofErr w:type="gramStart"/>
+      <w:r>
+        <w:t>cloud</w:t>
+      </w:r>
+      <w:proofErr w:type="gramEnd"/>
+      <w:r>
+        <w:t xml:space="preserve"> it buys optionality rather than compliance, and the residual exposure is carried as risk R1 with Kubernetes named as the fallback. On the Section 4.2 matrix, Kubernetes would overtake ECS Fargate only if portability carried a weight above 21 — more than four times the highest weight used — which is equivalent to treating an </w:t>
+      </w:r>
+      <w:proofErr w:type="gramStart"/>
+      <w:r>
+        <w:t>on-premise</w:t>
+      </w:r>
+      <w:proofErr w:type="gramEnd"/>
+      <w:r>
+        <w:t xml:space="preserve"> or cloud-agnostic mandate as decisive.</w:t>
       </w:r>
     </w:p>
     <w:p>
@@ -12583,7 +13988,15 @@
         <w:pStyle w:val="Body"/>
       </w:pPr>
       <w:r>
-        <w:t xml:space="preserve">The matrix is not constructed to produce this answer. Kubernetes wins outright on portability, one of the four attributes weighted 5, and ties with the recommended option on four more — long-running services, latency predictability, self-healing and concurrency headroom. Serverless functions tie the recommended option on operational overhead, autoscaling and security integration. ECS Fargate wins on operational overhead, cost, complexity and the execution-model attributes, and it loses the portability row.</w:t>
+        <w:t xml:space="preserve">The matrix is not constructed to produce this answer. Kubernetes wins outright on portability, one of the four attributes </w:t>
+      </w:r>
+      <w:proofErr w:type="gramStart"/>
+      <w:r>
+        <w:t>weighted</w:t>
+      </w:r>
+      <w:proofErr w:type="gramEnd"/>
+      <w:r>
+        <w:t xml:space="preserve"> 5, and ties with the recommended option on four more — long-running services, latency predictability, self-healing and concurrency headroom. Serverless functions tie the recommended option on operational overhead, autoscaling and security integration. ECS Fargate wins on operational overhead, cost, complexity and the execution-model attributes, and it loses the portability row.</w:t>
       </w:r>
     </w:p>
     <w:p>
@@ -12591,7 +14004,31 @@
         <w:pStyle w:val="Body"/>
       </w:pPr>
       <w:r>
-        <w:t>Two limitations should be read alongside the result. A weighted average compresses capability differences, which is why Section 4.3 records native support separately — a 3 on portability for an option whose images are portable but whose runtime is not is a different thing from a 3 on an option that is partly portable throughout. And the scores are informed engineering judgement against documented service capability and published pricing, not measurements from a pilot deployment of all three options under eClaims load.</w:t>
+        <w:t xml:space="preserve">Two limitations should be read alongside the result. A weighted average compresses capability differences, which is why Section 4.3 records native support separately — a 3 on portability for an </w:t>
+      </w:r>
+      <w:proofErr w:type="gramStart"/>
+      <w:r>
+        <w:t>option</w:t>
+      </w:r>
+      <w:proofErr w:type="gramEnd"/>
+      <w:r>
+        <w:t xml:space="preserve"> whose images are portable but whose runtime </w:t>
+      </w:r>
+      <w:proofErr w:type="gramStart"/>
+      <w:r>
+        <w:t>is not is</w:t>
+      </w:r>
+      <w:proofErr w:type="gramEnd"/>
+      <w:r>
+        <w:t xml:space="preserve"> a different thing from a 3 on an option that is partly portable throughout. And the scores are informed engineering judgement against documented service capability and published pricing, not measurements from a pilot deployment of all three options under </w:t>
+      </w:r>
+      <w:proofErr w:type="spellStart"/>
+      <w:r>
+        <w:t>eClaims</w:t>
+      </w:r>
+      <w:proofErr w:type="spellEnd"/>
+      <w:r>
+        <w:t xml:space="preserve"> load.</w:t>
       </w:r>
     </w:p>
     <w:sectPr>
@@ -12611,7 +14048,7 @@
 </file>
 
 <file path=word/endnotes.xml><?xml version="1.0" encoding="utf-8"?>
-<w:endnotes xmlns:wpc="http://schemas.microsoft.com/office/word/2010/wordprocessingCanvas" xmlns:cx="http://schemas.microsoft.com/office/drawing/2014/chartex" xmlns:cx1="http://schemas.microsoft.com/office/drawing/2015/9/8/chartex" xmlns:cx2="http://schemas.microsoft.com/office/drawing/2015/10/21/chartex" xmlns:cx3="http://schemas.microsoft.com/office/drawing/2016/5/9/chartex" xmlns:cx4="http://schemas.microsoft.com/office/drawing/2016/5/10/chartex" xmlns:cx5="http://schemas.microsoft.com/office/drawing/2016/5/11/chartex" xmlns:cx6="http://schemas.microsoft.com/office/drawing/2016/5/12/chartex" xmlns:cx7="http://schemas.microsoft.com/office/drawing/2016/5/13/chartex" xmlns:cx8="http://schemas.microsoft.com/office/drawing/2016/5/14/chartex" xmlns:mc="http://schemas.openxmlformats.org/markup-compatibility/2006" xmlns:aink="http://schemas.microsoft.com/office/drawing/2016/ink" xmlns:am3d="http://schemas.microsoft.com/office/drawing/2017/model3d" xmlns:o="urn:schemas-microsoft-com:office:office" xmlns:oel="http://schemas.microsoft.com/office/2019/extlst" xmlns:r="http://schemas.openxmlformats.org/officeDocument/2006/relationships" xmlns:m="http://schemas.openxmlformats.org/officeDocument/2006/math" xmlns:v="urn:schemas-microsoft-com:vml" xmlns:wp14="http://schemas.microsoft.com/office/word/2010/wordprocessingDrawing" xmlns:wp="http://schemas.openxmlformats.org/drawingml/2006/wordprocessingDrawing" xmlns:w10="urn:schemas-microsoft-com:office:word" xmlns:w="http://schemas.openxmlformats.org/wordprocessingml/2006/main" xmlns:w14="http://schemas.microsoft.com/office/word/2010/wordml" xmlns:w15="http://schemas.microsoft.com/office/word/2012/wordml" xmlns:w16cei="http://schemas.microsoft.com/office/word/2026/wordml/cei" xmlns:w16cex="http://schemas.microsoft.com/office/word/2018/wordml/cex" xmlns:w16cid="http://schemas.microsoft.com/office/word/2016/wordml/cid" xmlns:w16="http://schemas.microsoft.com/office/word/2018/wordml" xmlns:w16du="http://schemas.microsoft.com/office/word/2023/wordml/word16du" xmlns:w16sdtdh="http://schemas.microsoft.com/office/word/2020/wordml/sdtdatahash" xmlns:w16sdtfl="http://schemas.microsoft.com/office/word/2024/wordml/sdtformatlock" xmlns:w16se="http://schemas.microsoft.com/office/word/2015/wordml/symex" xmlns:wpg="http://schemas.microsoft.com/office/word/2010/wordprocessingGroup" xmlns:wpi="http://schemas.microsoft.com/office/word/2010/wordprocessingInk" xmlns:wne="http://schemas.microsoft.com/office/word/2006/wordml" xmlns:wps="http://schemas.microsoft.com/office/word/2010/wordprocessingShape" mc:Ignorable="w14 w15 w16se w16cid w16 w16cex w16sdtdh w16sdtfl w16du wp14">
+<w:endnotes xmlns:wpc="http://schemas.microsoft.com/office/word/2010/wordprocessingCanvas" xmlns:cx="http://schemas.microsoft.com/office/drawing/2014/chartex" xmlns:cx1="http://schemas.microsoft.com/office/drawing/2015/9/8/chartex" xmlns:cx2="http://schemas.microsoft.com/office/drawing/2015/10/21/chartex" xmlns:cx3="http://schemas.microsoft.com/office/drawing/2016/5/9/chartex" xmlns:cx4="http://schemas.microsoft.com/office/drawing/2016/5/10/chartex" xmlns:cx5="http://schemas.microsoft.com/office/drawing/2016/5/11/chartex" xmlns:cx6="http://schemas.microsoft.com/office/drawing/2016/5/12/chartex" xmlns:cx7="http://schemas.microsoft.com/office/drawing/2016/5/13/chartex" xmlns:cx8="http://schemas.microsoft.com/office/drawing/2016/5/14/chartex" xmlns:mc="http://schemas.openxmlformats.org/markup-compatibility/2006" xmlns:aink="http://schemas.microsoft.com/office/drawing/2016/ink" xmlns:am3d="http://schemas.microsoft.com/office/drawing/2017/model3d" xmlns:o="urn:schemas-microsoft-com:office:office" xmlns:oel="http://schemas.microsoft.com/office/2019/extlst" xmlns:r="http://schemas.openxmlformats.org/officeDocument/2006/relationships" xmlns:m="http://schemas.openxmlformats.org/officeDocument/2006/math" xmlns:v="urn:schemas-microsoft-com:vml" xmlns:wp14="http://schemas.microsoft.com/office/word/2010/wordprocessingDrawing" xmlns:wp="http://schemas.openxmlformats.org/drawingml/2006/wordprocessingDrawing" xmlns:w10="urn:schemas-microsoft-com:office:word" xmlns:w="http://schemas.openxmlformats.org/wordprocessingml/2006/main" xmlns:w14="http://schemas.microsoft.com/office/word/2010/wordml" xmlns:w15="http://schemas.microsoft.com/office/word/2012/wordml" xmlns:w16cex="http://schemas.microsoft.com/office/word/2018/wordml/cex" xmlns:w16cid="http://schemas.microsoft.com/office/word/2016/wordml/cid" xmlns:w16="http://schemas.microsoft.com/office/word/2018/wordml" xmlns:w16du="http://schemas.microsoft.com/office/word/2023/wordml/word16du" xmlns:w16sdtdh="http://schemas.microsoft.com/office/word/2020/wordml/sdtdatahash" xmlns:w16sdtfl="http://schemas.microsoft.com/office/word/2024/wordml/sdtformatlock" xmlns:w16se="http://schemas.microsoft.com/office/word/2015/wordml/symex" xmlns:wpg="http://schemas.microsoft.com/office/word/2010/wordprocessingGroup" xmlns:wpi="http://schemas.microsoft.com/office/word/2010/wordprocessingInk" xmlns:wne="http://schemas.microsoft.com/office/word/2006/wordml" xmlns:wps="http://schemas.microsoft.com/office/word/2010/wordprocessingShape" mc:Ignorable="w14 w15 w16se w16cid w16 w16cex w16sdtdh w16sdtfl w16du wp14">
   <w:endnote w:type="separator" w:id="-1">
     <w:p>
       <w:pPr>
@@ -12636,7 +14073,7 @@
 </file>
 
 <file path=word/footer1.xml><?xml version="1.0" encoding="utf-8"?>
-<w:ftr xmlns:wpc="http://schemas.microsoft.com/office/word/2010/wordprocessingCanvas" xmlns:cx="http://schemas.microsoft.com/office/drawing/2014/chartex" xmlns:cx1="http://schemas.microsoft.com/office/drawing/2015/9/8/chartex" xmlns:cx2="http://schemas.microsoft.com/office/drawing/2015/10/21/chartex" xmlns:cx3="http://schemas.microsoft.com/office/drawing/2016/5/9/chartex" xmlns:cx4="http://schemas.microsoft.com/office/drawing/2016/5/10/chartex" xmlns:cx5="http://schemas.microsoft.com/office/drawing/2016/5/11/chartex" xmlns:cx6="http://schemas.microsoft.com/office/drawing/2016/5/12/chartex" xmlns:cx7="http://schemas.microsoft.com/office/drawing/2016/5/13/chartex" xmlns:cx8="http://schemas.microsoft.com/office/drawing/2016/5/14/chartex" xmlns:mc="http://schemas.openxmlformats.org/markup-compatibility/2006" xmlns:aink="http://schemas.microsoft.com/office/drawing/2016/ink" xmlns:am3d="http://schemas.microsoft.com/office/drawing/2017/model3d" xmlns:o="urn:schemas-microsoft-com:office:office" xmlns:oel="http://schemas.microsoft.com/office/2019/extlst" xmlns:r="http://schemas.openxmlformats.org/officeDocument/2006/relationships" xmlns:m="http://schemas.openxmlformats.org/officeDocument/2006/math" xmlns:v="urn:schemas-microsoft-com:vml" xmlns:wp14="http://schemas.microsoft.com/office/word/2010/wordprocessingDrawing" xmlns:wp="http://schemas.openxmlformats.org/drawingml/2006/wordprocessingDrawing" xmlns:w10="urn:schemas-microsoft-com:office:word" xmlns:w="http://schemas.openxmlformats.org/wordprocessingml/2006/main" xmlns:w14="http://schemas.microsoft.com/office/word/2010/wordml" xmlns:w15="http://schemas.microsoft.com/office/word/2012/wordml" xmlns:w16cei="http://schemas.microsoft.com/office/word/2026/wordml/cei" xmlns:w16cex="http://schemas.microsoft.com/office/word/2018/wordml/cex" xmlns:w16cid="http://schemas.microsoft.com/office/word/2016/wordml/cid" xmlns:w16="http://schemas.microsoft.com/office/word/2018/wordml" xmlns:w16du="http://schemas.microsoft.com/office/word/2023/wordml/word16du" xmlns:w16sdtdh="http://schemas.microsoft.com/office/word/2020/wordml/sdtdatahash" xmlns:w16sdtfl="http://schemas.microsoft.com/office/word/2024/wordml/sdtformatlock" xmlns:w16se="http://schemas.microsoft.com/office/word/2015/wordml/symex" xmlns:wpg="http://schemas.microsoft.com/office/word/2010/wordprocessingGroup" xmlns:wpi="http://schemas.microsoft.com/office/word/2010/wordprocessingInk" xmlns:wne="http://schemas.microsoft.com/office/word/2006/wordml" xmlns:wps="http://schemas.microsoft.com/office/word/2010/wordprocessingShape" mc:Ignorable="w14 w15 w16se w16cid w16 w16cex w16sdtdh w16sdtfl w16du wp14">
+<w:ftr xmlns:wpc="http://schemas.microsoft.com/office/word/2010/wordprocessingCanvas" xmlns:cx="http://schemas.microsoft.com/office/drawing/2014/chartex" xmlns:cx1="http://schemas.microsoft.com/office/drawing/2015/9/8/chartex" xmlns:cx2="http://schemas.microsoft.com/office/drawing/2015/10/21/chartex" xmlns:cx3="http://schemas.microsoft.com/office/drawing/2016/5/9/chartex" xmlns:cx4="http://schemas.microsoft.com/office/drawing/2016/5/10/chartex" xmlns:cx5="http://schemas.microsoft.com/office/drawing/2016/5/11/chartex" xmlns:cx6="http://schemas.microsoft.com/office/drawing/2016/5/12/chartex" xmlns:cx7="http://schemas.microsoft.com/office/drawing/2016/5/13/chartex" xmlns:cx8="http://schemas.microsoft.com/office/drawing/2016/5/14/chartex" xmlns:mc="http://schemas.openxmlformats.org/markup-compatibility/2006" xmlns:aink="http://schemas.microsoft.com/office/drawing/2016/ink" xmlns:am3d="http://schemas.microsoft.com/office/drawing/2017/model3d" xmlns:o="urn:schemas-microsoft-com:office:office" xmlns:oel="http://schemas.microsoft.com/office/2019/extlst" xmlns:r="http://schemas.openxmlformats.org/officeDocument/2006/relationships" xmlns:m="http://schemas.openxmlformats.org/officeDocument/2006/math" xmlns:v="urn:schemas-microsoft-com:vml" xmlns:wp14="http://schemas.microsoft.com/office/word/2010/wordprocessingDrawing" xmlns:wp="http://schemas.openxmlformats.org/drawingml/2006/wordprocessingDrawing" xmlns:w10="urn:schemas-microsoft-com:office:word" xmlns:w="http://schemas.openxmlformats.org/wordprocessingml/2006/main" xmlns:w14="http://schemas.microsoft.com/office/word/2010/wordml" xmlns:w15="http://schemas.microsoft.com/office/word/2012/wordml" xmlns:w16cex="http://schemas.microsoft.com/office/word/2018/wordml/cex" xmlns:w16cid="http://schemas.microsoft.com/office/word/2016/wordml/cid" xmlns:w16="http://schemas.microsoft.com/office/word/2018/wordml" xmlns:w16du="http://schemas.microsoft.com/office/word/2023/wordml/word16du" xmlns:w16sdtdh="http://schemas.microsoft.com/office/word/2020/wordml/sdtdatahash" xmlns:w16sdtfl="http://schemas.microsoft.com/office/word/2024/wordml/sdtformatlock" xmlns:w16se="http://schemas.microsoft.com/office/word/2015/wordml/symex" xmlns:wpg="http://schemas.microsoft.com/office/word/2010/wordprocessingGroup" xmlns:wpi="http://schemas.microsoft.com/office/word/2010/wordprocessingInk" xmlns:wne="http://schemas.microsoft.com/office/word/2006/wordml" xmlns:wps="http://schemas.microsoft.com/office/word/2010/wordprocessingShape" mc:Ignorable="w14 w15 w16se w16cid w16 w16cex w16sdtdh w16sdtfl w16du wp14">
   <w:p>
     <w:pPr>
       <w:pStyle w:val="Footer"/>
@@ -12646,7 +14083,7 @@
 </file>
 
 <file path=word/footer2.xml><?xml version="1.0" encoding="utf-8"?>
-<w:ftr xmlns:wpc="http://schemas.microsoft.com/office/word/2010/wordprocessingCanvas" xmlns:cx="http://schemas.microsoft.com/office/drawing/2014/chartex" xmlns:cx1="http://schemas.microsoft.com/office/drawing/2015/9/8/chartex" xmlns:cx2="http://schemas.microsoft.com/office/drawing/2015/10/21/chartex" xmlns:cx3="http://schemas.microsoft.com/office/drawing/2016/5/9/chartex" xmlns:cx4="http://schemas.microsoft.com/office/drawing/2016/5/10/chartex" xmlns:cx5="http://schemas.microsoft.com/office/drawing/2016/5/11/chartex" xmlns:cx6="http://schemas.microsoft.com/office/drawing/2016/5/12/chartex" xmlns:cx7="http://schemas.microsoft.com/office/drawing/2016/5/13/chartex" xmlns:cx8="http://schemas.microsoft.com/office/drawing/2016/5/14/chartex" xmlns:mc="http://schemas.openxmlformats.org/markup-compatibility/2006" xmlns:aink="http://schemas.microsoft.com/office/drawing/2016/ink" xmlns:am3d="http://schemas.microsoft.com/office/drawing/2017/model3d" xmlns:o="urn:schemas-microsoft-com:office:office" xmlns:oel="http://schemas.microsoft.com/office/2019/extlst" xmlns:r="http://schemas.openxmlformats.org/officeDocument/2006/relationships" xmlns:m="http://schemas.openxmlformats.org/officeDocument/2006/math" xmlns:v="urn:schemas-microsoft-com:vml" xmlns:wp14="http://schemas.microsoft.com/office/word/2010/wordprocessingDrawing" xmlns:wp="http://schemas.openxmlformats.org/drawingml/2006/wordprocessingDrawing" xmlns:w10="urn:schemas-microsoft-com:office:word" xmlns:w="http://schemas.openxmlformats.org/wordprocessingml/2006/main" xmlns:w14="http://schemas.microsoft.com/office/word/2010/wordml" xmlns:w15="http://schemas.microsoft.com/office/word/2012/wordml" xmlns:w16cei="http://schemas.microsoft.com/office/word/2026/wordml/cei" xmlns:w16cex="http://schemas.microsoft.com/office/word/2018/wordml/cex" xmlns:w16cid="http://schemas.microsoft.com/office/word/2016/wordml/cid" xmlns:w16="http://schemas.microsoft.com/office/word/2018/wordml" xmlns:w16du="http://schemas.microsoft.com/office/word/2023/wordml/word16du" xmlns:w16sdtdh="http://schemas.microsoft.com/office/word/2020/wordml/sdtdatahash" xmlns:w16sdtfl="http://schemas.microsoft.com/office/word/2024/wordml/sdtformatlock" xmlns:w16se="http://schemas.microsoft.com/office/word/2015/wordml/symex" xmlns:wpg="http://schemas.microsoft.com/office/word/2010/wordprocessingGroup" xmlns:wpi="http://schemas.microsoft.com/office/word/2010/wordprocessingInk" xmlns:wne="http://schemas.microsoft.com/office/word/2006/wordml" xmlns:wps="http://schemas.microsoft.com/office/word/2010/wordprocessingShape" mc:Ignorable="w14 w15 w16se w16cid w16 w16cex w16sdtdh w16sdtfl w16du wp14">
+<w:ftr xmlns:wpc="http://schemas.microsoft.com/office/word/2010/wordprocessingCanvas" xmlns:cx="http://schemas.microsoft.com/office/drawing/2014/chartex" xmlns:cx1="http://schemas.microsoft.com/office/drawing/2015/9/8/chartex" xmlns:cx2="http://schemas.microsoft.com/office/drawing/2015/10/21/chartex" xmlns:cx3="http://schemas.microsoft.com/office/drawing/2016/5/9/chartex" xmlns:cx4="http://schemas.microsoft.com/office/drawing/2016/5/10/chartex" xmlns:cx5="http://schemas.microsoft.com/office/drawing/2016/5/11/chartex" xmlns:cx6="http://schemas.microsoft.com/office/drawing/2016/5/12/chartex" xmlns:cx7="http://schemas.microsoft.com/office/drawing/2016/5/13/chartex" xmlns:cx8="http://schemas.microsoft.com/office/drawing/2016/5/14/chartex" xmlns:mc="http://schemas.openxmlformats.org/markup-compatibility/2006" xmlns:aink="http://schemas.microsoft.com/office/drawing/2016/ink" xmlns:am3d="http://schemas.microsoft.com/office/drawing/2017/model3d" xmlns:o="urn:schemas-microsoft-com:office:office" xmlns:oel="http://schemas.microsoft.com/office/2019/extlst" xmlns:r="http://schemas.openxmlformats.org/officeDocument/2006/relationships" xmlns:m="http://schemas.openxmlformats.org/officeDocument/2006/math" xmlns:v="urn:schemas-microsoft-com:vml" xmlns:wp14="http://schemas.microsoft.com/office/word/2010/wordprocessingDrawing" xmlns:wp="http://schemas.openxmlformats.org/drawingml/2006/wordprocessingDrawing" xmlns:w10="urn:schemas-microsoft-com:office:word" xmlns:w="http://schemas.openxmlformats.org/wordprocessingml/2006/main" xmlns:w14="http://schemas.microsoft.com/office/word/2010/wordml" xmlns:w15="http://schemas.microsoft.com/office/word/2012/wordml" xmlns:w16cex="http://schemas.microsoft.com/office/word/2018/wordml/cex" xmlns:w16cid="http://schemas.microsoft.com/office/word/2016/wordml/cid" xmlns:w16="http://schemas.microsoft.com/office/word/2018/wordml" xmlns:w16du="http://schemas.microsoft.com/office/word/2023/wordml/word16du" xmlns:w16sdtdh="http://schemas.microsoft.com/office/word/2020/wordml/sdtdatahash" xmlns:w16sdtfl="http://schemas.microsoft.com/office/word/2024/wordml/sdtformatlock" xmlns:w16se="http://schemas.microsoft.com/office/word/2015/wordml/symex" xmlns:wpg="http://schemas.microsoft.com/office/word/2010/wordprocessingGroup" xmlns:wpi="http://schemas.microsoft.com/office/word/2010/wordprocessingInk" xmlns:wne="http://schemas.microsoft.com/office/word/2006/wordml" xmlns:wps="http://schemas.microsoft.com/office/word/2010/wordprocessingShape" mc:Ignorable="w14 w15 w16se w16cid w16 w16cex w16sdtdh w16sdtfl w16du wp14">
   <w:p>
     <w:pPr>
       <w:pStyle w:val="Footer"/>
@@ -12865,7 +14302,7 @@
             </wp:anchor>
           </w:drawing>
         </mc:Choice>
-        <mc:Fallback>
+        <mc:Fallback xmlns:w16cei="http://schemas.microsoft.com/office/word/2026/wordml/cei">
           <w:pict>
             <v:group w14:anchorId="5A2F42B2" id="Group 8" o:spid="_x0000_s1026" style="position:absolute;margin-left:0;margin-top:0;width:610.4pt;height:64.8pt;flip:y;z-index:251664384;mso-width-percent:1000;mso-height-percent:900;mso-position-horizontal:center;mso-position-horizontal-relative:page;mso-position-vertical:bottom;mso-position-vertical-relative:page;mso-width-percent:1000;mso-height-percent:900;mso-height-relative:bottom-margin-area" coordorigin="8,9" coordsize="15823,1439" o:gfxdata="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" o:allowincell="f">
               <v:shapetype id="_x0000_t32" coordsize="21600,21600" o:spt="32" o:oned="t" path="m,l21600,21600e" filled="f">
@@ -12949,7 +14386,7 @@
             </wp:anchor>
           </w:drawing>
         </mc:Choice>
-        <mc:Fallback>
+        <mc:Fallback xmlns:w16cei="http://schemas.microsoft.com/office/word/2026/wordml/cei">
           <w:pict>
             <v:rect w14:anchorId="30013B94" id="Rectangle 7" o:spid="_x0000_s1026" style="position:absolute;margin-left:0;margin-top:0;width:7.15pt;height:63.65pt;z-index:251663360;visibility:visible;mso-wrap-style:square;mso-width-percent:0;mso-height-percent:900;mso-wrap-distance-left:9pt;mso-wrap-distance-top:0;mso-wrap-distance-right:9pt;mso-wrap-distance-bottom:0;mso-position-horizontal:center;mso-position-horizontal-relative:left-margin-area;mso-position-vertical:bottom;mso-position-vertical-relative:page;mso-width-percent:0;mso-height-percent:900;mso-width-relative:page;mso-height-relative:bottom-margin-area;v-text-anchor:top" o:gfxdata="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" fillcolor="#4472c4 [3208]" strokecolor="#1f3763 [1608]">
               <w10:wrap anchorx="margin" anchory="page"/>
@@ -13027,7 +14464,7 @@
             </wp:anchor>
           </w:drawing>
         </mc:Choice>
-        <mc:Fallback>
+        <mc:Fallback xmlns:w16cei="http://schemas.microsoft.com/office/word/2026/wordml/cei">
           <w:pict>
             <v:rect w14:anchorId="6AC750AE" id="Rectangle 6" o:spid="_x0000_s1026" style="position:absolute;margin-left:0;margin-top:0;width:7.15pt;height:63.65pt;z-index:251662336;visibility:visible;mso-wrap-style:square;mso-width-percent:0;mso-height-percent:900;mso-wrap-distance-left:9pt;mso-wrap-distance-top:0;mso-wrap-distance-right:9pt;mso-wrap-distance-bottom:0;mso-position-horizontal:center;mso-position-horizontal-relative:right-margin-area;mso-position-vertical:bottom;mso-position-vertical-relative:page;mso-width-percent:0;mso-height-percent:900;mso-width-relative:page;mso-height-relative:bottom-margin-area;v-text-anchor:top" o:gfxdata="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" fillcolor="#4472c4 [3208]" strokecolor="#1f3763 [1608]">
               <w10:wrap anchorx="margin" anchory="page"/>
@@ -13046,7 +14483,7 @@
 </file>
 
 <file path=word/footer3.xml><?xml version="1.0" encoding="utf-8"?>
-<w:ftr xmlns:wpc="http://schemas.microsoft.com/office/word/2010/wordprocessingCanvas" xmlns:cx="http://schemas.microsoft.com/office/drawing/2014/chartex" xmlns:cx1="http://schemas.microsoft.com/office/drawing/2015/9/8/chartex" xmlns:cx2="http://schemas.microsoft.com/office/drawing/2015/10/21/chartex" xmlns:cx3="http://schemas.microsoft.com/office/drawing/2016/5/9/chartex" xmlns:cx4="http://schemas.microsoft.com/office/drawing/2016/5/10/chartex" xmlns:cx5="http://schemas.microsoft.com/office/drawing/2016/5/11/chartex" xmlns:cx6="http://schemas.microsoft.com/office/drawing/2016/5/12/chartex" xmlns:cx7="http://schemas.microsoft.com/office/drawing/2016/5/13/chartex" xmlns:cx8="http://schemas.microsoft.com/office/drawing/2016/5/14/chartex" xmlns:mc="http://schemas.openxmlformats.org/markup-compatibility/2006" xmlns:aink="http://schemas.microsoft.com/office/drawing/2016/ink" xmlns:am3d="http://schemas.microsoft.com/office/drawing/2017/model3d" xmlns:o="urn:schemas-microsoft-com:office:office" xmlns:oel="http://schemas.microsoft.com/office/2019/extlst" xmlns:r="http://schemas.openxmlformats.org/officeDocument/2006/relationships" xmlns:m="http://schemas.openxmlformats.org/officeDocument/2006/math" xmlns:v="urn:schemas-microsoft-com:vml" xmlns:wp14="http://schemas.microsoft.com/office/word/2010/wordprocessingDrawing" xmlns:wp="http://schemas.openxmlformats.org/drawingml/2006/wordprocessingDrawing" xmlns:w10="urn:schemas-microsoft-com:office:word" xmlns:w="http://schemas.openxmlformats.org/wordprocessingml/2006/main" xmlns:w14="http://schemas.microsoft.com/office/word/2010/wordml" xmlns:w15="http://schemas.microsoft.com/office/word/2012/wordml" xmlns:w16cei="http://schemas.microsoft.com/office/word/2026/wordml/cei" xmlns:w16cex="http://schemas.microsoft.com/office/word/2018/wordml/cex" xmlns:w16cid="http://schemas.microsoft.com/office/word/2016/wordml/cid" xmlns:w16="http://schemas.microsoft.com/office/word/2018/wordml" xmlns:w16du="http://schemas.microsoft.com/office/word/2023/wordml/word16du" xmlns:w16sdtdh="http://schemas.microsoft.com/office/word/2020/wordml/sdtdatahash" xmlns:w16sdtfl="http://schemas.microsoft.com/office/word/2024/wordml/sdtformatlock" xmlns:w16se="http://schemas.microsoft.com/office/word/2015/wordml/symex" xmlns:wpg="http://schemas.microsoft.com/office/word/2010/wordprocessingGroup" xmlns:wpi="http://schemas.microsoft.com/office/word/2010/wordprocessingInk" xmlns:wne="http://schemas.microsoft.com/office/word/2006/wordml" xmlns:wps="http://schemas.microsoft.com/office/word/2010/wordprocessingShape" mc:Ignorable="w14 w15 w16se w16cid w16 w16cex w16sdtdh w16sdtfl w16du wp14">
+<w:ftr xmlns:wpc="http://schemas.microsoft.com/office/word/2010/wordprocessingCanvas" xmlns:cx="http://schemas.microsoft.com/office/drawing/2014/chartex" xmlns:cx1="http://schemas.microsoft.com/office/drawing/2015/9/8/chartex" xmlns:cx2="http://schemas.microsoft.com/office/drawing/2015/10/21/chartex" xmlns:cx3="http://schemas.microsoft.com/office/drawing/2016/5/9/chartex" xmlns:cx4="http://schemas.microsoft.com/office/drawing/2016/5/10/chartex" xmlns:cx5="http://schemas.microsoft.com/office/drawing/2016/5/11/chartex" xmlns:cx6="http://schemas.microsoft.com/office/drawing/2016/5/12/chartex" xmlns:cx7="http://schemas.microsoft.com/office/drawing/2016/5/13/chartex" xmlns:cx8="http://schemas.microsoft.com/office/drawing/2016/5/14/chartex" xmlns:mc="http://schemas.openxmlformats.org/markup-compatibility/2006" xmlns:aink="http://schemas.microsoft.com/office/drawing/2016/ink" xmlns:am3d="http://schemas.microsoft.com/office/drawing/2017/model3d" xmlns:o="urn:schemas-microsoft-com:office:office" xmlns:oel="http://schemas.microsoft.com/office/2019/extlst" xmlns:r="http://schemas.openxmlformats.org/officeDocument/2006/relationships" xmlns:m="http://schemas.openxmlformats.org/officeDocument/2006/math" xmlns:v="urn:schemas-microsoft-com:vml" xmlns:wp14="http://schemas.microsoft.com/office/word/2010/wordprocessingDrawing" xmlns:wp="http://schemas.openxmlformats.org/drawingml/2006/wordprocessingDrawing" xmlns:w10="urn:schemas-microsoft-com:office:word" xmlns:w="http://schemas.openxmlformats.org/wordprocessingml/2006/main" xmlns:w14="http://schemas.microsoft.com/office/word/2010/wordml" xmlns:w15="http://schemas.microsoft.com/office/word/2012/wordml" xmlns:w16cex="http://schemas.microsoft.com/office/word/2018/wordml/cex" xmlns:w16cid="http://schemas.microsoft.com/office/word/2016/wordml/cid" xmlns:w16="http://schemas.microsoft.com/office/word/2018/wordml" xmlns:w16du="http://schemas.microsoft.com/office/word/2023/wordml/word16du" xmlns:w16sdtdh="http://schemas.microsoft.com/office/word/2020/wordml/sdtdatahash" xmlns:w16sdtfl="http://schemas.microsoft.com/office/word/2024/wordml/sdtformatlock" xmlns:w16se="http://schemas.microsoft.com/office/word/2015/wordml/symex" xmlns:wpg="http://schemas.microsoft.com/office/word/2010/wordprocessingGroup" xmlns:wpi="http://schemas.microsoft.com/office/word/2010/wordprocessingInk" xmlns:wne="http://schemas.microsoft.com/office/word/2006/wordml" xmlns:wps="http://schemas.microsoft.com/office/word/2010/wordprocessingShape" mc:Ignorable="w14 w15 w16se w16cid w16 w16cex w16sdtdh w16sdtfl w16du wp14">
   <w:p>
     <w:pPr>
       <w:pStyle w:val="Footer"/>
@@ -13056,7 +14493,7 @@
 </file>
 
 <file path=word/footnotes.xml><?xml version="1.0" encoding="utf-8"?>
-<w:footnotes xmlns:wpc="http://schemas.microsoft.com/office/word/2010/wordprocessingCanvas" xmlns:cx="http://schemas.microsoft.com/office/drawing/2014/chartex" xmlns:cx1="http://schemas.microsoft.com/office/drawing/2015/9/8/chartex" xmlns:cx2="http://schemas.microsoft.com/office/drawing/2015/10/21/chartex" xmlns:cx3="http://schemas.microsoft.com/office/drawing/2016/5/9/chartex" xmlns:cx4="http://schemas.microsoft.com/office/drawing/2016/5/10/chartex" xmlns:cx5="http://schemas.microsoft.com/office/drawing/2016/5/11/chartex" xmlns:cx6="http://schemas.microsoft.com/office/drawing/2016/5/12/chartex" xmlns:cx7="http://schemas.microsoft.com/office/drawing/2016/5/13/chartex" xmlns:cx8="http://schemas.microsoft.com/office/drawing/2016/5/14/chartex" xmlns:mc="http://schemas.openxmlformats.org/markup-compatibility/2006" xmlns:aink="http://schemas.microsoft.com/office/drawing/2016/ink" xmlns:am3d="http://schemas.microsoft.com/office/drawing/2017/model3d" xmlns:o="urn:schemas-microsoft-com:office:office" xmlns:oel="http://schemas.microsoft.com/office/2019/extlst" xmlns:r="http://schemas.openxmlformats.org/officeDocument/2006/relationships" xmlns:m="http://schemas.openxmlformats.org/officeDocument/2006/math" xmlns:v="urn:schemas-microsoft-com:vml" xmlns:wp14="http://schemas.microsoft.com/office/word/2010/wordprocessingDrawing" xmlns:wp="http://schemas.openxmlformats.org/drawingml/2006/wordprocessingDrawing" xmlns:w10="urn:schemas-microsoft-com:office:word" xmlns:w="http://schemas.openxmlformats.org/wordprocessingml/2006/main" xmlns:w14="http://schemas.microsoft.com/office/word/2010/wordml" xmlns:w15="http://schemas.microsoft.com/office/word/2012/wordml" xmlns:w16cei="http://schemas.microsoft.com/office/word/2026/wordml/cei" xmlns:w16cex="http://schemas.microsoft.com/office/word/2018/wordml/cex" xmlns:w16cid="http://schemas.microsoft.com/office/word/2016/wordml/cid" xmlns:w16="http://schemas.microsoft.com/office/word/2018/wordml" xmlns:w16du="http://schemas.microsoft.com/office/word/2023/wordml/word16du" xmlns:w16sdtdh="http://schemas.microsoft.com/office/word/2020/wordml/sdtdatahash" xmlns:w16sdtfl="http://schemas.microsoft.com/office/word/2024/wordml/sdtformatlock" xmlns:w16se="http://schemas.microsoft.com/office/word/2015/wordml/symex" xmlns:wpg="http://schemas.microsoft.com/office/word/2010/wordprocessingGroup" xmlns:wpi="http://schemas.microsoft.com/office/word/2010/wordprocessingInk" xmlns:wne="http://schemas.microsoft.com/office/word/2006/wordml" xmlns:wps="http://schemas.microsoft.com/office/word/2010/wordprocessingShape" mc:Ignorable="w14 w15 w16se w16cid w16 w16cex w16sdtdh w16sdtfl w16du wp14">
+<w:footnotes xmlns:wpc="http://schemas.microsoft.com/office/word/2010/wordprocessingCanvas" xmlns:cx="http://schemas.microsoft.com/office/drawing/2014/chartex" xmlns:cx1="http://schemas.microsoft.com/office/drawing/2015/9/8/chartex" xmlns:cx2="http://schemas.microsoft.com/office/drawing/2015/10/21/chartex" xmlns:cx3="http://schemas.microsoft.com/office/drawing/2016/5/9/chartex" xmlns:cx4="http://schemas.microsoft.com/office/drawing/2016/5/10/chartex" xmlns:cx5="http://schemas.microsoft.com/office/drawing/2016/5/11/chartex" xmlns:cx6="http://schemas.microsoft.com/office/drawing/2016/5/12/chartex" xmlns:cx7="http://schemas.microsoft.com/office/drawing/2016/5/13/chartex" xmlns:cx8="http://schemas.microsoft.com/office/drawing/2016/5/14/chartex" xmlns:mc="http://schemas.openxmlformats.org/markup-compatibility/2006" xmlns:aink="http://schemas.microsoft.com/office/drawing/2016/ink" xmlns:am3d="http://schemas.microsoft.com/office/drawing/2017/model3d" xmlns:o="urn:schemas-microsoft-com:office:office" xmlns:oel="http://schemas.microsoft.com/office/2019/extlst" xmlns:r="http://schemas.openxmlformats.org/officeDocument/2006/relationships" xmlns:m="http://schemas.openxmlformats.org/officeDocument/2006/math" xmlns:v="urn:schemas-microsoft-com:vml" xmlns:wp14="http://schemas.microsoft.com/office/word/2010/wordprocessingDrawing" xmlns:wp="http://schemas.openxmlformats.org/drawingml/2006/wordprocessingDrawing" xmlns:w10="urn:schemas-microsoft-com:office:word" xmlns:w="http://schemas.openxmlformats.org/wordprocessingml/2006/main" xmlns:w14="http://schemas.microsoft.com/office/word/2010/wordml" xmlns:w15="http://schemas.microsoft.com/office/word/2012/wordml" xmlns:w16cex="http://schemas.microsoft.com/office/word/2018/wordml/cex" xmlns:w16cid="http://schemas.microsoft.com/office/word/2016/wordml/cid" xmlns:w16="http://schemas.microsoft.com/office/word/2018/wordml" xmlns:w16du="http://schemas.microsoft.com/office/word/2023/wordml/word16du" xmlns:w16sdtdh="http://schemas.microsoft.com/office/word/2020/wordml/sdtdatahash" xmlns:w16sdtfl="http://schemas.microsoft.com/office/word/2024/wordml/sdtformatlock" xmlns:w16se="http://schemas.microsoft.com/office/word/2015/wordml/symex" xmlns:wpg="http://schemas.microsoft.com/office/word/2010/wordprocessingGroup" xmlns:wpi="http://schemas.microsoft.com/office/word/2010/wordprocessingInk" xmlns:wne="http://schemas.microsoft.com/office/word/2006/wordml" xmlns:wps="http://schemas.microsoft.com/office/word/2010/wordprocessingShape" mc:Ignorable="w14 w15 w16se w16cid w16 w16cex w16sdtdh w16sdtfl w16du wp14">
   <w:footnote w:type="separator" w:id="-1">
     <w:p>
       <w:pPr>
@@ -13081,7 +14518,7 @@
 </file>
 
 <file path=word/header1.xml><?xml version="1.0" encoding="utf-8"?>
-<w:hdr xmlns:wpc="http://schemas.microsoft.com/office/word/2010/wordprocessingCanvas" xmlns:cx="http://schemas.microsoft.com/office/drawing/2014/chartex" xmlns:cx1="http://schemas.microsoft.com/office/drawing/2015/9/8/chartex" xmlns:cx2="http://schemas.microsoft.com/office/drawing/2015/10/21/chartex" xmlns:cx3="http://schemas.microsoft.com/office/drawing/2016/5/9/chartex" xmlns:cx4="http://schemas.microsoft.com/office/drawing/2016/5/10/chartex" xmlns:cx5="http://schemas.microsoft.com/office/drawing/2016/5/11/chartex" xmlns:cx6="http://schemas.microsoft.com/office/drawing/2016/5/12/chartex" xmlns:cx7="http://schemas.microsoft.com/office/drawing/2016/5/13/chartex" xmlns:cx8="http://schemas.microsoft.com/office/drawing/2016/5/14/chartex" xmlns:mc="http://schemas.openxmlformats.org/markup-compatibility/2006" xmlns:aink="http://schemas.microsoft.com/office/drawing/2016/ink" xmlns:am3d="http://schemas.microsoft.com/office/drawing/2017/model3d" xmlns:o="urn:schemas-microsoft-com:office:office" xmlns:oel="http://schemas.microsoft.com/office/2019/extlst" xmlns:r="http://schemas.openxmlformats.org/officeDocument/2006/relationships" xmlns:m="http://schemas.openxmlformats.org/officeDocument/2006/math" xmlns:v="urn:schemas-microsoft-com:vml" xmlns:wp14="http://schemas.microsoft.com/office/word/2010/wordprocessingDrawing" xmlns:wp="http://schemas.openxmlformats.org/drawingml/2006/wordprocessingDrawing" xmlns:w10="urn:schemas-microsoft-com:office:word" xmlns:w="http://schemas.openxmlformats.org/wordprocessingml/2006/main" xmlns:w14="http://schemas.microsoft.com/office/word/2010/wordml" xmlns:w15="http://schemas.microsoft.com/office/word/2012/wordml" xmlns:w16cei="http://schemas.microsoft.com/office/word/2026/wordml/cei" xmlns:w16cex="http://schemas.microsoft.com/office/word/2018/wordml/cex" xmlns:w16cid="http://schemas.microsoft.com/office/word/2016/wordml/cid" xmlns:w16="http://schemas.microsoft.com/office/word/2018/wordml" xmlns:w16du="http://schemas.microsoft.com/office/word/2023/wordml/word16du" xmlns:w16sdtdh="http://schemas.microsoft.com/office/word/2020/wordml/sdtdatahash" xmlns:w16sdtfl="http://schemas.microsoft.com/office/word/2024/wordml/sdtformatlock" xmlns:w16se="http://schemas.microsoft.com/office/word/2015/wordml/symex" xmlns:wpg="http://schemas.microsoft.com/office/word/2010/wordprocessingGroup" xmlns:wpi="http://schemas.microsoft.com/office/word/2010/wordprocessingInk" xmlns:wne="http://schemas.microsoft.com/office/word/2006/wordml" xmlns:wps="http://schemas.microsoft.com/office/word/2010/wordprocessingShape" mc:Ignorable="w14 w15 w16se w16cid w16 w16cex w16sdtdh w16sdtfl w16du wp14">
+<w:hdr xmlns:wpc="http://schemas.microsoft.com/office/word/2010/wordprocessingCanvas" xmlns:cx="http://schemas.microsoft.com/office/drawing/2014/chartex" xmlns:cx1="http://schemas.microsoft.com/office/drawing/2015/9/8/chartex" xmlns:cx2="http://schemas.microsoft.com/office/drawing/2015/10/21/chartex" xmlns:cx3="http://schemas.microsoft.com/office/drawing/2016/5/9/chartex" xmlns:cx4="http://schemas.microsoft.com/office/drawing/2016/5/10/chartex" xmlns:cx5="http://schemas.microsoft.com/office/drawing/2016/5/11/chartex" xmlns:cx6="http://schemas.microsoft.com/office/drawing/2016/5/12/chartex" xmlns:cx7="http://schemas.microsoft.com/office/drawing/2016/5/13/chartex" xmlns:cx8="http://schemas.microsoft.com/office/drawing/2016/5/14/chartex" xmlns:mc="http://schemas.openxmlformats.org/markup-compatibility/2006" xmlns:aink="http://schemas.microsoft.com/office/drawing/2016/ink" xmlns:am3d="http://schemas.microsoft.com/office/drawing/2017/model3d" xmlns:o="urn:schemas-microsoft-com:office:office" xmlns:oel="http://schemas.microsoft.com/office/2019/extlst" xmlns:r="http://schemas.openxmlformats.org/officeDocument/2006/relationships" xmlns:m="http://schemas.openxmlformats.org/officeDocument/2006/math" xmlns:v="urn:schemas-microsoft-com:vml" xmlns:wp14="http://schemas.microsoft.com/office/word/2010/wordprocessingDrawing" xmlns:wp="http://schemas.openxmlformats.org/drawingml/2006/wordprocessingDrawing" xmlns:w10="urn:schemas-microsoft-com:office:word" xmlns:w="http://schemas.openxmlformats.org/wordprocessingml/2006/main" xmlns:w14="http://schemas.microsoft.com/office/word/2010/wordml" xmlns:w15="http://schemas.microsoft.com/office/word/2012/wordml" xmlns:w16cex="http://schemas.microsoft.com/office/word/2018/wordml/cex" xmlns:w16cid="http://schemas.microsoft.com/office/word/2016/wordml/cid" xmlns:w16="http://schemas.microsoft.com/office/word/2018/wordml" xmlns:w16du="http://schemas.microsoft.com/office/word/2023/wordml/word16du" xmlns:w16sdtdh="http://schemas.microsoft.com/office/word/2020/wordml/sdtdatahash" xmlns:w16sdtfl="http://schemas.microsoft.com/office/word/2024/wordml/sdtformatlock" xmlns:w16se="http://schemas.microsoft.com/office/word/2015/wordml/symex" xmlns:wpg="http://schemas.microsoft.com/office/word/2010/wordprocessingGroup" xmlns:wpi="http://schemas.microsoft.com/office/word/2010/wordprocessingInk" xmlns:wne="http://schemas.microsoft.com/office/word/2006/wordml" xmlns:wps="http://schemas.microsoft.com/office/word/2010/wordprocessingShape" mc:Ignorable="w14 w15 w16se w16cid w16 w16cex w16sdtdh w16sdtfl w16du wp14">
   <w:p>
     <w:pPr>
       <w:pStyle w:val="Header"/>
@@ -13091,7 +14528,7 @@
 </file>
 
 <file path=word/header2.xml><?xml version="1.0" encoding="utf-8"?>
-<w:hdr xmlns:wpc="http://schemas.microsoft.com/office/word/2010/wordprocessingCanvas" xmlns:cx="http://schemas.microsoft.com/office/drawing/2014/chartex" xmlns:cx1="http://schemas.microsoft.com/office/drawing/2015/9/8/chartex" xmlns:cx2="http://schemas.microsoft.com/office/drawing/2015/10/21/chartex" xmlns:cx3="http://schemas.microsoft.com/office/drawing/2016/5/9/chartex" xmlns:cx4="http://schemas.microsoft.com/office/drawing/2016/5/10/chartex" xmlns:cx5="http://schemas.microsoft.com/office/drawing/2016/5/11/chartex" xmlns:cx6="http://schemas.microsoft.com/office/drawing/2016/5/12/chartex" xmlns:cx7="http://schemas.microsoft.com/office/drawing/2016/5/13/chartex" xmlns:cx8="http://schemas.microsoft.com/office/drawing/2016/5/14/chartex" xmlns:mc="http://schemas.openxmlformats.org/markup-compatibility/2006" xmlns:aink="http://schemas.microsoft.com/office/drawing/2016/ink" xmlns:am3d="http://schemas.microsoft.com/office/drawing/2017/model3d" xmlns:o="urn:schemas-microsoft-com:office:office" xmlns:oel="http://schemas.microsoft.com/office/2019/extlst" xmlns:r="http://schemas.openxmlformats.org/officeDocument/2006/relationships" xmlns:m="http://schemas.openxmlformats.org/officeDocument/2006/math" xmlns:v="urn:schemas-microsoft-com:vml" xmlns:wp14="http://schemas.microsoft.com/office/word/2010/wordprocessingDrawing" xmlns:wp="http://schemas.openxmlformats.org/drawingml/2006/wordprocessingDrawing" xmlns:w10="urn:schemas-microsoft-com:office:word" xmlns:w="http://schemas.openxmlformats.org/wordprocessingml/2006/main" xmlns:w14="http://schemas.microsoft.com/office/word/2010/wordml" xmlns:w15="http://schemas.microsoft.com/office/word/2012/wordml" xmlns:w16cei="http://schemas.microsoft.com/office/word/2026/wordml/cei" xmlns:w16cex="http://schemas.microsoft.com/office/word/2018/wordml/cex" xmlns:w16cid="http://schemas.microsoft.com/office/word/2016/wordml/cid" xmlns:w16="http://schemas.microsoft.com/office/word/2018/wordml" xmlns:w16du="http://schemas.microsoft.com/office/word/2023/wordml/word16du" xmlns:w16sdtdh="http://schemas.microsoft.com/office/word/2020/wordml/sdtdatahash" xmlns:w16sdtfl="http://schemas.microsoft.com/office/word/2024/wordml/sdtformatlock" xmlns:w16se="http://schemas.microsoft.com/office/word/2015/wordml/symex" xmlns:wpg="http://schemas.microsoft.com/office/word/2010/wordprocessingGroup" xmlns:wpi="http://schemas.microsoft.com/office/word/2010/wordprocessingInk" xmlns:wne="http://schemas.microsoft.com/office/word/2006/wordml" xmlns:wps="http://schemas.microsoft.com/office/word/2010/wordprocessingShape" xmlns:a="http://schemas.openxmlformats.org/drawingml/2006/main" xmlns:a14="http://schemas.microsoft.com/office/drawing/2010/main" mc:Ignorable="w14 w15 w16se w16cid w16 w16cex w16sdtdh w16sdtfl w16du wp14">
+<w:hdr xmlns:wpc="http://schemas.microsoft.com/office/word/2010/wordprocessingCanvas" xmlns:cx="http://schemas.microsoft.com/office/drawing/2014/chartex" xmlns:cx1="http://schemas.microsoft.com/office/drawing/2015/9/8/chartex" xmlns:cx2="http://schemas.microsoft.com/office/drawing/2015/10/21/chartex" xmlns:cx3="http://schemas.microsoft.com/office/drawing/2016/5/9/chartex" xmlns:cx4="http://schemas.microsoft.com/office/drawing/2016/5/10/chartex" xmlns:cx5="http://schemas.microsoft.com/office/drawing/2016/5/11/chartex" xmlns:cx6="http://schemas.microsoft.com/office/drawing/2016/5/12/chartex" xmlns:cx7="http://schemas.microsoft.com/office/drawing/2016/5/13/chartex" xmlns:cx8="http://schemas.microsoft.com/office/drawing/2016/5/14/chartex" xmlns:mc="http://schemas.openxmlformats.org/markup-compatibility/2006" xmlns:aink="http://schemas.microsoft.com/office/drawing/2016/ink" xmlns:am3d="http://schemas.microsoft.com/office/drawing/2017/model3d" xmlns:o="urn:schemas-microsoft-com:office:office" xmlns:oel="http://schemas.microsoft.com/office/2019/extlst" xmlns:r="http://schemas.openxmlformats.org/officeDocument/2006/relationships" xmlns:m="http://schemas.openxmlformats.org/officeDocument/2006/math" xmlns:v="urn:schemas-microsoft-com:vml" xmlns:wp14="http://schemas.microsoft.com/office/word/2010/wordprocessingDrawing" xmlns:wp="http://schemas.openxmlformats.org/drawingml/2006/wordprocessingDrawing" xmlns:w10="urn:schemas-microsoft-com:office:word" xmlns:w="http://schemas.openxmlformats.org/wordprocessingml/2006/main" xmlns:w14="http://schemas.microsoft.com/office/word/2010/wordml" xmlns:w15="http://schemas.microsoft.com/office/word/2012/wordml" xmlns:w16cex="http://schemas.microsoft.com/office/word/2018/wordml/cex" xmlns:w16cid="http://schemas.microsoft.com/office/word/2016/wordml/cid" xmlns:w16="http://schemas.microsoft.com/office/word/2018/wordml" xmlns:w16du="http://schemas.microsoft.com/office/word/2023/wordml/word16du" xmlns:w16sdtdh="http://schemas.microsoft.com/office/word/2020/wordml/sdtdatahash" xmlns:w16sdtfl="http://schemas.microsoft.com/office/word/2024/wordml/sdtformatlock" xmlns:w16se="http://schemas.microsoft.com/office/word/2015/wordml/symex" xmlns:wpg="http://schemas.microsoft.com/office/word/2010/wordprocessingGroup" xmlns:wpi="http://schemas.microsoft.com/office/word/2010/wordprocessingInk" xmlns:wne="http://schemas.microsoft.com/office/word/2006/wordml" xmlns:wps="http://schemas.microsoft.com/office/word/2010/wordprocessingShape" mc:Ignorable="w14 w15 w16se w16cid w16 w16cex w16sdtdh w16sdtfl w16du wp14">
   <w:p>
     <w:pPr>
       <w:pStyle w:val="Header"/>
@@ -13119,13 +14556,30 @@
         <w:dataBinding w:prefixMappings="xmlns:ns0='http://schemas.openxmlformats.org/package/2006/metadata/core-properties' xmlns:ns1='http://purl.org/dc/elements/1.1/'" w:xpath="/ns0:coreProperties[1]/ns1:title[1]" w:storeItemID="{6C3C8BC8-F283-45AE-878A-BAB7291924A1}"/>
         <w:text/>
       </w:sdtPr>
+      <w:sdtEndPr/>
       <w:sdtContent>
+        <w:proofErr w:type="spellStart"/>
         <w:r>
           <w:rPr>
             <w:rFonts w:asciiTheme="majorHAnsi" w:hAnsiTheme="majorHAnsi"/>
           </w:rPr>
-          <w:t>YCompany – eClaims</w:t>
+          <w:t>YCompany</w:t>
         </w:r>
+        <w:proofErr w:type="spellEnd"/>
+        <w:r>
+          <w:rPr>
+            <w:rFonts w:asciiTheme="majorHAnsi" w:hAnsiTheme="majorHAnsi"/>
+          </w:rPr>
+          <w:t xml:space="preserve"> – </w:t>
+        </w:r>
+        <w:proofErr w:type="spellStart"/>
+        <w:r>
+          <w:rPr>
+            <w:rFonts w:asciiTheme="majorHAnsi" w:hAnsiTheme="majorHAnsi"/>
+          </w:rPr>
+          <w:t>eClaims</w:t>
+        </w:r>
+        <w:proofErr w:type="spellEnd"/>
       </w:sdtContent>
     </w:sdt>
     <w:r>
@@ -13147,6 +14601,7 @@
         <w:dataBinding w:prefixMappings="xmlns:ns0='http://schemas.openxmlformats.org/package/2006/metadata/core-properties' xmlns:ns1='http://purl.org/dc/elements/1.1/'" w:xpath="/ns0:coreProperties[1]/ns1:subject[1]" w:storeItemID="{6C3C8BC8-F283-45AE-878A-BAB7291924A1}"/>
         <w:text/>
       </w:sdtPr>
+      <w:sdtEndPr/>
       <w:sdtContent>
         <w:r>
           <w:rPr>
@@ -13180,9 +14635,9 @@
               <wp:wrapNone/>
               <wp:docPr id="11" name="Group 3"/>
               <wp:cNvGraphicFramePr>
-                <a:graphicFrameLocks/>
+                <a:graphicFrameLocks xmlns:a="http://schemas.openxmlformats.org/drawingml/2006/main"/>
               </wp:cNvGraphicFramePr>
-              <a:graphic>
+              <a:graphic xmlns:a="http://schemas.openxmlformats.org/drawingml/2006/main">
                 <a:graphicData uri="http://schemas.microsoft.com/office/word/2010/wordprocessingGroup">
                   <wpg:wgp>
                     <wpg:cNvGrpSpPr>
@@ -13223,7 +14678,7 @@
                         </a:ln>
                         <a:extLst>
                           <a:ext uri="{909E8E84-426E-40DD-AFC4-6F175D3DCCD1}">
-                            <a14:hiddenFill>
+                            <a14:hiddenFill xmlns:a14="http://schemas.microsoft.com/office/drawing/2010/main">
                               <a:noFill/>
                             </a14:hiddenFill>
                           </a:ext>
@@ -13250,14 +14705,14 @@
                         </a:ln>
                         <a:extLst>
                           <a:ext uri="{909E8E84-426E-40DD-AFC4-6F175D3DCCD1}">
-                            <a14:hiddenFill>
+                            <a14:hiddenFill xmlns:a14="http://schemas.microsoft.com/office/drawing/2010/main">
                               <a:solidFill>
                                 <a:srgbClr val="FFFFFF"/>
                               </a:solidFill>
                             </a14:hiddenFill>
                           </a:ext>
                           <a:ext uri="{91240B29-F687-4F45-9708-019B960494DF}">
-                            <a14:hiddenLine w="9525">
+                            <a14:hiddenLine xmlns:a14="http://schemas.microsoft.com/office/drawing/2010/main" w="9525">
                               <a:solidFill>
                                 <a:srgbClr val="000000"/>
                               </a:solidFill>
@@ -13284,7 +14739,7 @@
             </wp:anchor>
           </w:drawing>
         </mc:Choice>
-        <mc:Fallback>
+        <mc:Fallback xmlns:a14="http://schemas.microsoft.com/office/drawing/2010/main" xmlns:a="http://schemas.openxmlformats.org/drawingml/2006/main" xmlns:w16cei="http://schemas.microsoft.com/office/word/2026/wordml/cei">
           <w:pict>
             <v:group w14:anchorId="7E66157F" id="Group 3" o:spid="_x0000_s1026" style="position:absolute;margin-left:0;margin-top:0;width:610.4pt;height:64.8pt;z-index:251661312;mso-width-percent:1000;mso-height-percent:900;mso-position-horizontal:center;mso-position-horizontal-relative:page;mso-position-vertical:top;mso-position-vertical-relative:page;mso-width-percent:1000;mso-height-percent:900;mso-height-relative:top-margin-area" coordorigin="8,9" coordsize="15823,1439" o:gfxdata="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">
               <v:shapetype id="_x0000_t32" coordsize="21600,21600" o:spt="32" o:oned="t" path="m,l21600,21600e" filled="f">
@@ -13320,9 +14775,9 @@
               <wp:wrapNone/>
               <wp:docPr id="10" name="Rectangle 2"/>
               <wp:cNvGraphicFramePr>
-                <a:graphicFrameLocks/>
+                <a:graphicFrameLocks xmlns:a="http://schemas.openxmlformats.org/drawingml/2006/main"/>
               </wp:cNvGraphicFramePr>
-              <a:graphic>
+              <a:graphic xmlns:a="http://schemas.openxmlformats.org/drawingml/2006/main">
                 <a:graphicData uri="http://schemas.microsoft.com/office/word/2010/wordprocessingShape">
                   <wps:wsp>
                     <wps:cNvSpPr>
@@ -13369,7 +14824,7 @@
             </wp:anchor>
           </w:drawing>
         </mc:Choice>
-        <mc:Fallback>
+        <mc:Fallback xmlns:a14="http://schemas.microsoft.com/office/drawing/2010/main" xmlns:a="http://schemas.openxmlformats.org/drawingml/2006/main" xmlns:w16cei="http://schemas.microsoft.com/office/word/2026/wordml/cei">
           <w:pict>
             <v:rect w14:anchorId="0ECB8EDB" id="Rectangle 2" o:spid="_x0000_s1026" style="position:absolute;margin-left:0;margin-top:0;width:7.15pt;height:62.95pt;z-index:251660288;visibility:visible;mso-wrap-style:square;mso-width-percent:0;mso-height-percent:900;mso-wrap-distance-left:9pt;mso-wrap-distance-top:0;mso-wrap-distance-right:9pt;mso-wrap-distance-bottom:0;mso-position-horizontal:center;mso-position-horizontal-relative:right-margin-area;mso-position-vertical:top;mso-position-vertical-relative:page;mso-width-percent:0;mso-height-percent:900;mso-width-relative:page;mso-height-relative:top-margin-area;v-text-anchor:top" o:gfxdata="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" fillcolor="#4472c4 [3208]" strokecolor="#1f3763 [1608]">
               <w10:wrap anchorx="margin" anchory="page"/>
@@ -13399,9 +14854,9 @@
               <wp:wrapNone/>
               <wp:docPr id="9" name="Rectangle 1"/>
               <wp:cNvGraphicFramePr>
-                <a:graphicFrameLocks/>
+                <a:graphicFrameLocks xmlns:a="http://schemas.openxmlformats.org/drawingml/2006/main"/>
               </wp:cNvGraphicFramePr>
-              <a:graphic>
+              <a:graphic xmlns:a="http://schemas.openxmlformats.org/drawingml/2006/main">
                 <a:graphicData uri="http://schemas.microsoft.com/office/word/2010/wordprocessingShape">
                   <wps:wsp>
                     <wps:cNvSpPr>
@@ -13448,7 +14903,7 @@
             </wp:anchor>
           </w:drawing>
         </mc:Choice>
-        <mc:Fallback>
+        <mc:Fallback xmlns:a14="http://schemas.microsoft.com/office/drawing/2010/main" xmlns:a="http://schemas.openxmlformats.org/drawingml/2006/main" xmlns:w16cei="http://schemas.microsoft.com/office/word/2026/wordml/cei">
           <w:pict>
             <v:rect w14:anchorId="70E789E4" id="Rectangle 1" o:spid="_x0000_s1026" style="position:absolute;margin-left:0;margin-top:0;width:7.15pt;height:62.95pt;z-index:251659264;visibility:visible;mso-wrap-style:square;mso-width-percent:0;mso-height-percent:900;mso-wrap-distance-left:9pt;mso-wrap-distance-top:0;mso-wrap-distance-right:9pt;mso-wrap-distance-bottom:0;mso-position-horizontal:center;mso-position-horizontal-relative:left-margin-area;mso-position-vertical:top;mso-position-vertical-relative:page;mso-width-percent:0;mso-height-percent:900;mso-width-relative:page;mso-height-relative:top-margin-area;v-text-anchor:top" o:gfxdata="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" fillcolor="#4472c4 [3208]" strokecolor="#1f3763 [1608]">
               <w10:wrap anchorx="margin" anchory="page"/>
@@ -13472,7 +14927,7 @@
 </file>
 
 <file path=word/header3.xml><?xml version="1.0" encoding="utf-8"?>
-<w:hdr xmlns:wpc="http://schemas.microsoft.com/office/word/2010/wordprocessingCanvas" xmlns:cx="http://schemas.microsoft.com/office/drawing/2014/chartex" xmlns:cx1="http://schemas.microsoft.com/office/drawing/2015/9/8/chartex" xmlns:cx2="http://schemas.microsoft.com/office/drawing/2015/10/21/chartex" xmlns:cx3="http://schemas.microsoft.com/office/drawing/2016/5/9/chartex" xmlns:cx4="http://schemas.microsoft.com/office/drawing/2016/5/10/chartex" xmlns:cx5="http://schemas.microsoft.com/office/drawing/2016/5/11/chartex" xmlns:cx6="http://schemas.microsoft.com/office/drawing/2016/5/12/chartex" xmlns:cx7="http://schemas.microsoft.com/office/drawing/2016/5/13/chartex" xmlns:cx8="http://schemas.microsoft.com/office/drawing/2016/5/14/chartex" xmlns:mc="http://schemas.openxmlformats.org/markup-compatibility/2006" xmlns:aink="http://schemas.microsoft.com/office/drawing/2016/ink" xmlns:am3d="http://schemas.microsoft.com/office/drawing/2017/model3d" xmlns:o="urn:schemas-microsoft-com:office:office" xmlns:oel="http://schemas.microsoft.com/office/2019/extlst" xmlns:r="http://schemas.openxmlformats.org/officeDocument/2006/relationships" xmlns:m="http://schemas.openxmlformats.org/officeDocument/2006/math" xmlns:v="urn:schemas-microsoft-com:vml" xmlns:wp14="http://schemas.microsoft.com/office/word/2010/wordprocessingDrawing" xmlns:wp="http://schemas.openxmlformats.org/drawingml/2006/wordprocessingDrawing" xmlns:w10="urn:schemas-microsoft-com:office:word" xmlns:w="http://schemas.openxmlformats.org/wordprocessingml/2006/main" xmlns:w14="http://schemas.microsoft.com/office/word/2010/wordml" xmlns:w15="http://schemas.microsoft.com/office/word/2012/wordml" xmlns:w16cei="http://schemas.microsoft.com/office/word/2026/wordml/cei" xmlns:w16cex="http://schemas.microsoft.com/office/word/2018/wordml/cex" xmlns:w16cid="http://schemas.microsoft.com/office/word/2016/wordml/cid" xmlns:w16="http://schemas.microsoft.com/office/word/2018/wordml" xmlns:w16du="http://schemas.microsoft.com/office/word/2023/wordml/word16du" xmlns:w16sdtdh="http://schemas.microsoft.com/office/word/2020/wordml/sdtdatahash" xmlns:w16sdtfl="http://schemas.microsoft.com/office/word/2024/wordml/sdtformatlock" xmlns:w16se="http://schemas.microsoft.com/office/word/2015/wordml/symex" xmlns:wpg="http://schemas.microsoft.com/office/word/2010/wordprocessingGroup" xmlns:wpi="http://schemas.microsoft.com/office/word/2010/wordprocessingInk" xmlns:wne="http://schemas.microsoft.com/office/word/2006/wordml" xmlns:wps="http://schemas.microsoft.com/office/word/2010/wordprocessingShape" mc:Ignorable="w14 w15 w16se w16cid w16 w16cex w16sdtdh w16sdtfl w16du wp14">
+<w:hdr xmlns:wpc="http://schemas.microsoft.com/office/word/2010/wordprocessingCanvas" xmlns:cx="http://schemas.microsoft.com/office/drawing/2014/chartex" xmlns:cx1="http://schemas.microsoft.com/office/drawing/2015/9/8/chartex" xmlns:cx2="http://schemas.microsoft.com/office/drawing/2015/10/21/chartex" xmlns:cx3="http://schemas.microsoft.com/office/drawing/2016/5/9/chartex" xmlns:cx4="http://schemas.microsoft.com/office/drawing/2016/5/10/chartex" xmlns:cx5="http://schemas.microsoft.com/office/drawing/2016/5/11/chartex" xmlns:cx6="http://schemas.microsoft.com/office/drawing/2016/5/12/chartex" xmlns:cx7="http://schemas.microsoft.com/office/drawing/2016/5/13/chartex" xmlns:cx8="http://schemas.microsoft.com/office/drawing/2016/5/14/chartex" xmlns:mc="http://schemas.openxmlformats.org/markup-compatibility/2006" xmlns:aink="http://schemas.microsoft.com/office/drawing/2016/ink" xmlns:am3d="http://schemas.microsoft.com/office/drawing/2017/model3d" xmlns:o="urn:schemas-microsoft-com:office:office" xmlns:oel="http://schemas.microsoft.com/office/2019/extlst" xmlns:r="http://schemas.openxmlformats.org/officeDocument/2006/relationships" xmlns:m="http://schemas.openxmlformats.org/officeDocument/2006/math" xmlns:v="urn:schemas-microsoft-com:vml" xmlns:wp14="http://schemas.microsoft.com/office/word/2010/wordprocessingDrawing" xmlns:wp="http://schemas.openxmlformats.org/drawingml/2006/wordprocessingDrawing" xmlns:w10="urn:schemas-microsoft-com:office:word" xmlns:w="http://schemas.openxmlformats.org/wordprocessingml/2006/main" xmlns:w14="http://schemas.microsoft.com/office/word/2010/wordml" xmlns:w15="http://schemas.microsoft.com/office/word/2012/wordml" xmlns:w16cex="http://schemas.microsoft.com/office/word/2018/wordml/cex" xmlns:w16cid="http://schemas.microsoft.com/office/word/2016/wordml/cid" xmlns:w16="http://schemas.microsoft.com/office/word/2018/wordml" xmlns:w16du="http://schemas.microsoft.com/office/word/2023/wordml/word16du" xmlns:w16sdtdh="http://schemas.microsoft.com/office/word/2020/wordml/sdtdatahash" xmlns:w16sdtfl="http://schemas.microsoft.com/office/word/2024/wordml/sdtformatlock" xmlns:w16se="http://schemas.microsoft.com/office/word/2015/wordml/symex" xmlns:wpg="http://schemas.microsoft.com/office/word/2010/wordprocessingGroup" xmlns:wpi="http://schemas.microsoft.com/office/word/2010/wordprocessingInk" xmlns:wne="http://schemas.microsoft.com/office/word/2006/wordml" xmlns:wps="http://schemas.microsoft.com/office/word/2010/wordprocessingShape" mc:Ignorable="w14 w15 w16se w16cid w16 w16cex w16sdtdh w16sdtfl w16du wp14">
   <w:p>
     <w:pPr>
       <w:pStyle w:val="Header"/>
@@ -13482,7 +14937,7 @@
 </file>
 
 <file path=word/numbering.xml><?xml version="1.0" encoding="utf-8"?>
-<w:numbering xmlns:wpc="http://schemas.microsoft.com/office/word/2010/wordprocessingCanvas" xmlns:cx="http://schemas.microsoft.com/office/drawing/2014/chartex" xmlns:cx1="http://schemas.microsoft.com/office/drawing/2015/9/8/chartex" xmlns:cx2="http://schemas.microsoft.com/office/drawing/2015/10/21/chartex" xmlns:cx3="http://schemas.microsoft.com/office/drawing/2016/5/9/chartex" xmlns:cx4="http://schemas.microsoft.com/office/drawing/2016/5/10/chartex" xmlns:cx5="http://schemas.microsoft.com/office/drawing/2016/5/11/chartex" xmlns:cx6="http://schemas.microsoft.com/office/drawing/2016/5/12/chartex" xmlns:cx7="http://schemas.microsoft.com/office/drawing/2016/5/13/chartex" xmlns:cx8="http://schemas.microsoft.com/office/drawing/2016/5/14/chartex" xmlns:mc="http://schemas.openxmlformats.org/markup-compatibility/2006" xmlns:aink="http://schemas.microsoft.com/office/drawing/2016/ink" xmlns:am3d="http://schemas.microsoft.com/office/drawing/2017/model3d" xmlns:o="urn:schemas-microsoft-com:office:office" xmlns:oel="http://schemas.microsoft.com/office/2019/extlst" xmlns:r="http://schemas.openxmlformats.org/officeDocument/2006/relationships" xmlns:m="http://schemas.openxmlformats.org/officeDocument/2006/math" xmlns:v="urn:schemas-microsoft-com:vml" xmlns:wp14="http://schemas.microsoft.com/office/word/2010/wordprocessingDrawing" xmlns:wp="http://schemas.openxmlformats.org/drawingml/2006/wordprocessingDrawing" xmlns:w10="urn:schemas-microsoft-com:office:word" xmlns:w="http://schemas.openxmlformats.org/wordprocessingml/2006/main" xmlns:w14="http://schemas.microsoft.com/office/word/2010/wordml" xmlns:w15="http://schemas.microsoft.com/office/word/2012/wordml" xmlns:w16cei="http://schemas.microsoft.com/office/word/2026/wordml/cei" xmlns:w16cex="http://schemas.microsoft.com/office/word/2018/wordml/cex" xmlns:w16cid="http://schemas.microsoft.com/office/word/2016/wordml/cid" xmlns:w16="http://schemas.microsoft.com/office/word/2018/wordml" xmlns:w16du="http://schemas.microsoft.com/office/word/2023/wordml/word16du" xmlns:w16sdtdh="http://schemas.microsoft.com/office/word/2020/wordml/sdtdatahash" xmlns:w16sdtfl="http://schemas.microsoft.com/office/word/2024/wordml/sdtformatlock" xmlns:w16se="http://schemas.microsoft.com/office/word/2015/wordml/symex" xmlns:wpg="http://schemas.microsoft.com/office/word/2010/wordprocessingGroup" xmlns:wpi="http://schemas.microsoft.com/office/word/2010/wordprocessingInk" xmlns:wne="http://schemas.microsoft.com/office/word/2006/wordml" xmlns:wps="http://schemas.microsoft.com/office/word/2010/wordprocessingShape" mc:Ignorable="w14 w15 w16se w16cid w16 w16cex w16sdtdh w16sdtfl w16du wp14">
+<w:numbering xmlns:wpc="http://schemas.microsoft.com/office/word/2010/wordprocessingCanvas" xmlns:cx="http://schemas.microsoft.com/office/drawing/2014/chartex" xmlns:cx1="http://schemas.microsoft.com/office/drawing/2015/9/8/chartex" xmlns:cx2="http://schemas.microsoft.com/office/drawing/2015/10/21/chartex" xmlns:cx3="http://schemas.microsoft.com/office/drawing/2016/5/9/chartex" xmlns:cx4="http://schemas.microsoft.com/office/drawing/2016/5/10/chartex" xmlns:cx5="http://schemas.microsoft.com/office/drawing/2016/5/11/chartex" xmlns:cx6="http://schemas.microsoft.com/office/drawing/2016/5/12/chartex" xmlns:cx7="http://schemas.microsoft.com/office/drawing/2016/5/13/chartex" xmlns:cx8="http://schemas.microsoft.com/office/drawing/2016/5/14/chartex" xmlns:mc="http://schemas.openxmlformats.org/markup-compatibility/2006" xmlns:aink="http://schemas.microsoft.com/office/drawing/2016/ink" xmlns:am3d="http://schemas.microsoft.com/office/drawing/2017/model3d" xmlns:o="urn:schemas-microsoft-com:office:office" xmlns:oel="http://schemas.microsoft.com/office/2019/extlst" xmlns:r="http://schemas.openxmlformats.org/officeDocument/2006/relationships" xmlns:m="http://schemas.openxmlformats.org/officeDocument/2006/math" xmlns:v="urn:schemas-microsoft-com:vml" xmlns:wp14="http://schemas.microsoft.com/office/word/2010/wordprocessingDrawing" xmlns:wp="http://schemas.openxmlformats.org/drawingml/2006/wordprocessingDrawing" xmlns:w10="urn:schemas-microsoft-com:office:word" xmlns:w="http://schemas.openxmlformats.org/wordprocessingml/2006/main" xmlns:w14="http://schemas.microsoft.com/office/word/2010/wordml" xmlns:w15="http://schemas.microsoft.com/office/word/2012/wordml" xmlns:w16cex="http://schemas.microsoft.com/office/word/2018/wordml/cex" xmlns:w16cid="http://schemas.microsoft.com/office/word/2016/wordml/cid" xmlns:w16="http://schemas.microsoft.com/office/word/2018/wordml" xmlns:w16du="http://schemas.microsoft.com/office/word/2023/wordml/word16du" xmlns:w16sdtdh="http://schemas.microsoft.com/office/word/2020/wordml/sdtdatahash" xmlns:w16sdtfl="http://schemas.microsoft.com/office/word/2024/wordml/sdtformatlock" xmlns:w16se="http://schemas.microsoft.com/office/word/2015/wordml/symex" xmlns:wpg="http://schemas.microsoft.com/office/word/2010/wordprocessingGroup" xmlns:wpi="http://schemas.microsoft.com/office/word/2010/wordprocessingInk" xmlns:wne="http://schemas.microsoft.com/office/word/2006/wordml" xmlns:wps="http://schemas.microsoft.com/office/word/2010/wordprocessingShape" mc:Ignorable="w14 w15 w16se w16cid w16 w16cex w16sdtdh w16sdtfl w16du wp14">
   <w:abstractNum w:abstractNumId="0" w15:restartNumberingAfterBreak="0">
     <w:nsid w:val="013A4BB7"/>
     <w:multiLevelType w:val="multilevel"/>

--- a/docs/dar/Utsav_eClaims_DAR_Compute.docx
+++ b/docs/dar/Utsav_eClaims_DAR_Compute.docx
@@ -12622,7 +12622,7 @@
       </w:r>
       <w:proofErr w:type="spellEnd"/>
       <w:r>
-        <w:t>, S3, MongoDB Atlas and OpenSearch, so tasks are disposable and no option is required to provide persistent local volumes.</w:t>
+        <w:t>, S3 and OpenSearch, so tasks are disposable and no option is required to provide persistent local volumes.</w:t>
       </w:r>
     </w:p>
     <w:p>

--- a/docs/dar/Utsav_eClaims_DAR_Compute.docx
+++ b/docs/dar/Utsav_eClaims_DAR_Compute.docx
@@ -991,6 +991,12 @@
                 <w:rFonts w:asciiTheme="majorHAnsi" w:hAnsiTheme="majorHAnsi"/>
               </w:rPr>
             </w:pPr>
+            <w:r>
+              <w:rPr>
+                <w:rFonts w:asciiTheme="majorHAnsi" w:hAnsiTheme="majorHAnsi"/>
+              </w:rPr>
+              <w:t>1.1</w:t>
+            </w:r>
           </w:p>
         </w:tc>
         <w:tc>
@@ -1010,6 +1016,12 @@
                 <w:rFonts w:asciiTheme="majorHAnsi" w:hAnsiTheme="majorHAnsi"/>
               </w:rPr>
             </w:pPr>
+            <w:r>
+              <w:rPr>
+                <w:rFonts w:asciiTheme="majorHAnsi" w:hAnsiTheme="majorHAnsi"/>
+              </w:rPr>
+              <w:t>29-10-2026</w:t>
+            </w:r>
           </w:p>
         </w:tc>
         <w:tc>
@@ -1029,6 +1041,12 @@
                 <w:rFonts w:asciiTheme="majorHAnsi" w:hAnsiTheme="majorHAnsi"/>
               </w:rPr>
             </w:pPr>
+            <w:r>
+              <w:rPr>
+                <w:rFonts w:asciiTheme="majorHAnsi" w:hAnsiTheme="majorHAnsi"/>
+              </w:rPr>
+              <w:t>Utsav Verma</w:t>
+            </w:r>
           </w:p>
         </w:tc>
         <w:tc>
@@ -1048,6 +1066,12 @@
                 <w:rFonts w:asciiTheme="majorHAnsi" w:hAnsiTheme="majorHAnsi"/>
               </w:rPr>
             </w:pPr>
+            <w:r>
+              <w:rPr>
+                <w:rFonts w:asciiTheme="majorHAnsi" w:hAnsiTheme="majorHAnsi"/>
+              </w:rPr>
+              <w:t>Service list aligned with SAD Section 4; cost basis notes the twelve-service case and the us-east-2 warm standby (SAD v1.2); EKS fee for four clusters; MongoDB removed (SAD v1.3); SAD reference updated to v1.4</w:t>
+            </w:r>
           </w:p>
         </w:tc>
       </w:tr>
@@ -4226,7 +4250,7 @@
       </w:r>
       <w:proofErr w:type="spellEnd"/>
       <w:r>
-        <w:t xml:space="preserve"> is the shape of its workload. It is not a set of short, event-triggered functions and it is not a large estate of heterogeneous workloads needing a general-purpose scheduler. It is a modest fleet of long-lived HTTP services — Claims, Auth, Policy, Incident Management, Payment, Document, Notification and Reporting — that hold pooled database and cache connections, must answer within a fixed latency budget, and must run unattended around the clock. That shape is what the evaluation measures the three </w:t>
+        <w:t xml:space="preserve"> is the shape of its workload. It is not a set of short, event-triggered functions and it is not a large estate of heterogeneous workloads needing a general-purpose scheduler. It is a modest fleet of long-lived HTTP services — the eleven Layer 3 services of SAD Section 4, Claims, Incident Management, Payment and Document among them, plus the Auth Service — that hold pooled database and cache connections, must answer within a fixed latency budget, and must run unattended around the clock. That shape is what the evaluation measures the three </w:t>
       </w:r>
       <w:r>
         <w:t>models against.</w:t>
@@ -9902,7 +9926,7 @@
       </w:r>
       <w:proofErr w:type="gramEnd"/>
       <w:r>
-        <w:t xml:space="preserve"> stated so that the figures can be recalculated if the assumption changes: eight backend services, each resting at 2 tasks and averaging 3 concurrently running tasks across the day, each task sized at 1 vCPU and 2 GB of memory, running continuously. That is approximately 24 running tasks, or about 17,500 task-hours per month. Load-balancer, NAT gateway, data-transfer, logging and data-store costs are excluded throughout: they are common to all three options and therefore do not discriminate.</w:t>
+        <w:t xml:space="preserve"> stated so that the figures can be recalculated if the assumption changes: eight backend services, each resting at 2 tasks and averaging 3 concurrently running tasks across the day, each task sized at 1 vCPU and 2 GB of memory, running continuously. That is approximately 24 running tasks, or about 17,500 task-hours per month. Load-balancer, NAT gateway, data-transfer, logging and data-store costs are excluded throughout: they are common to all three options and therefore do not discriminate. The basis is the us-east-1 production footprint at eight services. The SAD lists eleven Layer 3 services plus the Auth Service; at twelve services the Fargate figure rises in proportion, to ≈ USD 1,297 a month (companion DAR, Section 4.2). The us-east-2 warm standby (SAD Section 4, Deployment Topology) keeps each service at minimum capacity in a second Region; under Kubernetes that is a second production cluster, with its own nodes, control-plane fee and version lifecycle. Neither changes the ranking in Section 4.2.</w:t>
       </w:r>
     </w:p>
     <w:tbl>
@@ -12029,7 +12053,7 @@
       </w:r>
       <w:proofErr w:type="gramEnd"/>
       <w:r>
-        <w:t xml:space="preserve"> to two items. The first is the EKS control-plane charge of USD 0.10 per cluster-hour: approximately USD 73 per cluster per month, or USD 219 across development, staging and production, which ECS does not charge at all. The second is the effort of keeping each cluster on a supported Kubernetes version, which Section 4.2 of the companion DAR quantifies. The companion DAR also shows that the Portability weight would have to exceed 12, against its current 5, for EKS to overtake ECS. It also sets out the</w:t>
+        <w:t xml:space="preserve"> to two items. The first is the EKS control-plane charge of USD 0.10 per cluster-hour: approximately USD 73 per cluster per month, or USD 292 across development, staging, production and the us-east-2 standby, which ECS does not charge at all. The second is the effort of keeping each cluster on a supported Kubernetes version, which Section 4.2 of the companion DAR quantifies. The companion DAR also shows that the Portability weight would have to exceed 12, against its current 5, for EKS to overtake ECS. It also sets out the</w:t>
       </w:r>
       <w:r>
         <w:t xml:space="preserve"> </w:t>
@@ -12066,7 +12090,7 @@
       </w:r>
       <w:proofErr w:type="spellEnd"/>
       <w:r>
-        <w:t xml:space="preserve"> microservices: each service deployed as a long-lived Fargate task, spread across three Availability Zones behind an Application Load Balancer, with service autoscaling on request and resource metrics and blue-green release through </w:t>
+        <w:t xml:space="preserve"> microservices: each service deployed as a long-lived Fargate task, spread across three Availability Zones behind an Application Load Balancer in us-east-1 and again in the us-east-2 warm standby, with service autoscaling on request and resource metrics and blue-green release through </w:t>
       </w:r>
       <w:proofErr w:type="spellStart"/>
       <w:r>
@@ -12554,23 +12578,23 @@
         <w:t>Scale basis</w:t>
       </w:r>
       <w:r>
-        <w:t xml:space="preserve"> — approximately eight backend services averaging three concurrent tasks each at 1 vCPU and 2 GB, as derived in Section 4.4. Costs </w:t>
+        <w:t xml:space="preserve"> — approximately eight backend services averaging three concurrent tasks each at 1 vCPU and 2 GB, as derived in Section 4.4. Costs scale with task-hours. The basis is the us-east-1 production footprint; Section 4.4 also sets out the twelve-service case and the us-east-2 standby.</w:t>
       </w:r>
       <w:proofErr w:type="gramStart"/>
       <w:r>
-        <w:t>scale</w:t>
+        <w:t/>
       </w:r>
       <w:proofErr w:type="gramEnd"/>
       <w:r>
-        <w:t xml:space="preserve"> with </w:t>
+        <w:t xml:space="preserve"/>
       </w:r>
       <w:proofErr w:type="gramStart"/>
       <w:r>
-        <w:t>task-hours</w:t>
+        <w:t/>
       </w:r>
       <w:proofErr w:type="gramEnd"/>
       <w:r>
-        <w:t>.</w:t>
+        <w:t/>
       </w:r>
     </w:p>
     <w:p>
@@ -13567,7 +13591,7 @@
       </w:r>
       <w:proofErr w:type="spellEnd"/>
       <w:r>
-        <w:t xml:space="preserve"> Solution Approach Document (SAD) v1.1 — docs/sad/solution-approach-document.md, Section 4 Layer 3, Layer 6 and Deployment Options, Section 7 Non-Functional Requirements, Section 8 Technology Stack, Section 9 Performance &amp; Scalability, Section 10 Assumptions &amp; Scope</w:t>
+        <w:t xml:space="preserve"> Solution Approach Document (SAD) v1.4 — docs/sad/solution-approach-document.md, Section 4 Layer 3, Layer 6 and Deployment Options, Section 7 Non-Functional Requirements, Section 8 Technology Stack, Section 9 Performance &amp; Scalability, Section 10 Assumptions &amp; Scope</w:t>
       </w:r>
     </w:p>
     <w:p>

--- a/docs/dar/Utsav_eClaims_DAR_Compute.docx
+++ b/docs/dar/Utsav_eClaims_DAR_Compute.docx
@@ -1093,6 +1093,12 @@
                 <w:rFonts w:asciiTheme="majorHAnsi" w:hAnsiTheme="majorHAnsi"/>
               </w:rPr>
             </w:pPr>
+            <w:r>
+              <w:rPr>
+                <w:rFonts w:asciiTheme="majorHAnsi" w:hAnsiTheme="majorHAnsi"/>
+              </w:rPr>
+              <w:t>1.2</w:t>
+            </w:r>
           </w:p>
         </w:tc>
         <w:tc>
@@ -1112,6 +1118,12 @@
                 <w:rFonts w:asciiTheme="majorHAnsi" w:hAnsiTheme="majorHAnsi"/>
               </w:rPr>
             </w:pPr>
+            <w:r>
+              <w:rPr>
+                <w:rFonts w:asciiTheme="majorHAnsi" w:hAnsiTheme="majorHAnsi"/>
+              </w:rPr>
+              <w:t>30-10-2026</w:t>
+            </w:r>
           </w:p>
         </w:tc>
         <w:tc>
@@ -1131,6 +1143,12 @@
                 <w:rFonts w:asciiTheme="majorHAnsi" w:hAnsiTheme="majorHAnsi"/>
               </w:rPr>
             </w:pPr>
+            <w:r>
+              <w:rPr>
+                <w:rFonts w:asciiTheme="majorHAnsi" w:hAnsiTheme="majorHAnsi"/>
+              </w:rPr>
+              <w:t>Utsav Verma</w:t>
+            </w:r>
           </w:p>
         </w:tc>
         <w:tc>
@@ -1150,6 +1168,12 @@
                 <w:rFonts w:asciiTheme="majorHAnsi" w:hAnsiTheme="majorHAnsi"/>
               </w:rPr>
             </w:pPr>
+            <w:r>
+              <w:rPr>
+                <w:rFonts w:asciiTheme="majorHAnsi" w:hAnsiTheme="majorHAnsi"/>
+              </w:rPr>
+              <w:t>Section 4.5 cut to a summary of the ECS vs EKS result, the matrix and feature table being in the companion DAR; Kubernetes candidate labelled EKS on EC2 nodes in Sections 3, 4.2 and 4.3</w:t>
+            </w:r>
           </w:p>
         </w:tc>
       </w:tr>
@@ -3421,7 +3445,7 @@
                 <w:noProof/>
                 <w:webHidden/>
               </w:rPr>
-              <w:t>17</w:t>
+              <w:t>16</w:t>
             </w:r>
             <w:r>
               <w:rPr>
@@ -3511,7 +3535,7 @@
                 <w:noProof/>
                 <w:webHidden/>
               </w:rPr>
-              <w:t>19</w:t>
+              <w:t>18</w:t>
             </w:r>
             <w:r>
               <w:rPr>
@@ -3601,7 +3625,7 @@
                 <w:noProof/>
                 <w:webHidden/>
               </w:rPr>
-              <w:t>20</w:t>
+              <w:t>19</w:t>
             </w:r>
             <w:r>
               <w:rPr>
@@ -3691,7 +3715,7 @@
                 <w:noProof/>
                 <w:webHidden/>
               </w:rPr>
-              <w:t>22</w:t>
+              <w:t>21</w:t>
             </w:r>
             <w:r>
               <w:rPr>
@@ -3785,7 +3809,7 @@
                 <w:noProof/>
                 <w:webHidden/>
               </w:rPr>
-              <w:t>22</w:t>
+              <w:t>21</w:t>
             </w:r>
             <w:r>
               <w:rPr>
@@ -3879,7 +3903,7 @@
                 <w:noProof/>
                 <w:webHidden/>
               </w:rPr>
-              <w:t>22</w:t>
+              <w:t>21</w:t>
             </w:r>
             <w:r>
               <w:rPr>
@@ -4827,7 +4851,7 @@
               <w:pStyle w:val="NoSpacing"/>
             </w:pPr>
             <w:r>
-              <w:t>Kubernetes (Amazon EKS)</w:t>
+              <w:t>Kubernetes (Amazon EKS on EC2 nodes)</w:t>
             </w:r>
           </w:p>
         </w:tc>
@@ -6981,7 +7005,7 @@
               <w:rPr>
                 <w:b/>
               </w:rPr>
-              <w:t>Kubernetes (EKS)</w:t>
+              <w:t>Kubernetes (EKS on EC2 nodes)</w:t>
             </w:r>
           </w:p>
         </w:tc>
@@ -8362,7 +8386,7 @@
               <w:rPr>
                 <w:b/>
               </w:rPr>
-              <w:t>Kubernetes (EKS)</w:t>
+              <w:t>Kubernetes (EKS on EC2 nodes)</w:t>
             </w:r>
           </w:p>
         </w:tc>
@@ -10295,23 +10319,23 @@
         <w:pStyle w:val="Body"/>
       </w:pPr>
       <w:r>
-        <w:t xml:space="preserve">Sections 4.1 to 4.4 answer the major decision: which compute model. The answer is serverless containers. One narrowing question remains inside that answer, because serverless containers on AWS can be orchestrated in two ways — by Amazon ECS or by Amazon EKS, both of which support the Fargate capacity model. This is a sub-decision within the recommended option rather than a second major decision. It is </w:t>
+        <w:t xml:space="preserve">Sections 4.1 to 4.4 answer the major decision: which compute model. The answer is serverless containers. One narrowing question remains inside that answer, because two AWS services can orchestrate Fargate capacity: Amazon ECS and Amazon EKS. This is a sub-decision within the recommended option rather than a second major decision. Its full analysis — requirements, point matrix, pricing, on-premise options, sensitivity, assumptions and risks — is in the companion DAR, Container Orchestrator (Amazon ECS vs Amazon EKS), file Utsav_eClaims_DAR_ECS_vs_EKS.docx. Only its result is recorded here.</w:t>
       </w:r>
       <w:proofErr w:type="spellStart"/>
       <w:r>
-        <w:t>summarised</w:t>
+        <w:t/>
       </w:r>
       <w:proofErr w:type="spellEnd"/>
       <w:r>
-        <w:t xml:space="preserve"> here so that this document is complete. The full analysis — requirements, features and pricing, </w:t>
+        <w:t xml:space="preserve"/>
       </w:r>
       <w:proofErr w:type="gramStart"/>
       <w:r>
-        <w:t>on-premise</w:t>
+        <w:t/>
       </w:r>
       <w:proofErr w:type="gramEnd"/>
       <w:r>
-        <w:t xml:space="preserve"> options, sensitivity, assumptions and risks — is in the companion DAR, Container Orchestrator (Amazon ECS vs Amazon EKS), file Utsav_eClaims_DAR_ECS_vs_EKS.docx. Its point matrix is identical to the one below.</w:t>
+        <w:t xml:space="preserve"/>
       </w:r>
     </w:p>
     <w:p>
@@ -10319,1752 +10343,18 @@
         <w:pStyle w:val="Body"/>
       </w:pPr>
       <w:r>
-        <w:t xml:space="preserve">The attributes, weights and scores below are those of the companion DAR. </w:t>
-      </w:r>
-      <w:proofErr w:type="gramStart"/>
-      <w:r>
-        <w:t>Its Section</w:t>
-      </w:r>
-      <w:proofErr w:type="gramEnd"/>
-      <w:r>
-        <w:t xml:space="preserve"> 4.1 defines each attribute, traces each weight to an </w:t>
+        <w:t xml:space="preserve">ECS is preferred, scoring 4.45 against 3.97 for EKS. Both run the same tasks on the same Fargate capacity at the same rates, so they do not differ on self-restart, autoscaling or latency. They differ in what each asks YCompany to own: EKS adds a control-plane fee of about USD 292 a month across the four clusters, a Kubernetes version to upgrade in each cluster about every four months, and a second access model, in return for portability and control that Phase 1 does not need. That is the trade-off of Section 4.2 again, resolved the same way. The preference rests in part on the migration effort away from ECS being low: the container images and application code are unchanged, and only the service definitions are rewritten as Kubernetes manifests. Section 5 relies on the same property for the on-premise fallback.</w:t>
       </w:r>
       <w:proofErr w:type="spellStart"/>
       <w:r>
-        <w:t>eClaims</w:t>
+        <w:t/>
       </w:r>
       <w:proofErr w:type="spellEnd"/>
       <w:r>
-        <w:t xml:space="preserve"> requirement and explains each score. The two services are compared on cost, maintainability, flexibility, security, portability, control and complexity. The execution requirements — self-restart, autoscaling and latency — do not separate them, because both run the same tasks on the same Fargate capacity.</w:t>
-      </w:r>
-    </w:p>
-    <w:tbl>
-      <w:tblPr>
-        <w:tblStyle w:val="TableGrid"/>
-        <w:tblW w:w="9026" w:type="dxa"/>
-        <w:tblBorders>
-          <w:top w:val="dotted" w:sz="4" w:space="0" w:color="auto"/>
-          <w:left w:val="dotted" w:sz="4" w:space="0" w:color="auto"/>
-          <w:bottom w:val="dotted" w:sz="4" w:space="0" w:color="auto"/>
-          <w:right w:val="dotted" w:sz="4" w:space="0" w:color="auto"/>
-          <w:insideH w:val="dotted" w:sz="4" w:space="0" w:color="auto"/>
-          <w:insideV w:val="dotted" w:sz="4" w:space="0" w:color="auto"/>
-        </w:tblBorders>
-        <w:tblLook w:val="04A0" w:firstRow="1" w:lastRow="0" w:firstColumn="1" w:lastColumn="0" w:noHBand="0" w:noVBand="1"/>
-      </w:tblPr>
-      <w:tblGrid>
-        <w:gridCol w:w="2083"/>
-        <w:gridCol w:w="3472"/>
-        <w:gridCol w:w="3471"/>
-      </w:tblGrid>
-      <w:tr>
-        <w:trPr>
-          <w:cantSplit/>
-          <w:tblHeader/>
-        </w:trPr>
-        <w:tc>
-          <w:tcPr>
-            <w:tcW w:w="2083" w:type="dxa"/>
-            <w:tcBorders>
-              <w:top w:val="dotted" w:sz="4" w:space="0" w:color="auto"/>
-              <w:left w:val="dotted" w:sz="4" w:space="0" w:color="auto"/>
-              <w:bottom w:val="dotted" w:sz="4" w:space="0" w:color="auto"/>
-              <w:right w:val="dotted" w:sz="4" w:space="0" w:color="auto"/>
-            </w:tcBorders>
-            <w:shd w:val="pct5" w:color="auto" w:fill="auto"/>
-          </w:tcPr>
-          <w:p>
-            <w:pPr>
-              <w:pStyle w:val="NoSpacing"/>
-            </w:pPr>
-          </w:p>
-        </w:tc>
-        <w:tc>
-          <w:tcPr>
-            <w:tcW w:w="3472" w:type="dxa"/>
-            <w:tcBorders>
-              <w:top w:val="dotted" w:sz="4" w:space="0" w:color="auto"/>
-              <w:left w:val="dotted" w:sz="4" w:space="0" w:color="auto"/>
-              <w:bottom w:val="dotted" w:sz="4" w:space="0" w:color="auto"/>
-              <w:right w:val="dotted" w:sz="4" w:space="0" w:color="auto"/>
-            </w:tcBorders>
-            <w:shd w:val="pct5" w:color="auto" w:fill="auto"/>
-          </w:tcPr>
-          <w:p>
-            <w:pPr>
-              <w:pStyle w:val="NoSpacing"/>
-            </w:pPr>
-            <w:r>
-              <w:rPr>
-                <w:b/>
-              </w:rPr>
-              <w:t>Amazon ECS</w:t>
-            </w:r>
-          </w:p>
-        </w:tc>
-        <w:tc>
-          <w:tcPr>
-            <w:tcW w:w="3471" w:type="dxa"/>
-            <w:tcBorders>
-              <w:top w:val="dotted" w:sz="4" w:space="0" w:color="auto"/>
-              <w:left w:val="dotted" w:sz="4" w:space="0" w:color="auto"/>
-              <w:bottom w:val="dotted" w:sz="4" w:space="0" w:color="auto"/>
-              <w:right w:val="dotted" w:sz="4" w:space="0" w:color="auto"/>
-            </w:tcBorders>
-            <w:shd w:val="pct5" w:color="auto" w:fill="auto"/>
-          </w:tcPr>
-          <w:p>
-            <w:pPr>
-              <w:pStyle w:val="NoSpacing"/>
-            </w:pPr>
-            <w:r>
-              <w:rPr>
-                <w:b/>
-              </w:rPr>
-              <w:t>Amazon EKS</w:t>
-            </w:r>
-          </w:p>
-        </w:tc>
-      </w:tr>
-      <w:tr>
-        <w:trPr>
-          <w:cantSplit/>
-        </w:trPr>
-        <w:tc>
-          <w:tcPr>
-            <w:tcW w:w="2083" w:type="dxa"/>
-            <w:tcBorders>
-              <w:top w:val="dotted" w:sz="4" w:space="0" w:color="auto"/>
-              <w:left w:val="dotted" w:sz="4" w:space="0" w:color="auto"/>
-              <w:bottom w:val="dotted" w:sz="4" w:space="0" w:color="auto"/>
-              <w:right w:val="dotted" w:sz="4" w:space="0" w:color="auto"/>
-            </w:tcBorders>
-          </w:tcPr>
-          <w:p>
-            <w:pPr>
-              <w:pStyle w:val="NoSpacing"/>
-            </w:pPr>
-            <w:r>
-              <w:t>Cost</w:t>
-            </w:r>
-          </w:p>
-        </w:tc>
-        <w:tc>
-          <w:tcPr>
-            <w:tcW w:w="3472" w:type="dxa"/>
-            <w:tcBorders>
-              <w:top w:val="dotted" w:sz="4" w:space="0" w:color="auto"/>
-              <w:left w:val="dotted" w:sz="4" w:space="0" w:color="auto"/>
-              <w:bottom w:val="dotted" w:sz="4" w:space="0" w:color="auto"/>
-              <w:right w:val="dotted" w:sz="4" w:space="0" w:color="auto"/>
-            </w:tcBorders>
-          </w:tcPr>
-          <w:p>
-            <w:pPr>
-              <w:pStyle w:val="NoSpacing"/>
-            </w:pPr>
-            <w:r>
-              <w:t>Less — no control-plane charge</w:t>
-            </w:r>
-          </w:p>
-        </w:tc>
-        <w:tc>
-          <w:tcPr>
-            <w:tcW w:w="3471" w:type="dxa"/>
-            <w:tcBorders>
-              <w:top w:val="dotted" w:sz="4" w:space="0" w:color="auto"/>
-              <w:left w:val="dotted" w:sz="4" w:space="0" w:color="auto"/>
-              <w:bottom w:val="dotted" w:sz="4" w:space="0" w:color="auto"/>
-              <w:right w:val="dotted" w:sz="4" w:space="0" w:color="auto"/>
-            </w:tcBorders>
-          </w:tcPr>
-          <w:p>
-            <w:pPr>
-              <w:pStyle w:val="NoSpacing"/>
-            </w:pPr>
-            <w:r>
-              <w:t>More — a per-cluster charge in addition to compute</w:t>
-            </w:r>
-          </w:p>
-        </w:tc>
-      </w:tr>
-      <w:tr>
-        <w:trPr>
-          <w:cantSplit/>
-        </w:trPr>
-        <w:tc>
-          <w:tcPr>
-            <w:tcW w:w="2083" w:type="dxa"/>
-            <w:tcBorders>
-              <w:top w:val="dotted" w:sz="4" w:space="0" w:color="auto"/>
-              <w:left w:val="dotted" w:sz="4" w:space="0" w:color="auto"/>
-              <w:bottom w:val="dotted" w:sz="4" w:space="0" w:color="auto"/>
-              <w:right w:val="dotted" w:sz="4" w:space="0" w:color="auto"/>
-            </w:tcBorders>
-          </w:tcPr>
-          <w:p>
-            <w:pPr>
-              <w:pStyle w:val="NoSpacing"/>
-            </w:pPr>
-            <w:r>
-              <w:t>Ease of use</w:t>
-            </w:r>
-          </w:p>
-        </w:tc>
-        <w:tc>
-          <w:tcPr>
-            <w:tcW w:w="3472" w:type="dxa"/>
-            <w:tcBorders>
-              <w:top w:val="dotted" w:sz="4" w:space="0" w:color="auto"/>
-              <w:left w:val="dotted" w:sz="4" w:space="0" w:color="auto"/>
-              <w:bottom w:val="dotted" w:sz="4" w:space="0" w:color="auto"/>
-              <w:right w:val="dotted" w:sz="4" w:space="0" w:color="auto"/>
-            </w:tcBorders>
-          </w:tcPr>
-          <w:p>
-            <w:pPr>
-              <w:pStyle w:val="NoSpacing"/>
-            </w:pPr>
-            <w:r>
-              <w:t>Simple; AWS-native concepts only</w:t>
-            </w:r>
-          </w:p>
-        </w:tc>
-        <w:tc>
-          <w:tcPr>
-            <w:tcW w:w="3471" w:type="dxa"/>
-            <w:tcBorders>
-              <w:top w:val="dotted" w:sz="4" w:space="0" w:color="auto"/>
-              <w:left w:val="dotted" w:sz="4" w:space="0" w:color="auto"/>
-              <w:bottom w:val="dotted" w:sz="4" w:space="0" w:color="auto"/>
-              <w:right w:val="dotted" w:sz="4" w:space="0" w:color="auto"/>
-            </w:tcBorders>
-          </w:tcPr>
-          <w:p>
-            <w:pPr>
-              <w:pStyle w:val="NoSpacing"/>
-            </w:pPr>
-            <w:r>
-              <w:t>Requires an understanding of Kubernetes</w:t>
-            </w:r>
-          </w:p>
-        </w:tc>
-      </w:tr>
-      <w:tr>
-        <w:trPr>
-          <w:cantSplit/>
-        </w:trPr>
-        <w:tc>
-          <w:tcPr>
-            <w:tcW w:w="2083" w:type="dxa"/>
-            <w:tcBorders>
-              <w:top w:val="dotted" w:sz="4" w:space="0" w:color="auto"/>
-              <w:left w:val="dotted" w:sz="4" w:space="0" w:color="auto"/>
-              <w:bottom w:val="dotted" w:sz="4" w:space="0" w:color="auto"/>
-              <w:right w:val="dotted" w:sz="4" w:space="0" w:color="auto"/>
-            </w:tcBorders>
-          </w:tcPr>
-          <w:p>
-            <w:pPr>
-              <w:pStyle w:val="NoSpacing"/>
-            </w:pPr>
-            <w:r>
-              <w:t>Maintainability</w:t>
-            </w:r>
-          </w:p>
-        </w:tc>
-        <w:tc>
-          <w:tcPr>
-            <w:tcW w:w="3472" w:type="dxa"/>
-            <w:tcBorders>
-              <w:top w:val="dotted" w:sz="4" w:space="0" w:color="auto"/>
-              <w:left w:val="dotted" w:sz="4" w:space="0" w:color="auto"/>
-              <w:bottom w:val="dotted" w:sz="4" w:space="0" w:color="auto"/>
-              <w:right w:val="dotted" w:sz="4" w:space="0" w:color="auto"/>
-            </w:tcBorders>
-          </w:tcPr>
-          <w:p>
-            <w:pPr>
-              <w:pStyle w:val="NoSpacing"/>
-            </w:pPr>
-            <w:r>
-              <w:t>Fully managed AWS service; nothing to version</w:t>
-            </w:r>
-          </w:p>
-        </w:tc>
-        <w:tc>
-          <w:tcPr>
-            <w:tcW w:w="3471" w:type="dxa"/>
-            <w:tcBorders>
-              <w:top w:val="dotted" w:sz="4" w:space="0" w:color="auto"/>
-              <w:left w:val="dotted" w:sz="4" w:space="0" w:color="auto"/>
-              <w:bottom w:val="dotted" w:sz="4" w:space="0" w:color="auto"/>
-              <w:right w:val="dotted" w:sz="4" w:space="0" w:color="auto"/>
-            </w:tcBorders>
-          </w:tcPr>
-          <w:p>
-            <w:pPr>
-              <w:pStyle w:val="NoSpacing"/>
-            </w:pPr>
-            <w:r>
-              <w:t xml:space="preserve">Managed control plane, but cluster and add-on versions are the </w:t>
-            </w:r>
-            <w:proofErr w:type="gramStart"/>
-            <w:r>
-              <w:t>team’s</w:t>
-            </w:r>
-            <w:proofErr w:type="gramEnd"/>
-            <w:r>
-              <w:t xml:space="preserve"> to keep current</w:t>
-            </w:r>
-          </w:p>
-        </w:tc>
-      </w:tr>
-      <w:tr>
-        <w:trPr>
-          <w:cantSplit/>
-        </w:trPr>
-        <w:tc>
-          <w:tcPr>
-            <w:tcW w:w="2083" w:type="dxa"/>
-            <w:tcBorders>
-              <w:top w:val="dotted" w:sz="4" w:space="0" w:color="auto"/>
-              <w:left w:val="dotted" w:sz="4" w:space="0" w:color="auto"/>
-              <w:bottom w:val="dotted" w:sz="4" w:space="0" w:color="auto"/>
-              <w:right w:val="dotted" w:sz="4" w:space="0" w:color="auto"/>
-            </w:tcBorders>
-          </w:tcPr>
-          <w:p>
-            <w:pPr>
-              <w:pStyle w:val="NoSpacing"/>
-            </w:pPr>
-            <w:r>
-              <w:t>Flexibility</w:t>
-            </w:r>
-          </w:p>
-        </w:tc>
-        <w:tc>
-          <w:tcPr>
-            <w:tcW w:w="3472" w:type="dxa"/>
-            <w:tcBorders>
-              <w:top w:val="dotted" w:sz="4" w:space="0" w:color="auto"/>
-              <w:left w:val="dotted" w:sz="4" w:space="0" w:color="auto"/>
-              <w:bottom w:val="dotted" w:sz="4" w:space="0" w:color="auto"/>
-              <w:right w:val="dotted" w:sz="4" w:space="0" w:color="auto"/>
-            </w:tcBorders>
-          </w:tcPr>
-          <w:p>
-            <w:pPr>
-              <w:pStyle w:val="NoSpacing"/>
-            </w:pPr>
-            <w:r>
-              <w:t>Flexible in deployment — Fargate or EC2 capacity under the same service model</w:t>
-            </w:r>
-          </w:p>
-        </w:tc>
-        <w:tc>
-          <w:tcPr>
-            <w:tcW w:w="3471" w:type="dxa"/>
-            <w:tcBorders>
-              <w:top w:val="dotted" w:sz="4" w:space="0" w:color="auto"/>
-              <w:left w:val="dotted" w:sz="4" w:space="0" w:color="auto"/>
-              <w:bottom w:val="dotted" w:sz="4" w:space="0" w:color="auto"/>
-              <w:right w:val="dotted" w:sz="4" w:space="0" w:color="auto"/>
-            </w:tcBorders>
-          </w:tcPr>
-          <w:p>
-            <w:pPr>
-              <w:pStyle w:val="NoSpacing"/>
-            </w:pPr>
-            <w:r>
-              <w:t>Flexible in workload orchestration — a far larger primitive set</w:t>
-            </w:r>
-          </w:p>
-        </w:tc>
-      </w:tr>
-      <w:tr>
-        <w:trPr>
-          <w:cantSplit/>
-        </w:trPr>
-        <w:tc>
-          <w:tcPr>
-            <w:tcW w:w="2083" w:type="dxa"/>
-            <w:tcBorders>
-              <w:top w:val="dotted" w:sz="4" w:space="0" w:color="auto"/>
-              <w:left w:val="dotted" w:sz="4" w:space="0" w:color="auto"/>
-              <w:bottom w:val="dotted" w:sz="4" w:space="0" w:color="auto"/>
-              <w:right w:val="dotted" w:sz="4" w:space="0" w:color="auto"/>
-            </w:tcBorders>
-          </w:tcPr>
-          <w:p>
-            <w:pPr>
-              <w:pStyle w:val="NoSpacing"/>
-            </w:pPr>
-            <w:r>
-              <w:t>Security</w:t>
-            </w:r>
-          </w:p>
-        </w:tc>
-        <w:tc>
-          <w:tcPr>
-            <w:tcW w:w="3472" w:type="dxa"/>
-            <w:tcBorders>
-              <w:top w:val="dotted" w:sz="4" w:space="0" w:color="auto"/>
-              <w:left w:val="dotted" w:sz="4" w:space="0" w:color="auto"/>
-              <w:bottom w:val="dotted" w:sz="4" w:space="0" w:color="auto"/>
-              <w:right w:val="dotted" w:sz="4" w:space="0" w:color="auto"/>
-            </w:tcBorders>
-          </w:tcPr>
-          <w:p>
-            <w:pPr>
-              <w:pStyle w:val="NoSpacing"/>
-            </w:pPr>
-            <w:r>
-              <w:t>Deeply integrated with IAM, Secrets Manager and KMS; an IAM role per task</w:t>
-            </w:r>
-          </w:p>
-        </w:tc>
-        <w:tc>
-          <w:tcPr>
-            <w:tcW w:w="3471" w:type="dxa"/>
-            <w:tcBorders>
-              <w:top w:val="dotted" w:sz="4" w:space="0" w:color="auto"/>
-              <w:left w:val="dotted" w:sz="4" w:space="0" w:color="auto"/>
-              <w:bottom w:val="dotted" w:sz="4" w:space="0" w:color="auto"/>
-              <w:right w:val="dotted" w:sz="4" w:space="0" w:color="auto"/>
-            </w:tcBorders>
-          </w:tcPr>
-          <w:p>
-            <w:pPr>
-              <w:pStyle w:val="NoSpacing"/>
-            </w:pPr>
-            <w:r>
-              <w:t>IAM roles for service accounts, namespaces, and third-party components for parts of the estate</w:t>
-            </w:r>
-          </w:p>
-        </w:tc>
-      </w:tr>
-      <w:tr>
-        <w:trPr>
-          <w:cantSplit/>
-        </w:trPr>
-        <w:tc>
-          <w:tcPr>
-            <w:tcW w:w="2083" w:type="dxa"/>
-            <w:tcBorders>
-              <w:top w:val="dotted" w:sz="4" w:space="0" w:color="auto"/>
-              <w:left w:val="dotted" w:sz="4" w:space="0" w:color="auto"/>
-              <w:bottom w:val="dotted" w:sz="4" w:space="0" w:color="auto"/>
-              <w:right w:val="dotted" w:sz="4" w:space="0" w:color="auto"/>
-            </w:tcBorders>
-          </w:tcPr>
-          <w:p>
-            <w:pPr>
-              <w:pStyle w:val="NoSpacing"/>
-            </w:pPr>
-            <w:r>
-              <w:t>Portability</w:t>
-            </w:r>
-          </w:p>
-        </w:tc>
-        <w:tc>
-          <w:tcPr>
-            <w:tcW w:w="3472" w:type="dxa"/>
-            <w:tcBorders>
-              <w:top w:val="dotted" w:sz="4" w:space="0" w:color="auto"/>
-              <w:left w:val="dotted" w:sz="4" w:space="0" w:color="auto"/>
-              <w:bottom w:val="dotted" w:sz="4" w:space="0" w:color="auto"/>
-              <w:right w:val="dotted" w:sz="4" w:space="0" w:color="auto"/>
-            </w:tcBorders>
-          </w:tcPr>
-          <w:p>
-            <w:pPr>
-              <w:pStyle w:val="NoSpacing"/>
-            </w:pPr>
-            <w:r>
-              <w:t xml:space="preserve">Can be ported with a modest migration effort; the image is </w:t>
-            </w:r>
-            <w:proofErr w:type="gramStart"/>
-            <w:r>
-              <w:t>portable,</w:t>
-            </w:r>
-            <w:proofErr w:type="gramEnd"/>
-            <w:r>
-              <w:t xml:space="preserve"> the service definition is not</w:t>
-            </w:r>
-          </w:p>
-        </w:tc>
-        <w:tc>
-          <w:tcPr>
-            <w:tcW w:w="3471" w:type="dxa"/>
-            <w:tcBorders>
-              <w:top w:val="dotted" w:sz="4" w:space="0" w:color="auto"/>
-              <w:left w:val="dotted" w:sz="4" w:space="0" w:color="auto"/>
-              <w:bottom w:val="dotted" w:sz="4" w:space="0" w:color="auto"/>
-              <w:right w:val="dotted" w:sz="4" w:space="0" w:color="auto"/>
-            </w:tcBorders>
-          </w:tcPr>
-          <w:p>
-            <w:pPr>
-              <w:pStyle w:val="NoSpacing"/>
-            </w:pPr>
-            <w:r>
-              <w:t>Greater portability — manifests run on any conformant Kubernetes</w:t>
-            </w:r>
-          </w:p>
-        </w:tc>
-      </w:tr>
-      <w:tr>
-        <w:trPr>
-          <w:cantSplit/>
-        </w:trPr>
-        <w:tc>
-          <w:tcPr>
-            <w:tcW w:w="2083" w:type="dxa"/>
-            <w:tcBorders>
-              <w:top w:val="dotted" w:sz="4" w:space="0" w:color="auto"/>
-              <w:left w:val="dotted" w:sz="4" w:space="0" w:color="auto"/>
-              <w:bottom w:val="dotted" w:sz="4" w:space="0" w:color="auto"/>
-              <w:right w:val="dotted" w:sz="4" w:space="0" w:color="auto"/>
-            </w:tcBorders>
-          </w:tcPr>
-          <w:p>
-            <w:pPr>
-              <w:pStyle w:val="NoSpacing"/>
-            </w:pPr>
-            <w:r>
-              <w:t>Scaling</w:t>
-            </w:r>
-          </w:p>
-        </w:tc>
-        <w:tc>
-          <w:tcPr>
-            <w:tcW w:w="3472" w:type="dxa"/>
-            <w:tcBorders>
-              <w:top w:val="dotted" w:sz="4" w:space="0" w:color="auto"/>
-              <w:left w:val="dotted" w:sz="4" w:space="0" w:color="auto"/>
-              <w:bottom w:val="dotted" w:sz="4" w:space="0" w:color="auto"/>
-              <w:right w:val="dotted" w:sz="4" w:space="0" w:color="auto"/>
-            </w:tcBorders>
-          </w:tcPr>
-          <w:p>
-            <w:pPr>
-              <w:pStyle w:val="NoSpacing"/>
-            </w:pPr>
-            <w:r>
-              <w:t>Service autoscaling on target-tracking and step policies</w:t>
-            </w:r>
-          </w:p>
-        </w:tc>
-        <w:tc>
-          <w:tcPr>
-            <w:tcW w:w="3471" w:type="dxa"/>
-            <w:tcBorders>
-              <w:top w:val="dotted" w:sz="4" w:space="0" w:color="auto"/>
-              <w:left w:val="dotted" w:sz="4" w:space="0" w:color="auto"/>
-              <w:bottom w:val="dotted" w:sz="4" w:space="0" w:color="auto"/>
-              <w:right w:val="dotted" w:sz="4" w:space="0" w:color="auto"/>
-            </w:tcBorders>
-          </w:tcPr>
-          <w:p>
-            <w:pPr>
-              <w:pStyle w:val="NoSpacing"/>
-            </w:pPr>
-            <w:r>
-              <w:t xml:space="preserve">Horizontal pod </w:t>
-            </w:r>
-            <w:proofErr w:type="spellStart"/>
-            <w:r>
-              <w:t>autoscaler</w:t>
-            </w:r>
-            <w:proofErr w:type="spellEnd"/>
-            <w:r>
-              <w:t xml:space="preserve">, with a cluster </w:t>
-            </w:r>
-            <w:proofErr w:type="spellStart"/>
-            <w:r>
-              <w:t>autoscaler</w:t>
-            </w:r>
-            <w:proofErr w:type="spellEnd"/>
-            <w:r>
-              <w:t xml:space="preserve"> beneath it</w:t>
-            </w:r>
-          </w:p>
-        </w:tc>
-      </w:tr>
-      <w:tr>
-        <w:trPr>
-          <w:cantSplit/>
-        </w:trPr>
-        <w:tc>
-          <w:tcPr>
-            <w:tcW w:w="2083" w:type="dxa"/>
-            <w:tcBorders>
-              <w:top w:val="dotted" w:sz="4" w:space="0" w:color="auto"/>
-              <w:left w:val="dotted" w:sz="4" w:space="0" w:color="auto"/>
-              <w:bottom w:val="dotted" w:sz="4" w:space="0" w:color="auto"/>
-              <w:right w:val="dotted" w:sz="4" w:space="0" w:color="auto"/>
-            </w:tcBorders>
-          </w:tcPr>
-          <w:p>
-            <w:pPr>
-              <w:pStyle w:val="NoSpacing"/>
-            </w:pPr>
-            <w:r>
-              <w:t>Community</w:t>
-            </w:r>
-          </w:p>
-        </w:tc>
-        <w:tc>
-          <w:tcPr>
-            <w:tcW w:w="3472" w:type="dxa"/>
-            <w:tcBorders>
-              <w:top w:val="dotted" w:sz="4" w:space="0" w:color="auto"/>
-              <w:left w:val="dotted" w:sz="4" w:space="0" w:color="auto"/>
-              <w:bottom w:val="dotted" w:sz="4" w:space="0" w:color="auto"/>
-              <w:right w:val="dotted" w:sz="4" w:space="0" w:color="auto"/>
-            </w:tcBorders>
-          </w:tcPr>
-          <w:p>
-            <w:pPr>
-              <w:pStyle w:val="NoSpacing"/>
-            </w:pPr>
-            <w:r>
-              <w:t>Growing, AWS-</w:t>
-            </w:r>
-            <w:proofErr w:type="spellStart"/>
-            <w:r>
-              <w:t>centred</w:t>
-            </w:r>
-            <w:proofErr w:type="spellEnd"/>
-          </w:p>
-        </w:tc>
-        <w:tc>
-          <w:tcPr>
-            <w:tcW w:w="3471" w:type="dxa"/>
-            <w:tcBorders>
-              <w:top w:val="dotted" w:sz="4" w:space="0" w:color="auto"/>
-              <w:left w:val="dotted" w:sz="4" w:space="0" w:color="auto"/>
-              <w:bottom w:val="dotted" w:sz="4" w:space="0" w:color="auto"/>
-              <w:right w:val="dotted" w:sz="4" w:space="0" w:color="auto"/>
-            </w:tcBorders>
-          </w:tcPr>
-          <w:p>
-            <w:pPr>
-              <w:pStyle w:val="NoSpacing"/>
-            </w:pPr>
-            <w:r>
-              <w:t>Benefits from the whole Kubernetes ecosystem</w:t>
-            </w:r>
-          </w:p>
-        </w:tc>
-      </w:tr>
-      <w:tr>
-        <w:trPr>
-          <w:cantSplit/>
-        </w:trPr>
-        <w:tc>
-          <w:tcPr>
-            <w:tcW w:w="2083" w:type="dxa"/>
-            <w:tcBorders>
-              <w:top w:val="dotted" w:sz="4" w:space="0" w:color="auto"/>
-              <w:left w:val="dotted" w:sz="4" w:space="0" w:color="auto"/>
-              <w:bottom w:val="dotted" w:sz="4" w:space="0" w:color="auto"/>
-              <w:right w:val="dotted" w:sz="4" w:space="0" w:color="auto"/>
-            </w:tcBorders>
-          </w:tcPr>
-          <w:p>
-            <w:pPr>
-              <w:pStyle w:val="NoSpacing"/>
-            </w:pPr>
-            <w:r>
-              <w:t>Control</w:t>
-            </w:r>
-          </w:p>
-        </w:tc>
-        <w:tc>
-          <w:tcPr>
-            <w:tcW w:w="3472" w:type="dxa"/>
-            <w:tcBorders>
-              <w:top w:val="dotted" w:sz="4" w:space="0" w:color="auto"/>
-              <w:left w:val="dotted" w:sz="4" w:space="0" w:color="auto"/>
-              <w:bottom w:val="dotted" w:sz="4" w:space="0" w:color="auto"/>
-              <w:right w:val="dotted" w:sz="4" w:space="0" w:color="auto"/>
-            </w:tcBorders>
-          </w:tcPr>
-          <w:p>
-            <w:pPr>
-              <w:pStyle w:val="NoSpacing"/>
-            </w:pPr>
-            <w:r>
-              <w:t>Less — the platform decides more</w:t>
-            </w:r>
-          </w:p>
-        </w:tc>
-        <w:tc>
-          <w:tcPr>
-            <w:tcW w:w="3471" w:type="dxa"/>
-            <w:tcBorders>
-              <w:top w:val="dotted" w:sz="4" w:space="0" w:color="auto"/>
-              <w:left w:val="dotted" w:sz="4" w:space="0" w:color="auto"/>
-              <w:bottom w:val="dotted" w:sz="4" w:space="0" w:color="auto"/>
-              <w:right w:val="dotted" w:sz="4" w:space="0" w:color="auto"/>
-            </w:tcBorders>
-          </w:tcPr>
-          <w:p>
-            <w:pPr>
-              <w:pStyle w:val="NoSpacing"/>
-            </w:pPr>
-            <w:r>
-              <w:t>More — scheduling, placement and policy are all configurable</w:t>
-            </w:r>
-          </w:p>
-        </w:tc>
-      </w:tr>
-      <w:tr>
-        <w:trPr>
-          <w:cantSplit/>
-        </w:trPr>
-        <w:tc>
-          <w:tcPr>
-            <w:tcW w:w="2083" w:type="dxa"/>
-            <w:tcBorders>
-              <w:top w:val="dotted" w:sz="4" w:space="0" w:color="auto"/>
-              <w:left w:val="dotted" w:sz="4" w:space="0" w:color="auto"/>
-              <w:bottom w:val="dotted" w:sz="4" w:space="0" w:color="auto"/>
-              <w:right w:val="dotted" w:sz="4" w:space="0" w:color="auto"/>
-            </w:tcBorders>
-          </w:tcPr>
-          <w:p>
-            <w:pPr>
-              <w:pStyle w:val="NoSpacing"/>
-            </w:pPr>
-            <w:r>
-              <w:t xml:space="preserve">Resource </w:t>
-            </w:r>
-            <w:proofErr w:type="spellStart"/>
-            <w:r>
-              <w:t>utilisation</w:t>
-            </w:r>
-            <w:proofErr w:type="spellEnd"/>
-          </w:p>
-        </w:tc>
-        <w:tc>
-          <w:tcPr>
-            <w:tcW w:w="3472" w:type="dxa"/>
-            <w:tcBorders>
-              <w:top w:val="dotted" w:sz="4" w:space="0" w:color="auto"/>
-              <w:left w:val="dotted" w:sz="4" w:space="0" w:color="auto"/>
-              <w:bottom w:val="dotted" w:sz="4" w:space="0" w:color="auto"/>
-              <w:right w:val="dotted" w:sz="4" w:space="0" w:color="auto"/>
-            </w:tcBorders>
-          </w:tcPr>
-          <w:p>
-            <w:pPr>
-              <w:pStyle w:val="NoSpacing"/>
-            </w:pPr>
-            <w:r>
-              <w:t>Efficient at the task level; no bin packing to tune</w:t>
-            </w:r>
-          </w:p>
-        </w:tc>
-        <w:tc>
-          <w:tcPr>
-            <w:tcW w:w="3471" w:type="dxa"/>
-            <w:tcBorders>
-              <w:top w:val="dotted" w:sz="4" w:space="0" w:color="auto"/>
-              <w:left w:val="dotted" w:sz="4" w:space="0" w:color="auto"/>
-              <w:bottom w:val="dotted" w:sz="4" w:space="0" w:color="auto"/>
-              <w:right w:val="dotted" w:sz="4" w:space="0" w:color="auto"/>
-            </w:tcBorders>
-          </w:tcPr>
-          <w:p>
-            <w:pPr>
-              <w:pStyle w:val="NoSpacing"/>
-            </w:pPr>
-            <w:r>
-              <w:t>More granular control through requests, limits and affinity</w:t>
-            </w:r>
-          </w:p>
-        </w:tc>
-      </w:tr>
-      <w:tr>
-        <w:trPr>
-          <w:cantSplit/>
-        </w:trPr>
-        <w:tc>
-          <w:tcPr>
-            <w:tcW w:w="2083" w:type="dxa"/>
-            <w:tcBorders>
-              <w:top w:val="dotted" w:sz="4" w:space="0" w:color="auto"/>
-              <w:left w:val="dotted" w:sz="4" w:space="0" w:color="auto"/>
-              <w:bottom w:val="dotted" w:sz="4" w:space="0" w:color="auto"/>
-              <w:right w:val="dotted" w:sz="4" w:space="0" w:color="auto"/>
-            </w:tcBorders>
-          </w:tcPr>
-          <w:p>
-            <w:pPr>
-              <w:pStyle w:val="NoSpacing"/>
-            </w:pPr>
-            <w:r>
-              <w:t>Monitoring and logging</w:t>
-            </w:r>
-          </w:p>
-        </w:tc>
-        <w:tc>
-          <w:tcPr>
-            <w:tcW w:w="3472" w:type="dxa"/>
-            <w:tcBorders>
-              <w:top w:val="dotted" w:sz="4" w:space="0" w:color="auto"/>
-              <w:left w:val="dotted" w:sz="4" w:space="0" w:color="auto"/>
-              <w:bottom w:val="dotted" w:sz="4" w:space="0" w:color="auto"/>
-              <w:right w:val="dotted" w:sz="4" w:space="0" w:color="auto"/>
-            </w:tcBorders>
-          </w:tcPr>
-          <w:p>
-            <w:pPr>
-              <w:pStyle w:val="NoSpacing"/>
-            </w:pPr>
-            <w:r>
-              <w:t>Native CloudWatch and Container Insights integration</w:t>
-            </w:r>
-          </w:p>
-        </w:tc>
-        <w:tc>
-          <w:tcPr>
-            <w:tcW w:w="3471" w:type="dxa"/>
-            <w:tcBorders>
-              <w:top w:val="dotted" w:sz="4" w:space="0" w:color="auto"/>
-              <w:left w:val="dotted" w:sz="4" w:space="0" w:color="auto"/>
-              <w:bottom w:val="dotted" w:sz="4" w:space="0" w:color="auto"/>
-              <w:right w:val="dotted" w:sz="4" w:space="0" w:color="auto"/>
-            </w:tcBorders>
-          </w:tcPr>
-          <w:p>
-            <w:pPr>
-              <w:pStyle w:val="NoSpacing"/>
-            </w:pPr>
-            <w:r>
-              <w:t>Effective, but the stack is deployed and operated by the team</w:t>
-            </w:r>
-          </w:p>
-        </w:tc>
-      </w:tr>
-      <w:tr>
-        <w:trPr>
-          <w:cantSplit/>
-        </w:trPr>
-        <w:tc>
-          <w:tcPr>
-            <w:tcW w:w="2083" w:type="dxa"/>
-            <w:tcBorders>
-              <w:top w:val="dotted" w:sz="4" w:space="0" w:color="auto"/>
-              <w:left w:val="dotted" w:sz="4" w:space="0" w:color="auto"/>
-              <w:bottom w:val="dotted" w:sz="4" w:space="0" w:color="auto"/>
-              <w:right w:val="dotted" w:sz="4" w:space="0" w:color="auto"/>
-            </w:tcBorders>
-          </w:tcPr>
-          <w:p>
-            <w:pPr>
-              <w:pStyle w:val="NoSpacing"/>
-            </w:pPr>
-            <w:r>
-              <w:t>Learning curve</w:t>
-            </w:r>
-          </w:p>
-        </w:tc>
-        <w:tc>
-          <w:tcPr>
-            <w:tcW w:w="3472" w:type="dxa"/>
-            <w:tcBorders>
-              <w:top w:val="dotted" w:sz="4" w:space="0" w:color="auto"/>
-              <w:left w:val="dotted" w:sz="4" w:space="0" w:color="auto"/>
-              <w:bottom w:val="dotted" w:sz="4" w:space="0" w:color="auto"/>
-              <w:right w:val="dotted" w:sz="4" w:space="0" w:color="auto"/>
-            </w:tcBorders>
-          </w:tcPr>
-          <w:p>
-            <w:pPr>
-              <w:pStyle w:val="NoSpacing"/>
-            </w:pPr>
-            <w:r>
-              <w:t>Low</w:t>
-            </w:r>
-          </w:p>
-        </w:tc>
-        <w:tc>
-          <w:tcPr>
-            <w:tcW w:w="3471" w:type="dxa"/>
-            <w:tcBorders>
-              <w:top w:val="dotted" w:sz="4" w:space="0" w:color="auto"/>
-              <w:left w:val="dotted" w:sz="4" w:space="0" w:color="auto"/>
-              <w:bottom w:val="dotted" w:sz="4" w:space="0" w:color="auto"/>
-              <w:right w:val="dotted" w:sz="4" w:space="0" w:color="auto"/>
-            </w:tcBorders>
-          </w:tcPr>
-          <w:p>
-            <w:pPr>
-              <w:pStyle w:val="NoSpacing"/>
-            </w:pPr>
-            <w:r>
-              <w:t>Deeper — Kubernetes first, then its ecosystem</w:t>
-            </w:r>
-          </w:p>
-        </w:tc>
-      </w:tr>
-    </w:tbl>
-    <w:p>
-      <w:pPr>
-        <w:pStyle w:val="NoSpacing"/>
-      </w:pPr>
-    </w:p>
-    <w:p>
-      <w:pPr>
-        <w:pStyle w:val="Body"/>
-      </w:pPr>
-      <w:r>
-        <w:t>Scoring seven of these attributes on the 1 to 5 scale used throughout this document:</w:t>
-      </w:r>
-    </w:p>
-    <w:tbl>
-      <w:tblPr>
-        <w:tblStyle w:val="TableGrid"/>
-        <w:tblW w:w="9026" w:type="dxa"/>
-        <w:tblBorders>
-          <w:top w:val="dotted" w:sz="4" w:space="0" w:color="auto"/>
-          <w:left w:val="dotted" w:sz="4" w:space="0" w:color="auto"/>
-          <w:bottom w:val="dotted" w:sz="4" w:space="0" w:color="auto"/>
-          <w:right w:val="dotted" w:sz="4" w:space="0" w:color="auto"/>
-          <w:insideH w:val="dotted" w:sz="4" w:space="0" w:color="auto"/>
-          <w:insideV w:val="dotted" w:sz="4" w:space="0" w:color="auto"/>
-        </w:tblBorders>
-        <w:tblLook w:val="04A0" w:firstRow="1" w:lastRow="0" w:firstColumn="1" w:lastColumn="0" w:noHBand="0" w:noVBand="1"/>
-      </w:tblPr>
-      <w:tblGrid>
-        <w:gridCol w:w="4103"/>
-        <w:gridCol w:w="1641"/>
-        <w:gridCol w:w="1641"/>
-        <w:gridCol w:w="1641"/>
-      </w:tblGrid>
-      <w:tr>
-        <w:trPr>
-          <w:cantSplit/>
-          <w:tblHeader/>
-        </w:trPr>
-        <w:tc>
-          <w:tcPr>
-            <w:tcW w:w="4103" w:type="dxa"/>
-            <w:tcBorders>
-              <w:top w:val="dotted" w:sz="4" w:space="0" w:color="auto"/>
-              <w:left w:val="dotted" w:sz="4" w:space="0" w:color="auto"/>
-              <w:bottom w:val="dotted" w:sz="4" w:space="0" w:color="auto"/>
-              <w:right w:val="dotted" w:sz="4" w:space="0" w:color="auto"/>
-            </w:tcBorders>
-            <w:shd w:val="pct5" w:color="auto" w:fill="auto"/>
-          </w:tcPr>
-          <w:p>
-            <w:pPr>
-              <w:pStyle w:val="NoSpacing"/>
-            </w:pPr>
-            <w:r>
-              <w:rPr>
-                <w:b/>
-              </w:rPr>
-              <w:t>Feature</w:t>
-            </w:r>
-          </w:p>
-        </w:tc>
-        <w:tc>
-          <w:tcPr>
-            <w:tcW w:w="1641" w:type="dxa"/>
-            <w:tcBorders>
-              <w:top w:val="dotted" w:sz="4" w:space="0" w:color="auto"/>
-              <w:left w:val="dotted" w:sz="4" w:space="0" w:color="auto"/>
-              <w:bottom w:val="dotted" w:sz="4" w:space="0" w:color="auto"/>
-              <w:right w:val="dotted" w:sz="4" w:space="0" w:color="auto"/>
-            </w:tcBorders>
-            <w:shd w:val="pct5" w:color="auto" w:fill="auto"/>
-          </w:tcPr>
-          <w:p>
-            <w:pPr>
-              <w:pStyle w:val="NoSpacing"/>
-            </w:pPr>
-            <w:r>
-              <w:rPr>
-                <w:b/>
-              </w:rPr>
-              <w:t>Weight</w:t>
-            </w:r>
-          </w:p>
-        </w:tc>
-        <w:tc>
-          <w:tcPr>
-            <w:tcW w:w="1641" w:type="dxa"/>
-            <w:tcBorders>
-              <w:top w:val="dotted" w:sz="4" w:space="0" w:color="auto"/>
-              <w:left w:val="dotted" w:sz="4" w:space="0" w:color="auto"/>
-              <w:bottom w:val="dotted" w:sz="4" w:space="0" w:color="auto"/>
-              <w:right w:val="dotted" w:sz="4" w:space="0" w:color="auto"/>
-            </w:tcBorders>
-            <w:shd w:val="pct5" w:color="auto" w:fill="auto"/>
-          </w:tcPr>
-          <w:p>
-            <w:pPr>
-              <w:pStyle w:val="NoSpacing"/>
-            </w:pPr>
-            <w:r>
-              <w:rPr>
-                <w:b/>
-              </w:rPr>
-              <w:t xml:space="preserve">Amazon ECS </w:t>
-            </w:r>
-            <w:r>
-              <w:rPr>
-                <w:rFonts w:ascii="Wingdings" w:hAnsi="Wingdings"/>
-                <w:b/>
-                <w:color w:val="00B050"/>
-                <w:sz w:val="24"/>
-                <w:szCs w:val="24"/>
-              </w:rPr>
-              <w:t></w:t>
-            </w:r>
-          </w:p>
-        </w:tc>
-        <w:tc>
-          <w:tcPr>
-            <w:tcW w:w="1641" w:type="dxa"/>
-            <w:tcBorders>
-              <w:top w:val="dotted" w:sz="4" w:space="0" w:color="auto"/>
-              <w:left w:val="dotted" w:sz="4" w:space="0" w:color="auto"/>
-              <w:bottom w:val="dotted" w:sz="4" w:space="0" w:color="auto"/>
-              <w:right w:val="dotted" w:sz="4" w:space="0" w:color="auto"/>
-            </w:tcBorders>
-            <w:shd w:val="pct5" w:color="auto" w:fill="auto"/>
-          </w:tcPr>
-          <w:p>
-            <w:pPr>
-              <w:pStyle w:val="NoSpacing"/>
-            </w:pPr>
-            <w:r>
-              <w:rPr>
-                <w:b/>
-              </w:rPr>
-              <w:t>Amazon EKS</w:t>
-            </w:r>
-          </w:p>
-        </w:tc>
-      </w:tr>
-      <w:tr>
-        <w:trPr>
-          <w:cantSplit/>
-        </w:trPr>
-        <w:tc>
-          <w:tcPr>
-            <w:tcW w:w="4103" w:type="dxa"/>
-            <w:tcBorders>
-              <w:top w:val="dotted" w:sz="4" w:space="0" w:color="auto"/>
-              <w:left w:val="dotted" w:sz="4" w:space="0" w:color="auto"/>
-              <w:bottom w:val="dotted" w:sz="4" w:space="0" w:color="auto"/>
-              <w:right w:val="dotted" w:sz="4" w:space="0" w:color="auto"/>
-            </w:tcBorders>
-          </w:tcPr>
-          <w:p>
-            <w:pPr>
-              <w:pStyle w:val="NoSpacing"/>
-            </w:pPr>
-            <w:r>
-              <w:t>Cost</w:t>
-            </w:r>
-          </w:p>
-        </w:tc>
-        <w:tc>
-          <w:tcPr>
-            <w:tcW w:w="1641" w:type="dxa"/>
-            <w:tcBorders>
-              <w:top w:val="dotted" w:sz="4" w:space="0" w:color="auto"/>
-              <w:left w:val="dotted" w:sz="4" w:space="0" w:color="auto"/>
-              <w:bottom w:val="dotted" w:sz="4" w:space="0" w:color="auto"/>
-              <w:right w:val="dotted" w:sz="4" w:space="0" w:color="auto"/>
-            </w:tcBorders>
-          </w:tcPr>
-          <w:p>
-            <w:pPr>
-              <w:pStyle w:val="NoSpacing"/>
-            </w:pPr>
-            <w:r>
-              <w:t>5</w:t>
-            </w:r>
-          </w:p>
-        </w:tc>
-        <w:tc>
-          <w:tcPr>
-            <w:tcW w:w="1641" w:type="dxa"/>
-            <w:tcBorders>
-              <w:top w:val="dotted" w:sz="4" w:space="0" w:color="auto"/>
-              <w:left w:val="dotted" w:sz="4" w:space="0" w:color="auto"/>
-              <w:bottom w:val="dotted" w:sz="4" w:space="0" w:color="auto"/>
-              <w:right w:val="dotted" w:sz="4" w:space="0" w:color="auto"/>
-            </w:tcBorders>
-          </w:tcPr>
-          <w:p>
-            <w:pPr>
-              <w:pStyle w:val="NoSpacing"/>
-            </w:pPr>
-            <w:r>
-              <w:t>5</w:t>
-            </w:r>
-          </w:p>
-        </w:tc>
-        <w:tc>
-          <w:tcPr>
-            <w:tcW w:w="1641" w:type="dxa"/>
-            <w:tcBorders>
-              <w:top w:val="dotted" w:sz="4" w:space="0" w:color="auto"/>
-              <w:left w:val="dotted" w:sz="4" w:space="0" w:color="auto"/>
-              <w:bottom w:val="dotted" w:sz="4" w:space="0" w:color="auto"/>
-              <w:right w:val="dotted" w:sz="4" w:space="0" w:color="auto"/>
-            </w:tcBorders>
-          </w:tcPr>
-          <w:p>
-            <w:pPr>
-              <w:pStyle w:val="NoSpacing"/>
-            </w:pPr>
-            <w:r>
-              <w:t>3</w:t>
-            </w:r>
-          </w:p>
-        </w:tc>
-      </w:tr>
-      <w:tr>
-        <w:trPr>
-          <w:cantSplit/>
-        </w:trPr>
-        <w:tc>
-          <w:tcPr>
-            <w:tcW w:w="4103" w:type="dxa"/>
-            <w:tcBorders>
-              <w:top w:val="dotted" w:sz="4" w:space="0" w:color="auto"/>
-              <w:left w:val="dotted" w:sz="4" w:space="0" w:color="auto"/>
-              <w:bottom w:val="dotted" w:sz="4" w:space="0" w:color="auto"/>
-              <w:right w:val="dotted" w:sz="4" w:space="0" w:color="auto"/>
-            </w:tcBorders>
-          </w:tcPr>
-          <w:p>
-            <w:pPr>
-              <w:pStyle w:val="NoSpacing"/>
-            </w:pPr>
-            <w:r>
-              <w:t>Maintainability</w:t>
-            </w:r>
-          </w:p>
-        </w:tc>
-        <w:tc>
-          <w:tcPr>
-            <w:tcW w:w="1641" w:type="dxa"/>
-            <w:tcBorders>
-              <w:top w:val="dotted" w:sz="4" w:space="0" w:color="auto"/>
-              <w:left w:val="dotted" w:sz="4" w:space="0" w:color="auto"/>
-              <w:bottom w:val="dotted" w:sz="4" w:space="0" w:color="auto"/>
-              <w:right w:val="dotted" w:sz="4" w:space="0" w:color="auto"/>
-            </w:tcBorders>
-          </w:tcPr>
-          <w:p>
-            <w:pPr>
-              <w:pStyle w:val="NoSpacing"/>
-            </w:pPr>
-            <w:r>
-              <w:t>4</w:t>
-            </w:r>
-          </w:p>
-        </w:tc>
-        <w:tc>
-          <w:tcPr>
-            <w:tcW w:w="1641" w:type="dxa"/>
-            <w:tcBorders>
-              <w:top w:val="dotted" w:sz="4" w:space="0" w:color="auto"/>
-              <w:left w:val="dotted" w:sz="4" w:space="0" w:color="auto"/>
-              <w:bottom w:val="dotted" w:sz="4" w:space="0" w:color="auto"/>
-              <w:right w:val="dotted" w:sz="4" w:space="0" w:color="auto"/>
-            </w:tcBorders>
-          </w:tcPr>
-          <w:p>
-            <w:pPr>
-              <w:pStyle w:val="NoSpacing"/>
-            </w:pPr>
-            <w:r>
-              <w:t>5</w:t>
-            </w:r>
-          </w:p>
-        </w:tc>
-        <w:tc>
-          <w:tcPr>
-            <w:tcW w:w="1641" w:type="dxa"/>
-            <w:tcBorders>
-              <w:top w:val="dotted" w:sz="4" w:space="0" w:color="auto"/>
-              <w:left w:val="dotted" w:sz="4" w:space="0" w:color="auto"/>
-              <w:bottom w:val="dotted" w:sz="4" w:space="0" w:color="auto"/>
-              <w:right w:val="dotted" w:sz="4" w:space="0" w:color="auto"/>
-            </w:tcBorders>
-          </w:tcPr>
-          <w:p>
-            <w:pPr>
-              <w:pStyle w:val="NoSpacing"/>
-            </w:pPr>
-            <w:r>
-              <w:t>4</w:t>
-            </w:r>
-          </w:p>
-        </w:tc>
-      </w:tr>
-      <w:tr>
-        <w:trPr>
-          <w:cantSplit/>
-        </w:trPr>
-        <w:tc>
-          <w:tcPr>
-            <w:tcW w:w="4103" w:type="dxa"/>
-            <w:tcBorders>
-              <w:top w:val="dotted" w:sz="4" w:space="0" w:color="auto"/>
-              <w:left w:val="dotted" w:sz="4" w:space="0" w:color="auto"/>
-              <w:bottom w:val="dotted" w:sz="4" w:space="0" w:color="auto"/>
-              <w:right w:val="dotted" w:sz="4" w:space="0" w:color="auto"/>
-            </w:tcBorders>
-          </w:tcPr>
-          <w:p>
-            <w:pPr>
-              <w:pStyle w:val="NoSpacing"/>
-            </w:pPr>
-            <w:r>
-              <w:t>Flexibility</w:t>
-            </w:r>
-          </w:p>
-        </w:tc>
-        <w:tc>
-          <w:tcPr>
-            <w:tcW w:w="1641" w:type="dxa"/>
-            <w:tcBorders>
-              <w:top w:val="dotted" w:sz="4" w:space="0" w:color="auto"/>
-              <w:left w:val="dotted" w:sz="4" w:space="0" w:color="auto"/>
-              <w:bottom w:val="dotted" w:sz="4" w:space="0" w:color="auto"/>
-              <w:right w:val="dotted" w:sz="4" w:space="0" w:color="auto"/>
-            </w:tcBorders>
-          </w:tcPr>
-          <w:p>
-            <w:pPr>
-              <w:pStyle w:val="NoSpacing"/>
-            </w:pPr>
-            <w:r>
-              <w:t>5</w:t>
-            </w:r>
-          </w:p>
-        </w:tc>
-        <w:tc>
-          <w:tcPr>
-            <w:tcW w:w="1641" w:type="dxa"/>
-            <w:tcBorders>
-              <w:top w:val="dotted" w:sz="4" w:space="0" w:color="auto"/>
-              <w:left w:val="dotted" w:sz="4" w:space="0" w:color="auto"/>
-              <w:bottom w:val="dotted" w:sz="4" w:space="0" w:color="auto"/>
-              <w:right w:val="dotted" w:sz="4" w:space="0" w:color="auto"/>
-            </w:tcBorders>
-          </w:tcPr>
-          <w:p>
-            <w:pPr>
-              <w:pStyle w:val="NoSpacing"/>
-            </w:pPr>
-            <w:r>
-              <w:t>5</w:t>
-            </w:r>
-          </w:p>
-        </w:tc>
-        <w:tc>
-          <w:tcPr>
-            <w:tcW w:w="1641" w:type="dxa"/>
-            <w:tcBorders>
-              <w:top w:val="dotted" w:sz="4" w:space="0" w:color="auto"/>
-              <w:left w:val="dotted" w:sz="4" w:space="0" w:color="auto"/>
-              <w:bottom w:val="dotted" w:sz="4" w:space="0" w:color="auto"/>
-              <w:right w:val="dotted" w:sz="4" w:space="0" w:color="auto"/>
-            </w:tcBorders>
-          </w:tcPr>
-          <w:p>
-            <w:pPr>
-              <w:pStyle w:val="NoSpacing"/>
-            </w:pPr>
-            <w:r>
-              <w:t>4</w:t>
-            </w:r>
-          </w:p>
-        </w:tc>
-      </w:tr>
-      <w:tr>
-        <w:trPr>
-          <w:cantSplit/>
-        </w:trPr>
-        <w:tc>
-          <w:tcPr>
-            <w:tcW w:w="4103" w:type="dxa"/>
-            <w:tcBorders>
-              <w:top w:val="dotted" w:sz="4" w:space="0" w:color="auto"/>
-              <w:left w:val="dotted" w:sz="4" w:space="0" w:color="auto"/>
-              <w:bottom w:val="dotted" w:sz="4" w:space="0" w:color="auto"/>
-              <w:right w:val="dotted" w:sz="4" w:space="0" w:color="auto"/>
-            </w:tcBorders>
-          </w:tcPr>
-          <w:p>
-            <w:pPr>
-              <w:pStyle w:val="NoSpacing"/>
-            </w:pPr>
-            <w:r>
-              <w:t>Security</w:t>
-            </w:r>
-          </w:p>
-        </w:tc>
-        <w:tc>
-          <w:tcPr>
-            <w:tcW w:w="1641" w:type="dxa"/>
-            <w:tcBorders>
-              <w:top w:val="dotted" w:sz="4" w:space="0" w:color="auto"/>
-              <w:left w:val="dotted" w:sz="4" w:space="0" w:color="auto"/>
-              <w:bottom w:val="dotted" w:sz="4" w:space="0" w:color="auto"/>
-              <w:right w:val="dotted" w:sz="4" w:space="0" w:color="auto"/>
-            </w:tcBorders>
-          </w:tcPr>
-          <w:p>
-            <w:pPr>
-              <w:pStyle w:val="NoSpacing"/>
-            </w:pPr>
-            <w:r>
-              <w:t>3</w:t>
-            </w:r>
-          </w:p>
-        </w:tc>
-        <w:tc>
-          <w:tcPr>
-            <w:tcW w:w="1641" w:type="dxa"/>
-            <w:tcBorders>
-              <w:top w:val="dotted" w:sz="4" w:space="0" w:color="auto"/>
-              <w:left w:val="dotted" w:sz="4" w:space="0" w:color="auto"/>
-              <w:bottom w:val="dotted" w:sz="4" w:space="0" w:color="auto"/>
-              <w:right w:val="dotted" w:sz="4" w:space="0" w:color="auto"/>
-            </w:tcBorders>
-          </w:tcPr>
-          <w:p>
-            <w:pPr>
-              <w:pStyle w:val="NoSpacing"/>
-            </w:pPr>
-            <w:r>
-              <w:t>5</w:t>
-            </w:r>
-          </w:p>
-        </w:tc>
-        <w:tc>
-          <w:tcPr>
-            <w:tcW w:w="1641" w:type="dxa"/>
-            <w:tcBorders>
-              <w:top w:val="dotted" w:sz="4" w:space="0" w:color="auto"/>
-              <w:left w:val="dotted" w:sz="4" w:space="0" w:color="auto"/>
-              <w:bottom w:val="dotted" w:sz="4" w:space="0" w:color="auto"/>
-              <w:right w:val="dotted" w:sz="4" w:space="0" w:color="auto"/>
-            </w:tcBorders>
-          </w:tcPr>
-          <w:p>
-            <w:pPr>
-              <w:pStyle w:val="NoSpacing"/>
-            </w:pPr>
-            <w:r>
-              <w:t>4</w:t>
-            </w:r>
-          </w:p>
-        </w:tc>
-      </w:tr>
-      <w:tr>
-        <w:trPr>
-          <w:cantSplit/>
-        </w:trPr>
-        <w:tc>
-          <w:tcPr>
-            <w:tcW w:w="4103" w:type="dxa"/>
-            <w:tcBorders>
-              <w:top w:val="dotted" w:sz="4" w:space="0" w:color="auto"/>
-              <w:left w:val="dotted" w:sz="4" w:space="0" w:color="auto"/>
-              <w:bottom w:val="dotted" w:sz="4" w:space="0" w:color="auto"/>
-              <w:right w:val="dotted" w:sz="4" w:space="0" w:color="auto"/>
-            </w:tcBorders>
-          </w:tcPr>
-          <w:p>
-            <w:pPr>
-              <w:pStyle w:val="NoSpacing"/>
-            </w:pPr>
-            <w:r>
-              <w:t>Portability</w:t>
-            </w:r>
-          </w:p>
-        </w:tc>
-        <w:tc>
-          <w:tcPr>
-            <w:tcW w:w="1641" w:type="dxa"/>
-            <w:tcBorders>
-              <w:top w:val="dotted" w:sz="4" w:space="0" w:color="auto"/>
-              <w:left w:val="dotted" w:sz="4" w:space="0" w:color="auto"/>
-              <w:bottom w:val="dotted" w:sz="4" w:space="0" w:color="auto"/>
-              <w:right w:val="dotted" w:sz="4" w:space="0" w:color="auto"/>
-            </w:tcBorders>
-          </w:tcPr>
-          <w:p>
-            <w:pPr>
-              <w:pStyle w:val="NoSpacing"/>
-            </w:pPr>
-            <w:r>
-              <w:t>5</w:t>
-            </w:r>
-          </w:p>
-        </w:tc>
-        <w:tc>
-          <w:tcPr>
-            <w:tcW w:w="1641" w:type="dxa"/>
-            <w:tcBorders>
-              <w:top w:val="dotted" w:sz="4" w:space="0" w:color="auto"/>
-              <w:left w:val="dotted" w:sz="4" w:space="0" w:color="auto"/>
-              <w:bottom w:val="dotted" w:sz="4" w:space="0" w:color="auto"/>
-              <w:right w:val="dotted" w:sz="4" w:space="0" w:color="auto"/>
-            </w:tcBorders>
-          </w:tcPr>
-          <w:p>
-            <w:pPr>
-              <w:pStyle w:val="NoSpacing"/>
-            </w:pPr>
-            <w:r>
-              <w:t>3</w:t>
-            </w:r>
-          </w:p>
-        </w:tc>
-        <w:tc>
-          <w:tcPr>
-            <w:tcW w:w="1641" w:type="dxa"/>
-            <w:tcBorders>
-              <w:top w:val="dotted" w:sz="4" w:space="0" w:color="auto"/>
-              <w:left w:val="dotted" w:sz="4" w:space="0" w:color="auto"/>
-              <w:bottom w:val="dotted" w:sz="4" w:space="0" w:color="auto"/>
-              <w:right w:val="dotted" w:sz="4" w:space="0" w:color="auto"/>
-            </w:tcBorders>
-          </w:tcPr>
-          <w:p>
-            <w:pPr>
-              <w:pStyle w:val="NoSpacing"/>
-            </w:pPr>
-            <w:r>
-              <w:t>5</w:t>
-            </w:r>
-          </w:p>
-        </w:tc>
-      </w:tr>
-      <w:tr>
-        <w:trPr>
-          <w:cantSplit/>
-        </w:trPr>
-        <w:tc>
-          <w:tcPr>
-            <w:tcW w:w="4103" w:type="dxa"/>
-            <w:tcBorders>
-              <w:top w:val="dotted" w:sz="4" w:space="0" w:color="auto"/>
-              <w:left w:val="dotted" w:sz="4" w:space="0" w:color="auto"/>
-              <w:bottom w:val="dotted" w:sz="4" w:space="0" w:color="auto"/>
-              <w:right w:val="dotted" w:sz="4" w:space="0" w:color="auto"/>
-            </w:tcBorders>
-          </w:tcPr>
-          <w:p>
-            <w:pPr>
-              <w:pStyle w:val="NoSpacing"/>
-            </w:pPr>
-            <w:r>
-              <w:t>Control</w:t>
-            </w:r>
-          </w:p>
-        </w:tc>
-        <w:tc>
-          <w:tcPr>
-            <w:tcW w:w="1641" w:type="dxa"/>
-            <w:tcBorders>
-              <w:top w:val="dotted" w:sz="4" w:space="0" w:color="auto"/>
-              <w:left w:val="dotted" w:sz="4" w:space="0" w:color="auto"/>
-              <w:bottom w:val="dotted" w:sz="4" w:space="0" w:color="auto"/>
-              <w:right w:val="dotted" w:sz="4" w:space="0" w:color="auto"/>
-            </w:tcBorders>
-          </w:tcPr>
-          <w:p>
-            <w:pPr>
-              <w:pStyle w:val="NoSpacing"/>
-            </w:pPr>
-            <w:r>
-              <w:t>3</w:t>
-            </w:r>
-          </w:p>
-        </w:tc>
-        <w:tc>
-          <w:tcPr>
-            <w:tcW w:w="1641" w:type="dxa"/>
-            <w:tcBorders>
-              <w:top w:val="dotted" w:sz="4" w:space="0" w:color="auto"/>
-              <w:left w:val="dotted" w:sz="4" w:space="0" w:color="auto"/>
-              <w:bottom w:val="dotted" w:sz="4" w:space="0" w:color="auto"/>
-              <w:right w:val="dotted" w:sz="4" w:space="0" w:color="auto"/>
-            </w:tcBorders>
-          </w:tcPr>
-          <w:p>
-            <w:pPr>
-              <w:pStyle w:val="NoSpacing"/>
-            </w:pPr>
-            <w:r>
-              <w:t>3</w:t>
-            </w:r>
-          </w:p>
-        </w:tc>
-        <w:tc>
-          <w:tcPr>
-            <w:tcW w:w="1641" w:type="dxa"/>
-            <w:tcBorders>
-              <w:top w:val="dotted" w:sz="4" w:space="0" w:color="auto"/>
-              <w:left w:val="dotted" w:sz="4" w:space="0" w:color="auto"/>
-              <w:bottom w:val="dotted" w:sz="4" w:space="0" w:color="auto"/>
-              <w:right w:val="dotted" w:sz="4" w:space="0" w:color="auto"/>
-            </w:tcBorders>
-          </w:tcPr>
-          <w:p>
-            <w:pPr>
-              <w:pStyle w:val="NoSpacing"/>
-            </w:pPr>
-            <w:r>
-              <w:t>5</w:t>
-            </w:r>
-          </w:p>
-        </w:tc>
-      </w:tr>
-      <w:tr>
-        <w:trPr>
-          <w:cantSplit/>
-        </w:trPr>
-        <w:tc>
-          <w:tcPr>
-            <w:tcW w:w="4103" w:type="dxa"/>
-            <w:tcBorders>
-              <w:top w:val="dotted" w:sz="4" w:space="0" w:color="auto"/>
-              <w:left w:val="dotted" w:sz="4" w:space="0" w:color="auto"/>
-              <w:bottom w:val="dotted" w:sz="4" w:space="0" w:color="auto"/>
-              <w:right w:val="dotted" w:sz="4" w:space="0" w:color="auto"/>
-            </w:tcBorders>
-          </w:tcPr>
-          <w:p>
-            <w:pPr>
-              <w:pStyle w:val="NoSpacing"/>
-            </w:pPr>
-            <w:r>
-              <w:t>Complexity (5 = simplest)</w:t>
-            </w:r>
-          </w:p>
-        </w:tc>
-        <w:tc>
-          <w:tcPr>
-            <w:tcW w:w="1641" w:type="dxa"/>
-            <w:tcBorders>
-              <w:top w:val="dotted" w:sz="4" w:space="0" w:color="auto"/>
-              <w:left w:val="dotted" w:sz="4" w:space="0" w:color="auto"/>
-              <w:bottom w:val="dotted" w:sz="4" w:space="0" w:color="auto"/>
-              <w:right w:val="dotted" w:sz="4" w:space="0" w:color="auto"/>
-            </w:tcBorders>
-          </w:tcPr>
-          <w:p>
-            <w:pPr>
-              <w:pStyle w:val="NoSpacing"/>
-            </w:pPr>
-            <w:r>
-              <w:t>4</w:t>
-            </w:r>
-          </w:p>
-        </w:tc>
-        <w:tc>
-          <w:tcPr>
-            <w:tcW w:w="1641" w:type="dxa"/>
-            <w:tcBorders>
-              <w:top w:val="dotted" w:sz="4" w:space="0" w:color="auto"/>
-              <w:left w:val="dotted" w:sz="4" w:space="0" w:color="auto"/>
-              <w:bottom w:val="dotted" w:sz="4" w:space="0" w:color="auto"/>
-              <w:right w:val="dotted" w:sz="4" w:space="0" w:color="auto"/>
-            </w:tcBorders>
-          </w:tcPr>
-          <w:p>
-            <w:pPr>
-              <w:pStyle w:val="NoSpacing"/>
-            </w:pPr>
-            <w:r>
-              <w:t>5</w:t>
-            </w:r>
-          </w:p>
-        </w:tc>
-        <w:tc>
-          <w:tcPr>
-            <w:tcW w:w="1641" w:type="dxa"/>
-            <w:tcBorders>
-              <w:top w:val="dotted" w:sz="4" w:space="0" w:color="auto"/>
-              <w:left w:val="dotted" w:sz="4" w:space="0" w:color="auto"/>
-              <w:bottom w:val="dotted" w:sz="4" w:space="0" w:color="auto"/>
-              <w:right w:val="dotted" w:sz="4" w:space="0" w:color="auto"/>
-            </w:tcBorders>
-          </w:tcPr>
-          <w:p>
-            <w:pPr>
-              <w:pStyle w:val="NoSpacing"/>
-            </w:pPr>
-            <w:r>
-              <w:t>3</w:t>
-            </w:r>
-          </w:p>
-        </w:tc>
-      </w:tr>
-      <w:tr>
-        <w:trPr>
-          <w:cantSplit/>
-        </w:trPr>
-        <w:tc>
-          <w:tcPr>
-            <w:tcW w:w="4103" w:type="dxa"/>
-            <w:tcBorders>
-              <w:top w:val="dotted" w:sz="4" w:space="0" w:color="auto"/>
-              <w:left w:val="dotted" w:sz="4" w:space="0" w:color="auto"/>
-              <w:bottom w:val="dotted" w:sz="4" w:space="0" w:color="auto"/>
-              <w:right w:val="dotted" w:sz="4" w:space="0" w:color="auto"/>
-            </w:tcBorders>
-          </w:tcPr>
-          <w:p>
-            <w:pPr>
-              <w:pStyle w:val="NoSpacing"/>
-            </w:pPr>
-            <w:r>
-              <w:rPr>
-                <w:b/>
-              </w:rPr>
-              <w:t>Total Weighted Score</w:t>
-            </w:r>
-          </w:p>
-        </w:tc>
-        <w:tc>
-          <w:tcPr>
-            <w:tcW w:w="1641" w:type="dxa"/>
-            <w:tcBorders>
-              <w:top w:val="dotted" w:sz="4" w:space="0" w:color="auto"/>
-              <w:left w:val="dotted" w:sz="4" w:space="0" w:color="auto"/>
-              <w:bottom w:val="dotted" w:sz="4" w:space="0" w:color="auto"/>
-              <w:right w:val="dotted" w:sz="4" w:space="0" w:color="auto"/>
-            </w:tcBorders>
-          </w:tcPr>
-          <w:p>
-            <w:pPr>
-              <w:pStyle w:val="NoSpacing"/>
-            </w:pPr>
-            <w:r>
-              <w:rPr>
-                <w:b/>
-              </w:rPr>
-              <w:t>29</w:t>
-            </w:r>
-          </w:p>
-        </w:tc>
-        <w:tc>
-          <w:tcPr>
-            <w:tcW w:w="1641" w:type="dxa"/>
-            <w:tcBorders>
-              <w:top w:val="dotted" w:sz="4" w:space="0" w:color="auto"/>
-              <w:left w:val="dotted" w:sz="4" w:space="0" w:color="auto"/>
-              <w:bottom w:val="dotted" w:sz="4" w:space="0" w:color="auto"/>
-              <w:right w:val="dotted" w:sz="4" w:space="0" w:color="auto"/>
-            </w:tcBorders>
-          </w:tcPr>
-          <w:p>
-            <w:pPr>
-              <w:pStyle w:val="NoSpacing"/>
-            </w:pPr>
-            <w:r>
-              <w:rPr>
-                <w:b/>
-              </w:rPr>
-              <w:t>4.45 / 5</w:t>
-            </w:r>
-          </w:p>
-        </w:tc>
-        <w:tc>
-          <w:tcPr>
-            <w:tcW w:w="1641" w:type="dxa"/>
-            <w:tcBorders>
-              <w:top w:val="dotted" w:sz="4" w:space="0" w:color="auto"/>
-              <w:left w:val="dotted" w:sz="4" w:space="0" w:color="auto"/>
-              <w:bottom w:val="dotted" w:sz="4" w:space="0" w:color="auto"/>
-              <w:right w:val="dotted" w:sz="4" w:space="0" w:color="auto"/>
-            </w:tcBorders>
-          </w:tcPr>
-          <w:p>
-            <w:pPr>
-              <w:pStyle w:val="NoSpacing"/>
-            </w:pPr>
-            <w:r>
-              <w:rPr>
-                <w:b/>
-              </w:rPr>
-              <w:t>3.97 / 5</w:t>
-            </w:r>
-          </w:p>
-        </w:tc>
-      </w:tr>
-    </w:tbl>
-    <w:p>
-      <w:pPr>
-        <w:pStyle w:val="NoSpacing"/>
-      </w:pPr>
-    </w:p>
-    <w:p>
-      <w:pPr>
-        <w:pStyle w:val="Body"/>
-      </w:pPr>
-      <w:r>
-        <w:t xml:space="preserve">ECS leads at 4.45 against 3.97. The reasons are lower cost, less to maintain, simpler operation, and no capability that </w:t>
-      </w:r>
-      <w:proofErr w:type="spellStart"/>
-      <w:r>
-        <w:t>eClaims</w:t>
-      </w:r>
-      <w:proofErr w:type="spellEnd"/>
-      <w:r>
-        <w:t xml:space="preserve"> needs and ECS lacks. EKS wins on portability and on control, which </w:t>
-      </w:r>
-      <w:r>
-        <w:lastRenderedPageBreak/>
-        <w:t>is consistent with the main comparison in Section 4.2 — the same trade-off appears at both levels of the decision, and is resolved the same way for the same reason.</w:t>
-      </w:r>
-    </w:p>
-    <w:p>
-      <w:pPr>
-        <w:pStyle w:val="Body"/>
-      </w:pPr>
-      <w:r>
-        <w:t xml:space="preserve">The cost comparison is made on Fargate capacity, which both services support. Fargate bills ECS tasks and EKS pods at the same per-vCPU and per-GB rates, so the compute term is identical. The difference </w:t>
-      </w:r>
-      <w:proofErr w:type="gramStart"/>
-      <w:r>
-        <w:t>reduces</w:t>
-      </w:r>
-      <w:proofErr w:type="gramEnd"/>
-      <w:r>
-        <w:t xml:space="preserve"> to two items. The first is the EKS control-plane charge of USD 0.10 per cluster-hour: approximately USD 73 per cluster per month, or USD 292 across development, staging, production and the us-east-2 standby, which ECS does not charge at all. The second is the effort of keeping each cluster on a supported Kubernetes version, which Section 4.2 of the companion DAR quantifies. The companion DAR also shows that the Portability weight would have to exceed 12, against its current 5, for EKS to overtake ECS. It also sets out the</w:t>
-      </w:r>
-      <w:r>
-        <w:t xml:space="preserve"> </w:t>
-      </w:r>
-      <w:proofErr w:type="gramStart"/>
-      <w:r>
-        <w:t>on-premise</w:t>
-      </w:r>
-      <w:proofErr w:type="gramEnd"/>
-      <w:r>
-        <w:t xml:space="preserve"> path through Kubernetes.</w:t>
+        <w:t xml:space="preserve"/>
+      </w:r>
+      <w:r>
+        <w:t/>
       </w:r>
     </w:p>
     <w:p>

--- a/docs/dar/Utsav_eClaims_DAR_Compute.docx
+++ b/docs/dar/Utsav_eClaims_DAR_Compute.docx
@@ -131,7 +131,7 @@
                   </wp:anchor>
                 </w:drawing>
               </mc:Choice>
-              <mc:Fallback xmlns:pic="http://schemas.openxmlformats.org/drawingml/2006/picture" xmlns:a14="http://schemas.microsoft.com/office/drawing/2010/main" xmlns:a="http://schemas.openxmlformats.org/drawingml/2006/main" xmlns:w16cei="http://schemas.microsoft.com/office/word/2026/wordml/cei">
+              <mc:Fallback xmlns:w16cei="http://schemas.microsoft.com/office/word/2026/wordml/cei" xmlns:a="http://schemas.openxmlformats.org/drawingml/2006/main" xmlns:a14="http://schemas.microsoft.com/office/drawing/2010/main" xmlns:pic="http://schemas.openxmlformats.org/drawingml/2006/picture">
                 <w:pict>
                   <v:rect w14:anchorId="612C2001" id="Rectangle 2" o:spid="_x0000_s1026" style="position:absolute;margin-left:0;margin-top:0;width:640.85pt;height:63.55pt;z-index:251660288;visibility:visible;mso-wrap-style:square;mso-width-percent:1050;mso-height-percent:900;mso-wrap-distance-left:9pt;mso-wrap-distance-top:0;mso-wrap-distance-right:9pt;mso-wrap-distance-bottom:0;mso-position-horizontal:center;mso-position-horizontal-relative:page;mso-position-vertical:bottom;mso-position-vertical-relative:page;mso-width-percent:1050;mso-height-percent:900;mso-width-relative:page;mso-height-relative:top-margin-area;v-text-anchor:top" o:gfxdata="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" o:allowincell="f" fillcolor="#5b9bd5 [3204]" strokecolor="#2f5496 [2408]">
                     <w10:wrap anchorx="page" anchory="page"/>
@@ -213,7 +213,7 @@
                   </wp:anchor>
                 </w:drawing>
               </mc:Choice>
-              <mc:Fallback xmlns:pic="http://schemas.openxmlformats.org/drawingml/2006/picture" xmlns:a14="http://schemas.microsoft.com/office/drawing/2010/main" xmlns:a="http://schemas.openxmlformats.org/drawingml/2006/main" xmlns:w16cei="http://schemas.microsoft.com/office/word/2026/wordml/cei">
+              <mc:Fallback xmlns:w16cei="http://schemas.microsoft.com/office/word/2026/wordml/cei" xmlns:a="http://schemas.openxmlformats.org/drawingml/2006/main" xmlns:a14="http://schemas.microsoft.com/office/drawing/2010/main" xmlns:pic="http://schemas.openxmlformats.org/drawingml/2006/picture">
                 <w:pict>
                   <v:rect w14:anchorId="3D2228B1" id="Rectangle 5" o:spid="_x0000_s1026" style="position:absolute;margin-left:0;margin-top:0;width:7.15pt;height:829.85pt;z-index:251663360;visibility:visible;mso-wrap-style:square;mso-width-percent:0;mso-height-percent:1050;mso-wrap-distance-left:9pt;mso-wrap-distance-top:0;mso-wrap-distance-right:9pt;mso-wrap-distance-bottom:0;mso-position-horizontal:center;mso-position-horizontal-relative:left-margin-area;mso-position-vertical:center;mso-position-vertical-relative:page;mso-width-percent:0;mso-height-percent:1050;mso-width-relative:page;mso-height-relative:page;v-text-anchor:top" o:gfxdata="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" o:allowincell="f" fillcolor="white [3212]" strokecolor="#2f5496 [2408]">
                     <w10:wrap anchorx="margin" anchory="page"/>
@@ -295,7 +295,7 @@
                   </wp:anchor>
                 </w:drawing>
               </mc:Choice>
-              <mc:Fallback xmlns:pic="http://schemas.openxmlformats.org/drawingml/2006/picture" xmlns:a14="http://schemas.microsoft.com/office/drawing/2010/main" xmlns:a="http://schemas.openxmlformats.org/drawingml/2006/main" xmlns:w16cei="http://schemas.microsoft.com/office/word/2026/wordml/cei">
+              <mc:Fallback xmlns:w16cei="http://schemas.microsoft.com/office/word/2026/wordml/cei" xmlns:a="http://schemas.openxmlformats.org/drawingml/2006/main" xmlns:a14="http://schemas.microsoft.com/office/drawing/2010/main" xmlns:pic="http://schemas.openxmlformats.org/drawingml/2006/picture">
                 <w:pict>
                   <v:rect w14:anchorId="698A9FCE" id="Rectangle 4" o:spid="_x0000_s1026" style="position:absolute;margin-left:0;margin-top:0;width:7.15pt;height:829.85pt;z-index:251662336;visibility:visible;mso-wrap-style:square;mso-width-percent:0;mso-height-percent:1050;mso-wrap-distance-left:9pt;mso-wrap-distance-top:0;mso-wrap-distance-right:9pt;mso-wrap-distance-bottom:0;mso-position-horizontal:center;mso-position-horizontal-relative:right-margin-area;mso-position-vertical:center;mso-position-vertical-relative:page;mso-width-percent:0;mso-height-percent:1050;mso-width-relative:page;mso-height-relative:page;v-text-anchor:top" o:gfxdata="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" o:allowincell="f" fillcolor="white [3212]" strokecolor="#2f5496 [2408]">
                     <w10:wrap anchorx="margin" anchory="page"/>
@@ -374,7 +374,7 @@
                   </wp:anchor>
                 </w:drawing>
               </mc:Choice>
-              <mc:Fallback xmlns:pic="http://schemas.openxmlformats.org/drawingml/2006/picture" xmlns:a14="http://schemas.microsoft.com/office/drawing/2010/main" xmlns:a="http://schemas.openxmlformats.org/drawingml/2006/main" xmlns:w16cei="http://schemas.microsoft.com/office/word/2026/wordml/cei">
+              <mc:Fallback xmlns:w16cei="http://schemas.microsoft.com/office/word/2026/wordml/cei" xmlns:a="http://schemas.openxmlformats.org/drawingml/2006/main" xmlns:a14="http://schemas.microsoft.com/office/drawing/2010/main" xmlns:pic="http://schemas.openxmlformats.org/drawingml/2006/picture">
                 <w:pict>
                   <v:rect w14:anchorId="62BDE170" id="Rectangle 3" o:spid="_x0000_s1026" style="position:absolute;margin-left:0;margin-top:0;width:640.85pt;height:63.55pt;z-index:251661312;visibility:visible;mso-wrap-style:square;mso-width-percent:1050;mso-height-percent:900;mso-wrap-distance-left:9pt;mso-wrap-distance-top:0;mso-wrap-distance-right:9pt;mso-wrap-distance-bottom:0;mso-position-horizontal:center;mso-position-horizontal-relative:page;mso-position-vertical:top;mso-position-vertical-relative:top-margin-area;mso-width-percent:1050;mso-height-percent:900;mso-width-relative:page;mso-height-relative:top-margin-area;v-text-anchor:top" o:gfxdata="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" o:allowincell="f" fillcolor="#5b9bd5 [3204]" strokecolor="#2f5496 [2408]">
                     <w10:wrap anchorx="page" anchory="margin"/>
@@ -1421,7 +1421,7 @@
             </w:rPr>
             <w:fldChar w:fldCharType="separate"/>
           </w:r>
-          <w:hyperlink w:anchor="_Toc238142305" w:history="1">
+          <w:hyperlink w:anchor="_Toc244213659" w:history="1">
             <w:r>
               <w:rPr>
                 <w:rStyle w:val="Hyperlink"/>
@@ -1467,7 +1467,7 @@
                 <w:noProof/>
                 <w:webHidden/>
               </w:rPr>
-              <w:instrText xml:space="preserve"> PAGEREF _Toc238142305 \h </w:instrText>
+              <w:instrText xml:space="preserve"> PAGEREF _Toc244213659 \h </w:instrText>
             </w:r>
             <w:r>
               <w:rPr>
@@ -1515,7 +1515,7 @@
               <w14:ligatures w14:val="standardContextual"/>
             </w:rPr>
           </w:pPr>
-          <w:hyperlink w:anchor="_Toc238142306" w:history="1">
+          <w:hyperlink w:anchor="_Toc244213660" w:history="1">
             <w:r>
               <w:rPr>
                 <w:rStyle w:val="Hyperlink"/>
@@ -1561,7 +1561,7 @@
                 <w:noProof/>
                 <w:webHidden/>
               </w:rPr>
-              <w:instrText xml:space="preserve"> PAGEREF _Toc238142306 \h </w:instrText>
+              <w:instrText xml:space="preserve"> PAGEREF _Toc244213660 \h </w:instrText>
             </w:r>
             <w:r>
               <w:rPr>
@@ -1605,7 +1605,7 @@
               <w14:ligatures w14:val="standardContextual"/>
             </w:rPr>
           </w:pPr>
-          <w:hyperlink w:anchor="_Toc238142307" w:history="1">
+          <w:hyperlink w:anchor="_Toc244213661" w:history="1">
             <w:r>
               <w:rPr>
                 <w:rStyle w:val="Hyperlink"/>
@@ -1651,7 +1651,7 @@
                 <w:noProof/>
                 <w:webHidden/>
               </w:rPr>
-              <w:instrText xml:space="preserve"> PAGEREF _Toc238142307 \h </w:instrText>
+              <w:instrText xml:space="preserve"> PAGEREF _Toc244213661 \h </w:instrText>
             </w:r>
             <w:r>
               <w:rPr>
@@ -1699,7 +1699,7 @@
               <w14:ligatures w14:val="standardContextual"/>
             </w:rPr>
           </w:pPr>
-          <w:hyperlink w:anchor="_Toc238142308" w:history="1">
+          <w:hyperlink w:anchor="_Toc244213662" w:history="1">
             <w:r>
               <w:rPr>
                 <w:rStyle w:val="Hyperlink"/>
@@ -1745,7 +1745,7 @@
                 <w:noProof/>
                 <w:webHidden/>
               </w:rPr>
-              <w:instrText xml:space="preserve"> PAGEREF _Toc238142308 \h </w:instrText>
+              <w:instrText xml:space="preserve"> PAGEREF _Toc244213662 \h </w:instrText>
             </w:r>
             <w:r>
               <w:rPr>
@@ -1793,7 +1793,7 @@
               <w14:ligatures w14:val="standardContextual"/>
             </w:rPr>
           </w:pPr>
-          <w:hyperlink w:anchor="_Toc238142309" w:history="1">
+          <w:hyperlink w:anchor="_Toc244213663" w:history="1">
             <w:r>
               <w:rPr>
                 <w:rStyle w:val="Hyperlink"/>
@@ -1839,7 +1839,7 @@
                 <w:noProof/>
                 <w:webHidden/>
               </w:rPr>
-              <w:instrText xml:space="preserve"> PAGEREF _Toc238142309 \h </w:instrText>
+              <w:instrText xml:space="preserve"> PAGEREF _Toc244213663 \h </w:instrText>
             </w:r>
             <w:r>
               <w:rPr>
@@ -1883,7 +1883,7 @@
               <w14:ligatures w14:val="standardContextual"/>
             </w:rPr>
           </w:pPr>
-          <w:hyperlink w:anchor="_Toc238142310" w:history="1">
+          <w:hyperlink w:anchor="_Toc244213664" w:history="1">
             <w:r>
               <w:rPr>
                 <w:rStyle w:val="Hyperlink"/>
@@ -1929,7 +1929,7 @@
                 <w:noProof/>
                 <w:webHidden/>
               </w:rPr>
-              <w:instrText xml:space="preserve"> PAGEREF _Toc238142310 \h </w:instrText>
+              <w:instrText xml:space="preserve"> PAGEREF _Toc244213664 \h </w:instrText>
             </w:r>
             <w:r>
               <w:rPr>
@@ -1977,7 +1977,7 @@
               <w14:ligatures w14:val="standardContextual"/>
             </w:rPr>
           </w:pPr>
-          <w:hyperlink w:anchor="_Toc238142311" w:history="1">
+          <w:hyperlink w:anchor="_Toc244213665" w:history="1">
             <w:r>
               <w:rPr>
                 <w:rStyle w:val="Hyperlink"/>
@@ -2023,7 +2023,7 @@
                 <w:noProof/>
                 <w:webHidden/>
               </w:rPr>
-              <w:instrText xml:space="preserve"> PAGEREF _Toc238142311 \h </w:instrText>
+              <w:instrText xml:space="preserve"> PAGEREF _Toc244213665 \h </w:instrText>
             </w:r>
             <w:r>
               <w:rPr>
@@ -2071,7 +2071,7 @@
               <w14:ligatures w14:val="standardContextual"/>
             </w:rPr>
           </w:pPr>
-          <w:hyperlink w:anchor="_Toc238142312" w:history="1">
+          <w:hyperlink w:anchor="_Toc244213666" w:history="1">
             <w:r>
               <w:rPr>
                 <w:rStyle w:val="Hyperlink"/>
@@ -2117,7 +2117,7 @@
                 <w:noProof/>
                 <w:webHidden/>
               </w:rPr>
-              <w:instrText xml:space="preserve"> PAGEREF _Toc238142312 \h </w:instrText>
+              <w:instrText xml:space="preserve"> PAGEREF _Toc244213666 \h </w:instrText>
             </w:r>
             <w:r>
               <w:rPr>
@@ -2165,7 +2165,7 @@
               <w14:ligatures w14:val="standardContextual"/>
             </w:rPr>
           </w:pPr>
-          <w:hyperlink w:anchor="_Toc238142313" w:history="1">
+          <w:hyperlink w:anchor="_Toc244213667" w:history="1">
             <w:r>
               <w:rPr>
                 <w:rStyle w:val="Hyperlink"/>
@@ -2211,7 +2211,7 @@
                 <w:noProof/>
                 <w:webHidden/>
               </w:rPr>
-              <w:instrText xml:space="preserve"> PAGEREF _Toc238142313 \h </w:instrText>
+              <w:instrText xml:space="preserve"> PAGEREF _Toc244213667 \h </w:instrText>
             </w:r>
             <w:r>
               <w:rPr>
@@ -2259,7 +2259,7 @@
               <w14:ligatures w14:val="standardContextual"/>
             </w:rPr>
           </w:pPr>
-          <w:hyperlink w:anchor="_Toc238142314" w:history="1">
+          <w:hyperlink w:anchor="_Toc244213668" w:history="1">
             <w:r>
               <w:rPr>
                 <w:rStyle w:val="Hyperlink"/>
@@ -2305,7 +2305,7 @@
                 <w:noProof/>
                 <w:webHidden/>
               </w:rPr>
-              <w:instrText xml:space="preserve"> PAGEREF _Toc238142314 \h </w:instrText>
+              <w:instrText xml:space="preserve"> PAGEREF _Toc244213668 \h </w:instrText>
             </w:r>
             <w:r>
               <w:rPr>
@@ -2353,7 +2353,7 @@
               <w14:ligatures w14:val="standardContextual"/>
             </w:rPr>
           </w:pPr>
-          <w:hyperlink w:anchor="_Toc238142315" w:history="1">
+          <w:hyperlink w:anchor="_Toc244213669" w:history="1">
             <w:r>
               <w:rPr>
                 <w:rStyle w:val="Hyperlink"/>
@@ -2399,7 +2399,7 @@
                 <w:noProof/>
                 <w:webHidden/>
               </w:rPr>
-              <w:instrText xml:space="preserve"> PAGEREF _Toc238142315 \h </w:instrText>
+              <w:instrText xml:space="preserve"> PAGEREF _Toc244213669 \h </w:instrText>
             </w:r>
             <w:r>
               <w:rPr>
@@ -2447,7 +2447,7 @@
               <w14:ligatures w14:val="standardContextual"/>
             </w:rPr>
           </w:pPr>
-          <w:hyperlink w:anchor="_Toc238142316" w:history="1">
+          <w:hyperlink w:anchor="_Toc244213670" w:history="1">
             <w:r>
               <w:rPr>
                 <w:rStyle w:val="Hyperlink"/>
@@ -2493,7 +2493,7 @@
                 <w:noProof/>
                 <w:webHidden/>
               </w:rPr>
-              <w:instrText xml:space="preserve"> PAGEREF _Toc238142316 \h </w:instrText>
+              <w:instrText xml:space="preserve"> PAGEREF _Toc244213670 \h </w:instrText>
             </w:r>
             <w:r>
               <w:rPr>
@@ -2541,7 +2541,7 @@
               <w14:ligatures w14:val="standardContextual"/>
             </w:rPr>
           </w:pPr>
-          <w:hyperlink w:anchor="_Toc238142317" w:history="1">
+          <w:hyperlink w:anchor="_Toc244213671" w:history="1">
             <w:r>
               <w:rPr>
                 <w:rStyle w:val="Hyperlink"/>
@@ -2587,7 +2587,7 @@
                 <w:noProof/>
                 <w:webHidden/>
               </w:rPr>
-              <w:instrText xml:space="preserve"> PAGEREF _Toc238142317 \h </w:instrText>
+              <w:instrText xml:space="preserve"> PAGEREF _Toc244213671 \h </w:instrText>
             </w:r>
             <w:r>
               <w:rPr>
@@ -2635,7 +2635,7 @@
               <w14:ligatures w14:val="standardContextual"/>
             </w:rPr>
           </w:pPr>
-          <w:hyperlink w:anchor="_Toc238142318" w:history="1">
+          <w:hyperlink w:anchor="_Toc244213672" w:history="1">
             <w:r>
               <w:rPr>
                 <w:rStyle w:val="Hyperlink"/>
@@ -2681,7 +2681,7 @@
                 <w:noProof/>
                 <w:webHidden/>
               </w:rPr>
-              <w:instrText xml:space="preserve"> PAGEREF _Toc238142318 \h </w:instrText>
+              <w:instrText xml:space="preserve"> PAGEREF _Toc244213672 \h </w:instrText>
             </w:r>
             <w:r>
               <w:rPr>
@@ -2729,7 +2729,7 @@
               <w14:ligatures w14:val="standardContextual"/>
             </w:rPr>
           </w:pPr>
-          <w:hyperlink w:anchor="_Toc238142319" w:history="1">
+          <w:hyperlink w:anchor="_Toc244213673" w:history="1">
             <w:r>
               <w:rPr>
                 <w:rStyle w:val="Hyperlink"/>
@@ -2775,7 +2775,7 @@
                 <w:noProof/>
                 <w:webHidden/>
               </w:rPr>
-              <w:instrText xml:space="preserve"> PAGEREF _Toc238142319 \h </w:instrText>
+              <w:instrText xml:space="preserve"> PAGEREF _Toc244213673 \h </w:instrText>
             </w:r>
             <w:r>
               <w:rPr>
@@ -2819,7 +2819,7 @@
               <w14:ligatures w14:val="standardContextual"/>
             </w:rPr>
           </w:pPr>
-          <w:hyperlink w:anchor="_Toc238142320" w:history="1">
+          <w:hyperlink w:anchor="_Toc244213674" w:history="1">
             <w:r>
               <w:rPr>
                 <w:rStyle w:val="Hyperlink"/>
@@ -2865,7 +2865,7 @@
                 <w:noProof/>
                 <w:webHidden/>
               </w:rPr>
-              <w:instrText xml:space="preserve"> PAGEREF _Toc238142320 \h </w:instrText>
+              <w:instrText xml:space="preserve"> PAGEREF _Toc244213674 \h </w:instrText>
             </w:r>
             <w:r>
               <w:rPr>
@@ -2913,7 +2913,7 @@
               <w14:ligatures w14:val="standardContextual"/>
             </w:rPr>
           </w:pPr>
-          <w:hyperlink w:anchor="_Toc238142321" w:history="1">
+          <w:hyperlink w:anchor="_Toc244213675" w:history="1">
             <w:r>
               <w:rPr>
                 <w:rStyle w:val="Hyperlink"/>
@@ -2959,7 +2959,7 @@
                 <w:noProof/>
                 <w:webHidden/>
               </w:rPr>
-              <w:instrText xml:space="preserve"> PAGEREF _Toc238142321 \h </w:instrText>
+              <w:instrText xml:space="preserve"> PAGEREF _Toc244213675 \h </w:instrText>
             </w:r>
             <w:r>
               <w:rPr>
@@ -3007,7 +3007,7 @@
               <w14:ligatures w14:val="standardContextual"/>
             </w:rPr>
           </w:pPr>
-          <w:hyperlink w:anchor="_Toc238142322" w:history="1">
+          <w:hyperlink w:anchor="_Toc244213676" w:history="1">
             <w:r>
               <w:rPr>
                 <w:rStyle w:val="Hyperlink"/>
@@ -3053,7 +3053,7 @@
                 <w:noProof/>
                 <w:webHidden/>
               </w:rPr>
-              <w:instrText xml:space="preserve"> PAGEREF _Toc238142322 \h </w:instrText>
+              <w:instrText xml:space="preserve"> PAGEREF _Toc244213676 \h </w:instrText>
             </w:r>
             <w:r>
               <w:rPr>
@@ -3101,7 +3101,7 @@
               <w14:ligatures w14:val="standardContextual"/>
             </w:rPr>
           </w:pPr>
-          <w:hyperlink w:anchor="_Toc238142323" w:history="1">
+          <w:hyperlink w:anchor="_Toc244213677" w:history="1">
             <w:r>
               <w:rPr>
                 <w:rStyle w:val="Hyperlink"/>
@@ -3147,7 +3147,7 @@
                 <w:noProof/>
                 <w:webHidden/>
               </w:rPr>
-              <w:instrText xml:space="preserve"> PAGEREF _Toc238142323 \h </w:instrText>
+              <w:instrText xml:space="preserve"> PAGEREF _Toc244213677 \h </w:instrText>
             </w:r>
             <w:r>
               <w:rPr>
@@ -3195,7 +3195,7 @@
               <w14:ligatures w14:val="standardContextual"/>
             </w:rPr>
           </w:pPr>
-          <w:hyperlink w:anchor="_Toc238142324" w:history="1">
+          <w:hyperlink w:anchor="_Toc244213678" w:history="1">
             <w:r>
               <w:rPr>
                 <w:rStyle w:val="Hyperlink"/>
@@ -3241,7 +3241,7 @@
                 <w:noProof/>
                 <w:webHidden/>
               </w:rPr>
-              <w:instrText xml:space="preserve"> PAGEREF _Toc238142324 \h </w:instrText>
+              <w:instrText xml:space="preserve"> PAGEREF _Toc244213678 \h </w:instrText>
             </w:r>
             <w:r>
               <w:rPr>
@@ -3289,7 +3289,7 @@
               <w14:ligatures w14:val="standardContextual"/>
             </w:rPr>
           </w:pPr>
-          <w:hyperlink w:anchor="_Toc238142325" w:history="1">
+          <w:hyperlink w:anchor="_Toc244213679" w:history="1">
             <w:r>
               <w:rPr>
                 <w:rStyle w:val="Hyperlink"/>
@@ -3335,7 +3335,7 @@
                 <w:noProof/>
                 <w:webHidden/>
               </w:rPr>
-              <w:instrText xml:space="preserve"> PAGEREF _Toc238142325 \h </w:instrText>
+              <w:instrText xml:space="preserve"> PAGEREF _Toc244213679 \h </w:instrText>
             </w:r>
             <w:r>
               <w:rPr>
@@ -3379,7 +3379,7 @@
               <w14:ligatures w14:val="standardContextual"/>
             </w:rPr>
           </w:pPr>
-          <w:hyperlink w:anchor="_Toc238142326" w:history="1">
+          <w:hyperlink w:anchor="_Toc244213680" w:history="1">
             <w:r>
               <w:rPr>
                 <w:rStyle w:val="Hyperlink"/>
@@ -3425,7 +3425,7 @@
                 <w:noProof/>
                 <w:webHidden/>
               </w:rPr>
-              <w:instrText xml:space="preserve"> PAGEREF _Toc238142326 \h </w:instrText>
+              <w:instrText xml:space="preserve"> PAGEREF _Toc244213680 \h </w:instrText>
             </w:r>
             <w:r>
               <w:rPr>
@@ -3469,7 +3469,7 @@
               <w14:ligatures w14:val="standardContextual"/>
             </w:rPr>
           </w:pPr>
-          <w:hyperlink w:anchor="_Toc238142327" w:history="1">
+          <w:hyperlink w:anchor="_Toc244213681" w:history="1">
             <w:r>
               <w:rPr>
                 <w:rStyle w:val="Hyperlink"/>
@@ -3515,7 +3515,7 @@
                 <w:noProof/>
                 <w:webHidden/>
               </w:rPr>
-              <w:instrText xml:space="preserve"> PAGEREF _Toc238142327 \h </w:instrText>
+              <w:instrText xml:space="preserve"> PAGEREF _Toc244213681 \h </w:instrText>
             </w:r>
             <w:r>
               <w:rPr>
@@ -3559,7 +3559,7 @@
               <w14:ligatures w14:val="standardContextual"/>
             </w:rPr>
           </w:pPr>
-          <w:hyperlink w:anchor="_Toc238142328" w:history="1">
+          <w:hyperlink w:anchor="_Toc244213682" w:history="1">
             <w:r>
               <w:rPr>
                 <w:rStyle w:val="Hyperlink"/>
@@ -3605,7 +3605,7 @@
                 <w:noProof/>
                 <w:webHidden/>
               </w:rPr>
-              <w:instrText xml:space="preserve"> PAGEREF _Toc238142328 \h </w:instrText>
+              <w:instrText xml:space="preserve"> PAGEREF _Toc244213682 \h </w:instrText>
             </w:r>
             <w:r>
               <w:rPr>
@@ -3649,7 +3649,7 @@
               <w14:ligatures w14:val="standardContextual"/>
             </w:rPr>
           </w:pPr>
-          <w:hyperlink w:anchor="_Toc238142329" w:history="1">
+          <w:hyperlink w:anchor="_Toc244213683" w:history="1">
             <w:r>
               <w:rPr>
                 <w:rStyle w:val="Hyperlink"/>
@@ -3695,7 +3695,7 @@
                 <w:noProof/>
                 <w:webHidden/>
               </w:rPr>
-              <w:instrText xml:space="preserve"> PAGEREF _Toc238142329 \h </w:instrText>
+              <w:instrText xml:space="preserve"> PAGEREF _Toc244213683 \h </w:instrText>
             </w:r>
             <w:r>
               <w:rPr>
@@ -3743,7 +3743,7 @@
               <w14:ligatures w14:val="standardContextual"/>
             </w:rPr>
           </w:pPr>
-          <w:hyperlink w:anchor="_Toc238142330" w:history="1">
+          <w:hyperlink w:anchor="_Toc244213684" w:history="1">
             <w:r>
               <w:rPr>
                 <w:rStyle w:val="Hyperlink"/>
@@ -3789,7 +3789,7 @@
                 <w:noProof/>
                 <w:webHidden/>
               </w:rPr>
-              <w:instrText xml:space="preserve"> PAGEREF _Toc238142330 \h </w:instrText>
+              <w:instrText xml:space="preserve"> PAGEREF _Toc244213684 \h </w:instrText>
             </w:r>
             <w:r>
               <w:rPr>
@@ -3837,7 +3837,7 @@
               <w14:ligatures w14:val="standardContextual"/>
             </w:rPr>
           </w:pPr>
-          <w:hyperlink w:anchor="_Toc238142331" w:history="1">
+          <w:hyperlink w:anchor="_Toc244213685" w:history="1">
             <w:r>
               <w:rPr>
                 <w:rStyle w:val="Hyperlink"/>
@@ -3883,7 +3883,7 @@
                 <w:noProof/>
                 <w:webHidden/>
               </w:rPr>
-              <w:instrText xml:space="preserve"> PAGEREF _Toc238142331 \h </w:instrText>
+              <w:instrText xml:space="preserve"> PAGEREF _Toc244213685 \h </w:instrText>
             </w:r>
             <w:r>
               <w:rPr>
@@ -3951,7 +3951,7 @@
       <w:pPr>
         <w:pStyle w:val="Heading1"/>
       </w:pPr>
-      <w:bookmarkStart w:id="0" w:name="_Toc238142305"/>
+      <w:bookmarkStart w:id="0" w:name="_Toc244213659"/>
       <w:r>
         <w:lastRenderedPageBreak/>
         <w:t>Introduction</w:t>
@@ -4034,7 +4034,7 @@
       <w:pPr>
         <w:pStyle w:val="Heading2"/>
       </w:pPr>
-      <w:bookmarkStart w:id="1" w:name="_Toc238142306"/>
+      <w:bookmarkStart w:id="1" w:name="_Toc244213660"/>
       <w:r>
         <w:t>Objective and scope of the document</w:t>
       </w:r>
@@ -4199,10 +4199,7 @@
       </w:r>
       <w:proofErr w:type="spellEnd"/>
       <w:r>
-        <w:t xml:space="preserve"> solution architecture and does not specify the network topology, subnet layout, sizing, task counts or release pipeline, all of which the SAD covers. It does not evaluate the backend framework, the data stores or the </w:t>
-      </w:r>
-      <w:r>
-        <w:t xml:space="preserve">workflow engine, each of which is the subject of its own analysis. Cost figures are </w:t>
+        <w:t xml:space="preserve"> solution architecture and does not specify the network topology, subnet layout, sizing, task counts or release pipeline, all of which the SAD covers. It does not evaluate the backend framework, the data stores or the workflow engine, each of which is the subject of its own analysis. Cost figures are </w:t>
       </w:r>
       <w:proofErr w:type="gramStart"/>
       <w:r>
@@ -4217,7 +4214,7 @@
       <w:pPr>
         <w:pStyle w:val="Heading1"/>
       </w:pPr>
-      <w:bookmarkStart w:id="2" w:name="_Toc238142307"/>
+      <w:bookmarkStart w:id="2" w:name="_Toc244213661"/>
       <w:r>
         <w:lastRenderedPageBreak/>
         <w:t xml:space="preserve">Requirements </w:t>
@@ -4274,17 +4271,14 @@
       </w:r>
       <w:proofErr w:type="spellEnd"/>
       <w:r>
-        <w:t xml:space="preserve"> is the shape of its workload. It is not a set of short, event-triggered functions and it is not a large estate of heterogeneous workloads needing a general-purpose scheduler. It is a modest fleet of long-lived HTTP services — the eleven Layer 3 services of SAD Section 4, Claims, Incident Management, Payment and Document among them, plus the Auth Service — that hold pooled database and cache connections, must answer within a fixed latency budget, and must run unattended around the clock. That shape is what the evaluation measures the three </w:t>
-      </w:r>
-      <w:r>
-        <w:t>models against.</w:t>
+        <w:t xml:space="preserve"> is the shape of its workload. It is not a set of short, event-triggered functions and it is not a large estate of heterogeneous workloads needing a general-purpose scheduler. It is a modest fleet of long-lived HTTP services — the eleven Layer 3 services of SAD Section 4, Claims, Incident Management, Payment and Document among them, plus the Auth Service — that hold pooled database and cache connections, must answer within a fixed latency budget, and must run unattended around the clock. That shape is what the evaluation measures the three models against.</w:t>
       </w:r>
     </w:p>
     <w:p>
       <w:pPr>
         <w:pStyle w:val="Heading2"/>
       </w:pPr>
-      <w:bookmarkStart w:id="3" w:name="_Toc238142308"/>
+      <w:bookmarkStart w:id="3" w:name="_Toc244213662"/>
       <w:r>
         <w:t>Functional Requirements</w:t>
       </w:r>
@@ -4410,7 +4404,7 @@
       <w:pPr>
         <w:pStyle w:val="Heading2"/>
       </w:pPr>
-      <w:bookmarkStart w:id="4" w:name="_Toc238142309"/>
+      <w:bookmarkStart w:id="4" w:name="_Toc244213663"/>
       <w:r>
         <w:t>Non-Functional Requirements</w:t>
       </w:r>
@@ -4600,7 +4594,7 @@
       <w:pPr>
         <w:pStyle w:val="Heading1"/>
       </w:pPr>
-      <w:bookmarkStart w:id="5" w:name="_Toc238142310"/>
+      <w:bookmarkStart w:id="5" w:name="_Toc244213664"/>
       <w:r>
         <w:t>Available tools</w:t>
       </w:r>
@@ -4929,17 +4923,14 @@
       </w:r>
       <w:proofErr w:type="gramEnd"/>
       <w:r>
-        <w:t xml:space="preserve"> supply. AWS App Runner is a credible simplification of the serverless-container model but </w:t>
-      </w:r>
-      <w:r>
-        <w:t>constrains networking and release control in ways the blue-green requirement does not tolerate. A self-managed Kubernetes cluster on EC2 is represented adequately by the managed Kubernetes option, of which it is a strictly higher-effort variant. Amazon EKS on Fargate is a hybrid of options two and three. It is addressed within the ECS-versus-EKS sub-decision in Section 4.5 and in the companion DAR, rather than as a separate candidate.</w:t>
+        <w:t xml:space="preserve"> supply. AWS App Runner is a credible simplification of the serverless-container model but constrains networking and release control in ways the blue-green requirement does not tolerate. A self-managed Kubernetes cluster on EC2 is represented adequately by the managed Kubernetes option, of which it is a strictly higher-effort variant. Amazon EKS on Fargate is a hybrid of options two and three. It is addressed within the ECS-versus-EKS sub-decision in Section 4.5 and in the companion DAR, rather than as a separate candidate.</w:t>
       </w:r>
     </w:p>
     <w:p>
       <w:pPr>
         <w:pStyle w:val="Heading2"/>
       </w:pPr>
-      <w:bookmarkStart w:id="6" w:name="_Toc238142311"/>
+      <w:bookmarkStart w:id="6" w:name="_Toc244213665"/>
       <w:r>
         <w:lastRenderedPageBreak/>
         <w:t>Serverless Architecture (Functions as a Service)</w:t>
@@ -4982,7 +4973,7 @@
       <w:pPr>
         <w:pStyle w:val="Heading3"/>
       </w:pPr>
-      <w:bookmarkStart w:id="7" w:name="_Toc238142312"/>
+      <w:bookmarkStart w:id="7" w:name="_Toc244213666"/>
       <w:r>
         <w:t>Key Features</w:t>
       </w:r>
@@ -5180,7 +5171,7 @@
       <w:pPr>
         <w:pStyle w:val="Heading3"/>
       </w:pPr>
-      <w:bookmarkStart w:id="8" w:name="_Toc238142313"/>
+      <w:bookmarkStart w:id="8" w:name="_Toc244213667"/>
       <w:r>
         <w:t>Pricing Model</w:t>
       </w:r>
@@ -5203,10 +5194,7 @@
         <w:pStyle w:val="Body"/>
       </w:pPr>
       <w:r>
-        <w:t>Several factors drive the total, and they are worth naming because they behave differently from a container platform: execution time, invocation count, allocated memory, provisioned concurrency where cold starts must be eliminated, the cost of the API front end and any other services in the request path, data transfer, and region. The model inverts the usual cost curve — cheapest at low and intermittent volume, and progressively less economical as a workload approaches continuous execution, because a functi</w:t>
-      </w:r>
-      <w:r>
-        <w:t xml:space="preserve">on running all the time </w:t>
+        <w:t xml:space="preserve">Several factors drive the total, and they are worth naming because they behave differently from a container platform: execution time, invocation count, allocated memory, provisioned concurrency where cold starts must be eliminated, the cost of the API front end and any other services in the request path, data transfer, and region. The model inverts the usual cost curve — cheapest at low and intermittent volume, and progressively less economical as a workload approaches continuous execution, because a function running all the time </w:t>
       </w:r>
       <w:proofErr w:type="gramStart"/>
       <w:r>
@@ -5221,7 +5209,7 @@
       <w:pPr>
         <w:pStyle w:val="Heading2"/>
       </w:pPr>
-      <w:bookmarkStart w:id="9" w:name="_Toc238142314"/>
+      <w:bookmarkStart w:id="9" w:name="_Toc244213668"/>
       <w:r>
         <w:t>Kubernetes or Kubernetes-based architecture</w:t>
       </w:r>
@@ -5303,7 +5291,7 @@
       <w:pPr>
         <w:pStyle w:val="Heading3"/>
       </w:pPr>
-      <w:bookmarkStart w:id="10" w:name="_Toc238142315"/>
+      <w:bookmarkStart w:id="10" w:name="_Toc244213669"/>
       <w:r>
         <w:t>Key Features</w:t>
       </w:r>
@@ -5546,7 +5534,7 @@
       <w:pPr>
         <w:pStyle w:val="Heading3"/>
       </w:pPr>
-      <w:bookmarkStart w:id="11" w:name="_Toc238142316"/>
+      <w:bookmarkStart w:id="11" w:name="_Toc244213670"/>
       <w:r>
         <w:t>Pricing Model</w:t>
       </w:r>
@@ -5557,10 +5545,7 @@
         <w:pStyle w:val="Body"/>
       </w:pPr>
       <w:r>
-        <w:t>The cost of Kubernetes has three parts, and only the first is a line item on an invoice. There is a control-plane charge — on Amazon EKS, USD 0.10 per hour per cluster, approximately USD 73 per month, rising to USD 0.60 per hour for a cluster kept on a Kubernetes version under extended support. There is the compute and infrastructure beneath it: EC2 instances or Fargate capacity for the worker nodes, storage volumes, load balancers, NAT gateways and data transfer, and on a node-based cluster that capacity i</w:t>
-      </w:r>
-      <w:r>
-        <w:t xml:space="preserve">s paid for </w:t>
+        <w:t xml:space="preserve">The cost of Kubernetes has three parts, and only the first is a line item on an invoice. There is a control-plane charge — on Amazon EKS, USD 0.10 per hour per cluster, approximately USD 73 per month, rising to USD 0.60 per hour for a cluster kept on a Kubernetes version under extended support. There is the compute and infrastructure beneath it: EC2 instances or Fargate capacity for the worker nodes, storage volumes, load balancers, NAT gateways and data transfer, and on a node-based cluster that capacity is paid for </w:t>
       </w:r>
       <w:proofErr w:type="gramStart"/>
       <w:r>
@@ -5591,7 +5576,7 @@
       <w:pPr>
         <w:pStyle w:val="Heading2"/>
       </w:pPr>
-      <w:bookmarkStart w:id="12" w:name="_Toc238142317"/>
+      <w:bookmarkStart w:id="12" w:name="_Toc244213671"/>
       <w:r>
         <w:t>Serverless Containers (Amazon ECS on AWS Fargate)</w:t>
       </w:r>
@@ -5602,10 +5587,7 @@
         <w:pStyle w:val="Body"/>
       </w:pPr>
       <w:r>
-        <w:t xml:space="preserve">Serverless containers combine the deployment unit of the container-orchestration model with the operating model of a serverless service. The team supplies a container image and a declaration of how much CPU and memory a task needs; the provider places it, runs it, monitors </w:t>
-      </w:r>
-      <w:r>
-        <w:t>it, replaces it when it fails and bills for the resources the task reserves while it runs. There is no cluster of hosts to size, patch, scale or secure, because there are no hosts the team can see.</w:t>
+        <w:t>Serverless containers combine the deployment unit of the container-orchestration model with the operating model of a serverless service. The team supplies a container image and a declaration of how much CPU and memory a task needs; the provider places it, runs it, monitors it, replaces it when it fails and bills for the resources the task reserves while it runs. There is no cluster of hosts to size, patch, scale or secure, because there are no hosts the team can see.</w:t>
       </w:r>
     </w:p>
     <w:p>
@@ -5613,10 +5595,7 @@
         <w:pStyle w:val="Body"/>
       </w:pPr>
       <w:r>
-        <w:t>Amazon ECS is AWS’s container orchestration service. It defines the objects — task definitions, services, clusters, load-balancer integration, autoscaling policies, health checks and deployment controllers — and it can run them on EC2 instances the team owns or on AWS Fargate. On the Fargate launch type each task is placed on capacity AWS provisions and manages, with its own elastic network interface, its own IAM task role and its own isolation boundary. The combination is what the SAD selects: ECS as the o</w:t>
-      </w:r>
-      <w:r>
-        <w:t>rchestrator, Fargate as the capacity model.</w:t>
+        <w:t>Amazon ECS is AWS’s container orchestration service. It defines the objects — task definitions, services, clusters, load-balancer integration, autoscaling policies, health checks and deployment controllers — and it can run them on EC2 instances the team owns or on AWS Fargate. On the Fargate launch type each task is placed on capacity AWS provisions and manages, with its own elastic network interface, its own IAM task role and its own isolation boundary. The combination is what the SAD selects: ECS as the orchestrator, Fargate as the capacity model.</w:t>
       </w:r>
     </w:p>
     <w:p>
@@ -5632,7 +5611,7 @@
       <w:pPr>
         <w:pStyle w:val="Heading3"/>
       </w:pPr>
-      <w:bookmarkStart w:id="13" w:name="_Toc238142318"/>
+      <w:bookmarkStart w:id="13" w:name="_Toc244213672"/>
       <w:r>
         <w:t>Key Features</w:t>
       </w:r>
@@ -5854,7 +5833,7 @@
       <w:pPr>
         <w:pStyle w:val="Heading3"/>
       </w:pPr>
-      <w:bookmarkStart w:id="14" w:name="_Toc238142319"/>
+      <w:bookmarkStart w:id="14" w:name="_Toc244213673"/>
       <w:r>
         <w:t>Pricing Model</w:t>
       </w:r>
@@ -5865,10 +5844,7 @@
         <w:pStyle w:val="Body"/>
       </w:pPr>
       <w:r>
-        <w:t>There is no charge for Amazon ECS itself and no control-plane fee. On the Fargate launch type, billing is for the vCPU and memory a task reserves, calculated from the start of the container image pull until the task terminates, rounded up to the nearest second with a one-minute minimum. Public list price in the US East region is approximately USD 0.04048 per vCPU-hour and USD 0.004445 per GB-hour. Storage beyond the included ephemeral allocation, data transfer, the load balancer, NAT gateways and CloudWatch</w:t>
-      </w:r>
-      <w:r>
-        <w:t xml:space="preserve"> Logs are billed under those services, as they would be under any of the three options.</w:t>
+        <w:t>There is no charge for Amazon ECS itself and no control-plane fee. On the Fargate launch type, billing is for the vCPU and memory a task reserves, calculated from the start of the container image pull until the task terminates, rounded up to the nearest second with a one-minute minimum. Public list price in the US East region is approximately USD 0.04048 per vCPU-hour and USD 0.004445 per GB-hour. Storage beyond the included ephemeral allocation, data transfer, the load balancer, NAT gateways and CloudWatch Logs are billed under those services, as they would be under any of the three options.</w:t>
       </w:r>
     </w:p>
     <w:p>
@@ -5895,7 +5871,7 @@
       <w:pPr>
         <w:pStyle w:val="Heading1"/>
       </w:pPr>
-      <w:bookmarkStart w:id="15" w:name="_Toc238142320"/>
+      <w:bookmarkStart w:id="15" w:name="_Toc244213674"/>
       <w:r>
         <w:t>Comparison Analysis</w:t>
       </w:r>
@@ -5977,7 +5953,7 @@
       <w:pPr>
         <w:pStyle w:val="Heading2"/>
       </w:pPr>
-      <w:bookmarkStart w:id="16" w:name="_Toc238142321"/>
+      <w:bookmarkStart w:id="16" w:name="_Toc244213675"/>
       <w:r>
         <w:t>Point Matrix</w:t>
       </w:r>
@@ -6836,7 +6812,7 @@
       <w:pPr>
         <w:pStyle w:val="Heading2"/>
       </w:pPr>
-      <w:bookmarkStart w:id="17" w:name="_Toc238142322"/>
+      <w:bookmarkStart w:id="17" w:name="_Toc244213676"/>
       <w:r>
         <w:t>Comparison 1 — Weighted Scoring</w:t>
       </w:r>
@@ -8176,10 +8152,7 @@
       </w:r>
       <w:proofErr w:type="spellEnd"/>
       <w:r>
-        <w:t xml:space="preserve"> They also score 1 on portability, being the most provider-specific of the three. Where they are strong — operational overhead, autoscaling, security isolation — ECS Fargate matches them, which is why the option adds nothing that survives </w:t>
-      </w:r>
-      <w:r>
-        <w:t>its weaknesses.</w:t>
+        <w:t xml:space="preserve"> They also score 1 on portability, being the most provider-specific of the three. Where they are strong — operational overhead, autoscaling, security isolation — ECS Fargate matches them, which is why the option adds nothing that survives its weaknesses.</w:t>
       </w:r>
     </w:p>
     <w:p>
@@ -8207,10 +8180,7 @@
       </w:r>
       <w:r>
         <w:lastRenderedPageBreak/>
-        <w:t>latency predictability, self-healing and concurrency headroom. Its total is lower because it loses five rows, three of them heavily: operational overhead scored 2 against 5 at weight 5, complexity 2 against 5, and cost 2 against 4, with smaller losses on security and IAM integration (3 against 5) and autoscaling (4 against 5). The gap between 3.88 and 4.66 is almost e</w:t>
-      </w:r>
-      <w:r>
-        <w:t>ntirely the cost of owning a cluster.</w:t>
+        <w:t>latency predictability, self-healing and concurrency headroom. Its total is lower because it loses five rows, three of them heavily: operational overhead scored 2 against 5 at weight 5, complexity 2 against 5, and cost 2 against 4, with smaller losses on security and IAM integration (3 against 5) and autoscaling (4 against 5). The gap between 3.88 and 4.66 is almost entirely the cost of owning a cluster.</w:t>
       </w:r>
     </w:p>
     <w:p>
@@ -8249,7 +8219,7 @@
       <w:pPr>
         <w:pStyle w:val="Heading2"/>
       </w:pPr>
-      <w:bookmarkStart w:id="18" w:name="_Toc238142323"/>
+      <w:bookmarkStart w:id="18" w:name="_Toc244213677"/>
       <w:r>
         <w:t>Comparison 2 — Capability Comparison</w:t>
       </w:r>
@@ -9403,6 +9373,7 @@
               <w:pStyle w:val="NoSpacing"/>
             </w:pPr>
             <w:r>
+              <w:lastRenderedPageBreak/>
               <w:t>Observability integration</w:t>
             </w:r>
           </w:p>
@@ -9485,7 +9456,6 @@
             </w:pPr>
             <w:proofErr w:type="gramStart"/>
             <w:r>
-              <w:lastRenderedPageBreak/>
               <w:t>On-premise</w:t>
             </w:r>
             <w:proofErr w:type="gramEnd"/>
@@ -9926,7 +9896,7 @@
       <w:pPr>
         <w:pStyle w:val="Heading2"/>
       </w:pPr>
-      <w:bookmarkStart w:id="19" w:name="_Toc238142324"/>
+      <w:bookmarkStart w:id="19" w:name="_Toc244213678"/>
       <w:r>
         <w:t xml:space="preserve">Comparison 3 — Indicative Cost at </w:t>
       </w:r>
@@ -9996,6 +9966,7 @@
               <w:rPr>
                 <w:b/>
               </w:rPr>
+              <w:lastRenderedPageBreak/>
               <w:t>Option</w:t>
             </w:r>
           </w:p>
@@ -10190,7 +10161,6 @@
               <w:pStyle w:val="NoSpacing"/>
             </w:pPr>
             <w:r>
-              <w:lastRenderedPageBreak/>
               <w:t>Kubernetes (EKS on EC2 nodes)</w:t>
             </w:r>
           </w:p>
@@ -10308,7 +10278,7 @@
       <w:pPr>
         <w:pStyle w:val="Heading2"/>
       </w:pPr>
-      <w:bookmarkStart w:id="20" w:name="_Toc238142325"/>
+      <w:bookmarkStart w:id="20" w:name="_Toc244213679"/>
       <w:r>
         <w:t>Sub-decision — which orchestrator for containers</w:t>
       </w:r>
@@ -10319,114 +10289,85 @@
         <w:pStyle w:val="Body"/>
       </w:pPr>
       <w:r>
-        <w:t xml:space="preserve">Sections 4.1 to 4.4 answer the major decision: which compute model. The answer is serverless containers. One narrowing question remains inside that answer, because two AWS services can orchestrate Fargate capacity: Amazon ECS and Amazon EKS. This is a sub-decision within the recommended option rather than a second major decision. Its full analysis — requirements, point matrix, pricing, on-premise options, sensitivity, assumptions and risks — is in the companion DAR, Container Orchestrator (Amazon ECS vs Amazon EKS), file Utsav_eClaims_DAR_ECS_vs_EKS.docx. Only its result is recorded here.</w:t>
+        <w:t xml:space="preserve">Sections 4.1 to 4.4 answer the major decision: which compute model. The answer is serverless containers. One narrowing question remains inside that answer, because two AWS services can orchestrate Fargate capacity: Amazon ECS and Amazon EKS. This is a sub-decision within the </w:t>
+      </w:r>
+      <w:r>
+        <w:lastRenderedPageBreak/>
+        <w:t>recommended option rather than a second major decision. Its full analysis — requirements, point matrix, pricing, on-premise options, sensitivity, assumptions and risks — is in the companion DAR, Container Orchestrator (Amazon ECS vs Amazon EKS), file Utsav_eClaims_DAR_ECS_vs_EKS.docx. Only its result is recorded here.</w:t>
+      </w:r>
+    </w:p>
+    <w:p>
+      <w:pPr>
+        <w:pStyle w:val="Body"/>
+      </w:pPr>
+      <w:r>
+        <w:t>ECS is preferred, scoring 4.45 against 3.97 for EKS. Both run the same tasks on the same Fargate capacity at the same rates, so they do not differ on self-restart, autoscaling or latency. They differ in what each asks YCompany to own: EKS adds a control-plane fee of about USD 292 a month across the four clusters, a Kubernetes version to upgrade in each cluster about every four months, and a second access model, in return for portability and control that Phase 1 does not need. That is the trade-off of Section 4.2 again, resolved the same way. The preference rests in part on the migration effort away from ECS being low: the container images and application code are unchanged, and only the service definitions are rewritten as Kubernetes manifests. Section 5 relies on the same property for the on-premise fallback.</w:t>
+      </w:r>
+    </w:p>
+    <w:p>
+      <w:pPr>
+        <w:pStyle w:val="Heading1"/>
+      </w:pPr>
+      <w:bookmarkStart w:id="21" w:name="_Toc244213680"/>
+      <w:r>
+        <w:t>Recommendation</w:t>
+      </w:r>
+      <w:bookmarkEnd w:id="21"/>
+    </w:p>
+    <w:p>
+      <w:pPr>
+        <w:pStyle w:val="Recommend"/>
+      </w:pPr>
+      <w:r>
+        <w:t xml:space="preserve">Amazon ECS on AWS Fargate is recommended as the compute and deployment platform for the </w:t>
       </w:r>
       <w:proofErr w:type="spellStart"/>
       <w:r>
-        <w:t/>
+        <w:t>eClaims</w:t>
       </w:r>
       <w:proofErr w:type="spellEnd"/>
       <w:r>
-        <w:t xml:space="preserve"/>
+        <w:t xml:space="preserve"> microservices: each service deployed as a long-lived Fargate task, spread across three Availability Zones behind an Application Load Balancer in us-east-1 and again in the us-east-2 warm standby, with service autoscaling on request and resource metrics and blue-green release through </w:t>
+      </w:r>
+      <w:proofErr w:type="spellStart"/>
+      <w:r>
+        <w:t>CodeDeploy</w:t>
+      </w:r>
+      <w:proofErr w:type="spellEnd"/>
+      <w:r>
+        <w:t xml:space="preserve"> with automatic rollback.</w:t>
+      </w:r>
+    </w:p>
+    <w:p>
+      <w:pPr>
+        <w:pStyle w:val="Body"/>
+      </w:pPr>
+      <w:r>
+        <w:t xml:space="preserve">The recommendation follows the analysis in Section 4. ECS Fargate scores highest at 4.66 out of 5, and it is the only option strong on </w:t>
       </w:r>
       <w:proofErr w:type="gramStart"/>
       <w:r>
-        <w:t/>
+        <w:t>both of the dimensions</w:t>
       </w:r>
       <w:proofErr w:type="gramEnd"/>
       <w:r>
-        <w:t xml:space="preserve"/>
-      </w:r>
-    </w:p>
-    <w:p>
-      <w:pPr>
-        <w:pStyle w:val="Body"/>
-      </w:pPr>
-      <w:r>
-        <w:t xml:space="preserve">ECS is preferred, scoring 4.45 against 3.97 for EKS. Both run the same tasks on the same Fargate capacity at the same rates, so they do not differ on self-restart, autoscaling or latency. They differ in what each asks YCompany to own: EKS adds a control-plane fee of about USD 292 a month across the four clusters, a Kubernetes version to upgrade in each cluster about every four months, and a second access model, in return for portability and control that Phase 1 does not need. That is the trade-off of Section 4.2 again, resolved the same way. The preference rests in part on the migration effort away from ECS being low: the container images and application code are unchanged, and only the service definitions are rewritten as Kubernetes manifests. Section 5 relies on the same property for the on-premise fallback.</w:t>
+        <w:t xml:space="preserve"> the requirements pull apart. On execution model it behaves as a server: a task holds its PostgreSQL pool and Redis client for its lifetime, starts once rather than per request, and has no maximum duration, so the 5,000 </w:t>
       </w:r>
       <w:proofErr w:type="spellStart"/>
       <w:r>
-        <w:t/>
+        <w:t>ms</w:t>
       </w:r>
       <w:proofErr w:type="spellEnd"/>
       <w:r>
-        <w:t xml:space="preserve"/>
-      </w:r>
-      <w:r>
-        <w:t/>
-      </w:r>
-    </w:p>
-    <w:p>
-      <w:pPr>
-        <w:pStyle w:val="Heading1"/>
-      </w:pPr>
-      <w:bookmarkStart w:id="21" w:name="_Toc238142326"/>
-      <w:r>
-        <w:t>Recommendation</w:t>
-      </w:r>
-      <w:bookmarkEnd w:id="21"/>
-    </w:p>
-    <w:p>
-      <w:pPr>
-        <w:pStyle w:val="Recommend"/>
-      </w:pPr>
-      <w:r>
-        <w:t xml:space="preserve">Amazon ECS on AWS Fargate is recommended as the compute and deployment platform for the </w:t>
-      </w:r>
-      <w:proofErr w:type="spellStart"/>
-      <w:r>
-        <w:t>eClaims</w:t>
-      </w:r>
-      <w:proofErr w:type="spellEnd"/>
-      <w:r>
-        <w:t xml:space="preserve"> microservices: each service deployed as a long-lived Fargate task, spread across three Availability Zones behind an Application Load Balancer in us-east-1 and again in the us-east-2 warm standby, with service autoscaling on request and resource metrics and blue-green release through </w:t>
-      </w:r>
-      <w:proofErr w:type="spellStart"/>
-      <w:r>
-        <w:t>CodeDeploy</w:t>
-      </w:r>
-      <w:proofErr w:type="spellEnd"/>
-      <w:r>
-        <w:t xml:space="preserve"> with automatic rollback.</w:t>
-      </w:r>
-    </w:p>
-    <w:p>
-      <w:pPr>
-        <w:pStyle w:val="Body"/>
-      </w:pPr>
-      <w:r>
-        <w:t xml:space="preserve">The recommendation follows the analysis in Section 4. ECS Fargate scores highest at 4.66 out of 5, and it is the only option strong on </w:t>
+        <w:t xml:space="preserve"> latency budget is not spent on cold starts and long-running reporting and document work needs no separate home. On operating </w:t>
       </w:r>
       <w:proofErr w:type="gramStart"/>
       <w:r>
-        <w:t>both of the dimensions</w:t>
+        <w:t>model</w:t>
       </w:r>
       <w:proofErr w:type="gramEnd"/>
       <w:r>
-        <w:t xml:space="preserve"> the requirements pull apart. On execution model it behaves as a server: a task holds its PostgreSQL pool and Redis client for its lifetime, starts once rather than per request, and has no maximum duration, so the 5,000 </w:t>
-      </w:r>
-      <w:proofErr w:type="spellStart"/>
-      <w:r>
-        <w:t>ms</w:t>
-      </w:r>
-      <w:proofErr w:type="spellEnd"/>
-      <w:r>
-        <w:t xml:space="preserve"> latency budget is not spent on cold starts and long-running reporting and document work needs no separate home. On operating </w:t>
-      </w:r>
-      <w:proofErr w:type="gramStart"/>
-      <w:r>
-        <w:t>model</w:t>
-      </w:r>
-      <w:proofErr w:type="gramEnd"/>
-      <w:r>
-        <w:t xml:space="preserve"> it behaves as a managed service: there is no instance to patch, no node group to scale, no cluster version to track and no control plane</w:t>
-      </w:r>
-      <w:r>
-        <w:t xml:space="preserve"> to own, which is </w:t>
-      </w:r>
-      <w:r>
-        <w:t>what makes 24×7 operation by a lean team sustainable. Health checks replace a failed task automatically across three Availability Zones, answering the self-restart requirement directly, and an IAM role per task gives least-privilege identity per service rather than per host.</w:t>
+        <w:t xml:space="preserve"> it behaves as a managed service: there is no instance to patch, no node group to scale, no cluster version to track and no control plane to own, which is what makes 24×7 operation by a lean team sustainable. Health checks replace a failed task automatically across three Availability Zones, answering the self-restart requirement directly, and an IAM role per task gives least-privilege identity per service rather than per host.</w:t>
       </w:r>
     </w:p>
     <w:p>
@@ -10490,6 +10431,7 @@
         <w:rPr>
           <w:b/>
         </w:rPr>
+        <w:lastRenderedPageBreak/>
         <w:t xml:space="preserve">The </w:t>
       </w:r>
       <w:proofErr w:type="gramStart"/>
@@ -10531,11 +10473,7 @@
       </w:r>
       <w:proofErr w:type="gramEnd"/>
       <w:r>
-        <w:t xml:space="preserve"> deployment profile (SAD Section 4, Deployment Options), with Terraform versioning the </w:t>
-      </w:r>
-      <w:r>
-        <w:lastRenderedPageBreak/>
-        <w:t xml:space="preserve">infrastructure for every environment. AWS Fargate is an AWS-only service. There is no </w:t>
+        <w:t xml:space="preserve"> deployment profile (SAD Section 4, Deployment Options), with Terraform versioning the infrastructure for every environment. AWS Fargate is an AWS-only service. There is no </w:t>
       </w:r>
       <w:proofErr w:type="gramStart"/>
       <w:r>
@@ -10543,10 +10481,7 @@
       </w:r>
       <w:proofErr w:type="gramEnd"/>
       <w:r>
-        <w:t xml:space="preserve"> Fargate; ECS Anywhere extends the ECS control plane to externally managed instances but is not the Fargate capacity model, and it still depends on an AWS-hosted control pla</w:t>
-      </w:r>
-      <w:r>
-        <w:t>ne. Terraform delivers portability of infrastructure definition, not equivalence of runtime.</w:t>
+        <w:t xml:space="preserve"> Fargate; ECS Anywhere extends the ECS control plane to externally managed instances but is not the Fargate capacity model, and it still depends on an AWS-hosted control plane. Terraform delivers portability of infrastructure definition, not equivalence of runtime.</w:t>
       </w:r>
     </w:p>
     <w:p>
@@ -10617,10 +10552,7 @@
       </w:r>
       <w:proofErr w:type="spellEnd"/>
       <w:r>
-        <w:t xml:space="preserve">, and the ECS service definitions — task definition, autoscaling policy, load-balancer binding — are re-expressed as Kubernetes manifests. That is real work, and Section 7 records it as risk R1 with the scope of the change named, but it is a bounded infrastructure exercise and not an application rewrite. The Section 4.5 sub-decision keeps this affordable: ECS was preferred over EKS on the explicit basis that </w:t>
-      </w:r>
-      <w:r>
-        <w:t xml:space="preserve">migration effort away from ECS is low, which is the same property being relied on here. This is the same </w:t>
+        <w:t xml:space="preserve">, and the ECS service definitions — task definition, autoscaling policy, load-balancer binding — are re-expressed as Kubernetes manifests. That is real work, and Section 7 records it as risk R1 with the scope of the change named, but it is a bounded infrastructure exercise and not an application rewrite. The Section 4.5 sub-decision keeps this affordable: ECS was preferred over EKS on the explicit basis that migration effort away from ECS is low, which is the same property being relied on here. This is the same </w:t>
       </w:r>
       <w:proofErr w:type="gramStart"/>
       <w:r>
@@ -10676,10 +10608,7 @@
       </w:r>
       <w:proofErr w:type="spellEnd"/>
       <w:r>
-        <w:t xml:space="preserve"> Phase 1 scale and would need revisiting at substantially larger scale, as Section 4.4 sets out. Task sizing is constrained to a fixed set of CPU and memory combinations. There is no GPU support and no </w:t>
-      </w:r>
-      <w:r>
-        <w:t xml:space="preserve">privileged container access, neither of which </w:t>
+        <w:t xml:space="preserve"> Phase 1 scale and would need revisiting at substantially larger scale, as Section 4.4 sets out. Task sizing is constrained to a fixed set of CPU and memory combinations. There is no GPU support and no privileged container access, neither of which </w:t>
       </w:r>
       <w:proofErr w:type="spellStart"/>
       <w:r>
@@ -10719,10 +10648,7 @@
       </w:r>
       <w:proofErr w:type="spellEnd"/>
       <w:r>
-        <w:t xml:space="preserve"> Phase 1. Serverless functions at 3.15 are not recommended for the service fleet on the grounds set out in Section 4.2, but they remain the right tool for genuinely event-driven glue — S3-triggered document </w:t>
-      </w:r>
-      <w:r>
-        <w:t xml:space="preserve">processing, scheduled housekeeping, </w:t>
+        <w:t xml:space="preserve"> Phase 1. Serverless functions at 3.15 are not recommended for the service fleet on the grounds set out in Section 4.2, but they remain the right tool for genuinely event-driven glue — S3-triggered document processing, scheduled housekeeping, </w:t>
       </w:r>
       <w:proofErr w:type="spellStart"/>
       <w:r>
@@ -10742,9 +10668,8 @@
       <w:pPr>
         <w:pStyle w:val="Heading1"/>
       </w:pPr>
-      <w:bookmarkStart w:id="22" w:name="_Toc238142327"/>
-      <w:r>
-        <w:lastRenderedPageBreak/>
+      <w:bookmarkStart w:id="22" w:name="_Toc244213681"/>
+      <w:r>
         <w:t>Assumptions</w:t>
       </w:r>
       <w:bookmarkEnd w:id="22"/>
@@ -10870,22 +10795,6 @@
       <w:r>
         <w:t xml:space="preserve"> — approximately eight backend services averaging three concurrent tasks each at 1 vCPU and 2 GB, as derived in Section 4.4. Costs scale with task-hours. The basis is the us-east-1 production footprint; Section 4.4 also sets out the twelve-service case and the us-east-2 standby.</w:t>
       </w:r>
-      <w:proofErr w:type="gramStart"/>
-      <w:r>
-        <w:t/>
-      </w:r>
-      <w:proofErr w:type="gramEnd"/>
-      <w:r>
-        <w:t xml:space="preserve"/>
-      </w:r>
-      <w:proofErr w:type="gramStart"/>
-      <w:r>
-        <w:t/>
-      </w:r>
-      <w:proofErr w:type="gramEnd"/>
-      <w:r>
-        <w:t/>
-      </w:r>
     </w:p>
     <w:p>
       <w:pPr>
@@ -11011,13 +10920,10 @@
       <w:pPr>
         <w:pStyle w:val="Heading1"/>
       </w:pPr>
-      <w:bookmarkStart w:id="23" w:name="_Toc238142328"/>
+      <w:bookmarkStart w:id="23" w:name="_Toc244213682"/>
       <w:r>
         <w:lastRenderedPageBreak/>
-        <w:t>R</w:t>
-      </w:r>
-      <w:r>
-        <w:t>isks</w:t>
+        <w:t>Risks</w:t>
       </w:r>
       <w:bookmarkEnd w:id="23"/>
     </w:p>
@@ -11842,7 +11748,7 @@
       <w:pPr>
         <w:pStyle w:val="Heading1"/>
       </w:pPr>
-      <w:bookmarkStart w:id="24" w:name="_Toc238142329"/>
+      <w:bookmarkStart w:id="24" w:name="_Toc244213683"/>
       <w:r>
         <w:lastRenderedPageBreak/>
         <w:t>Appendix</w:t>
@@ -11853,7 +11759,7 @@
       <w:pPr>
         <w:pStyle w:val="Heading2"/>
       </w:pPr>
-      <w:bookmarkStart w:id="25" w:name="_Toc238142330"/>
+      <w:bookmarkStart w:id="25" w:name="_Toc244213684"/>
       <w:r>
         <w:t>References</w:t>
       </w:r>
@@ -12162,7 +12068,7 @@
       <w:pPr>
         <w:pStyle w:val="Heading2"/>
       </w:pPr>
-      <w:bookmarkStart w:id="26" w:name="_Toc238142331"/>
+      <w:bookmarkStart w:id="26" w:name="_Toc244213685"/>
       <w:r>
         <w:t>Scoring Methodology</w:t>
       </w:r>
@@ -13053,7 +12959,7 @@
             </wp:anchor>
           </w:drawing>
         </mc:Choice>
-        <mc:Fallback xmlns:a14="http://schemas.microsoft.com/office/drawing/2010/main" xmlns:a="http://schemas.openxmlformats.org/drawingml/2006/main" xmlns:w16cei="http://schemas.microsoft.com/office/word/2026/wordml/cei">
+        <mc:Fallback xmlns:w16cei="http://schemas.microsoft.com/office/word/2026/wordml/cei" xmlns:a="http://schemas.openxmlformats.org/drawingml/2006/main" xmlns:a14="http://schemas.microsoft.com/office/drawing/2010/main">
           <w:pict>
             <v:group w14:anchorId="7E66157F" id="Group 3" o:spid="_x0000_s1026" style="position:absolute;margin-left:0;margin-top:0;width:610.4pt;height:64.8pt;z-index:251661312;mso-width-percent:1000;mso-height-percent:900;mso-position-horizontal:center;mso-position-horizontal-relative:page;mso-position-vertical:top;mso-position-vertical-relative:page;mso-width-percent:1000;mso-height-percent:900;mso-height-relative:top-margin-area" coordorigin="8,9" coordsize="15823,1439" o:gfxdata="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">
               <v:shapetype id="_x0000_t32" coordsize="21600,21600" o:spt="32" o:oned="t" path="m,l21600,21600e" filled="f">
@@ -13138,7 +13044,7 @@
             </wp:anchor>
           </w:drawing>
         </mc:Choice>
-        <mc:Fallback xmlns:a14="http://schemas.microsoft.com/office/drawing/2010/main" xmlns:a="http://schemas.openxmlformats.org/drawingml/2006/main" xmlns:w16cei="http://schemas.microsoft.com/office/word/2026/wordml/cei">
+        <mc:Fallback xmlns:w16cei="http://schemas.microsoft.com/office/word/2026/wordml/cei" xmlns:a="http://schemas.openxmlformats.org/drawingml/2006/main" xmlns:a14="http://schemas.microsoft.com/office/drawing/2010/main">
           <w:pict>
             <v:rect w14:anchorId="0ECB8EDB" id="Rectangle 2" o:spid="_x0000_s1026" style="position:absolute;margin-left:0;margin-top:0;width:7.15pt;height:62.95pt;z-index:251660288;visibility:visible;mso-wrap-style:square;mso-width-percent:0;mso-height-percent:900;mso-wrap-distance-left:9pt;mso-wrap-distance-top:0;mso-wrap-distance-right:9pt;mso-wrap-distance-bottom:0;mso-position-horizontal:center;mso-position-horizontal-relative:right-margin-area;mso-position-vertical:top;mso-position-vertical-relative:page;mso-width-percent:0;mso-height-percent:900;mso-width-relative:page;mso-height-relative:top-margin-area;v-text-anchor:top" o:gfxdata="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" fillcolor="#4472c4 [3208]" strokecolor="#1f3763 [1608]">
               <w10:wrap anchorx="margin" anchory="page"/>
@@ -13217,7 +13123,7 @@
             </wp:anchor>
           </w:drawing>
         </mc:Choice>
-        <mc:Fallback xmlns:a14="http://schemas.microsoft.com/office/drawing/2010/main" xmlns:a="http://schemas.openxmlformats.org/drawingml/2006/main" xmlns:w16cei="http://schemas.microsoft.com/office/word/2026/wordml/cei">
+        <mc:Fallback xmlns:w16cei="http://schemas.microsoft.com/office/word/2026/wordml/cei" xmlns:a="http://schemas.openxmlformats.org/drawingml/2006/main" xmlns:a14="http://schemas.microsoft.com/office/drawing/2010/main">
           <w:pict>
             <v:rect w14:anchorId="70E789E4" id="Rectangle 1" o:spid="_x0000_s1026" style="position:absolute;margin-left:0;margin-top:0;width:7.15pt;height:62.95pt;z-index:251659264;visibility:visible;mso-wrap-style:square;mso-width-percent:0;mso-height-percent:900;mso-wrap-distance-left:9pt;mso-wrap-distance-top:0;mso-wrap-distance-right:9pt;mso-wrap-distance-bottom:0;mso-position-horizontal:center;mso-position-horizontal-relative:left-margin-area;mso-position-vertical:top;mso-position-vertical-relative:page;mso-width-percent:0;mso-height-percent:900;mso-width-relative:page;mso-height-relative:top-margin-area;v-text-anchor:top" o:gfxdata="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" fillcolor="#4472c4 [3208]" strokecolor="#1f3763 [1608]">
               <w10:wrap anchorx="margin" anchory="page"/>

--- a/docs/dar/Utsav_eClaims_DAR_Compute.docx
+++ b/docs/dar/Utsav_eClaims_DAR_Compute.docx
@@ -1297,6 +1297,12 @@
                 <w:rFonts w:asciiTheme="majorHAnsi" w:hAnsiTheme="majorHAnsi"/>
               </w:rPr>
             </w:pPr>
+            <w:r>
+              <w:rPr>
+                <w:rFonts w:asciiTheme="majorHAnsi" w:hAnsiTheme="majorHAnsi"/>
+              </w:rPr>
+              <w:t>2.1</w:t>
+            </w:r>
           </w:p>
         </w:tc>
         <w:tc>
@@ -1316,6 +1322,12 @@
                 <w:rFonts w:asciiTheme="majorHAnsi" w:hAnsiTheme="majorHAnsi"/>
               </w:rPr>
             </w:pPr>
+            <w:r>
+              <w:rPr>
+                <w:rFonts w:asciiTheme="majorHAnsi" w:hAnsiTheme="majorHAnsi"/>
+              </w:rPr>
+              <w:t>30-10-2026</w:t>
+            </w:r>
           </w:p>
         </w:tc>
         <w:tc>
@@ -1335,6 +1347,12 @@
                 <w:rFonts w:asciiTheme="majorHAnsi" w:hAnsiTheme="majorHAnsi"/>
               </w:rPr>
             </w:pPr>
+            <w:r>
+              <w:rPr>
+                <w:rFonts w:asciiTheme="majorHAnsi" w:hAnsiTheme="majorHAnsi"/>
+              </w:rPr>
+              <w:t>Utsav Verma</w:t>
+            </w:r>
           </w:p>
         </w:tc>
         <w:tc>
@@ -1354,6 +1372,12 @@
                 <w:rFonts w:asciiTheme="majorHAnsi" w:hAnsiTheme="majorHAnsi"/>
               </w:rPr>
             </w:pPr>
+            <w:r>
+              <w:rPr>
+                <w:rFonts w:asciiTheme="majorHAnsi" w:hAnsiTheme="majorHAnsi"/>
+              </w:rPr>
+              <w:t>Aligned with SAD v1.9: thirteen Layer 3 services plus the Auth Service (the fourteen-service case in Sections 4.4 and 5.4 and risk R4); the mobile app as a client; scheduled jobs on EventBridge Scheduler and Lambda; RDS Proxy in the Lambda cost note; SAD reference updated to v1.9</w:t>
+            </w:r>
           </w:p>
         </w:tc>
       </w:tr>
@@ -3563,7 +3587,7 @@
                 <w:noProof/>
                 <w:webHidden/>
               </w:rPr>
-              <w:t>23</w:t>
+              <w:t>24</w:t>
             </w:r>
             <w:r>
               <w:rPr>
@@ -3657,7 +3681,7 @@
                 <w:noProof/>
                 <w:webHidden/>
               </w:rPr>
-              <w:t>23</w:t>
+              <w:t>24</w:t>
             </w:r>
             <w:r>
               <w:rPr>
@@ -3751,7 +3775,7 @@
                 <w:noProof/>
                 <w:webHidden/>
               </w:rPr>
-              <w:t>23</w:t>
+              <w:t>24</w:t>
             </w:r>
             <w:r>
               <w:rPr>
@@ -3845,7 +3869,7 @@
                 <w:noProof/>
                 <w:webHidden/>
               </w:rPr>
-              <w:t>25</w:t>
+              <w:t>26</w:t>
             </w:r>
             <w:r>
               <w:rPr>
@@ -3939,7 +3963,7 @@
                 <w:noProof/>
                 <w:webHidden/>
               </w:rPr>
-              <w:t>26</w:t>
+              <w:t>27</w:t>
             </w:r>
             <w:r>
               <w:rPr>
@@ -4033,7 +4057,7 @@
                 <w:noProof/>
                 <w:webHidden/>
               </w:rPr>
-              <w:t>27</w:t>
+              <w:t>28</w:t>
             </w:r>
             <w:r>
               <w:rPr>
@@ -4127,7 +4151,7 @@
                 <w:noProof/>
                 <w:webHidden/>
               </w:rPr>
-              <w:t>28</w:t>
+              <w:t>29</w:t>
             </w:r>
             <w:r>
               <w:rPr>
@@ -4217,7 +4241,7 @@
                 <w:noProof/>
                 <w:webHidden/>
               </w:rPr>
-              <w:t>30</w:t>
+              <w:t>31</w:t>
             </w:r>
             <w:r>
               <w:rPr>
@@ -4311,7 +4335,7 @@
                 <w:noProof/>
                 <w:webHidden/>
               </w:rPr>
-              <w:t>30</w:t>
+              <w:t>31</w:t>
             </w:r>
             <w:r>
               <w:rPr>
@@ -4405,7 +4429,7 @@
                 <w:noProof/>
                 <w:webHidden/>
               </w:rPr>
-              <w:t>30</w:t>
+              <w:t>31</w:t>
             </w:r>
             <w:r>
               <w:rPr>
@@ -4499,7 +4523,7 @@
                 <w:noProof/>
                 <w:webHidden/>
               </w:rPr>
-              <w:t>31</w:t>
+              <w:t>32</w:t>
             </w:r>
             <w:r>
               <w:rPr>
@@ -4593,7 +4617,7 @@
                 <w:noProof/>
                 <w:webHidden/>
               </w:rPr>
-              <w:t>31</w:t>
+              <w:t>32</w:t>
             </w:r>
             <w:r>
               <w:rPr>
@@ -4683,7 +4707,7 @@
                 <w:noProof/>
                 <w:webHidden/>
               </w:rPr>
-              <w:t>32</w:t>
+              <w:t>33</w:t>
             </w:r>
             <w:r>
               <w:rPr>
@@ -4773,7 +4797,7 @@
                 <w:noProof/>
                 <w:webHidden/>
               </w:rPr>
-              <w:t>33</w:t>
+              <w:t>34</w:t>
             </w:r>
             <w:r>
               <w:rPr>
@@ -4863,7 +4887,7 @@
                 <w:noProof/>
                 <w:webHidden/>
               </w:rPr>
-              <w:t>38</w:t>
+              <w:t>39</w:t>
             </w:r>
             <w:r>
               <w:rPr>
@@ -4957,7 +4981,7 @@
                 <w:noProof/>
                 <w:webHidden/>
               </w:rPr>
-              <w:t>38</w:t>
+              <w:t>39</w:t>
             </w:r>
             <w:r>
               <w:rPr>
@@ -5051,7 +5075,7 @@
                 <w:noProof/>
                 <w:webHidden/>
               </w:rPr>
-              <w:t>39</w:t>
+              <w:t>40</w:t>
             </w:r>
             <w:r>
               <w:rPr>
@@ -5239,7 +5263,7 @@
     </w:p>
     <w:p>
       <w:r>
-        <w:t>The decisive characteristic of eClaims is the shape of its workload. It is not a set of short, event-triggered functions and it is not a large estate of heterogeneous workloads needing a general-purpose scheduler. It is a modest fleet of long-lived HTTP services — the eleven Layer 3 services of SAD Section 4, Claims, Incident Management, Payment and Document among them, plus the Auth Service — that hold pooled database and cache connections, serve the three portals through the Application Load Balancer (ALB), run queue consumers and scheduled jobs alongside, must answer within a fixed latency budget, and must run unattended around the clock under a lean operations team.</w:t>
+        <w:t>The decisive characteristic of eClaims is the shape of its workload. It is not a set of short, event-triggered functions and it is not a large estate of heterogeneous workloads needing a general-purpose scheduler. It is a modest fleet of long-lived HTTP services — the thirteen Layer 3 services of SAD Section 4, Claims, Incident Management, Payment and Document among them, plus the Auth Service — that hold pooled database and cache connections, serve the three portals and the mobile app through the Application Load Balancer (ALB), run queue consumers and the outbox relay alongside, must answer within a fixed latency budget, and must run unattended around the clock under a lean operations team.</w:t>
       </w:r>
     </w:p>
     <w:p>
@@ -5285,7 +5309,7 @@
         </w:numPr>
       </w:pPr>
       <w:r>
-        <w:t>Synchronous request and response under load — the three portals call the services through the load balancer, so the runtime must serve interactive traffic and not only event-driven work.</w:t>
+        <w:t>Synchronous request and response under load — the three portals and the mobile app call the services through the load balancer, so the runtime must serve interactive traffic and not only event-driven work.</w:t>
       </w:r>
     </w:p>
     <w:p>
@@ -5297,7 +5321,7 @@
         </w:numPr>
       </w:pPr>
       <w:r>
-        <w:t>Asynchronous and scheduled work — event consumers, document processing, notification dispatch and scheduled reporting jobs run alongside the request path and must be accommodated by the same platform.</w:t>
+        <w:t>Asynchronous work — event consumers, the outbox relay, notification dispatch and on-demand report jobs run alongside the request path and must be accommodated by the same platform. Short scheduled and event-driven jobs — the SLA scan, document reconciliation and document indexing — run on EventBridge Scheduler and Lambda (SAD Section 4, Layer 4).</w:t>
       </w:r>
     </w:p>
     <w:p>
@@ -5321,7 +5345,7 @@
         </w:numPr>
       </w:pPr>
       <w:r>
-        <w:t>Workloads exceeding function time limits — batch reporting, document processing and archival operations run longer than the fifteen-minute maximum duration of a serverless function.</w:t>
+        <w:t>Workloads exceeding function time limits — on-demand report jobs, the daily export of audit records and an OpenSearch index rebuild can run longer than the fifteen-minute maximum duration of a serverless function.</w:t>
       </w:r>
     </w:p>
     <w:p>
@@ -6401,7 +6425,7 @@
               <w:pStyle w:val="NoSpacing"/>
             </w:pPr>
             <w:r>
-              <w:t>Twelve independently releasable services, with their queue consumers and scheduled jobs, run under one service model with blue-green release (SAD Section 4, CI/CD Pipeline).</w:t>
+              <w:t>Fourteen independently releasable services — the thirteen Layer 3 services and the Auth Service — with their queue consumers and one-off tasks such as database migrations, run under one service model with blue-green release (SAD Section 4, CI/CD Pipeline).</w:t>
             </w:r>
           </w:p>
         </w:tc>
@@ -12583,7 +12607,7 @@
     </w:p>
     <w:p>
       <w:r>
-        <w:t>Basis, stated so that the figures can be recalculated if the assumption changes: eight backend services, each resting at 2 tasks and averaging 3 concurrently running tasks across the day, each task sized at 1 vCPU and 2 GB of memory, running continuously — 24 running tasks, or 17,520 task-hours in a 730-hour month. Load-balancer, NAT gateway, data-transfer, logging and data-store costs are common to all three models and are excluded. The basis is the us-east-1 production footprint; at the twelve services the SAD lists (eleven Layer 3 services plus the Auth Service) the Fargate figure rises in proportion, to ≈ USD 1,297 a month. The us-east-2 warm standby keeps each service at minimum capacity in a second Region; under Kubernetes that is a second production cluster with its own nodes, fee and version lifecycle. Neither changes the ranking in Section 4.2.</w:t>
+        <w:t>Basis, stated so that the figures can be recalculated if the assumption changes: eight backend services, each resting at 2 tasks and averaging 3 concurrently running tasks across the day, each task sized at 1 vCPU and 2 GB of memory, running continuously — 24 running tasks, or 17,520 task-hours in a 730-hour month. Load-balancer, NAT gateway, data-transfer, logging and data-store costs are common to all three models and are excluded. The basis is the us-east-1 production footprint; at the fourteen services the SAD lists (thirteen Layer 3 services plus the Auth Service) the Fargate figure rises in proportion, to ≈ USD 1,514 a month. The us-east-2 warm standby keeps each service at minimum capacity in a second Region; under Kubernetes that is a second production cluster with its own nodes, fee and version lifecycle. Neither changes the ranking in Section 4.2.</w:t>
       </w:r>
     </w:p>
     <w:tbl>
@@ -12737,7 +12761,7 @@
               <w:pStyle w:val="NoSpacing"/>
             </w:pPr>
             <w:r>
-              <w:t>At continuous execution a function is billed for duration in the same way a task is, so the run rate would be of a similar order; the figure is not meaningful because the option cannot host these services without provisioned concurrency to suppress cold starts and an external connection proxy to hold the pool, at which point it is a more expensive and more constrained container platform.</w:t>
+              <w:t>At continuous execution a function is billed for duration in the same way a task is, so the run rate would be of a similar order; the figure is not meaningful because the option cannot host these services without provisioned concurrency to suppress cold starts. RDS Proxy, which the SAD puts in front of every service (Section 4, Layer 5), would keep its connection count bounded, but each new function instance would still open its connections and clients on a cold start, at which point it is a more expensive and more constrained container platform.</w:t>
             </w:r>
           </w:p>
         </w:tc>
@@ -15697,7 +15721,7 @@
     </w:p>
     <w:p>
       <w:r>
-        <w:t>Two sensitivities leave the conclusion unchanged. At twelve services on the same basis (36 tasks; 26,280 vCPU-hours and 52,560 GB-hours), compute rises to ≈ USD 1,297 a month under both options, and the EKS fee of USD 292 becomes 23% of compute instead of 34%. Combining development and staging in one cluster would cut the EKS fee to ≈ USD 219 a month, at the cost of rehearsing upgrades on a shared cluster.</w:t>
+        <w:t>Two sensitivities leave the conclusion unchanged. At fourteen services on the same basis (42 tasks; 30,660 vCPU-hours and 61,320 GB-hours), compute rises to ≈ USD 1,514 a month under both options, and the EKS fee of USD 292 becomes 19% of compute instead of 34%. Combining development and staging in one cluster would cut the EKS fee to ≈ USD 219 a month, at the cost of rehearsing upgrades on a shared cluster.</w:t>
       </w:r>
     </w:p>
     <w:p>
@@ -17000,7 +17024,7 @@
         </w:numPr>
       </w:pPr>
       <w:r>
-        <w:t>Scale basis — eight backend services averaging three concurrent tasks each at 1 vCPU and 2 GB, as derived in Section 4.4; costs scale with task-hours. The SAD lists eleven Layer 3 services plus the Auth Service, and Sections 4.4 and 5.4 show the twelve-service case. The service count changes compute cost equally under ECS and EKS, so it does not change the orchestrator decision.</w:t>
+        <w:t>Scale basis — eight backend services averaging three concurrent tasks each at 1 vCPU and 2 GB, as derived in Section 4.4; costs scale with task-hours. The SAD lists thirteen Layer 3 services plus the Auth Service, and Sections 4.4 and 5.4 show the fourteen-service case. The service count changes compute cost equally under ECS and EKS, so it does not change the orchestrator decision.</w:t>
       </w:r>
     </w:p>
     <w:p>
@@ -17632,7 +17656,7 @@
               <w:pStyle w:val="NoSpacing"/>
             </w:pPr>
             <w:r>
-              <w:t>Before go-live, size the vCPU quota from the maximum task counts in SAD Section 9.4 (20 for Claims, 10 for each other service) at the chosen task size, doubled for blue-green — about 130 to 260 vCPU for twelve services. Raise the quota through Service Quotas in each account and Region, and alarm on quota utilisation. Confirm task sizes and scale-out timing in the load tests in SAD Section 9.5. eClaims needs no GPUs or privileged containers.</w:t>
+              <w:t>Before go-live, size the vCPU quota from the maximum task counts in SAD Section 9.4 (20 for Claims, 10 for each other service) at the chosen task size, doubled for blue-green — about 150 to 300 vCPU for fourteen services. Raise the quota through Service Quotas in each account and Region, and alarm on quota utilisation. Confirm task sizes and scale-out timing in the load tests in SAD Section 9.5. eClaims needs no GPUs or privileged containers.</w:t>
             </w:r>
           </w:p>
         </w:tc>
@@ -18186,7 +18210,7 @@
         </w:numPr>
       </w:pPr>
       <w:r>
-        <w:t>eClaims Solution Approach Document (SAD) v1.8 — docs/sad/solution-approach-document.md: Section 4 (Layer 3, Layer 6, Deployment Topology, CI/CD Pipeline, Deployment Options), Section 7, Section 8 including POC coverage, Section 9 (9.1 to 9.5), Section 10 (Assumptions 1 and 10)</w:t>
+        <w:t>eClaims Solution Approach Document (SAD) v1.9 — docs/sad/solution-approach-document.md: Section 4 (Layers 3 to 6, Deployment Topology, CI/CD Pipeline, Deployment Options), Section 7, Section 8 including POC coverage, Section 9 (9.1 to 9.5), Section 10 (Assumptions 1 and 10)</w:t>
       </w:r>
     </w:p>
     <w:p>

--- a/docs/dar/Utsav_eClaims_DAR_Compute.docx
+++ b/docs/dar/Utsav_eClaims_DAR_Compute.docx
@@ -1381,6 +1381,108 @@
           </w:p>
         </w:tc>
       </w:tr>
+      <w:tr>
+        <w:tc>
+          <w:tcPr>
+            <w:tcW w:w="1176" w:type="dxa"/>
+            <w:tcBorders>
+              <w:top w:val="dotted" w:sz="4" w:space="0" w:color="auto"/>
+              <w:left w:val="dotted" w:sz="4" w:space="0" w:color="auto"/>
+              <w:bottom w:val="dotted" w:sz="4" w:space="0" w:color="auto"/>
+              <w:right w:val="dotted" w:sz="4" w:space="0" w:color="auto"/>
+            </w:tcBorders>
+          </w:tcPr>
+          <w:p>
+            <w:pPr>
+              <w:pStyle w:val="NoSpacing"/>
+              <w:rPr>
+                <w:rFonts w:asciiTheme="majorHAnsi" w:hAnsiTheme="majorHAnsi"/>
+              </w:rPr>
+            </w:pPr>
+            <w:r>
+              <w:rPr>
+                <w:rFonts w:asciiTheme="majorHAnsi" w:hAnsiTheme="majorHAnsi"/>
+              </w:rPr>
+              <w:t>2.2</w:t>
+            </w:r>
+          </w:p>
+        </w:tc>
+        <w:tc>
+          <w:tcPr>
+            <w:tcW w:w="1648" w:type="dxa"/>
+            <w:tcBorders>
+              <w:top w:val="dotted" w:sz="4" w:space="0" w:color="auto"/>
+              <w:left w:val="dotted" w:sz="4" w:space="0" w:color="auto"/>
+              <w:bottom w:val="dotted" w:sz="4" w:space="0" w:color="auto"/>
+              <w:right w:val="dotted" w:sz="4" w:space="0" w:color="auto"/>
+            </w:tcBorders>
+          </w:tcPr>
+          <w:p>
+            <w:pPr>
+              <w:pStyle w:val="NoSpacing"/>
+              <w:rPr>
+                <w:rFonts w:asciiTheme="majorHAnsi" w:hAnsiTheme="majorHAnsi"/>
+              </w:rPr>
+            </w:pPr>
+            <w:r>
+              <w:rPr>
+                <w:rFonts w:asciiTheme="majorHAnsi" w:hAnsiTheme="majorHAnsi"/>
+              </w:rPr>
+              <w:t>30-10-2026</w:t>
+            </w:r>
+          </w:p>
+        </w:tc>
+        <w:tc>
+          <w:tcPr>
+            <w:tcW w:w="2295" w:type="dxa"/>
+            <w:tcBorders>
+              <w:top w:val="dotted" w:sz="4" w:space="0" w:color="auto"/>
+              <w:left w:val="dotted" w:sz="4" w:space="0" w:color="auto"/>
+              <w:bottom w:val="dotted" w:sz="4" w:space="0" w:color="auto"/>
+              <w:right w:val="dotted" w:sz="4" w:space="0" w:color="auto"/>
+            </w:tcBorders>
+          </w:tcPr>
+          <w:p>
+            <w:pPr>
+              <w:pStyle w:val="NoSpacing"/>
+              <w:rPr>
+                <w:rFonts w:asciiTheme="majorHAnsi" w:hAnsiTheme="majorHAnsi"/>
+              </w:rPr>
+            </w:pPr>
+            <w:r>
+              <w:rPr>
+                <w:rFonts w:asciiTheme="majorHAnsi" w:hAnsiTheme="majorHAnsi"/>
+              </w:rPr>
+              <w:t>Utsav Verma</w:t>
+            </w:r>
+          </w:p>
+        </w:tc>
+        <w:tc>
+          <w:tcPr>
+            <w:tcW w:w="3897" w:type="dxa"/>
+            <w:tcBorders>
+              <w:top w:val="dotted" w:sz="4" w:space="0" w:color="auto"/>
+              <w:left w:val="dotted" w:sz="4" w:space="0" w:color="auto"/>
+              <w:bottom w:val="dotted" w:sz="4" w:space="0" w:color="auto"/>
+              <w:right w:val="dotted" w:sz="4" w:space="0" w:color="auto"/>
+            </w:tcBorders>
+          </w:tcPr>
+          <w:p>
+            <w:pPr>
+              <w:pStyle w:val="NoSpacing"/>
+              <w:rPr>
+                <w:rFonts w:asciiTheme="majorHAnsi" w:hAnsiTheme="majorHAnsi"/>
+              </w:rPr>
+            </w:pPr>
+            <w:r>
+              <w:rPr>
+                <w:rFonts w:asciiTheme="majorHAnsi" w:hAnsiTheme="majorHAnsi"/>
+              </w:rPr>
+              <w:t>SAD reference updated to v2.0; the service count (thirteen Layer 3 services plus the Auth Service) is unchanged</w:t>
+            </w:r>
+          </w:p>
+        </w:tc>
+      </w:tr>
     </w:tbl>
     <w:p>
       <w:pPr>
@@ -18210,7 +18312,7 @@
         </w:numPr>
       </w:pPr>
       <w:r>
-        <w:t>eClaims Solution Approach Document (SAD) v1.9 — docs/sad/solution-approach-document.md: Section 4 (Layers 3 to 6, Deployment Topology, CI/CD Pipeline, Deployment Options), Section 7, Section 8 including POC coverage, Section 9 (9.1 to 9.5), Section 10 (Assumptions 1 and 10)</w:t>
+        <w:t>eClaims Solution Approach Document (SAD) v2.0 — docs/sad/solution-approach-document.md: Section 4 (Layers 3 to 6, Deployment Topology, CI/CD Pipeline, Deployment Options), Section 7, Section 8 including POC coverage, Section 9 (9.1 to 9.5), Section 10 (Assumptions 1 and 10)</w:t>
       </w:r>
     </w:p>
     <w:p>
